--- a/javascript/learn/Docs/09 - Array.docx
+++ b/javascript/learn/Docs/09 - Array.docx
@@ -3,8 +3,5409 @@
 <w:document xmlns:wpc="http://schemas.microsoft.com/office/word/2010/wordprocessingCanvas" xmlns:mc="http://schemas.openxmlformats.org/markup-compatibility/2006" xmlns:o="urn:schemas-microsoft-com:office:office" xmlns:r="http://schemas.openxmlformats.org/officeDocument/2006/relationships" xmlns:m="http://schemas.openxmlformats.org/officeDocument/2006/math" xmlns:v="urn:schemas-microsoft-com:vml" xmlns:wp14="http://schemas.microsoft.com/office/word/2010/wordprocessingDrawing" xmlns:wp="http://schemas.openxmlformats.org/drawingml/2006/wordprocessingDrawing" xmlns:w="http://schemas.openxmlformats.org/wordprocessingml/2006/main" xmlns:w14="http://schemas.microsoft.com/office/word/2010/wordml" xmlns:w10="urn:schemas-microsoft-com:office:word" xmlns:w15="http://schemas.microsoft.com/office/word/2012/wordml" xmlns:wpg="http://schemas.microsoft.com/office/word/2010/wordprocessingGroup" xmlns:wpi="http://schemas.microsoft.com/office/word/2010/wordprocessingInk" xmlns:wne="http://schemas.microsoft.com/office/word/2006/wordml" xmlns:wps="http://schemas.microsoft.com/office/word/2010/wordprocessingShape" xmlns:wpsCustomData="http://www.wps.cn/officeDocument/2013/wpsCustomData" mc:Ignorable="w14 w15 wp14">
   <w:body>
     <w:p>
+      <w:pPr>
+        <w:rPr>
+          <w:rFonts w:hint="default"/>
+          <w:lang w:val="en-IN"/>
+        </w:rPr>
+      </w:pPr>
+    </w:p>
+    <w:p>
+      <w:pPr>
+        <w:rPr>
+          <w:rFonts w:ascii="SimSun" w:hAnsi="SimSun" w:eastAsia="SimSun" w:cs="SimSun"/>
+          <w:sz w:val="24"/>
+          <w:szCs w:val="24"/>
+        </w:rPr>
+      </w:pPr>
+      <w:r>
+        <w:rPr>
+          <w:rStyle w:val="4"/>
+          <w:rFonts w:ascii="SimSun" w:hAnsi="SimSun" w:eastAsia="SimSun" w:cs="SimSun"/>
+          <w:sz w:val="24"/>
+          <w:szCs w:val="24"/>
+        </w:rPr>
+        <w:t>slice()</w:t>
+      </w:r>
+      <w:r>
+        <w:rPr>
+          <w:rFonts w:ascii="SimSun" w:hAnsi="SimSun" w:eastAsia="SimSun" w:cs="SimSun"/>
+          <w:sz w:val="24"/>
+          <w:szCs w:val="24"/>
+        </w:rPr>
+        <w:t xml:space="preserve"> Method in JavaScript (for Arrays)</w:t>
+      </w:r>
+    </w:p>
+    <w:p>
+      <w:pPr>
+        <w:rPr>
+          <w:rFonts w:hint="default" w:ascii="SimSun" w:hAnsi="SimSun" w:eastAsia="SimSun" w:cs="SimSun"/>
+          <w:sz w:val="24"/>
+          <w:szCs w:val="24"/>
+          <w:lang w:val="en-IN"/>
+        </w:rPr>
+      </w:pPr>
+      <w:r>
+        <w:rPr>
+          <w:rFonts w:ascii="SimSun" w:hAnsi="SimSun" w:eastAsia="SimSun" w:cs="SimSun"/>
+          <w:sz w:val="24"/>
+          <w:szCs w:val="24"/>
+        </w:rPr>
+        <w:t xml:space="preserve">The </w:t>
+      </w:r>
+      <w:r>
+        <w:rPr>
+          <w:rStyle w:val="4"/>
+          <w:rFonts w:ascii="SimSun" w:hAnsi="SimSun" w:eastAsia="SimSun" w:cs="SimSun"/>
+          <w:sz w:val="24"/>
+          <w:szCs w:val="24"/>
+        </w:rPr>
+        <w:t>.slice()</w:t>
+      </w:r>
+      <w:r>
+        <w:rPr>
+          <w:rFonts w:ascii="SimSun" w:hAnsi="SimSun" w:eastAsia="SimSun" w:cs="SimSun"/>
+          <w:sz w:val="24"/>
+          <w:szCs w:val="24"/>
+        </w:rPr>
+        <w:t xml:space="preserve"> method returns a </w:t>
+      </w:r>
+      <w:r>
+        <w:rPr>
+          <w:rStyle w:val="5"/>
+          <w:rFonts w:ascii="SimSun" w:hAnsi="SimSun" w:eastAsia="SimSun" w:cs="SimSun"/>
+          <w:sz w:val="24"/>
+          <w:szCs w:val="24"/>
+        </w:rPr>
+        <w:t>shallow copy</w:t>
+      </w:r>
+      <w:r>
+        <w:rPr>
+          <w:rFonts w:ascii="SimSun" w:hAnsi="SimSun" w:eastAsia="SimSun" w:cs="SimSun"/>
+          <w:sz w:val="24"/>
+          <w:szCs w:val="24"/>
+        </w:rPr>
+        <w:t xml:space="preserve"> of a portion of an array </w:t>
+      </w:r>
+      <w:r>
+        <w:rPr>
+          <w:rStyle w:val="5"/>
+          <w:rFonts w:ascii="SimSun" w:hAnsi="SimSun" w:eastAsia="SimSun" w:cs="SimSun"/>
+          <w:sz w:val="24"/>
+          <w:szCs w:val="24"/>
+        </w:rPr>
+        <w:t>without modifying the original</w:t>
+      </w:r>
+      <w:r>
+        <w:rPr>
+          <w:rFonts w:ascii="SimSun" w:hAnsi="SimSun" w:eastAsia="SimSun" w:cs="SimSun"/>
+          <w:sz w:val="24"/>
+          <w:szCs w:val="24"/>
+        </w:rPr>
+        <w:t>.</w:t>
+      </w:r>
+    </w:p>
+    <w:p>
+      <w:pPr>
+        <w:rPr>
+          <w:rFonts w:hint="default"/>
+          <w:lang w:val="en-IN"/>
+        </w:rPr>
+      </w:pPr>
+    </w:p>
+    <w:p>
+      <w:pPr>
+        <w:rPr>
+          <w:rFonts w:hint="default"/>
+          <w:lang w:val="en-IN"/>
+        </w:rPr>
+      </w:pPr>
+    </w:p>
+    <w:p>
+      <w:pPr>
+        <w:keepNext w:val="0"/>
+        <w:keepLines w:val="0"/>
+        <w:widowControl/>
+        <w:suppressLineNumbers w:val="0"/>
+        <w:shd w:val="clear" w:fill="1E1E1E"/>
+        <w:spacing w:line="285" w:lineRule="atLeast"/>
+        <w:jc w:val="left"/>
+        <w:rPr>
+          <w:rFonts w:ascii="Consolas" w:hAnsi="Consolas" w:eastAsia="Consolas" w:cs="Consolas"/>
+          <w:b w:val="0"/>
+          <w:bCs w:val="0"/>
+          <w:color w:val="D4D4D4"/>
+          <w:sz w:val="21"/>
+          <w:szCs w:val="21"/>
+        </w:rPr>
+      </w:pPr>
+      <w:r>
+        <w:rPr>
+          <w:rFonts w:hint="default" w:ascii="Consolas" w:hAnsi="Consolas" w:eastAsia="Consolas" w:cs="Consolas"/>
+          <w:b w:val="0"/>
+          <w:bCs w:val="0"/>
+          <w:color w:val="569CD6"/>
+          <w:kern w:val="0"/>
+          <w:sz w:val="21"/>
+          <w:szCs w:val="21"/>
+          <w:shd w:val="clear" w:fill="1E1E1E"/>
+          <w:lang w:val="en-US" w:eastAsia="zh-CN" w:bidi="ar"/>
+        </w:rPr>
+        <w:t>let</w:t>
+      </w:r>
+      <w:r>
+        <w:rPr>
+          <w:rFonts w:hint="default" w:ascii="Consolas" w:hAnsi="Consolas" w:eastAsia="Consolas" w:cs="Consolas"/>
+          <w:b w:val="0"/>
+          <w:bCs w:val="0"/>
+          <w:color w:val="D4D4D4"/>
+          <w:kern w:val="0"/>
+          <w:sz w:val="21"/>
+          <w:szCs w:val="21"/>
+          <w:shd w:val="clear" w:fill="1E1E1E"/>
+          <w:lang w:val="en-US" w:eastAsia="zh-CN" w:bidi="ar"/>
+        </w:rPr>
+        <w:t xml:space="preserve"> </w:t>
+      </w:r>
+      <w:r>
+        <w:rPr>
+          <w:rFonts w:hint="default" w:ascii="Consolas" w:hAnsi="Consolas" w:eastAsia="Consolas" w:cs="Consolas"/>
+          <w:b w:val="0"/>
+          <w:bCs w:val="0"/>
+          <w:color w:val="9CDCFE"/>
+          <w:kern w:val="0"/>
+          <w:sz w:val="21"/>
+          <w:szCs w:val="21"/>
+          <w:shd w:val="clear" w:fill="1E1E1E"/>
+          <w:lang w:val="en-US" w:eastAsia="zh-CN" w:bidi="ar"/>
+        </w:rPr>
+        <w:t>ary</w:t>
+      </w:r>
+      <w:r>
+        <w:rPr>
+          <w:rFonts w:hint="default" w:ascii="Consolas" w:hAnsi="Consolas" w:eastAsia="Consolas" w:cs="Consolas"/>
+          <w:b w:val="0"/>
+          <w:bCs w:val="0"/>
+          <w:color w:val="D4D4D4"/>
+          <w:kern w:val="0"/>
+          <w:sz w:val="21"/>
+          <w:szCs w:val="21"/>
+          <w:shd w:val="clear" w:fill="1E1E1E"/>
+          <w:lang w:val="en-US" w:eastAsia="zh-CN" w:bidi="ar"/>
+        </w:rPr>
+        <w:t xml:space="preserve"> = [</w:t>
+      </w:r>
+      <w:r>
+        <w:rPr>
+          <w:rFonts w:hint="default" w:ascii="Consolas" w:hAnsi="Consolas" w:eastAsia="Consolas" w:cs="Consolas"/>
+          <w:b w:val="0"/>
+          <w:bCs w:val="0"/>
+          <w:color w:val="CE9178"/>
+          <w:kern w:val="0"/>
+          <w:sz w:val="21"/>
+          <w:szCs w:val="21"/>
+          <w:shd w:val="clear" w:fill="1E1E1E"/>
+          <w:lang w:val="en-US" w:eastAsia="zh-CN" w:bidi="ar"/>
+        </w:rPr>
+        <w:t>"name01"</w:t>
+      </w:r>
+      <w:r>
+        <w:rPr>
+          <w:rFonts w:hint="default" w:ascii="Consolas" w:hAnsi="Consolas" w:eastAsia="Consolas" w:cs="Consolas"/>
+          <w:b w:val="0"/>
+          <w:bCs w:val="0"/>
+          <w:color w:val="D4D4D4"/>
+          <w:kern w:val="0"/>
+          <w:sz w:val="21"/>
+          <w:szCs w:val="21"/>
+          <w:shd w:val="clear" w:fill="1E1E1E"/>
+          <w:lang w:val="en-US" w:eastAsia="zh-CN" w:bidi="ar"/>
+        </w:rPr>
+        <w:t xml:space="preserve">, </w:t>
+      </w:r>
+      <w:r>
+        <w:rPr>
+          <w:rFonts w:hint="default" w:ascii="Consolas" w:hAnsi="Consolas" w:eastAsia="Consolas" w:cs="Consolas"/>
+          <w:b w:val="0"/>
+          <w:bCs w:val="0"/>
+          <w:color w:val="CE9178"/>
+          <w:kern w:val="0"/>
+          <w:sz w:val="21"/>
+          <w:szCs w:val="21"/>
+          <w:shd w:val="clear" w:fill="1E1E1E"/>
+          <w:lang w:val="en-US" w:eastAsia="zh-CN" w:bidi="ar"/>
+        </w:rPr>
+        <w:t>"name02"</w:t>
+      </w:r>
+      <w:r>
+        <w:rPr>
+          <w:rFonts w:hint="default" w:ascii="Consolas" w:hAnsi="Consolas" w:eastAsia="Consolas" w:cs="Consolas"/>
+          <w:b w:val="0"/>
+          <w:bCs w:val="0"/>
+          <w:color w:val="D4D4D4"/>
+          <w:kern w:val="0"/>
+          <w:sz w:val="21"/>
+          <w:szCs w:val="21"/>
+          <w:shd w:val="clear" w:fill="1E1E1E"/>
+          <w:lang w:val="en-US" w:eastAsia="zh-CN" w:bidi="ar"/>
+        </w:rPr>
+        <w:t xml:space="preserve">, </w:t>
+      </w:r>
+      <w:r>
+        <w:rPr>
+          <w:rFonts w:hint="default" w:ascii="Consolas" w:hAnsi="Consolas" w:eastAsia="Consolas" w:cs="Consolas"/>
+          <w:b w:val="0"/>
+          <w:bCs w:val="0"/>
+          <w:color w:val="CE9178"/>
+          <w:kern w:val="0"/>
+          <w:sz w:val="21"/>
+          <w:szCs w:val="21"/>
+          <w:shd w:val="clear" w:fill="1E1E1E"/>
+          <w:lang w:val="en-US" w:eastAsia="zh-CN" w:bidi="ar"/>
+        </w:rPr>
+        <w:t>"name03"</w:t>
+      </w:r>
+      <w:r>
+        <w:rPr>
+          <w:rFonts w:hint="default" w:ascii="Consolas" w:hAnsi="Consolas" w:eastAsia="Consolas" w:cs="Consolas"/>
+          <w:b w:val="0"/>
+          <w:bCs w:val="0"/>
+          <w:color w:val="D4D4D4"/>
+          <w:kern w:val="0"/>
+          <w:sz w:val="21"/>
+          <w:szCs w:val="21"/>
+          <w:shd w:val="clear" w:fill="1E1E1E"/>
+          <w:lang w:val="en-US" w:eastAsia="zh-CN" w:bidi="ar"/>
+        </w:rPr>
+        <w:t xml:space="preserve">, </w:t>
+      </w:r>
+      <w:r>
+        <w:rPr>
+          <w:rFonts w:hint="default" w:ascii="Consolas" w:hAnsi="Consolas" w:eastAsia="Consolas" w:cs="Consolas"/>
+          <w:b w:val="0"/>
+          <w:bCs w:val="0"/>
+          <w:color w:val="CE9178"/>
+          <w:kern w:val="0"/>
+          <w:sz w:val="21"/>
+          <w:szCs w:val="21"/>
+          <w:shd w:val="clear" w:fill="1E1E1E"/>
+          <w:lang w:val="en-US" w:eastAsia="zh-CN" w:bidi="ar"/>
+        </w:rPr>
+        <w:t>"name04"</w:t>
+      </w:r>
+      <w:r>
+        <w:rPr>
+          <w:rFonts w:hint="default" w:ascii="Consolas" w:hAnsi="Consolas" w:eastAsia="Consolas" w:cs="Consolas"/>
+          <w:b w:val="0"/>
+          <w:bCs w:val="0"/>
+          <w:color w:val="D4D4D4"/>
+          <w:kern w:val="0"/>
+          <w:sz w:val="21"/>
+          <w:szCs w:val="21"/>
+          <w:shd w:val="clear" w:fill="1E1E1E"/>
+          <w:lang w:val="en-US" w:eastAsia="zh-CN" w:bidi="ar"/>
+        </w:rPr>
+        <w:t xml:space="preserve">, </w:t>
+      </w:r>
+      <w:r>
+        <w:rPr>
+          <w:rFonts w:hint="default" w:ascii="Consolas" w:hAnsi="Consolas" w:eastAsia="Consolas" w:cs="Consolas"/>
+          <w:b w:val="0"/>
+          <w:bCs w:val="0"/>
+          <w:color w:val="CE9178"/>
+          <w:kern w:val="0"/>
+          <w:sz w:val="21"/>
+          <w:szCs w:val="21"/>
+          <w:shd w:val="clear" w:fill="1E1E1E"/>
+          <w:lang w:val="en-US" w:eastAsia="zh-CN" w:bidi="ar"/>
+        </w:rPr>
+        <w:t>"name05"</w:t>
+      </w:r>
+      <w:r>
+        <w:rPr>
+          <w:rFonts w:hint="default" w:ascii="Consolas" w:hAnsi="Consolas" w:eastAsia="Consolas" w:cs="Consolas"/>
+          <w:b w:val="0"/>
+          <w:bCs w:val="0"/>
+          <w:color w:val="D4D4D4"/>
+          <w:kern w:val="0"/>
+          <w:sz w:val="21"/>
+          <w:szCs w:val="21"/>
+          <w:shd w:val="clear" w:fill="1E1E1E"/>
+          <w:lang w:val="en-US" w:eastAsia="zh-CN" w:bidi="ar"/>
+        </w:rPr>
+        <w:t xml:space="preserve">, </w:t>
+      </w:r>
+      <w:r>
+        <w:rPr>
+          <w:rFonts w:hint="default" w:ascii="Consolas" w:hAnsi="Consolas" w:eastAsia="Consolas" w:cs="Consolas"/>
+          <w:b w:val="0"/>
+          <w:bCs w:val="0"/>
+          <w:color w:val="CE9178"/>
+          <w:kern w:val="0"/>
+          <w:sz w:val="21"/>
+          <w:szCs w:val="21"/>
+          <w:shd w:val="clear" w:fill="1E1E1E"/>
+          <w:lang w:val="en-US" w:eastAsia="zh-CN" w:bidi="ar"/>
+        </w:rPr>
+        <w:t>"name06"</w:t>
+      </w:r>
+      <w:r>
+        <w:rPr>
+          <w:rFonts w:hint="default" w:ascii="Consolas" w:hAnsi="Consolas" w:eastAsia="Consolas" w:cs="Consolas"/>
+          <w:b w:val="0"/>
+          <w:bCs w:val="0"/>
+          <w:color w:val="D4D4D4"/>
+          <w:kern w:val="0"/>
+          <w:sz w:val="21"/>
+          <w:szCs w:val="21"/>
+          <w:shd w:val="clear" w:fill="1E1E1E"/>
+          <w:lang w:val="en-US" w:eastAsia="zh-CN" w:bidi="ar"/>
+        </w:rPr>
+        <w:t>];</w:t>
+      </w:r>
+    </w:p>
+    <w:p>
+      <w:pPr>
+        <w:keepNext w:val="0"/>
+        <w:keepLines w:val="0"/>
+        <w:widowControl/>
+        <w:suppressLineNumbers w:val="0"/>
+        <w:shd w:val="clear" w:fill="1E1E1E"/>
+        <w:spacing w:line="285" w:lineRule="atLeast"/>
+        <w:jc w:val="left"/>
+        <w:rPr>
+          <w:rFonts w:hint="default" w:ascii="Consolas" w:hAnsi="Consolas" w:eastAsia="Consolas" w:cs="Consolas"/>
+          <w:b w:val="0"/>
+          <w:bCs w:val="0"/>
+          <w:color w:val="D4D4D4"/>
+          <w:sz w:val="21"/>
+          <w:szCs w:val="21"/>
+        </w:rPr>
+      </w:pPr>
+    </w:p>
+    <w:p>
+      <w:pPr>
+        <w:keepNext w:val="0"/>
+        <w:keepLines w:val="0"/>
+        <w:widowControl/>
+        <w:suppressLineNumbers w:val="0"/>
+        <w:shd w:val="clear" w:fill="1E1E1E"/>
+        <w:spacing w:line="285" w:lineRule="atLeast"/>
+        <w:jc w:val="left"/>
+        <w:rPr>
+          <w:rFonts w:hint="default" w:ascii="Consolas" w:hAnsi="Consolas" w:eastAsia="Consolas" w:cs="Consolas"/>
+          <w:b w:val="0"/>
+          <w:bCs w:val="0"/>
+          <w:color w:val="D4D4D4"/>
+          <w:sz w:val="21"/>
+          <w:szCs w:val="21"/>
+        </w:rPr>
+      </w:pPr>
+      <w:r>
+        <w:rPr>
+          <w:rFonts w:hint="default" w:ascii="Consolas" w:hAnsi="Consolas" w:eastAsia="Consolas" w:cs="Consolas"/>
+          <w:b w:val="0"/>
+          <w:bCs w:val="0"/>
+          <w:color w:val="569CD6"/>
+          <w:kern w:val="0"/>
+          <w:sz w:val="21"/>
+          <w:szCs w:val="21"/>
+          <w:shd w:val="clear" w:fill="1E1E1E"/>
+          <w:lang w:val="en-US" w:eastAsia="zh-CN" w:bidi="ar"/>
+        </w:rPr>
+        <w:t>let</w:t>
+      </w:r>
+      <w:r>
+        <w:rPr>
+          <w:rFonts w:hint="default" w:ascii="Consolas" w:hAnsi="Consolas" w:eastAsia="Consolas" w:cs="Consolas"/>
+          <w:b w:val="0"/>
+          <w:bCs w:val="0"/>
+          <w:color w:val="D4D4D4"/>
+          <w:kern w:val="0"/>
+          <w:sz w:val="21"/>
+          <w:szCs w:val="21"/>
+          <w:shd w:val="clear" w:fill="1E1E1E"/>
+          <w:lang w:val="en-US" w:eastAsia="zh-CN" w:bidi="ar"/>
+        </w:rPr>
+        <w:t xml:space="preserve"> </w:t>
+      </w:r>
+      <w:r>
+        <w:rPr>
+          <w:rFonts w:hint="default" w:ascii="Consolas" w:hAnsi="Consolas" w:eastAsia="Consolas" w:cs="Consolas"/>
+          <w:b w:val="0"/>
+          <w:bCs w:val="0"/>
+          <w:color w:val="9CDCFE"/>
+          <w:kern w:val="0"/>
+          <w:sz w:val="21"/>
+          <w:szCs w:val="21"/>
+          <w:shd w:val="clear" w:fill="1E1E1E"/>
+          <w:lang w:val="en-US" w:eastAsia="zh-CN" w:bidi="ar"/>
+        </w:rPr>
+        <w:t>arySlice</w:t>
+      </w:r>
+      <w:r>
+        <w:rPr>
+          <w:rFonts w:hint="default" w:ascii="Consolas" w:hAnsi="Consolas" w:eastAsia="Consolas" w:cs="Consolas"/>
+          <w:b w:val="0"/>
+          <w:bCs w:val="0"/>
+          <w:color w:val="D4D4D4"/>
+          <w:kern w:val="0"/>
+          <w:sz w:val="21"/>
+          <w:szCs w:val="21"/>
+          <w:shd w:val="clear" w:fill="1E1E1E"/>
+          <w:lang w:val="en-US" w:eastAsia="zh-CN" w:bidi="ar"/>
+        </w:rPr>
+        <w:t xml:space="preserve"> = </w:t>
+      </w:r>
+      <w:r>
+        <w:rPr>
+          <w:rFonts w:hint="default" w:ascii="Consolas" w:hAnsi="Consolas" w:eastAsia="Consolas" w:cs="Consolas"/>
+          <w:b w:val="0"/>
+          <w:bCs w:val="0"/>
+          <w:color w:val="9CDCFE"/>
+          <w:kern w:val="0"/>
+          <w:sz w:val="21"/>
+          <w:szCs w:val="21"/>
+          <w:shd w:val="clear" w:fill="1E1E1E"/>
+          <w:lang w:val="en-US" w:eastAsia="zh-CN" w:bidi="ar"/>
+        </w:rPr>
+        <w:t>ary</w:t>
+      </w:r>
+      <w:r>
+        <w:rPr>
+          <w:rFonts w:hint="default" w:ascii="Consolas" w:hAnsi="Consolas" w:eastAsia="Consolas" w:cs="Consolas"/>
+          <w:b w:val="0"/>
+          <w:bCs w:val="0"/>
+          <w:color w:val="D4D4D4"/>
+          <w:kern w:val="0"/>
+          <w:sz w:val="21"/>
+          <w:szCs w:val="21"/>
+          <w:shd w:val="clear" w:fill="1E1E1E"/>
+          <w:lang w:val="en-US" w:eastAsia="zh-CN" w:bidi="ar"/>
+        </w:rPr>
+        <w:t>.</w:t>
+      </w:r>
+      <w:r>
+        <w:rPr>
+          <w:rFonts w:hint="default" w:ascii="Consolas" w:hAnsi="Consolas" w:eastAsia="Consolas" w:cs="Consolas"/>
+          <w:b w:val="0"/>
+          <w:bCs w:val="0"/>
+          <w:color w:val="DCDCAA"/>
+          <w:kern w:val="0"/>
+          <w:sz w:val="21"/>
+          <w:szCs w:val="21"/>
+          <w:shd w:val="clear" w:fill="1E1E1E"/>
+          <w:lang w:val="en-US" w:eastAsia="zh-CN" w:bidi="ar"/>
+        </w:rPr>
+        <w:t>slice</w:t>
+      </w:r>
+      <w:r>
+        <w:rPr>
+          <w:rFonts w:hint="default" w:ascii="Consolas" w:hAnsi="Consolas" w:eastAsia="Consolas" w:cs="Consolas"/>
+          <w:b w:val="0"/>
+          <w:bCs w:val="0"/>
+          <w:color w:val="D4D4D4"/>
+          <w:kern w:val="0"/>
+          <w:sz w:val="21"/>
+          <w:szCs w:val="21"/>
+          <w:shd w:val="clear" w:fill="1E1E1E"/>
+          <w:lang w:val="en-US" w:eastAsia="zh-CN" w:bidi="ar"/>
+        </w:rPr>
+        <w:t>(</w:t>
+      </w:r>
+      <w:r>
+        <w:rPr>
+          <w:rFonts w:hint="default" w:ascii="Consolas" w:hAnsi="Consolas" w:eastAsia="Consolas" w:cs="Consolas"/>
+          <w:b w:val="0"/>
+          <w:bCs w:val="0"/>
+          <w:color w:val="B5CEA8"/>
+          <w:kern w:val="0"/>
+          <w:sz w:val="21"/>
+          <w:szCs w:val="21"/>
+          <w:shd w:val="clear" w:fill="1E1E1E"/>
+          <w:lang w:val="en-US" w:eastAsia="zh-CN" w:bidi="ar"/>
+        </w:rPr>
+        <w:t>1</w:t>
+      </w:r>
+      <w:r>
+        <w:rPr>
+          <w:rFonts w:hint="default" w:ascii="Consolas" w:hAnsi="Consolas" w:eastAsia="Consolas" w:cs="Consolas"/>
+          <w:b w:val="0"/>
+          <w:bCs w:val="0"/>
+          <w:color w:val="D4D4D4"/>
+          <w:kern w:val="0"/>
+          <w:sz w:val="21"/>
+          <w:szCs w:val="21"/>
+          <w:shd w:val="clear" w:fill="1E1E1E"/>
+          <w:lang w:val="en-US" w:eastAsia="zh-CN" w:bidi="ar"/>
+        </w:rPr>
+        <w:t>,</w:t>
+      </w:r>
+      <w:r>
+        <w:rPr>
+          <w:rFonts w:hint="default" w:ascii="Consolas" w:hAnsi="Consolas" w:eastAsia="Consolas" w:cs="Consolas"/>
+          <w:b w:val="0"/>
+          <w:bCs w:val="0"/>
+          <w:color w:val="B5CEA8"/>
+          <w:kern w:val="0"/>
+          <w:sz w:val="21"/>
+          <w:szCs w:val="21"/>
+          <w:shd w:val="clear" w:fill="1E1E1E"/>
+          <w:lang w:val="en-US" w:eastAsia="zh-CN" w:bidi="ar"/>
+        </w:rPr>
+        <w:t>4</w:t>
+      </w:r>
+      <w:r>
+        <w:rPr>
+          <w:rFonts w:hint="default" w:ascii="Consolas" w:hAnsi="Consolas" w:eastAsia="Consolas" w:cs="Consolas"/>
+          <w:b w:val="0"/>
+          <w:bCs w:val="0"/>
+          <w:color w:val="D4D4D4"/>
+          <w:kern w:val="0"/>
+          <w:sz w:val="21"/>
+          <w:szCs w:val="21"/>
+          <w:shd w:val="clear" w:fill="1E1E1E"/>
+          <w:lang w:val="en-US" w:eastAsia="zh-CN" w:bidi="ar"/>
+        </w:rPr>
+        <w:t xml:space="preserve">) </w:t>
+      </w:r>
+    </w:p>
+    <w:p>
+      <w:pPr>
+        <w:keepNext w:val="0"/>
+        <w:keepLines w:val="0"/>
+        <w:widowControl/>
+        <w:suppressLineNumbers w:val="0"/>
+        <w:shd w:val="clear" w:fill="1E1E1E"/>
+        <w:spacing w:line="285" w:lineRule="atLeast"/>
+        <w:jc w:val="left"/>
+        <w:rPr>
+          <w:rFonts w:hint="default" w:ascii="Consolas" w:hAnsi="Consolas" w:eastAsia="Consolas" w:cs="Consolas"/>
+          <w:b w:val="0"/>
+          <w:bCs w:val="0"/>
+          <w:color w:val="D4D4D4"/>
+          <w:sz w:val="21"/>
+          <w:szCs w:val="21"/>
+        </w:rPr>
+      </w:pPr>
+      <w:r>
+        <w:rPr>
+          <w:rFonts w:hint="default" w:ascii="Consolas" w:hAnsi="Consolas" w:eastAsia="Consolas" w:cs="Consolas"/>
+          <w:b w:val="0"/>
+          <w:bCs w:val="0"/>
+          <w:color w:val="9CDCFE"/>
+          <w:kern w:val="0"/>
+          <w:sz w:val="21"/>
+          <w:szCs w:val="21"/>
+          <w:shd w:val="clear" w:fill="1E1E1E"/>
+          <w:lang w:val="en-US" w:eastAsia="zh-CN" w:bidi="ar"/>
+        </w:rPr>
+        <w:t>console</w:t>
+      </w:r>
+      <w:r>
+        <w:rPr>
+          <w:rFonts w:hint="default" w:ascii="Consolas" w:hAnsi="Consolas" w:eastAsia="Consolas" w:cs="Consolas"/>
+          <w:b w:val="0"/>
+          <w:bCs w:val="0"/>
+          <w:color w:val="D4D4D4"/>
+          <w:kern w:val="0"/>
+          <w:sz w:val="21"/>
+          <w:szCs w:val="21"/>
+          <w:shd w:val="clear" w:fill="1E1E1E"/>
+          <w:lang w:val="en-US" w:eastAsia="zh-CN" w:bidi="ar"/>
+        </w:rPr>
+        <w:t>.</w:t>
+      </w:r>
+      <w:r>
+        <w:rPr>
+          <w:rFonts w:hint="default" w:ascii="Consolas" w:hAnsi="Consolas" w:eastAsia="Consolas" w:cs="Consolas"/>
+          <w:b w:val="0"/>
+          <w:bCs w:val="0"/>
+          <w:color w:val="DCDCAA"/>
+          <w:kern w:val="0"/>
+          <w:sz w:val="21"/>
+          <w:szCs w:val="21"/>
+          <w:shd w:val="clear" w:fill="1E1E1E"/>
+          <w:lang w:val="en-US" w:eastAsia="zh-CN" w:bidi="ar"/>
+        </w:rPr>
+        <w:t>log</w:t>
+      </w:r>
+      <w:r>
+        <w:rPr>
+          <w:rFonts w:hint="default" w:ascii="Consolas" w:hAnsi="Consolas" w:eastAsia="Consolas" w:cs="Consolas"/>
+          <w:b w:val="0"/>
+          <w:bCs w:val="0"/>
+          <w:color w:val="D4D4D4"/>
+          <w:kern w:val="0"/>
+          <w:sz w:val="21"/>
+          <w:szCs w:val="21"/>
+          <w:shd w:val="clear" w:fill="1E1E1E"/>
+          <w:lang w:val="en-US" w:eastAsia="zh-CN" w:bidi="ar"/>
+        </w:rPr>
+        <w:t>(</w:t>
+      </w:r>
+      <w:r>
+        <w:rPr>
+          <w:rFonts w:hint="default" w:ascii="Consolas" w:hAnsi="Consolas" w:eastAsia="Consolas" w:cs="Consolas"/>
+          <w:b w:val="0"/>
+          <w:bCs w:val="0"/>
+          <w:color w:val="CE9178"/>
+          <w:kern w:val="0"/>
+          <w:sz w:val="21"/>
+          <w:szCs w:val="21"/>
+          <w:shd w:val="clear" w:fill="1E1E1E"/>
+          <w:lang w:val="en-US" w:eastAsia="zh-CN" w:bidi="ar"/>
+        </w:rPr>
+        <w:t>"Slice Array"</w:t>
+      </w:r>
+      <w:r>
+        <w:rPr>
+          <w:rFonts w:hint="default" w:ascii="Consolas" w:hAnsi="Consolas" w:eastAsia="Consolas" w:cs="Consolas"/>
+          <w:b w:val="0"/>
+          <w:bCs w:val="0"/>
+          <w:color w:val="D4D4D4"/>
+          <w:kern w:val="0"/>
+          <w:sz w:val="21"/>
+          <w:szCs w:val="21"/>
+          <w:shd w:val="clear" w:fill="1E1E1E"/>
+          <w:lang w:val="en-US" w:eastAsia="zh-CN" w:bidi="ar"/>
+        </w:rPr>
+        <w:t xml:space="preserve">, </w:t>
+      </w:r>
+      <w:r>
+        <w:rPr>
+          <w:rFonts w:hint="default" w:ascii="Consolas" w:hAnsi="Consolas" w:eastAsia="Consolas" w:cs="Consolas"/>
+          <w:b w:val="0"/>
+          <w:bCs w:val="0"/>
+          <w:color w:val="9CDCFE"/>
+          <w:kern w:val="0"/>
+          <w:sz w:val="21"/>
+          <w:szCs w:val="21"/>
+          <w:shd w:val="clear" w:fill="1E1E1E"/>
+          <w:lang w:val="en-US" w:eastAsia="zh-CN" w:bidi="ar"/>
+        </w:rPr>
+        <w:t>arySlice</w:t>
+      </w:r>
+      <w:r>
+        <w:rPr>
+          <w:rFonts w:hint="default" w:ascii="Consolas" w:hAnsi="Consolas" w:eastAsia="Consolas" w:cs="Consolas"/>
+          <w:b w:val="0"/>
+          <w:bCs w:val="0"/>
+          <w:color w:val="D4D4D4"/>
+          <w:kern w:val="0"/>
+          <w:sz w:val="21"/>
+          <w:szCs w:val="21"/>
+          <w:shd w:val="clear" w:fill="1E1E1E"/>
+          <w:lang w:val="en-US" w:eastAsia="zh-CN" w:bidi="ar"/>
+        </w:rPr>
+        <w:t xml:space="preserve">) </w:t>
+      </w:r>
+      <w:r>
+        <w:rPr>
+          <w:rFonts w:hint="default" w:ascii="Consolas" w:hAnsi="Consolas" w:eastAsia="Consolas" w:cs="Consolas"/>
+          <w:b w:val="0"/>
+          <w:bCs w:val="0"/>
+          <w:color w:val="6A9955"/>
+          <w:kern w:val="0"/>
+          <w:sz w:val="21"/>
+          <w:szCs w:val="21"/>
+          <w:shd w:val="clear" w:fill="1E1E1E"/>
+          <w:lang w:val="en-US" w:eastAsia="zh-CN" w:bidi="ar"/>
+        </w:rPr>
+        <w:t>// ["name02", "name03", "name04"]</w:t>
+      </w:r>
+    </w:p>
+    <w:p>
+      <w:pPr>
+        <w:keepNext w:val="0"/>
+        <w:keepLines w:val="0"/>
+        <w:widowControl/>
+        <w:suppressLineNumbers w:val="0"/>
+        <w:shd w:val="clear" w:fill="1E1E1E"/>
+        <w:spacing w:line="285" w:lineRule="atLeast"/>
+        <w:jc w:val="left"/>
+        <w:rPr>
+          <w:rFonts w:hint="default" w:ascii="Consolas" w:hAnsi="Consolas" w:eastAsia="Consolas" w:cs="Consolas"/>
+          <w:b w:val="0"/>
+          <w:bCs w:val="0"/>
+          <w:color w:val="D4D4D4"/>
+          <w:sz w:val="21"/>
+          <w:szCs w:val="21"/>
+        </w:rPr>
+      </w:pPr>
+      <w:r>
+        <w:rPr>
+          <w:rFonts w:hint="default" w:ascii="Consolas" w:hAnsi="Consolas" w:eastAsia="Consolas" w:cs="Consolas"/>
+          <w:b w:val="0"/>
+          <w:bCs w:val="0"/>
+          <w:color w:val="9CDCFE"/>
+          <w:kern w:val="0"/>
+          <w:sz w:val="21"/>
+          <w:szCs w:val="21"/>
+          <w:shd w:val="clear" w:fill="1E1E1E"/>
+          <w:lang w:val="en-US" w:eastAsia="zh-CN" w:bidi="ar"/>
+        </w:rPr>
+        <w:t>console</w:t>
+      </w:r>
+      <w:r>
+        <w:rPr>
+          <w:rFonts w:hint="default" w:ascii="Consolas" w:hAnsi="Consolas" w:eastAsia="Consolas" w:cs="Consolas"/>
+          <w:b w:val="0"/>
+          <w:bCs w:val="0"/>
+          <w:color w:val="D4D4D4"/>
+          <w:kern w:val="0"/>
+          <w:sz w:val="21"/>
+          <w:szCs w:val="21"/>
+          <w:shd w:val="clear" w:fill="1E1E1E"/>
+          <w:lang w:val="en-US" w:eastAsia="zh-CN" w:bidi="ar"/>
+        </w:rPr>
+        <w:t>.</w:t>
+      </w:r>
+      <w:r>
+        <w:rPr>
+          <w:rFonts w:hint="default" w:ascii="Consolas" w:hAnsi="Consolas" w:eastAsia="Consolas" w:cs="Consolas"/>
+          <w:b w:val="0"/>
+          <w:bCs w:val="0"/>
+          <w:color w:val="DCDCAA"/>
+          <w:kern w:val="0"/>
+          <w:sz w:val="21"/>
+          <w:szCs w:val="21"/>
+          <w:shd w:val="clear" w:fill="1E1E1E"/>
+          <w:lang w:val="en-US" w:eastAsia="zh-CN" w:bidi="ar"/>
+        </w:rPr>
+        <w:t>log</w:t>
+      </w:r>
+      <w:r>
+        <w:rPr>
+          <w:rFonts w:hint="default" w:ascii="Consolas" w:hAnsi="Consolas" w:eastAsia="Consolas" w:cs="Consolas"/>
+          <w:b w:val="0"/>
+          <w:bCs w:val="0"/>
+          <w:color w:val="D4D4D4"/>
+          <w:kern w:val="0"/>
+          <w:sz w:val="21"/>
+          <w:szCs w:val="21"/>
+          <w:shd w:val="clear" w:fill="1E1E1E"/>
+          <w:lang w:val="en-US" w:eastAsia="zh-CN" w:bidi="ar"/>
+        </w:rPr>
+        <w:t>(</w:t>
+      </w:r>
+      <w:r>
+        <w:rPr>
+          <w:rFonts w:hint="default" w:ascii="Consolas" w:hAnsi="Consolas" w:eastAsia="Consolas" w:cs="Consolas"/>
+          <w:b w:val="0"/>
+          <w:bCs w:val="0"/>
+          <w:color w:val="CE9178"/>
+          <w:kern w:val="0"/>
+          <w:sz w:val="21"/>
+          <w:szCs w:val="21"/>
+          <w:shd w:val="clear" w:fill="1E1E1E"/>
+          <w:lang w:val="en-US" w:eastAsia="zh-CN" w:bidi="ar"/>
+        </w:rPr>
+        <w:t>"Actual Array"</w:t>
+      </w:r>
+      <w:r>
+        <w:rPr>
+          <w:rFonts w:hint="default" w:ascii="Consolas" w:hAnsi="Consolas" w:eastAsia="Consolas" w:cs="Consolas"/>
+          <w:b w:val="0"/>
+          <w:bCs w:val="0"/>
+          <w:color w:val="D4D4D4"/>
+          <w:kern w:val="0"/>
+          <w:sz w:val="21"/>
+          <w:szCs w:val="21"/>
+          <w:shd w:val="clear" w:fill="1E1E1E"/>
+          <w:lang w:val="en-US" w:eastAsia="zh-CN" w:bidi="ar"/>
+        </w:rPr>
+        <w:t xml:space="preserve">, </w:t>
+      </w:r>
+      <w:r>
+        <w:rPr>
+          <w:rFonts w:hint="default" w:ascii="Consolas" w:hAnsi="Consolas" w:eastAsia="Consolas" w:cs="Consolas"/>
+          <w:b w:val="0"/>
+          <w:bCs w:val="0"/>
+          <w:color w:val="9CDCFE"/>
+          <w:kern w:val="0"/>
+          <w:sz w:val="21"/>
+          <w:szCs w:val="21"/>
+          <w:shd w:val="clear" w:fill="1E1E1E"/>
+          <w:lang w:val="en-US" w:eastAsia="zh-CN" w:bidi="ar"/>
+        </w:rPr>
+        <w:t>ary</w:t>
+      </w:r>
+      <w:r>
+        <w:rPr>
+          <w:rFonts w:hint="default" w:ascii="Consolas" w:hAnsi="Consolas" w:eastAsia="Consolas" w:cs="Consolas"/>
+          <w:b w:val="0"/>
+          <w:bCs w:val="0"/>
+          <w:color w:val="D4D4D4"/>
+          <w:kern w:val="0"/>
+          <w:sz w:val="21"/>
+          <w:szCs w:val="21"/>
+          <w:shd w:val="clear" w:fill="1E1E1E"/>
+          <w:lang w:val="en-US" w:eastAsia="zh-CN" w:bidi="ar"/>
+        </w:rPr>
+        <w:t xml:space="preserve">) </w:t>
+      </w:r>
+      <w:r>
+        <w:rPr>
+          <w:rFonts w:hint="default" w:ascii="Consolas" w:hAnsi="Consolas" w:eastAsia="Consolas" w:cs="Consolas"/>
+          <w:b w:val="0"/>
+          <w:bCs w:val="0"/>
+          <w:color w:val="6A9955"/>
+          <w:kern w:val="0"/>
+          <w:sz w:val="21"/>
+          <w:szCs w:val="21"/>
+          <w:shd w:val="clear" w:fill="1E1E1E"/>
+          <w:lang w:val="en-US" w:eastAsia="zh-CN" w:bidi="ar"/>
+        </w:rPr>
+        <w:t>// ["name01", "name02", "name03", "name04", "name05", "name06"]</w:t>
+      </w:r>
+    </w:p>
+    <w:p>
+      <w:pPr>
+        <w:rPr>
+          <w:rFonts w:hint="default"/>
+          <w:lang w:val="en-IN"/>
+        </w:rPr>
+      </w:pPr>
+    </w:p>
+    <w:p>
+      <w:pPr>
+        <w:keepNext w:val="0"/>
+        <w:keepLines w:val="0"/>
+        <w:widowControl/>
+        <w:suppressLineNumbers w:val="0"/>
+        <w:shd w:val="clear" w:fill="1E1E1E"/>
+        <w:spacing w:line="285" w:lineRule="atLeast"/>
+        <w:jc w:val="left"/>
+        <w:rPr>
+          <w:rFonts w:ascii="Consolas" w:hAnsi="Consolas" w:eastAsia="Consolas" w:cs="Consolas"/>
+          <w:b w:val="0"/>
+          <w:bCs w:val="0"/>
+          <w:color w:val="D4D4D4"/>
+          <w:sz w:val="21"/>
+          <w:szCs w:val="21"/>
+        </w:rPr>
+      </w:pPr>
+      <w:r>
+        <w:rPr>
+          <w:rFonts w:hint="default" w:ascii="Consolas" w:hAnsi="Consolas" w:eastAsia="Consolas" w:cs="Consolas"/>
+          <w:b w:val="0"/>
+          <w:bCs w:val="0"/>
+          <w:color w:val="569CD6"/>
+          <w:kern w:val="0"/>
+          <w:sz w:val="21"/>
+          <w:szCs w:val="21"/>
+          <w:shd w:val="clear" w:fill="1E1E1E"/>
+          <w:lang w:val="en-US" w:eastAsia="zh-CN" w:bidi="ar"/>
+        </w:rPr>
+        <w:t>let</w:t>
+      </w:r>
+      <w:r>
+        <w:rPr>
+          <w:rFonts w:hint="default" w:ascii="Consolas" w:hAnsi="Consolas" w:eastAsia="Consolas" w:cs="Consolas"/>
+          <w:b w:val="0"/>
+          <w:bCs w:val="0"/>
+          <w:color w:val="D4D4D4"/>
+          <w:kern w:val="0"/>
+          <w:sz w:val="21"/>
+          <w:szCs w:val="21"/>
+          <w:shd w:val="clear" w:fill="1E1E1E"/>
+          <w:lang w:val="en-US" w:eastAsia="zh-CN" w:bidi="ar"/>
+        </w:rPr>
+        <w:t xml:space="preserve"> </w:t>
+      </w:r>
+      <w:r>
+        <w:rPr>
+          <w:rFonts w:hint="default" w:ascii="Consolas" w:hAnsi="Consolas" w:eastAsia="Consolas" w:cs="Consolas"/>
+          <w:b w:val="0"/>
+          <w:bCs w:val="0"/>
+          <w:color w:val="9CDCFE"/>
+          <w:kern w:val="0"/>
+          <w:sz w:val="21"/>
+          <w:szCs w:val="21"/>
+          <w:shd w:val="clear" w:fill="1E1E1E"/>
+          <w:lang w:val="en-US" w:eastAsia="zh-CN" w:bidi="ar"/>
+        </w:rPr>
+        <w:t>ary</w:t>
+      </w:r>
+      <w:r>
+        <w:rPr>
+          <w:rFonts w:hint="default" w:ascii="Consolas" w:hAnsi="Consolas" w:eastAsia="Consolas" w:cs="Consolas"/>
+          <w:b w:val="0"/>
+          <w:bCs w:val="0"/>
+          <w:color w:val="D4D4D4"/>
+          <w:kern w:val="0"/>
+          <w:sz w:val="21"/>
+          <w:szCs w:val="21"/>
+          <w:shd w:val="clear" w:fill="1E1E1E"/>
+          <w:lang w:val="en-US" w:eastAsia="zh-CN" w:bidi="ar"/>
+        </w:rPr>
+        <w:t xml:space="preserve"> = [</w:t>
+      </w:r>
+      <w:r>
+        <w:rPr>
+          <w:rFonts w:hint="default" w:ascii="Consolas" w:hAnsi="Consolas" w:eastAsia="Consolas" w:cs="Consolas"/>
+          <w:b w:val="0"/>
+          <w:bCs w:val="0"/>
+          <w:color w:val="CE9178"/>
+          <w:kern w:val="0"/>
+          <w:sz w:val="21"/>
+          <w:szCs w:val="21"/>
+          <w:shd w:val="clear" w:fill="1E1E1E"/>
+          <w:lang w:val="en-US" w:eastAsia="zh-CN" w:bidi="ar"/>
+        </w:rPr>
+        <w:t>"name01"</w:t>
+      </w:r>
+      <w:r>
+        <w:rPr>
+          <w:rFonts w:hint="default" w:ascii="Consolas" w:hAnsi="Consolas" w:eastAsia="Consolas" w:cs="Consolas"/>
+          <w:b w:val="0"/>
+          <w:bCs w:val="0"/>
+          <w:color w:val="D4D4D4"/>
+          <w:kern w:val="0"/>
+          <w:sz w:val="21"/>
+          <w:szCs w:val="21"/>
+          <w:shd w:val="clear" w:fill="1E1E1E"/>
+          <w:lang w:val="en-US" w:eastAsia="zh-CN" w:bidi="ar"/>
+        </w:rPr>
+        <w:t xml:space="preserve">, </w:t>
+      </w:r>
+      <w:r>
+        <w:rPr>
+          <w:rFonts w:hint="default" w:ascii="Consolas" w:hAnsi="Consolas" w:eastAsia="Consolas" w:cs="Consolas"/>
+          <w:b w:val="0"/>
+          <w:bCs w:val="0"/>
+          <w:color w:val="CE9178"/>
+          <w:kern w:val="0"/>
+          <w:sz w:val="21"/>
+          <w:szCs w:val="21"/>
+          <w:shd w:val="clear" w:fill="1E1E1E"/>
+          <w:lang w:val="en-US" w:eastAsia="zh-CN" w:bidi="ar"/>
+        </w:rPr>
+        <w:t>"name02"</w:t>
+      </w:r>
+      <w:r>
+        <w:rPr>
+          <w:rFonts w:hint="default" w:ascii="Consolas" w:hAnsi="Consolas" w:eastAsia="Consolas" w:cs="Consolas"/>
+          <w:b w:val="0"/>
+          <w:bCs w:val="0"/>
+          <w:color w:val="D4D4D4"/>
+          <w:kern w:val="0"/>
+          <w:sz w:val="21"/>
+          <w:szCs w:val="21"/>
+          <w:shd w:val="clear" w:fill="1E1E1E"/>
+          <w:lang w:val="en-US" w:eastAsia="zh-CN" w:bidi="ar"/>
+        </w:rPr>
+        <w:t xml:space="preserve">, </w:t>
+      </w:r>
+      <w:r>
+        <w:rPr>
+          <w:rFonts w:hint="default" w:ascii="Consolas" w:hAnsi="Consolas" w:eastAsia="Consolas" w:cs="Consolas"/>
+          <w:b w:val="0"/>
+          <w:bCs w:val="0"/>
+          <w:color w:val="CE9178"/>
+          <w:kern w:val="0"/>
+          <w:sz w:val="21"/>
+          <w:szCs w:val="21"/>
+          <w:shd w:val="clear" w:fill="1E1E1E"/>
+          <w:lang w:val="en-US" w:eastAsia="zh-CN" w:bidi="ar"/>
+        </w:rPr>
+        <w:t>"name03"</w:t>
+      </w:r>
+      <w:r>
+        <w:rPr>
+          <w:rFonts w:hint="default" w:ascii="Consolas" w:hAnsi="Consolas" w:eastAsia="Consolas" w:cs="Consolas"/>
+          <w:b w:val="0"/>
+          <w:bCs w:val="0"/>
+          <w:color w:val="D4D4D4"/>
+          <w:kern w:val="0"/>
+          <w:sz w:val="21"/>
+          <w:szCs w:val="21"/>
+          <w:shd w:val="clear" w:fill="1E1E1E"/>
+          <w:lang w:val="en-US" w:eastAsia="zh-CN" w:bidi="ar"/>
+        </w:rPr>
+        <w:t xml:space="preserve">, </w:t>
+      </w:r>
+      <w:r>
+        <w:rPr>
+          <w:rFonts w:hint="default" w:ascii="Consolas" w:hAnsi="Consolas" w:eastAsia="Consolas" w:cs="Consolas"/>
+          <w:b w:val="0"/>
+          <w:bCs w:val="0"/>
+          <w:color w:val="CE9178"/>
+          <w:kern w:val="0"/>
+          <w:sz w:val="21"/>
+          <w:szCs w:val="21"/>
+          <w:shd w:val="clear" w:fill="1E1E1E"/>
+          <w:lang w:val="en-US" w:eastAsia="zh-CN" w:bidi="ar"/>
+        </w:rPr>
+        <w:t>"name04"</w:t>
+      </w:r>
+      <w:r>
+        <w:rPr>
+          <w:rFonts w:hint="default" w:ascii="Consolas" w:hAnsi="Consolas" w:eastAsia="Consolas" w:cs="Consolas"/>
+          <w:b w:val="0"/>
+          <w:bCs w:val="0"/>
+          <w:color w:val="D4D4D4"/>
+          <w:kern w:val="0"/>
+          <w:sz w:val="21"/>
+          <w:szCs w:val="21"/>
+          <w:shd w:val="clear" w:fill="1E1E1E"/>
+          <w:lang w:val="en-US" w:eastAsia="zh-CN" w:bidi="ar"/>
+        </w:rPr>
+        <w:t xml:space="preserve">, </w:t>
+      </w:r>
+      <w:r>
+        <w:rPr>
+          <w:rFonts w:hint="default" w:ascii="Consolas" w:hAnsi="Consolas" w:eastAsia="Consolas" w:cs="Consolas"/>
+          <w:b w:val="0"/>
+          <w:bCs w:val="0"/>
+          <w:color w:val="CE9178"/>
+          <w:kern w:val="0"/>
+          <w:sz w:val="21"/>
+          <w:szCs w:val="21"/>
+          <w:shd w:val="clear" w:fill="1E1E1E"/>
+          <w:lang w:val="en-US" w:eastAsia="zh-CN" w:bidi="ar"/>
+        </w:rPr>
+        <w:t>"name05"</w:t>
+      </w:r>
+      <w:r>
+        <w:rPr>
+          <w:rFonts w:hint="default" w:ascii="Consolas" w:hAnsi="Consolas" w:eastAsia="Consolas" w:cs="Consolas"/>
+          <w:b w:val="0"/>
+          <w:bCs w:val="0"/>
+          <w:color w:val="D4D4D4"/>
+          <w:kern w:val="0"/>
+          <w:sz w:val="21"/>
+          <w:szCs w:val="21"/>
+          <w:shd w:val="clear" w:fill="1E1E1E"/>
+          <w:lang w:val="en-US" w:eastAsia="zh-CN" w:bidi="ar"/>
+        </w:rPr>
+        <w:t xml:space="preserve">, </w:t>
+      </w:r>
+      <w:r>
+        <w:rPr>
+          <w:rFonts w:hint="default" w:ascii="Consolas" w:hAnsi="Consolas" w:eastAsia="Consolas" w:cs="Consolas"/>
+          <w:b w:val="0"/>
+          <w:bCs w:val="0"/>
+          <w:color w:val="CE9178"/>
+          <w:kern w:val="0"/>
+          <w:sz w:val="21"/>
+          <w:szCs w:val="21"/>
+          <w:shd w:val="clear" w:fill="1E1E1E"/>
+          <w:lang w:val="en-US" w:eastAsia="zh-CN" w:bidi="ar"/>
+        </w:rPr>
+        <w:t>"name06"</w:t>
+      </w:r>
+      <w:r>
+        <w:rPr>
+          <w:rFonts w:hint="default" w:ascii="Consolas" w:hAnsi="Consolas" w:eastAsia="Consolas" w:cs="Consolas"/>
+          <w:b w:val="0"/>
+          <w:bCs w:val="0"/>
+          <w:color w:val="D4D4D4"/>
+          <w:kern w:val="0"/>
+          <w:sz w:val="21"/>
+          <w:szCs w:val="21"/>
+          <w:shd w:val="clear" w:fill="1E1E1E"/>
+          <w:lang w:val="en-US" w:eastAsia="zh-CN" w:bidi="ar"/>
+        </w:rPr>
+        <w:t>];</w:t>
+      </w:r>
+    </w:p>
+    <w:p>
+      <w:pPr>
+        <w:keepNext w:val="0"/>
+        <w:keepLines w:val="0"/>
+        <w:widowControl/>
+        <w:suppressLineNumbers w:val="0"/>
+        <w:shd w:val="clear" w:fill="1E1E1E"/>
+        <w:spacing w:line="285" w:lineRule="atLeast"/>
+        <w:jc w:val="left"/>
+        <w:rPr>
+          <w:rFonts w:hint="default" w:ascii="Consolas" w:hAnsi="Consolas" w:eastAsia="Consolas" w:cs="Consolas"/>
+          <w:b w:val="0"/>
+          <w:bCs w:val="0"/>
+          <w:color w:val="D4D4D4"/>
+          <w:sz w:val="21"/>
+          <w:szCs w:val="21"/>
+        </w:rPr>
+      </w:pPr>
+    </w:p>
+    <w:p>
+      <w:pPr>
+        <w:keepNext w:val="0"/>
+        <w:keepLines w:val="0"/>
+        <w:widowControl/>
+        <w:suppressLineNumbers w:val="0"/>
+        <w:shd w:val="clear" w:fill="1E1E1E"/>
+        <w:spacing w:line="285" w:lineRule="atLeast"/>
+        <w:jc w:val="left"/>
+      </w:pPr>
+      <w:r>
+        <w:rPr>
+          <w:rFonts w:hint="default" w:ascii="Consolas" w:hAnsi="Consolas" w:eastAsia="Consolas" w:cs="Consolas"/>
+          <w:b w:val="0"/>
+          <w:bCs w:val="0"/>
+          <w:color w:val="9CDCFE"/>
+          <w:kern w:val="0"/>
+          <w:sz w:val="21"/>
+          <w:szCs w:val="21"/>
+          <w:shd w:val="clear" w:fill="1E1E1E"/>
+          <w:lang w:val="en-US" w:eastAsia="zh-CN" w:bidi="ar"/>
+        </w:rPr>
+        <w:t>console</w:t>
+      </w:r>
+      <w:r>
+        <w:rPr>
+          <w:rFonts w:hint="default" w:ascii="Consolas" w:hAnsi="Consolas" w:eastAsia="Consolas" w:cs="Consolas"/>
+          <w:b w:val="0"/>
+          <w:bCs w:val="0"/>
+          <w:color w:val="D4D4D4"/>
+          <w:kern w:val="0"/>
+          <w:sz w:val="21"/>
+          <w:szCs w:val="21"/>
+          <w:shd w:val="clear" w:fill="1E1E1E"/>
+          <w:lang w:val="en-US" w:eastAsia="zh-CN" w:bidi="ar"/>
+        </w:rPr>
+        <w:t>.</w:t>
+      </w:r>
+      <w:r>
+        <w:rPr>
+          <w:rFonts w:hint="default" w:ascii="Consolas" w:hAnsi="Consolas" w:eastAsia="Consolas" w:cs="Consolas"/>
+          <w:b w:val="0"/>
+          <w:bCs w:val="0"/>
+          <w:color w:val="DCDCAA"/>
+          <w:kern w:val="0"/>
+          <w:sz w:val="21"/>
+          <w:szCs w:val="21"/>
+          <w:shd w:val="clear" w:fill="1E1E1E"/>
+          <w:lang w:val="en-US" w:eastAsia="zh-CN" w:bidi="ar"/>
+        </w:rPr>
+        <w:t>log</w:t>
+      </w:r>
+      <w:r>
+        <w:rPr>
+          <w:rFonts w:hint="default" w:ascii="Consolas" w:hAnsi="Consolas" w:eastAsia="Consolas" w:cs="Consolas"/>
+          <w:b w:val="0"/>
+          <w:bCs w:val="0"/>
+          <w:color w:val="D4D4D4"/>
+          <w:kern w:val="0"/>
+          <w:sz w:val="21"/>
+          <w:szCs w:val="21"/>
+          <w:shd w:val="clear" w:fill="1E1E1E"/>
+          <w:lang w:val="en-US" w:eastAsia="zh-CN" w:bidi="ar"/>
+        </w:rPr>
+        <w:t>(</w:t>
+      </w:r>
+      <w:r>
+        <w:rPr>
+          <w:rFonts w:hint="default" w:ascii="Consolas" w:hAnsi="Consolas" w:eastAsia="Consolas" w:cs="Consolas"/>
+          <w:b w:val="0"/>
+          <w:bCs w:val="0"/>
+          <w:color w:val="9CDCFE"/>
+          <w:kern w:val="0"/>
+          <w:sz w:val="21"/>
+          <w:szCs w:val="21"/>
+          <w:shd w:val="clear" w:fill="1E1E1E"/>
+          <w:lang w:val="en-US" w:eastAsia="zh-CN" w:bidi="ar"/>
+        </w:rPr>
+        <w:t>ary</w:t>
+      </w:r>
+      <w:r>
+        <w:rPr>
+          <w:rFonts w:hint="default" w:ascii="Consolas" w:hAnsi="Consolas" w:eastAsia="Consolas" w:cs="Consolas"/>
+          <w:b w:val="0"/>
+          <w:bCs w:val="0"/>
+          <w:color w:val="D4D4D4"/>
+          <w:kern w:val="0"/>
+          <w:sz w:val="21"/>
+          <w:szCs w:val="21"/>
+          <w:shd w:val="clear" w:fill="1E1E1E"/>
+          <w:lang w:val="en-US" w:eastAsia="zh-CN" w:bidi="ar"/>
+        </w:rPr>
+        <w:t>.</w:t>
+      </w:r>
+      <w:r>
+        <w:rPr>
+          <w:rFonts w:hint="default" w:ascii="Consolas" w:hAnsi="Consolas" w:eastAsia="Consolas" w:cs="Consolas"/>
+          <w:b w:val="0"/>
+          <w:bCs w:val="0"/>
+          <w:color w:val="DCDCAA"/>
+          <w:kern w:val="0"/>
+          <w:sz w:val="21"/>
+          <w:szCs w:val="21"/>
+          <w:shd w:val="clear" w:fill="1E1E1E"/>
+          <w:lang w:val="en-US" w:eastAsia="zh-CN" w:bidi="ar"/>
+        </w:rPr>
+        <w:t>join</w:t>
+      </w:r>
+      <w:r>
+        <w:rPr>
+          <w:rFonts w:hint="default" w:ascii="Consolas" w:hAnsi="Consolas" w:eastAsia="Consolas" w:cs="Consolas"/>
+          <w:b w:val="0"/>
+          <w:bCs w:val="0"/>
+          <w:color w:val="D4D4D4"/>
+          <w:kern w:val="0"/>
+          <w:sz w:val="21"/>
+          <w:szCs w:val="21"/>
+          <w:shd w:val="clear" w:fill="1E1E1E"/>
+          <w:lang w:val="en-US" w:eastAsia="zh-CN" w:bidi="ar"/>
+        </w:rPr>
+        <w:t xml:space="preserve">()); </w:t>
+      </w:r>
+      <w:r>
+        <w:rPr>
+          <w:rFonts w:hint="default" w:ascii="Consolas" w:hAnsi="Consolas" w:eastAsia="Consolas" w:cs="Consolas"/>
+          <w:b w:val="0"/>
+          <w:bCs w:val="0"/>
+          <w:color w:val="6A9955"/>
+          <w:kern w:val="0"/>
+          <w:sz w:val="21"/>
+          <w:szCs w:val="21"/>
+          <w:shd w:val="clear" w:fill="1E1E1E"/>
+          <w:lang w:val="en-US" w:eastAsia="zh-CN" w:bidi="ar"/>
+        </w:rPr>
+        <w:t>// name01,name02,name03,name04,name05,name06</w:t>
+      </w:r>
+    </w:p>
+    <w:p>
+      <w:pPr>
+        <w:keepNext w:val="0"/>
+        <w:keepLines w:val="0"/>
+        <w:widowControl/>
+        <w:suppressLineNumbers w:val="0"/>
+        <w:shd w:val="clear" w:fill="1E1E1E"/>
+        <w:spacing w:line="285" w:lineRule="atLeast"/>
+        <w:jc w:val="left"/>
+        <w:rPr>
+          <w:rFonts w:hint="default" w:ascii="Consolas" w:hAnsi="Consolas" w:eastAsia="Consolas" w:cs="Consolas"/>
+          <w:b w:val="0"/>
+          <w:bCs w:val="0"/>
+          <w:color w:val="6A9955"/>
+          <w:kern w:val="0"/>
+          <w:sz w:val="21"/>
+          <w:szCs w:val="21"/>
+          <w:shd w:val="clear" w:fill="1E1E1E"/>
+          <w:lang w:val="en-US" w:eastAsia="zh-CN" w:bidi="ar"/>
+        </w:rPr>
+      </w:pPr>
+      <w:r>
+        <w:rPr>
+          <w:rFonts w:hint="default" w:ascii="Consolas" w:hAnsi="Consolas" w:eastAsia="Consolas" w:cs="Consolas"/>
+          <w:b w:val="0"/>
+          <w:bCs w:val="0"/>
+          <w:color w:val="9CDCFE"/>
+          <w:kern w:val="0"/>
+          <w:sz w:val="21"/>
+          <w:szCs w:val="21"/>
+          <w:shd w:val="clear" w:fill="1E1E1E"/>
+          <w:lang w:val="en-US" w:eastAsia="zh-CN" w:bidi="ar"/>
+        </w:rPr>
+        <w:t>console</w:t>
+      </w:r>
+      <w:r>
+        <w:rPr>
+          <w:rFonts w:hint="default" w:ascii="Consolas" w:hAnsi="Consolas" w:eastAsia="Consolas" w:cs="Consolas"/>
+          <w:b w:val="0"/>
+          <w:bCs w:val="0"/>
+          <w:color w:val="D4D4D4"/>
+          <w:kern w:val="0"/>
+          <w:sz w:val="21"/>
+          <w:szCs w:val="21"/>
+          <w:shd w:val="clear" w:fill="1E1E1E"/>
+          <w:lang w:val="en-US" w:eastAsia="zh-CN" w:bidi="ar"/>
+        </w:rPr>
+        <w:t>.</w:t>
+      </w:r>
+      <w:r>
+        <w:rPr>
+          <w:rFonts w:hint="default" w:ascii="Consolas" w:hAnsi="Consolas" w:eastAsia="Consolas" w:cs="Consolas"/>
+          <w:b w:val="0"/>
+          <w:bCs w:val="0"/>
+          <w:color w:val="DCDCAA"/>
+          <w:kern w:val="0"/>
+          <w:sz w:val="21"/>
+          <w:szCs w:val="21"/>
+          <w:shd w:val="clear" w:fill="1E1E1E"/>
+          <w:lang w:val="en-US" w:eastAsia="zh-CN" w:bidi="ar"/>
+        </w:rPr>
+        <w:t>log</w:t>
+      </w:r>
+      <w:r>
+        <w:rPr>
+          <w:rFonts w:hint="default" w:ascii="Consolas" w:hAnsi="Consolas" w:eastAsia="Consolas" w:cs="Consolas"/>
+          <w:b w:val="0"/>
+          <w:bCs w:val="0"/>
+          <w:color w:val="D4D4D4"/>
+          <w:kern w:val="0"/>
+          <w:sz w:val="21"/>
+          <w:szCs w:val="21"/>
+          <w:shd w:val="clear" w:fill="1E1E1E"/>
+          <w:lang w:val="en-US" w:eastAsia="zh-CN" w:bidi="ar"/>
+        </w:rPr>
+        <w:t>(</w:t>
+      </w:r>
+      <w:r>
+        <w:rPr>
+          <w:rFonts w:hint="default" w:ascii="Consolas" w:hAnsi="Consolas" w:eastAsia="Consolas" w:cs="Consolas"/>
+          <w:b w:val="0"/>
+          <w:bCs w:val="0"/>
+          <w:color w:val="569CD6"/>
+          <w:kern w:val="0"/>
+          <w:sz w:val="21"/>
+          <w:szCs w:val="21"/>
+          <w:shd w:val="clear" w:fill="1E1E1E"/>
+          <w:lang w:val="en-US" w:eastAsia="zh-CN" w:bidi="ar"/>
+        </w:rPr>
+        <w:t>typeof</w:t>
+      </w:r>
+      <w:r>
+        <w:rPr>
+          <w:rFonts w:hint="default" w:ascii="Consolas" w:hAnsi="Consolas" w:eastAsia="Consolas" w:cs="Consolas"/>
+          <w:b w:val="0"/>
+          <w:bCs w:val="0"/>
+          <w:color w:val="D4D4D4"/>
+          <w:kern w:val="0"/>
+          <w:sz w:val="21"/>
+          <w:szCs w:val="21"/>
+          <w:shd w:val="clear" w:fill="1E1E1E"/>
+          <w:lang w:val="en-US" w:eastAsia="zh-CN" w:bidi="ar"/>
+        </w:rPr>
+        <w:t xml:space="preserve"> </w:t>
+      </w:r>
+      <w:r>
+        <w:rPr>
+          <w:rFonts w:hint="default" w:ascii="Consolas" w:hAnsi="Consolas" w:eastAsia="Consolas" w:cs="Consolas"/>
+          <w:b w:val="0"/>
+          <w:bCs w:val="0"/>
+          <w:color w:val="9CDCFE"/>
+          <w:kern w:val="0"/>
+          <w:sz w:val="21"/>
+          <w:szCs w:val="21"/>
+          <w:shd w:val="clear" w:fill="1E1E1E"/>
+          <w:lang w:val="en-US" w:eastAsia="zh-CN" w:bidi="ar"/>
+        </w:rPr>
+        <w:t>ary</w:t>
+      </w:r>
+      <w:r>
+        <w:rPr>
+          <w:rFonts w:hint="default" w:ascii="Consolas" w:hAnsi="Consolas" w:eastAsia="Consolas" w:cs="Consolas"/>
+          <w:b w:val="0"/>
+          <w:bCs w:val="0"/>
+          <w:color w:val="D4D4D4"/>
+          <w:kern w:val="0"/>
+          <w:sz w:val="21"/>
+          <w:szCs w:val="21"/>
+          <w:shd w:val="clear" w:fill="1E1E1E"/>
+          <w:lang w:val="en-US" w:eastAsia="zh-CN" w:bidi="ar"/>
+        </w:rPr>
+        <w:t>.</w:t>
+      </w:r>
+      <w:r>
+        <w:rPr>
+          <w:rFonts w:hint="default" w:ascii="Consolas" w:hAnsi="Consolas" w:eastAsia="Consolas" w:cs="Consolas"/>
+          <w:b w:val="0"/>
+          <w:bCs w:val="0"/>
+          <w:color w:val="DCDCAA"/>
+          <w:kern w:val="0"/>
+          <w:sz w:val="21"/>
+          <w:szCs w:val="21"/>
+          <w:shd w:val="clear" w:fill="1E1E1E"/>
+          <w:lang w:val="en-US" w:eastAsia="zh-CN" w:bidi="ar"/>
+        </w:rPr>
+        <w:t>join</w:t>
+      </w:r>
+      <w:r>
+        <w:rPr>
+          <w:rFonts w:hint="default" w:ascii="Consolas" w:hAnsi="Consolas" w:eastAsia="Consolas" w:cs="Consolas"/>
+          <w:b w:val="0"/>
+          <w:bCs w:val="0"/>
+          <w:color w:val="D4D4D4"/>
+          <w:kern w:val="0"/>
+          <w:sz w:val="21"/>
+          <w:szCs w:val="21"/>
+          <w:shd w:val="clear" w:fill="1E1E1E"/>
+          <w:lang w:val="en-US" w:eastAsia="zh-CN" w:bidi="ar"/>
+        </w:rPr>
+        <w:t xml:space="preserve">()); </w:t>
+      </w:r>
+      <w:r>
+        <w:rPr>
+          <w:rFonts w:hint="default" w:ascii="Consolas" w:hAnsi="Consolas" w:eastAsia="Consolas" w:cs="Consolas"/>
+          <w:b w:val="0"/>
+          <w:bCs w:val="0"/>
+          <w:color w:val="6A9955"/>
+          <w:kern w:val="0"/>
+          <w:sz w:val="21"/>
+          <w:szCs w:val="21"/>
+          <w:shd w:val="clear" w:fill="1E1E1E"/>
+          <w:lang w:val="en-US" w:eastAsia="zh-CN" w:bidi="ar"/>
+        </w:rPr>
+        <w:t>// string</w:t>
+      </w:r>
+    </w:p>
+    <w:p>
+      <w:pPr>
+        <w:keepNext w:val="0"/>
+        <w:keepLines w:val="0"/>
+        <w:widowControl/>
+        <w:suppressLineNumbers w:val="0"/>
+        <w:shd w:val="clear" w:fill="1E1E1E"/>
+        <w:spacing w:line="285" w:lineRule="atLeast"/>
+        <w:jc w:val="left"/>
+        <w:rPr>
+          <w:rFonts w:hint="default" w:ascii="Consolas" w:hAnsi="Consolas" w:eastAsia="Consolas" w:cs="Consolas"/>
+          <w:b w:val="0"/>
+          <w:bCs w:val="0"/>
+          <w:color w:val="6A9955"/>
+          <w:kern w:val="0"/>
+          <w:sz w:val="21"/>
+          <w:szCs w:val="21"/>
+          <w:shd w:val="clear" w:fill="1E1E1E"/>
+          <w:lang w:val="en-US" w:eastAsia="zh-CN" w:bidi="ar"/>
+        </w:rPr>
+      </w:pPr>
+    </w:p>
+    <w:p>
+      <w:pPr>
+        <w:keepNext w:val="0"/>
+        <w:keepLines w:val="0"/>
+        <w:widowControl/>
+        <w:suppressLineNumbers w:val="0"/>
+        <w:shd w:val="clear" w:fill="1E1E1E"/>
+        <w:spacing w:line="285" w:lineRule="atLeast"/>
+        <w:jc w:val="left"/>
+      </w:pPr>
+      <w:r>
+        <w:rPr>
+          <w:rFonts w:hint="default" w:ascii="Consolas" w:hAnsi="Consolas" w:eastAsia="Consolas" w:cs="Consolas"/>
+          <w:b w:val="0"/>
+          <w:bCs w:val="0"/>
+          <w:color w:val="9CDCFE"/>
+          <w:kern w:val="0"/>
+          <w:sz w:val="21"/>
+          <w:szCs w:val="21"/>
+          <w:shd w:val="clear" w:fill="1E1E1E"/>
+          <w:lang w:val="en-US" w:eastAsia="zh-CN" w:bidi="ar"/>
+        </w:rPr>
+        <w:t>console</w:t>
+      </w:r>
+      <w:r>
+        <w:rPr>
+          <w:rFonts w:hint="default" w:ascii="Consolas" w:hAnsi="Consolas" w:eastAsia="Consolas" w:cs="Consolas"/>
+          <w:b w:val="0"/>
+          <w:bCs w:val="0"/>
+          <w:color w:val="D4D4D4"/>
+          <w:kern w:val="0"/>
+          <w:sz w:val="21"/>
+          <w:szCs w:val="21"/>
+          <w:shd w:val="clear" w:fill="1E1E1E"/>
+          <w:lang w:val="en-US" w:eastAsia="zh-CN" w:bidi="ar"/>
+        </w:rPr>
+        <w:t>.</w:t>
+      </w:r>
+      <w:r>
+        <w:rPr>
+          <w:rFonts w:hint="default" w:ascii="Consolas" w:hAnsi="Consolas" w:eastAsia="Consolas" w:cs="Consolas"/>
+          <w:b w:val="0"/>
+          <w:bCs w:val="0"/>
+          <w:color w:val="DCDCAA"/>
+          <w:kern w:val="0"/>
+          <w:sz w:val="21"/>
+          <w:szCs w:val="21"/>
+          <w:shd w:val="clear" w:fill="1E1E1E"/>
+          <w:lang w:val="en-US" w:eastAsia="zh-CN" w:bidi="ar"/>
+        </w:rPr>
+        <w:t>log</w:t>
+      </w:r>
+      <w:r>
+        <w:rPr>
+          <w:rFonts w:hint="default" w:ascii="Consolas" w:hAnsi="Consolas" w:eastAsia="Consolas" w:cs="Consolas"/>
+          <w:b w:val="0"/>
+          <w:bCs w:val="0"/>
+          <w:color w:val="D4D4D4"/>
+          <w:kern w:val="0"/>
+          <w:sz w:val="21"/>
+          <w:szCs w:val="21"/>
+          <w:shd w:val="clear" w:fill="1E1E1E"/>
+          <w:lang w:val="en-US" w:eastAsia="zh-CN" w:bidi="ar"/>
+        </w:rPr>
+        <w:t>(</w:t>
+      </w:r>
+      <w:r>
+        <w:rPr>
+          <w:rFonts w:hint="default" w:ascii="Consolas" w:hAnsi="Consolas" w:eastAsia="Consolas" w:cs="Consolas"/>
+          <w:b w:val="0"/>
+          <w:bCs w:val="0"/>
+          <w:color w:val="9CDCFE"/>
+          <w:kern w:val="0"/>
+          <w:sz w:val="21"/>
+          <w:szCs w:val="21"/>
+          <w:shd w:val="clear" w:fill="1E1E1E"/>
+          <w:lang w:val="en-US" w:eastAsia="zh-CN" w:bidi="ar"/>
+        </w:rPr>
+        <w:t>ary</w:t>
+      </w:r>
+      <w:r>
+        <w:rPr>
+          <w:rFonts w:hint="default" w:ascii="Consolas" w:hAnsi="Consolas" w:eastAsia="Consolas" w:cs="Consolas"/>
+          <w:b w:val="0"/>
+          <w:bCs w:val="0"/>
+          <w:color w:val="D4D4D4"/>
+          <w:kern w:val="0"/>
+          <w:sz w:val="21"/>
+          <w:szCs w:val="21"/>
+          <w:shd w:val="clear" w:fill="1E1E1E"/>
+          <w:lang w:val="en-US" w:eastAsia="zh-CN" w:bidi="ar"/>
+        </w:rPr>
+        <w:t>.</w:t>
+      </w:r>
+      <w:r>
+        <w:rPr>
+          <w:rFonts w:hint="default" w:ascii="Consolas" w:hAnsi="Consolas" w:eastAsia="Consolas" w:cs="Consolas"/>
+          <w:b w:val="0"/>
+          <w:bCs w:val="0"/>
+          <w:color w:val="DCDCAA"/>
+          <w:kern w:val="0"/>
+          <w:sz w:val="21"/>
+          <w:szCs w:val="21"/>
+          <w:shd w:val="clear" w:fill="1E1E1E"/>
+          <w:lang w:val="en-US" w:eastAsia="zh-CN" w:bidi="ar"/>
+        </w:rPr>
+        <w:t>slice</w:t>
+      </w:r>
+      <w:r>
+        <w:rPr>
+          <w:rFonts w:hint="default" w:ascii="Consolas" w:hAnsi="Consolas" w:eastAsia="Consolas" w:cs="Consolas"/>
+          <w:b w:val="0"/>
+          <w:bCs w:val="0"/>
+          <w:color w:val="D4D4D4"/>
+          <w:kern w:val="0"/>
+          <w:sz w:val="21"/>
+          <w:szCs w:val="21"/>
+          <w:shd w:val="clear" w:fill="1E1E1E"/>
+          <w:lang w:val="en-US" w:eastAsia="zh-CN" w:bidi="ar"/>
+        </w:rPr>
+        <w:t>(</w:t>
+      </w:r>
+      <w:r>
+        <w:rPr>
+          <w:rFonts w:hint="default" w:ascii="Consolas" w:hAnsi="Consolas" w:eastAsia="Consolas" w:cs="Consolas"/>
+          <w:b w:val="0"/>
+          <w:bCs w:val="0"/>
+          <w:color w:val="B5CEA8"/>
+          <w:kern w:val="0"/>
+          <w:sz w:val="21"/>
+          <w:szCs w:val="21"/>
+          <w:shd w:val="clear" w:fill="1E1E1E"/>
+          <w:lang w:val="en-US" w:eastAsia="zh-CN" w:bidi="ar"/>
+        </w:rPr>
+        <w:t>1</w:t>
+      </w:r>
+      <w:r>
+        <w:rPr>
+          <w:rFonts w:hint="default" w:ascii="Consolas" w:hAnsi="Consolas" w:eastAsia="Consolas" w:cs="Consolas"/>
+          <w:b w:val="0"/>
+          <w:bCs w:val="0"/>
+          <w:color w:val="D4D4D4"/>
+          <w:kern w:val="0"/>
+          <w:sz w:val="21"/>
+          <w:szCs w:val="21"/>
+          <w:shd w:val="clear" w:fill="1E1E1E"/>
+          <w:lang w:val="en-US" w:eastAsia="zh-CN" w:bidi="ar"/>
+        </w:rPr>
+        <w:t>,</w:t>
+      </w:r>
+      <w:r>
+        <w:rPr>
+          <w:rFonts w:hint="default" w:ascii="Consolas" w:hAnsi="Consolas" w:eastAsia="Consolas" w:cs="Consolas"/>
+          <w:b w:val="0"/>
+          <w:bCs w:val="0"/>
+          <w:color w:val="B5CEA8"/>
+          <w:kern w:val="0"/>
+          <w:sz w:val="21"/>
+          <w:szCs w:val="21"/>
+          <w:shd w:val="clear" w:fill="1E1E1E"/>
+          <w:lang w:val="en-US" w:eastAsia="zh-CN" w:bidi="ar"/>
+        </w:rPr>
+        <w:t>3</w:t>
+      </w:r>
+      <w:r>
+        <w:rPr>
+          <w:rFonts w:hint="default" w:ascii="Consolas" w:hAnsi="Consolas" w:eastAsia="Consolas" w:cs="Consolas"/>
+          <w:b w:val="0"/>
+          <w:bCs w:val="0"/>
+          <w:color w:val="D4D4D4"/>
+          <w:kern w:val="0"/>
+          <w:sz w:val="21"/>
+          <w:szCs w:val="21"/>
+          <w:shd w:val="clear" w:fill="1E1E1E"/>
+          <w:lang w:val="en-US" w:eastAsia="zh-CN" w:bidi="ar"/>
+        </w:rPr>
+        <w:t xml:space="preserve">)); </w:t>
+      </w:r>
+      <w:r>
+        <w:rPr>
+          <w:rFonts w:hint="default" w:ascii="Consolas" w:hAnsi="Consolas" w:eastAsia="Consolas" w:cs="Consolas"/>
+          <w:b w:val="0"/>
+          <w:bCs w:val="0"/>
+          <w:color w:val="6A9955"/>
+          <w:kern w:val="0"/>
+          <w:sz w:val="21"/>
+          <w:szCs w:val="21"/>
+          <w:shd w:val="clear" w:fill="1E1E1E"/>
+          <w:lang w:val="en-US" w:eastAsia="zh-CN" w:bidi="ar"/>
+        </w:rPr>
+        <w:t>//[ 'name02', 'name03' ]</w:t>
+      </w:r>
+    </w:p>
+    <w:p>
+      <w:pPr>
+        <w:keepNext w:val="0"/>
+        <w:keepLines w:val="0"/>
+        <w:widowControl/>
+        <w:suppressLineNumbers w:val="0"/>
+        <w:shd w:val="clear" w:fill="1E1E1E"/>
+        <w:spacing w:line="285" w:lineRule="atLeast"/>
+        <w:jc w:val="left"/>
+        <w:rPr>
+          <w:rFonts w:hint="default" w:ascii="Consolas" w:hAnsi="Consolas" w:eastAsia="Consolas" w:cs="Consolas"/>
+          <w:b w:val="0"/>
+          <w:bCs w:val="0"/>
+          <w:color w:val="6A9955"/>
+          <w:kern w:val="0"/>
+          <w:sz w:val="21"/>
+          <w:szCs w:val="21"/>
+          <w:shd w:val="clear" w:fill="1E1E1E"/>
+          <w:lang w:val="en-US" w:eastAsia="zh-CN" w:bidi="ar"/>
+        </w:rPr>
+      </w:pPr>
+      <w:r>
+        <w:rPr>
+          <w:rFonts w:hint="default" w:ascii="Consolas" w:hAnsi="Consolas" w:eastAsia="Consolas" w:cs="Consolas"/>
+          <w:b w:val="0"/>
+          <w:bCs w:val="0"/>
+          <w:color w:val="9CDCFE"/>
+          <w:kern w:val="0"/>
+          <w:sz w:val="21"/>
+          <w:szCs w:val="21"/>
+          <w:shd w:val="clear" w:fill="1E1E1E"/>
+          <w:lang w:val="en-US" w:eastAsia="zh-CN" w:bidi="ar"/>
+        </w:rPr>
+        <w:t>console</w:t>
+      </w:r>
+      <w:r>
+        <w:rPr>
+          <w:rFonts w:hint="default" w:ascii="Consolas" w:hAnsi="Consolas" w:eastAsia="Consolas" w:cs="Consolas"/>
+          <w:b w:val="0"/>
+          <w:bCs w:val="0"/>
+          <w:color w:val="D4D4D4"/>
+          <w:kern w:val="0"/>
+          <w:sz w:val="21"/>
+          <w:szCs w:val="21"/>
+          <w:shd w:val="clear" w:fill="1E1E1E"/>
+          <w:lang w:val="en-US" w:eastAsia="zh-CN" w:bidi="ar"/>
+        </w:rPr>
+        <w:t>.</w:t>
+      </w:r>
+      <w:r>
+        <w:rPr>
+          <w:rFonts w:hint="default" w:ascii="Consolas" w:hAnsi="Consolas" w:eastAsia="Consolas" w:cs="Consolas"/>
+          <w:b w:val="0"/>
+          <w:bCs w:val="0"/>
+          <w:color w:val="DCDCAA"/>
+          <w:kern w:val="0"/>
+          <w:sz w:val="21"/>
+          <w:szCs w:val="21"/>
+          <w:shd w:val="clear" w:fill="1E1E1E"/>
+          <w:lang w:val="en-US" w:eastAsia="zh-CN" w:bidi="ar"/>
+        </w:rPr>
+        <w:t>log</w:t>
+      </w:r>
+      <w:r>
+        <w:rPr>
+          <w:rFonts w:hint="default" w:ascii="Consolas" w:hAnsi="Consolas" w:eastAsia="Consolas" w:cs="Consolas"/>
+          <w:b w:val="0"/>
+          <w:bCs w:val="0"/>
+          <w:color w:val="D4D4D4"/>
+          <w:kern w:val="0"/>
+          <w:sz w:val="21"/>
+          <w:szCs w:val="21"/>
+          <w:shd w:val="clear" w:fill="1E1E1E"/>
+          <w:lang w:val="en-US" w:eastAsia="zh-CN" w:bidi="ar"/>
+        </w:rPr>
+        <w:t>(</w:t>
+      </w:r>
+      <w:r>
+        <w:rPr>
+          <w:rFonts w:hint="default" w:ascii="Consolas" w:hAnsi="Consolas" w:eastAsia="Consolas" w:cs="Consolas"/>
+          <w:b w:val="0"/>
+          <w:bCs w:val="0"/>
+          <w:color w:val="9CDCFE"/>
+          <w:kern w:val="0"/>
+          <w:sz w:val="21"/>
+          <w:szCs w:val="21"/>
+          <w:shd w:val="clear" w:fill="1E1E1E"/>
+          <w:lang w:val="en-US" w:eastAsia="zh-CN" w:bidi="ar"/>
+        </w:rPr>
+        <w:t>ary</w:t>
+      </w:r>
+      <w:r>
+        <w:rPr>
+          <w:rFonts w:hint="default" w:ascii="Consolas" w:hAnsi="Consolas" w:eastAsia="Consolas" w:cs="Consolas"/>
+          <w:b w:val="0"/>
+          <w:bCs w:val="0"/>
+          <w:color w:val="D4D4D4"/>
+          <w:kern w:val="0"/>
+          <w:sz w:val="21"/>
+          <w:szCs w:val="21"/>
+          <w:shd w:val="clear" w:fill="1E1E1E"/>
+          <w:lang w:val="en-US" w:eastAsia="zh-CN" w:bidi="ar"/>
+        </w:rPr>
+        <w:t>.</w:t>
+      </w:r>
+      <w:r>
+        <w:rPr>
+          <w:rFonts w:hint="default" w:ascii="Consolas" w:hAnsi="Consolas" w:eastAsia="Consolas" w:cs="Consolas"/>
+          <w:b w:val="0"/>
+          <w:bCs w:val="0"/>
+          <w:color w:val="DCDCAA"/>
+          <w:kern w:val="0"/>
+          <w:sz w:val="21"/>
+          <w:szCs w:val="21"/>
+          <w:shd w:val="clear" w:fill="1E1E1E"/>
+          <w:lang w:val="en-US" w:eastAsia="zh-CN" w:bidi="ar"/>
+        </w:rPr>
+        <w:t>slice</w:t>
+      </w:r>
+      <w:r>
+        <w:rPr>
+          <w:rFonts w:hint="default" w:ascii="Consolas" w:hAnsi="Consolas" w:eastAsia="Consolas" w:cs="Consolas"/>
+          <w:b w:val="0"/>
+          <w:bCs w:val="0"/>
+          <w:color w:val="D4D4D4"/>
+          <w:kern w:val="0"/>
+          <w:sz w:val="21"/>
+          <w:szCs w:val="21"/>
+          <w:shd w:val="clear" w:fill="1E1E1E"/>
+          <w:lang w:val="en-US" w:eastAsia="zh-CN" w:bidi="ar"/>
+        </w:rPr>
+        <w:t>(</w:t>
+      </w:r>
+      <w:r>
+        <w:rPr>
+          <w:rFonts w:hint="default" w:ascii="Consolas" w:hAnsi="Consolas" w:eastAsia="Consolas" w:cs="Consolas"/>
+          <w:b w:val="0"/>
+          <w:bCs w:val="0"/>
+          <w:color w:val="B5CEA8"/>
+          <w:kern w:val="0"/>
+          <w:sz w:val="21"/>
+          <w:szCs w:val="21"/>
+          <w:shd w:val="clear" w:fill="1E1E1E"/>
+          <w:lang w:val="en-US" w:eastAsia="zh-CN" w:bidi="ar"/>
+        </w:rPr>
+        <w:t>3</w:t>
+      </w:r>
+      <w:r>
+        <w:rPr>
+          <w:rFonts w:hint="default" w:ascii="Consolas" w:hAnsi="Consolas" w:eastAsia="Consolas" w:cs="Consolas"/>
+          <w:b w:val="0"/>
+          <w:bCs w:val="0"/>
+          <w:color w:val="D4D4D4"/>
+          <w:kern w:val="0"/>
+          <w:sz w:val="21"/>
+          <w:szCs w:val="21"/>
+          <w:shd w:val="clear" w:fill="1E1E1E"/>
+          <w:lang w:val="en-US" w:eastAsia="zh-CN" w:bidi="ar"/>
+        </w:rPr>
+        <w:t xml:space="preserve">)); </w:t>
+      </w:r>
+      <w:r>
+        <w:rPr>
+          <w:rFonts w:hint="default" w:ascii="Consolas" w:hAnsi="Consolas" w:eastAsia="Consolas" w:cs="Consolas"/>
+          <w:b w:val="0"/>
+          <w:bCs w:val="0"/>
+          <w:color w:val="6A9955"/>
+          <w:kern w:val="0"/>
+          <w:sz w:val="21"/>
+          <w:szCs w:val="21"/>
+          <w:shd w:val="clear" w:fill="1E1E1E"/>
+          <w:lang w:val="en-US" w:eastAsia="zh-CN" w:bidi="ar"/>
+        </w:rPr>
+        <w:t>//[ 'name04', 'name05', 'name06' ]</w:t>
+      </w:r>
+    </w:p>
+    <w:p>
+      <w:pPr>
+        <w:keepNext w:val="0"/>
+        <w:keepLines w:val="0"/>
+        <w:widowControl/>
+        <w:suppressLineNumbers w:val="0"/>
+        <w:shd w:val="clear" w:fill="1E1E1E"/>
+        <w:spacing w:line="285" w:lineRule="atLeast"/>
+        <w:jc w:val="left"/>
+        <w:rPr>
+          <w:rFonts w:hint="default" w:ascii="Consolas" w:hAnsi="Consolas" w:eastAsia="Consolas" w:cs="Consolas"/>
+          <w:b w:val="0"/>
+          <w:bCs w:val="0"/>
+          <w:color w:val="6A9955"/>
+          <w:kern w:val="0"/>
+          <w:sz w:val="21"/>
+          <w:szCs w:val="21"/>
+          <w:shd w:val="clear" w:fill="1E1E1E"/>
+          <w:lang w:val="en-US" w:eastAsia="zh-CN" w:bidi="ar"/>
+        </w:rPr>
+      </w:pPr>
+    </w:p>
+    <w:p>
+      <w:pPr>
+        <w:keepNext w:val="0"/>
+        <w:keepLines w:val="0"/>
+        <w:widowControl/>
+        <w:suppressLineNumbers w:val="0"/>
+        <w:shd w:val="clear" w:fill="1E1E1E"/>
+        <w:spacing w:line="285" w:lineRule="atLeast"/>
+        <w:jc w:val="left"/>
+      </w:pPr>
+      <w:r>
+        <w:rPr>
+          <w:rFonts w:hint="default" w:ascii="Consolas" w:hAnsi="Consolas" w:eastAsia="Consolas" w:cs="Consolas"/>
+          <w:b w:val="0"/>
+          <w:bCs w:val="0"/>
+          <w:color w:val="9CDCFE"/>
+          <w:kern w:val="0"/>
+          <w:sz w:val="21"/>
+          <w:szCs w:val="21"/>
+          <w:shd w:val="clear" w:fill="1E1E1E"/>
+          <w:lang w:val="en-US" w:eastAsia="zh-CN" w:bidi="ar"/>
+        </w:rPr>
+        <w:t>console</w:t>
+      </w:r>
+      <w:r>
+        <w:rPr>
+          <w:rFonts w:hint="default" w:ascii="Consolas" w:hAnsi="Consolas" w:eastAsia="Consolas" w:cs="Consolas"/>
+          <w:b w:val="0"/>
+          <w:bCs w:val="0"/>
+          <w:color w:val="D4D4D4"/>
+          <w:kern w:val="0"/>
+          <w:sz w:val="21"/>
+          <w:szCs w:val="21"/>
+          <w:shd w:val="clear" w:fill="1E1E1E"/>
+          <w:lang w:val="en-US" w:eastAsia="zh-CN" w:bidi="ar"/>
+        </w:rPr>
+        <w:t>.</w:t>
+      </w:r>
+      <w:r>
+        <w:rPr>
+          <w:rFonts w:hint="default" w:ascii="Consolas" w:hAnsi="Consolas" w:eastAsia="Consolas" w:cs="Consolas"/>
+          <w:b w:val="0"/>
+          <w:bCs w:val="0"/>
+          <w:color w:val="DCDCAA"/>
+          <w:kern w:val="0"/>
+          <w:sz w:val="21"/>
+          <w:szCs w:val="21"/>
+          <w:shd w:val="clear" w:fill="1E1E1E"/>
+          <w:lang w:val="en-US" w:eastAsia="zh-CN" w:bidi="ar"/>
+        </w:rPr>
+        <w:t>log</w:t>
+      </w:r>
+      <w:r>
+        <w:rPr>
+          <w:rFonts w:hint="default" w:ascii="Consolas" w:hAnsi="Consolas" w:eastAsia="Consolas" w:cs="Consolas"/>
+          <w:b w:val="0"/>
+          <w:bCs w:val="0"/>
+          <w:color w:val="D4D4D4"/>
+          <w:kern w:val="0"/>
+          <w:sz w:val="21"/>
+          <w:szCs w:val="21"/>
+          <w:shd w:val="clear" w:fill="1E1E1E"/>
+          <w:lang w:val="en-US" w:eastAsia="zh-CN" w:bidi="ar"/>
+        </w:rPr>
+        <w:t>(</w:t>
+      </w:r>
+      <w:r>
+        <w:rPr>
+          <w:rFonts w:hint="default" w:ascii="Consolas" w:hAnsi="Consolas" w:eastAsia="Consolas" w:cs="Consolas"/>
+          <w:b w:val="0"/>
+          <w:bCs w:val="0"/>
+          <w:color w:val="9CDCFE"/>
+          <w:kern w:val="0"/>
+          <w:sz w:val="21"/>
+          <w:szCs w:val="21"/>
+          <w:shd w:val="clear" w:fill="1E1E1E"/>
+          <w:lang w:val="en-US" w:eastAsia="zh-CN" w:bidi="ar"/>
+        </w:rPr>
+        <w:t>ary</w:t>
+      </w:r>
+      <w:r>
+        <w:rPr>
+          <w:rFonts w:hint="default" w:ascii="Consolas" w:hAnsi="Consolas" w:eastAsia="Consolas" w:cs="Consolas"/>
+          <w:b w:val="0"/>
+          <w:bCs w:val="0"/>
+          <w:color w:val="D4D4D4"/>
+          <w:kern w:val="0"/>
+          <w:sz w:val="21"/>
+          <w:szCs w:val="21"/>
+          <w:shd w:val="clear" w:fill="1E1E1E"/>
+          <w:lang w:val="en-US" w:eastAsia="zh-CN" w:bidi="ar"/>
+        </w:rPr>
+        <w:t>.</w:t>
+      </w:r>
+      <w:r>
+        <w:rPr>
+          <w:rFonts w:hint="default" w:ascii="Consolas" w:hAnsi="Consolas" w:eastAsia="Consolas" w:cs="Consolas"/>
+          <w:b w:val="0"/>
+          <w:bCs w:val="0"/>
+          <w:color w:val="DCDCAA"/>
+          <w:kern w:val="0"/>
+          <w:sz w:val="21"/>
+          <w:szCs w:val="21"/>
+          <w:shd w:val="clear" w:fill="1E1E1E"/>
+          <w:lang w:val="en-US" w:eastAsia="zh-CN" w:bidi="ar"/>
+        </w:rPr>
+        <w:t>slice</w:t>
+      </w:r>
+      <w:r>
+        <w:rPr>
+          <w:rFonts w:hint="default" w:ascii="Consolas" w:hAnsi="Consolas" w:eastAsia="Consolas" w:cs="Consolas"/>
+          <w:b w:val="0"/>
+          <w:bCs w:val="0"/>
+          <w:color w:val="D4D4D4"/>
+          <w:kern w:val="0"/>
+          <w:sz w:val="21"/>
+          <w:szCs w:val="21"/>
+          <w:shd w:val="clear" w:fill="1E1E1E"/>
+          <w:lang w:val="en-US" w:eastAsia="zh-CN" w:bidi="ar"/>
+        </w:rPr>
+        <w:t>(-</w:t>
+      </w:r>
+      <w:r>
+        <w:rPr>
+          <w:rFonts w:hint="default" w:ascii="Consolas" w:hAnsi="Consolas" w:eastAsia="Consolas" w:cs="Consolas"/>
+          <w:b w:val="0"/>
+          <w:bCs w:val="0"/>
+          <w:color w:val="B5CEA8"/>
+          <w:kern w:val="0"/>
+          <w:sz w:val="21"/>
+          <w:szCs w:val="21"/>
+          <w:shd w:val="clear" w:fill="1E1E1E"/>
+          <w:lang w:val="en-US" w:eastAsia="zh-CN" w:bidi="ar"/>
+        </w:rPr>
+        <w:t>2</w:t>
+      </w:r>
+      <w:r>
+        <w:rPr>
+          <w:rFonts w:hint="default" w:ascii="Consolas" w:hAnsi="Consolas" w:eastAsia="Consolas" w:cs="Consolas"/>
+          <w:b w:val="0"/>
+          <w:bCs w:val="0"/>
+          <w:color w:val="D4D4D4"/>
+          <w:kern w:val="0"/>
+          <w:sz w:val="21"/>
+          <w:szCs w:val="21"/>
+          <w:shd w:val="clear" w:fill="1E1E1E"/>
+          <w:lang w:val="en-US" w:eastAsia="zh-CN" w:bidi="ar"/>
+        </w:rPr>
+        <w:t xml:space="preserve">)); </w:t>
+      </w:r>
+      <w:r>
+        <w:rPr>
+          <w:rFonts w:hint="default" w:ascii="Consolas" w:hAnsi="Consolas" w:eastAsia="Consolas" w:cs="Consolas"/>
+          <w:b w:val="0"/>
+          <w:bCs w:val="0"/>
+          <w:color w:val="6A9955"/>
+          <w:kern w:val="0"/>
+          <w:sz w:val="21"/>
+          <w:szCs w:val="21"/>
+          <w:shd w:val="clear" w:fill="1E1E1E"/>
+          <w:lang w:val="en-US" w:eastAsia="zh-CN" w:bidi="ar"/>
+        </w:rPr>
+        <w:t>// [ 'name05', 'name06' ]</w:t>
+      </w:r>
+    </w:p>
+    <w:p>
+      <w:pPr>
+        <w:keepNext w:val="0"/>
+        <w:keepLines w:val="0"/>
+        <w:widowControl/>
+        <w:suppressLineNumbers w:val="0"/>
+        <w:shd w:val="clear" w:fill="1E1E1E"/>
+        <w:spacing w:line="285" w:lineRule="atLeast"/>
+        <w:jc w:val="left"/>
+      </w:pPr>
+      <w:r>
+        <w:rPr>
+          <w:rFonts w:hint="default" w:ascii="Consolas" w:hAnsi="Consolas" w:eastAsia="Consolas" w:cs="Consolas"/>
+          <w:b w:val="0"/>
+          <w:bCs w:val="0"/>
+          <w:color w:val="9CDCFE"/>
+          <w:kern w:val="0"/>
+          <w:sz w:val="21"/>
+          <w:szCs w:val="21"/>
+          <w:shd w:val="clear" w:fill="1E1E1E"/>
+          <w:lang w:val="en-US" w:eastAsia="zh-CN" w:bidi="ar"/>
+        </w:rPr>
+        <w:t>console</w:t>
+      </w:r>
+      <w:r>
+        <w:rPr>
+          <w:rFonts w:hint="default" w:ascii="Consolas" w:hAnsi="Consolas" w:eastAsia="Consolas" w:cs="Consolas"/>
+          <w:b w:val="0"/>
+          <w:bCs w:val="0"/>
+          <w:color w:val="D4D4D4"/>
+          <w:kern w:val="0"/>
+          <w:sz w:val="21"/>
+          <w:szCs w:val="21"/>
+          <w:shd w:val="clear" w:fill="1E1E1E"/>
+          <w:lang w:val="en-US" w:eastAsia="zh-CN" w:bidi="ar"/>
+        </w:rPr>
+        <w:t>.</w:t>
+      </w:r>
+      <w:r>
+        <w:rPr>
+          <w:rFonts w:hint="default" w:ascii="Consolas" w:hAnsi="Consolas" w:eastAsia="Consolas" w:cs="Consolas"/>
+          <w:b w:val="0"/>
+          <w:bCs w:val="0"/>
+          <w:color w:val="DCDCAA"/>
+          <w:kern w:val="0"/>
+          <w:sz w:val="21"/>
+          <w:szCs w:val="21"/>
+          <w:shd w:val="clear" w:fill="1E1E1E"/>
+          <w:lang w:val="en-US" w:eastAsia="zh-CN" w:bidi="ar"/>
+        </w:rPr>
+        <w:t>log</w:t>
+      </w:r>
+      <w:r>
+        <w:rPr>
+          <w:rFonts w:hint="default" w:ascii="Consolas" w:hAnsi="Consolas" w:eastAsia="Consolas" w:cs="Consolas"/>
+          <w:b w:val="0"/>
+          <w:bCs w:val="0"/>
+          <w:color w:val="D4D4D4"/>
+          <w:kern w:val="0"/>
+          <w:sz w:val="21"/>
+          <w:szCs w:val="21"/>
+          <w:shd w:val="clear" w:fill="1E1E1E"/>
+          <w:lang w:val="en-US" w:eastAsia="zh-CN" w:bidi="ar"/>
+        </w:rPr>
+        <w:t>(</w:t>
+      </w:r>
+      <w:r>
+        <w:rPr>
+          <w:rFonts w:hint="default" w:ascii="Consolas" w:hAnsi="Consolas" w:eastAsia="Consolas" w:cs="Consolas"/>
+          <w:b w:val="0"/>
+          <w:bCs w:val="0"/>
+          <w:color w:val="9CDCFE"/>
+          <w:kern w:val="0"/>
+          <w:sz w:val="21"/>
+          <w:szCs w:val="21"/>
+          <w:shd w:val="clear" w:fill="1E1E1E"/>
+          <w:lang w:val="en-US" w:eastAsia="zh-CN" w:bidi="ar"/>
+        </w:rPr>
+        <w:t>ary</w:t>
+      </w:r>
+      <w:r>
+        <w:rPr>
+          <w:rFonts w:hint="default" w:ascii="Consolas" w:hAnsi="Consolas" w:eastAsia="Consolas" w:cs="Consolas"/>
+          <w:b w:val="0"/>
+          <w:bCs w:val="0"/>
+          <w:color w:val="D4D4D4"/>
+          <w:kern w:val="0"/>
+          <w:sz w:val="21"/>
+          <w:szCs w:val="21"/>
+          <w:shd w:val="clear" w:fill="1E1E1E"/>
+          <w:lang w:val="en-US" w:eastAsia="zh-CN" w:bidi="ar"/>
+        </w:rPr>
+        <w:t>.</w:t>
+      </w:r>
+      <w:r>
+        <w:rPr>
+          <w:rFonts w:hint="default" w:ascii="Consolas" w:hAnsi="Consolas" w:eastAsia="Consolas" w:cs="Consolas"/>
+          <w:b w:val="0"/>
+          <w:bCs w:val="0"/>
+          <w:color w:val="DCDCAA"/>
+          <w:kern w:val="0"/>
+          <w:sz w:val="21"/>
+          <w:szCs w:val="21"/>
+          <w:shd w:val="clear" w:fill="1E1E1E"/>
+          <w:lang w:val="en-US" w:eastAsia="zh-CN" w:bidi="ar"/>
+        </w:rPr>
+        <w:t>slice</w:t>
+      </w:r>
+      <w:r>
+        <w:rPr>
+          <w:rFonts w:hint="default" w:ascii="Consolas" w:hAnsi="Consolas" w:eastAsia="Consolas" w:cs="Consolas"/>
+          <w:b w:val="0"/>
+          <w:bCs w:val="0"/>
+          <w:color w:val="D4D4D4"/>
+          <w:kern w:val="0"/>
+          <w:sz w:val="21"/>
+          <w:szCs w:val="21"/>
+          <w:shd w:val="clear" w:fill="1E1E1E"/>
+          <w:lang w:val="en-US" w:eastAsia="zh-CN" w:bidi="ar"/>
+        </w:rPr>
+        <w:t>(-</w:t>
+      </w:r>
+      <w:r>
+        <w:rPr>
+          <w:rFonts w:hint="default" w:ascii="Consolas" w:hAnsi="Consolas" w:eastAsia="Consolas" w:cs="Consolas"/>
+          <w:b w:val="0"/>
+          <w:bCs w:val="0"/>
+          <w:color w:val="B5CEA8"/>
+          <w:kern w:val="0"/>
+          <w:sz w:val="21"/>
+          <w:szCs w:val="21"/>
+          <w:shd w:val="clear" w:fill="1E1E1E"/>
+          <w:lang w:val="en-US" w:eastAsia="zh-CN" w:bidi="ar"/>
+        </w:rPr>
+        <w:t>5</w:t>
+      </w:r>
+      <w:r>
+        <w:rPr>
+          <w:rFonts w:hint="default" w:ascii="Consolas" w:hAnsi="Consolas" w:eastAsia="Consolas" w:cs="Consolas"/>
+          <w:b w:val="0"/>
+          <w:bCs w:val="0"/>
+          <w:color w:val="D4D4D4"/>
+          <w:kern w:val="0"/>
+          <w:sz w:val="21"/>
+          <w:szCs w:val="21"/>
+          <w:shd w:val="clear" w:fill="1E1E1E"/>
+          <w:lang w:val="en-US" w:eastAsia="zh-CN" w:bidi="ar"/>
+        </w:rPr>
+        <w:t>, -</w:t>
+      </w:r>
+      <w:r>
+        <w:rPr>
+          <w:rFonts w:hint="default" w:ascii="Consolas" w:hAnsi="Consolas" w:eastAsia="Consolas" w:cs="Consolas"/>
+          <w:b w:val="0"/>
+          <w:bCs w:val="0"/>
+          <w:color w:val="B5CEA8"/>
+          <w:kern w:val="0"/>
+          <w:sz w:val="21"/>
+          <w:szCs w:val="21"/>
+          <w:shd w:val="clear" w:fill="1E1E1E"/>
+          <w:lang w:val="en-US" w:eastAsia="zh-CN" w:bidi="ar"/>
+        </w:rPr>
+        <w:t>2</w:t>
+      </w:r>
+      <w:r>
+        <w:rPr>
+          <w:rFonts w:hint="default" w:ascii="Consolas" w:hAnsi="Consolas" w:eastAsia="Consolas" w:cs="Consolas"/>
+          <w:b w:val="0"/>
+          <w:bCs w:val="0"/>
+          <w:color w:val="D4D4D4"/>
+          <w:kern w:val="0"/>
+          <w:sz w:val="21"/>
+          <w:szCs w:val="21"/>
+          <w:shd w:val="clear" w:fill="1E1E1E"/>
+          <w:lang w:val="en-US" w:eastAsia="zh-CN" w:bidi="ar"/>
+        </w:rPr>
+        <w:t xml:space="preserve">)); </w:t>
+      </w:r>
+      <w:r>
+        <w:rPr>
+          <w:rFonts w:hint="default" w:ascii="Consolas" w:hAnsi="Consolas" w:eastAsia="Consolas" w:cs="Consolas"/>
+          <w:b w:val="0"/>
+          <w:bCs w:val="0"/>
+          <w:color w:val="6A9955"/>
+          <w:kern w:val="0"/>
+          <w:sz w:val="21"/>
+          <w:szCs w:val="21"/>
+          <w:shd w:val="clear" w:fill="1E1E1E"/>
+          <w:lang w:val="en-US" w:eastAsia="zh-CN" w:bidi="ar"/>
+        </w:rPr>
+        <w:t>// [ 'name02', 'name03', 'name04' ]</w:t>
+      </w:r>
+    </w:p>
+    <w:p>
+      <w:pPr>
+        <w:keepNext w:val="0"/>
+        <w:keepLines w:val="0"/>
+        <w:widowControl/>
+        <w:suppressLineNumbers w:val="0"/>
+        <w:shd w:val="clear" w:fill="1E1E1E"/>
+        <w:spacing w:line="285" w:lineRule="atLeast"/>
+        <w:jc w:val="left"/>
+      </w:pPr>
+      <w:r>
+        <w:rPr>
+          <w:rFonts w:hint="default" w:ascii="Consolas" w:hAnsi="Consolas" w:eastAsia="Consolas" w:cs="Consolas"/>
+          <w:b w:val="0"/>
+          <w:bCs w:val="0"/>
+          <w:color w:val="9CDCFE"/>
+          <w:kern w:val="0"/>
+          <w:sz w:val="21"/>
+          <w:szCs w:val="21"/>
+          <w:shd w:val="clear" w:fill="1E1E1E"/>
+          <w:lang w:val="en-US" w:eastAsia="zh-CN" w:bidi="ar"/>
+        </w:rPr>
+        <w:t>console</w:t>
+      </w:r>
+      <w:r>
+        <w:rPr>
+          <w:rFonts w:hint="default" w:ascii="Consolas" w:hAnsi="Consolas" w:eastAsia="Consolas" w:cs="Consolas"/>
+          <w:b w:val="0"/>
+          <w:bCs w:val="0"/>
+          <w:color w:val="D4D4D4"/>
+          <w:kern w:val="0"/>
+          <w:sz w:val="21"/>
+          <w:szCs w:val="21"/>
+          <w:shd w:val="clear" w:fill="1E1E1E"/>
+          <w:lang w:val="en-US" w:eastAsia="zh-CN" w:bidi="ar"/>
+        </w:rPr>
+        <w:t>.</w:t>
+      </w:r>
+      <w:r>
+        <w:rPr>
+          <w:rFonts w:hint="default" w:ascii="Consolas" w:hAnsi="Consolas" w:eastAsia="Consolas" w:cs="Consolas"/>
+          <w:b w:val="0"/>
+          <w:bCs w:val="0"/>
+          <w:color w:val="DCDCAA"/>
+          <w:kern w:val="0"/>
+          <w:sz w:val="21"/>
+          <w:szCs w:val="21"/>
+          <w:shd w:val="clear" w:fill="1E1E1E"/>
+          <w:lang w:val="en-US" w:eastAsia="zh-CN" w:bidi="ar"/>
+        </w:rPr>
+        <w:t>log</w:t>
+      </w:r>
+      <w:r>
+        <w:rPr>
+          <w:rFonts w:hint="default" w:ascii="Consolas" w:hAnsi="Consolas" w:eastAsia="Consolas" w:cs="Consolas"/>
+          <w:b w:val="0"/>
+          <w:bCs w:val="0"/>
+          <w:color w:val="D4D4D4"/>
+          <w:kern w:val="0"/>
+          <w:sz w:val="21"/>
+          <w:szCs w:val="21"/>
+          <w:shd w:val="clear" w:fill="1E1E1E"/>
+          <w:lang w:val="en-US" w:eastAsia="zh-CN" w:bidi="ar"/>
+        </w:rPr>
+        <w:t>(</w:t>
+      </w:r>
+      <w:r>
+        <w:rPr>
+          <w:rFonts w:hint="default" w:ascii="Consolas" w:hAnsi="Consolas" w:eastAsia="Consolas" w:cs="Consolas"/>
+          <w:b w:val="0"/>
+          <w:bCs w:val="0"/>
+          <w:color w:val="9CDCFE"/>
+          <w:kern w:val="0"/>
+          <w:sz w:val="21"/>
+          <w:szCs w:val="21"/>
+          <w:shd w:val="clear" w:fill="1E1E1E"/>
+          <w:lang w:val="en-US" w:eastAsia="zh-CN" w:bidi="ar"/>
+        </w:rPr>
+        <w:t>ary</w:t>
+      </w:r>
+      <w:r>
+        <w:rPr>
+          <w:rFonts w:hint="default" w:ascii="Consolas" w:hAnsi="Consolas" w:eastAsia="Consolas" w:cs="Consolas"/>
+          <w:b w:val="0"/>
+          <w:bCs w:val="0"/>
+          <w:color w:val="D4D4D4"/>
+          <w:kern w:val="0"/>
+          <w:sz w:val="21"/>
+          <w:szCs w:val="21"/>
+          <w:shd w:val="clear" w:fill="1E1E1E"/>
+          <w:lang w:val="en-US" w:eastAsia="zh-CN" w:bidi="ar"/>
+        </w:rPr>
+        <w:t>.</w:t>
+      </w:r>
+      <w:r>
+        <w:rPr>
+          <w:rFonts w:hint="default" w:ascii="Consolas" w:hAnsi="Consolas" w:eastAsia="Consolas" w:cs="Consolas"/>
+          <w:b w:val="0"/>
+          <w:bCs w:val="0"/>
+          <w:color w:val="DCDCAA"/>
+          <w:kern w:val="0"/>
+          <w:sz w:val="21"/>
+          <w:szCs w:val="21"/>
+          <w:shd w:val="clear" w:fill="1E1E1E"/>
+          <w:lang w:val="en-US" w:eastAsia="zh-CN" w:bidi="ar"/>
+        </w:rPr>
+        <w:t>slice</w:t>
+      </w:r>
+      <w:r>
+        <w:rPr>
+          <w:rFonts w:hint="default" w:ascii="Consolas" w:hAnsi="Consolas" w:eastAsia="Consolas" w:cs="Consolas"/>
+          <w:b w:val="0"/>
+          <w:bCs w:val="0"/>
+          <w:color w:val="D4D4D4"/>
+          <w:kern w:val="0"/>
+          <w:sz w:val="21"/>
+          <w:szCs w:val="21"/>
+          <w:shd w:val="clear" w:fill="1E1E1E"/>
+          <w:lang w:val="en-US" w:eastAsia="zh-CN" w:bidi="ar"/>
+        </w:rPr>
+        <w:t>(-</w:t>
+      </w:r>
+      <w:r>
+        <w:rPr>
+          <w:rFonts w:hint="default" w:ascii="Consolas" w:hAnsi="Consolas" w:eastAsia="Consolas" w:cs="Consolas"/>
+          <w:b w:val="0"/>
+          <w:bCs w:val="0"/>
+          <w:color w:val="B5CEA8"/>
+          <w:kern w:val="0"/>
+          <w:sz w:val="21"/>
+          <w:szCs w:val="21"/>
+          <w:shd w:val="clear" w:fill="1E1E1E"/>
+          <w:lang w:val="en-US" w:eastAsia="zh-CN" w:bidi="ar"/>
+        </w:rPr>
+        <w:t>5</w:t>
+      </w:r>
+      <w:r>
+        <w:rPr>
+          <w:rFonts w:hint="default" w:ascii="Consolas" w:hAnsi="Consolas" w:eastAsia="Consolas" w:cs="Consolas"/>
+          <w:b w:val="0"/>
+          <w:bCs w:val="0"/>
+          <w:color w:val="D4D4D4"/>
+          <w:kern w:val="0"/>
+          <w:sz w:val="21"/>
+          <w:szCs w:val="21"/>
+          <w:shd w:val="clear" w:fill="1E1E1E"/>
+          <w:lang w:val="en-US" w:eastAsia="zh-CN" w:bidi="ar"/>
+        </w:rPr>
+        <w:t>, -</w:t>
+      </w:r>
+      <w:r>
+        <w:rPr>
+          <w:rFonts w:hint="default" w:ascii="Consolas" w:hAnsi="Consolas" w:eastAsia="Consolas" w:cs="Consolas"/>
+          <w:b w:val="0"/>
+          <w:bCs w:val="0"/>
+          <w:color w:val="B5CEA8"/>
+          <w:kern w:val="0"/>
+          <w:sz w:val="21"/>
+          <w:szCs w:val="21"/>
+          <w:shd w:val="clear" w:fill="1E1E1E"/>
+          <w:lang w:val="en-US" w:eastAsia="zh-CN" w:bidi="ar"/>
+        </w:rPr>
+        <w:t>3</w:t>
+      </w:r>
+      <w:r>
+        <w:rPr>
+          <w:rFonts w:hint="default" w:ascii="Consolas" w:hAnsi="Consolas" w:eastAsia="Consolas" w:cs="Consolas"/>
+          <w:b w:val="0"/>
+          <w:bCs w:val="0"/>
+          <w:color w:val="D4D4D4"/>
+          <w:kern w:val="0"/>
+          <w:sz w:val="21"/>
+          <w:szCs w:val="21"/>
+          <w:shd w:val="clear" w:fill="1E1E1E"/>
+          <w:lang w:val="en-US" w:eastAsia="zh-CN" w:bidi="ar"/>
+        </w:rPr>
+        <w:t xml:space="preserve">)); </w:t>
+      </w:r>
+      <w:r>
+        <w:rPr>
+          <w:rFonts w:hint="default" w:ascii="Consolas" w:hAnsi="Consolas" w:eastAsia="Consolas" w:cs="Consolas"/>
+          <w:b w:val="0"/>
+          <w:bCs w:val="0"/>
+          <w:color w:val="6A9955"/>
+          <w:kern w:val="0"/>
+          <w:sz w:val="21"/>
+          <w:szCs w:val="21"/>
+          <w:shd w:val="clear" w:fill="1E1E1E"/>
+          <w:lang w:val="en-US" w:eastAsia="zh-CN" w:bidi="ar"/>
+        </w:rPr>
+        <w:t>// [ 'name02', 'name03' ]</w:t>
+      </w:r>
+    </w:p>
+    <w:p>
+      <w:pPr>
+        <w:keepNext w:val="0"/>
+        <w:keepLines w:val="0"/>
+        <w:widowControl/>
+        <w:suppressLineNumbers w:val="0"/>
+        <w:shd w:val="clear" w:fill="1E1E1E"/>
+        <w:spacing w:line="285" w:lineRule="atLeast"/>
+        <w:jc w:val="left"/>
+        <w:rPr>
+          <w:rFonts w:hint="default" w:ascii="Consolas" w:hAnsi="Consolas" w:eastAsia="Consolas" w:cs="Consolas"/>
+          <w:b w:val="0"/>
+          <w:bCs w:val="0"/>
+          <w:color w:val="6A9955"/>
+          <w:kern w:val="0"/>
+          <w:sz w:val="21"/>
+          <w:szCs w:val="21"/>
+          <w:shd w:val="clear" w:fill="1E1E1E"/>
+          <w:lang w:val="en-US" w:eastAsia="zh-CN" w:bidi="ar"/>
+        </w:rPr>
+      </w:pPr>
+      <w:r>
+        <w:rPr>
+          <w:rFonts w:hint="default" w:ascii="Consolas" w:hAnsi="Consolas" w:eastAsia="Consolas" w:cs="Consolas"/>
+          <w:b w:val="0"/>
+          <w:bCs w:val="0"/>
+          <w:color w:val="9CDCFE"/>
+          <w:kern w:val="0"/>
+          <w:sz w:val="21"/>
+          <w:szCs w:val="21"/>
+          <w:shd w:val="clear" w:fill="1E1E1E"/>
+          <w:lang w:val="en-US" w:eastAsia="zh-CN" w:bidi="ar"/>
+        </w:rPr>
+        <w:t>console</w:t>
+      </w:r>
+      <w:r>
+        <w:rPr>
+          <w:rFonts w:hint="default" w:ascii="Consolas" w:hAnsi="Consolas" w:eastAsia="Consolas" w:cs="Consolas"/>
+          <w:b w:val="0"/>
+          <w:bCs w:val="0"/>
+          <w:color w:val="D4D4D4"/>
+          <w:kern w:val="0"/>
+          <w:sz w:val="21"/>
+          <w:szCs w:val="21"/>
+          <w:shd w:val="clear" w:fill="1E1E1E"/>
+          <w:lang w:val="en-US" w:eastAsia="zh-CN" w:bidi="ar"/>
+        </w:rPr>
+        <w:t>.</w:t>
+      </w:r>
+      <w:r>
+        <w:rPr>
+          <w:rFonts w:hint="default" w:ascii="Consolas" w:hAnsi="Consolas" w:eastAsia="Consolas" w:cs="Consolas"/>
+          <w:b w:val="0"/>
+          <w:bCs w:val="0"/>
+          <w:color w:val="DCDCAA"/>
+          <w:kern w:val="0"/>
+          <w:sz w:val="21"/>
+          <w:szCs w:val="21"/>
+          <w:shd w:val="clear" w:fill="1E1E1E"/>
+          <w:lang w:val="en-US" w:eastAsia="zh-CN" w:bidi="ar"/>
+        </w:rPr>
+        <w:t>log</w:t>
+      </w:r>
+      <w:r>
+        <w:rPr>
+          <w:rFonts w:hint="default" w:ascii="Consolas" w:hAnsi="Consolas" w:eastAsia="Consolas" w:cs="Consolas"/>
+          <w:b w:val="0"/>
+          <w:bCs w:val="0"/>
+          <w:color w:val="D4D4D4"/>
+          <w:kern w:val="0"/>
+          <w:sz w:val="21"/>
+          <w:szCs w:val="21"/>
+          <w:shd w:val="clear" w:fill="1E1E1E"/>
+          <w:lang w:val="en-US" w:eastAsia="zh-CN" w:bidi="ar"/>
+        </w:rPr>
+        <w:t>(</w:t>
+      </w:r>
+      <w:r>
+        <w:rPr>
+          <w:rFonts w:hint="default" w:ascii="Consolas" w:hAnsi="Consolas" w:eastAsia="Consolas" w:cs="Consolas"/>
+          <w:b w:val="0"/>
+          <w:bCs w:val="0"/>
+          <w:color w:val="9CDCFE"/>
+          <w:kern w:val="0"/>
+          <w:sz w:val="21"/>
+          <w:szCs w:val="21"/>
+          <w:shd w:val="clear" w:fill="1E1E1E"/>
+          <w:lang w:val="en-US" w:eastAsia="zh-CN" w:bidi="ar"/>
+        </w:rPr>
+        <w:t>ary</w:t>
+      </w:r>
+      <w:r>
+        <w:rPr>
+          <w:rFonts w:hint="default" w:ascii="Consolas" w:hAnsi="Consolas" w:eastAsia="Consolas" w:cs="Consolas"/>
+          <w:b w:val="0"/>
+          <w:bCs w:val="0"/>
+          <w:color w:val="D4D4D4"/>
+          <w:kern w:val="0"/>
+          <w:sz w:val="21"/>
+          <w:szCs w:val="21"/>
+          <w:shd w:val="clear" w:fill="1E1E1E"/>
+          <w:lang w:val="en-US" w:eastAsia="zh-CN" w:bidi="ar"/>
+        </w:rPr>
+        <w:t>.</w:t>
+      </w:r>
+      <w:r>
+        <w:rPr>
+          <w:rFonts w:hint="default" w:ascii="Consolas" w:hAnsi="Consolas" w:eastAsia="Consolas" w:cs="Consolas"/>
+          <w:b w:val="0"/>
+          <w:bCs w:val="0"/>
+          <w:color w:val="DCDCAA"/>
+          <w:kern w:val="0"/>
+          <w:sz w:val="21"/>
+          <w:szCs w:val="21"/>
+          <w:shd w:val="clear" w:fill="1E1E1E"/>
+          <w:lang w:val="en-US" w:eastAsia="zh-CN" w:bidi="ar"/>
+        </w:rPr>
+        <w:t>slice</w:t>
+      </w:r>
+      <w:r>
+        <w:rPr>
+          <w:rFonts w:hint="default" w:ascii="Consolas" w:hAnsi="Consolas" w:eastAsia="Consolas" w:cs="Consolas"/>
+          <w:b w:val="0"/>
+          <w:bCs w:val="0"/>
+          <w:color w:val="D4D4D4"/>
+          <w:kern w:val="0"/>
+          <w:sz w:val="21"/>
+          <w:szCs w:val="21"/>
+          <w:shd w:val="clear" w:fill="1E1E1E"/>
+          <w:lang w:val="en-US" w:eastAsia="zh-CN" w:bidi="ar"/>
+        </w:rPr>
+        <w:t>(-</w:t>
+      </w:r>
+      <w:r>
+        <w:rPr>
+          <w:rFonts w:hint="default" w:ascii="Consolas" w:hAnsi="Consolas" w:eastAsia="Consolas" w:cs="Consolas"/>
+          <w:b w:val="0"/>
+          <w:bCs w:val="0"/>
+          <w:color w:val="B5CEA8"/>
+          <w:kern w:val="0"/>
+          <w:sz w:val="21"/>
+          <w:szCs w:val="21"/>
+          <w:shd w:val="clear" w:fill="1E1E1E"/>
+          <w:lang w:val="en-US" w:eastAsia="zh-CN" w:bidi="ar"/>
+        </w:rPr>
+        <w:t>5</w:t>
+      </w:r>
+      <w:r>
+        <w:rPr>
+          <w:rFonts w:hint="default" w:ascii="Consolas" w:hAnsi="Consolas" w:eastAsia="Consolas" w:cs="Consolas"/>
+          <w:b w:val="0"/>
+          <w:bCs w:val="0"/>
+          <w:color w:val="D4D4D4"/>
+          <w:kern w:val="0"/>
+          <w:sz w:val="21"/>
+          <w:szCs w:val="21"/>
+          <w:shd w:val="clear" w:fill="1E1E1E"/>
+          <w:lang w:val="en-US" w:eastAsia="zh-CN" w:bidi="ar"/>
+        </w:rPr>
+        <w:t>, -</w:t>
+      </w:r>
+      <w:r>
+        <w:rPr>
+          <w:rFonts w:hint="default" w:ascii="Consolas" w:hAnsi="Consolas" w:eastAsia="Consolas" w:cs="Consolas"/>
+          <w:b w:val="0"/>
+          <w:bCs w:val="0"/>
+          <w:color w:val="B5CEA8"/>
+          <w:kern w:val="0"/>
+          <w:sz w:val="21"/>
+          <w:szCs w:val="21"/>
+          <w:shd w:val="clear" w:fill="1E1E1E"/>
+          <w:lang w:val="en-US" w:eastAsia="zh-CN" w:bidi="ar"/>
+        </w:rPr>
+        <w:t>1</w:t>
+      </w:r>
+      <w:r>
+        <w:rPr>
+          <w:rFonts w:hint="default" w:ascii="Consolas" w:hAnsi="Consolas" w:eastAsia="Consolas" w:cs="Consolas"/>
+          <w:b w:val="0"/>
+          <w:bCs w:val="0"/>
+          <w:color w:val="D4D4D4"/>
+          <w:kern w:val="0"/>
+          <w:sz w:val="21"/>
+          <w:szCs w:val="21"/>
+          <w:shd w:val="clear" w:fill="1E1E1E"/>
+          <w:lang w:val="en-US" w:eastAsia="zh-CN" w:bidi="ar"/>
+        </w:rPr>
+        <w:t xml:space="preserve">)); </w:t>
+      </w:r>
+      <w:r>
+        <w:rPr>
+          <w:rFonts w:hint="default" w:ascii="Consolas" w:hAnsi="Consolas" w:eastAsia="Consolas" w:cs="Consolas"/>
+          <w:b w:val="0"/>
+          <w:bCs w:val="0"/>
+          <w:color w:val="6A9955"/>
+          <w:kern w:val="0"/>
+          <w:sz w:val="21"/>
+          <w:szCs w:val="21"/>
+          <w:shd w:val="clear" w:fill="1E1E1E"/>
+          <w:lang w:val="en-US" w:eastAsia="zh-CN" w:bidi="ar"/>
+        </w:rPr>
+        <w:t>// [ 'name02', 'name03', 'name04', 'name05' ]</w:t>
+      </w:r>
+    </w:p>
+    <w:p>
+      <w:pPr>
+        <w:rPr>
+          <w:rFonts w:hint="default"/>
+          <w:lang w:val="en-IN"/>
+        </w:rPr>
+      </w:pPr>
       <w:bookmarkStart w:id="0" w:name="_GoBack"/>
       <w:bookmarkEnd w:id="0"/>
+    </w:p>
+    <w:p>
+      <w:pPr>
+        <w:rPr>
+          <w:rFonts w:hint="default"/>
+          <w:lang w:val="en-IN"/>
+        </w:rPr>
+      </w:pPr>
+    </w:p>
+    <w:p>
+      <w:pPr>
+        <w:rPr>
+          <w:rFonts w:ascii="SimSun" w:hAnsi="SimSun" w:eastAsia="SimSun" w:cs="SimSun"/>
+          <w:sz w:val="24"/>
+          <w:szCs w:val="24"/>
+        </w:rPr>
+      </w:pPr>
+      <w:r>
+        <w:rPr>
+          <w:rStyle w:val="4"/>
+          <w:rFonts w:ascii="SimSun" w:hAnsi="SimSun" w:eastAsia="SimSun" w:cs="SimSun"/>
+          <w:sz w:val="24"/>
+          <w:szCs w:val="24"/>
+        </w:rPr>
+        <w:t>splice()</w:t>
+      </w:r>
+      <w:r>
+        <w:rPr>
+          <w:rFonts w:ascii="SimSun" w:hAnsi="SimSun" w:eastAsia="SimSun" w:cs="SimSun"/>
+          <w:sz w:val="24"/>
+          <w:szCs w:val="24"/>
+        </w:rPr>
+        <w:t xml:space="preserve"> in JavaScript (Array Modifier)</w:t>
+      </w:r>
+    </w:p>
+    <w:p>
+      <w:pPr>
+        <w:rPr>
+          <w:rFonts w:hint="default" w:ascii="SimSun" w:hAnsi="SimSun" w:eastAsia="SimSun" w:cs="SimSun"/>
+          <w:sz w:val="24"/>
+          <w:szCs w:val="24"/>
+          <w:lang w:val="en-IN"/>
+        </w:rPr>
+      </w:pPr>
+      <w:r>
+        <w:rPr>
+          <w:rFonts w:ascii="SimSun" w:hAnsi="SimSun" w:eastAsia="SimSun" w:cs="SimSun"/>
+          <w:sz w:val="24"/>
+          <w:szCs w:val="24"/>
+        </w:rPr>
+        <w:t xml:space="preserve">The </w:t>
+      </w:r>
+      <w:r>
+        <w:rPr>
+          <w:rStyle w:val="4"/>
+          <w:rFonts w:ascii="SimSun" w:hAnsi="SimSun" w:eastAsia="SimSun" w:cs="SimSun"/>
+          <w:sz w:val="24"/>
+          <w:szCs w:val="24"/>
+        </w:rPr>
+        <w:t>.splice()</w:t>
+      </w:r>
+      <w:r>
+        <w:rPr>
+          <w:rFonts w:ascii="SimSun" w:hAnsi="SimSun" w:eastAsia="SimSun" w:cs="SimSun"/>
+          <w:sz w:val="24"/>
+          <w:szCs w:val="24"/>
+        </w:rPr>
+        <w:t xml:space="preserve"> method </w:t>
+      </w:r>
+      <w:r>
+        <w:rPr>
+          <w:rStyle w:val="5"/>
+          <w:rFonts w:ascii="SimSun" w:hAnsi="SimSun" w:eastAsia="SimSun" w:cs="SimSun"/>
+          <w:sz w:val="24"/>
+          <w:szCs w:val="24"/>
+        </w:rPr>
+        <w:t>changes the contents</w:t>
+      </w:r>
+      <w:r>
+        <w:rPr>
+          <w:rFonts w:ascii="SimSun" w:hAnsi="SimSun" w:eastAsia="SimSun" w:cs="SimSun"/>
+          <w:sz w:val="24"/>
+          <w:szCs w:val="24"/>
+        </w:rPr>
+        <w:t xml:space="preserve"> of an array by </w:t>
+      </w:r>
+      <w:r>
+        <w:rPr>
+          <w:rStyle w:val="5"/>
+          <w:rFonts w:ascii="SimSun" w:hAnsi="SimSun" w:eastAsia="SimSun" w:cs="SimSun"/>
+          <w:sz w:val="24"/>
+          <w:szCs w:val="24"/>
+        </w:rPr>
+        <w:t>removing</w:t>
+      </w:r>
+      <w:r>
+        <w:rPr>
+          <w:rFonts w:ascii="SimSun" w:hAnsi="SimSun" w:eastAsia="SimSun" w:cs="SimSun"/>
+          <w:sz w:val="24"/>
+          <w:szCs w:val="24"/>
+        </w:rPr>
+        <w:t xml:space="preserve">, </w:t>
+      </w:r>
+      <w:r>
+        <w:rPr>
+          <w:rStyle w:val="5"/>
+          <w:rFonts w:ascii="SimSun" w:hAnsi="SimSun" w:eastAsia="SimSun" w:cs="SimSun"/>
+          <w:sz w:val="24"/>
+          <w:szCs w:val="24"/>
+        </w:rPr>
+        <w:t>replacing</w:t>
+      </w:r>
+      <w:r>
+        <w:rPr>
+          <w:rFonts w:ascii="SimSun" w:hAnsi="SimSun" w:eastAsia="SimSun" w:cs="SimSun"/>
+          <w:sz w:val="24"/>
+          <w:szCs w:val="24"/>
+        </w:rPr>
+        <w:t xml:space="preserve">, or </w:t>
+      </w:r>
+      <w:r>
+        <w:rPr>
+          <w:rStyle w:val="5"/>
+          <w:rFonts w:ascii="SimSun" w:hAnsi="SimSun" w:eastAsia="SimSun" w:cs="SimSun"/>
+          <w:sz w:val="24"/>
+          <w:szCs w:val="24"/>
+        </w:rPr>
+        <w:t>inserting</w:t>
+      </w:r>
+      <w:r>
+        <w:rPr>
+          <w:rFonts w:ascii="SimSun" w:hAnsi="SimSun" w:eastAsia="SimSun" w:cs="SimSun"/>
+          <w:sz w:val="24"/>
+          <w:szCs w:val="24"/>
+        </w:rPr>
+        <w:t xml:space="preserve"> elements.</w:t>
+      </w:r>
+      <w:r>
+        <w:rPr>
+          <w:rFonts w:hint="default" w:ascii="SimSun" w:hAnsi="SimSun" w:eastAsia="SimSun" w:cs="SimSun"/>
+          <w:sz w:val="24"/>
+          <w:szCs w:val="24"/>
+          <w:lang w:val="en-IN"/>
+        </w:rPr>
+        <w:t xml:space="preserve">Default splice </w:t>
+      </w:r>
+      <w:r>
+        <w:rPr>
+          <w:rFonts w:hint="default" w:ascii="SimSun" w:hAnsi="SimSun" w:eastAsia="SimSun" w:cs="SimSun"/>
+          <w:b/>
+          <w:bCs/>
+          <w:sz w:val="24"/>
+          <w:szCs w:val="24"/>
+          <w:lang w:val="en-IN"/>
+        </w:rPr>
+        <w:t>remove selective element</w:t>
+      </w:r>
+      <w:r>
+        <w:rPr>
+          <w:rFonts w:hint="default" w:ascii="SimSun" w:hAnsi="SimSun" w:eastAsia="SimSun" w:cs="SimSun"/>
+          <w:sz w:val="24"/>
+          <w:szCs w:val="24"/>
+          <w:lang w:val="en-IN"/>
+        </w:rPr>
+        <w:t xml:space="preserve"> and modify the existing array </w:t>
+      </w:r>
+    </w:p>
+    <w:p>
+      <w:pPr>
+        <w:rPr>
+          <w:rFonts w:hint="default"/>
+          <w:lang w:val="en-IN"/>
+        </w:rPr>
+      </w:pPr>
+    </w:p>
+    <w:p>
+      <w:pPr>
+        <w:keepNext w:val="0"/>
+        <w:keepLines w:val="0"/>
+        <w:widowControl/>
+        <w:suppressLineNumbers w:val="0"/>
+        <w:shd w:val="clear" w:fill="1E1E1E"/>
+        <w:spacing w:line="285" w:lineRule="atLeast"/>
+        <w:jc w:val="left"/>
+        <w:rPr>
+          <w:rFonts w:ascii="Consolas" w:hAnsi="Consolas" w:eastAsia="Consolas" w:cs="Consolas"/>
+          <w:b w:val="0"/>
+          <w:bCs w:val="0"/>
+          <w:color w:val="D4D4D4"/>
+          <w:sz w:val="21"/>
+          <w:szCs w:val="21"/>
+        </w:rPr>
+      </w:pPr>
+      <w:r>
+        <w:rPr>
+          <w:rFonts w:hint="default" w:ascii="Consolas" w:hAnsi="Consolas" w:eastAsia="Consolas" w:cs="Consolas"/>
+          <w:b w:val="0"/>
+          <w:bCs w:val="0"/>
+          <w:color w:val="569CD6"/>
+          <w:kern w:val="0"/>
+          <w:sz w:val="21"/>
+          <w:szCs w:val="21"/>
+          <w:shd w:val="clear" w:fill="1E1E1E"/>
+          <w:lang w:val="en-US" w:eastAsia="zh-CN" w:bidi="ar"/>
+        </w:rPr>
+        <w:t>let</w:t>
+      </w:r>
+      <w:r>
+        <w:rPr>
+          <w:rFonts w:hint="default" w:ascii="Consolas" w:hAnsi="Consolas" w:eastAsia="Consolas" w:cs="Consolas"/>
+          <w:b w:val="0"/>
+          <w:bCs w:val="0"/>
+          <w:color w:val="D4D4D4"/>
+          <w:kern w:val="0"/>
+          <w:sz w:val="21"/>
+          <w:szCs w:val="21"/>
+          <w:shd w:val="clear" w:fill="1E1E1E"/>
+          <w:lang w:val="en-US" w:eastAsia="zh-CN" w:bidi="ar"/>
+        </w:rPr>
+        <w:t xml:space="preserve"> </w:t>
+      </w:r>
+      <w:r>
+        <w:rPr>
+          <w:rFonts w:hint="default" w:ascii="Consolas" w:hAnsi="Consolas" w:eastAsia="Consolas" w:cs="Consolas"/>
+          <w:b w:val="0"/>
+          <w:bCs w:val="0"/>
+          <w:color w:val="9CDCFE"/>
+          <w:kern w:val="0"/>
+          <w:sz w:val="21"/>
+          <w:szCs w:val="21"/>
+          <w:shd w:val="clear" w:fill="1E1E1E"/>
+          <w:lang w:val="en-US" w:eastAsia="zh-CN" w:bidi="ar"/>
+        </w:rPr>
+        <w:t>ary</w:t>
+      </w:r>
+      <w:r>
+        <w:rPr>
+          <w:rFonts w:hint="default" w:ascii="Consolas" w:hAnsi="Consolas" w:eastAsia="Consolas" w:cs="Consolas"/>
+          <w:b w:val="0"/>
+          <w:bCs w:val="0"/>
+          <w:color w:val="D4D4D4"/>
+          <w:kern w:val="0"/>
+          <w:sz w:val="21"/>
+          <w:szCs w:val="21"/>
+          <w:shd w:val="clear" w:fill="1E1E1E"/>
+          <w:lang w:val="en-US" w:eastAsia="zh-CN" w:bidi="ar"/>
+        </w:rPr>
+        <w:t xml:space="preserve"> = [</w:t>
+      </w:r>
+      <w:r>
+        <w:rPr>
+          <w:rFonts w:hint="default" w:ascii="Consolas" w:hAnsi="Consolas" w:eastAsia="Consolas" w:cs="Consolas"/>
+          <w:b w:val="0"/>
+          <w:bCs w:val="0"/>
+          <w:color w:val="CE9178"/>
+          <w:kern w:val="0"/>
+          <w:sz w:val="21"/>
+          <w:szCs w:val="21"/>
+          <w:shd w:val="clear" w:fill="1E1E1E"/>
+          <w:lang w:val="en-US" w:eastAsia="zh-CN" w:bidi="ar"/>
+        </w:rPr>
+        <w:t>"name01"</w:t>
+      </w:r>
+      <w:r>
+        <w:rPr>
+          <w:rFonts w:hint="default" w:ascii="Consolas" w:hAnsi="Consolas" w:eastAsia="Consolas" w:cs="Consolas"/>
+          <w:b w:val="0"/>
+          <w:bCs w:val="0"/>
+          <w:color w:val="D4D4D4"/>
+          <w:kern w:val="0"/>
+          <w:sz w:val="21"/>
+          <w:szCs w:val="21"/>
+          <w:shd w:val="clear" w:fill="1E1E1E"/>
+          <w:lang w:val="en-US" w:eastAsia="zh-CN" w:bidi="ar"/>
+        </w:rPr>
+        <w:t xml:space="preserve">, </w:t>
+      </w:r>
+      <w:r>
+        <w:rPr>
+          <w:rFonts w:hint="default" w:ascii="Consolas" w:hAnsi="Consolas" w:eastAsia="Consolas" w:cs="Consolas"/>
+          <w:b w:val="0"/>
+          <w:bCs w:val="0"/>
+          <w:color w:val="CE9178"/>
+          <w:kern w:val="0"/>
+          <w:sz w:val="21"/>
+          <w:szCs w:val="21"/>
+          <w:shd w:val="clear" w:fill="1E1E1E"/>
+          <w:lang w:val="en-US" w:eastAsia="zh-CN" w:bidi="ar"/>
+        </w:rPr>
+        <w:t>"name02"</w:t>
+      </w:r>
+      <w:r>
+        <w:rPr>
+          <w:rFonts w:hint="default" w:ascii="Consolas" w:hAnsi="Consolas" w:eastAsia="Consolas" w:cs="Consolas"/>
+          <w:b w:val="0"/>
+          <w:bCs w:val="0"/>
+          <w:color w:val="D4D4D4"/>
+          <w:kern w:val="0"/>
+          <w:sz w:val="21"/>
+          <w:szCs w:val="21"/>
+          <w:shd w:val="clear" w:fill="1E1E1E"/>
+          <w:lang w:val="en-US" w:eastAsia="zh-CN" w:bidi="ar"/>
+        </w:rPr>
+        <w:t xml:space="preserve">, </w:t>
+      </w:r>
+      <w:r>
+        <w:rPr>
+          <w:rFonts w:hint="default" w:ascii="Consolas" w:hAnsi="Consolas" w:eastAsia="Consolas" w:cs="Consolas"/>
+          <w:b w:val="0"/>
+          <w:bCs w:val="0"/>
+          <w:color w:val="CE9178"/>
+          <w:kern w:val="0"/>
+          <w:sz w:val="21"/>
+          <w:szCs w:val="21"/>
+          <w:shd w:val="clear" w:fill="1E1E1E"/>
+          <w:lang w:val="en-US" w:eastAsia="zh-CN" w:bidi="ar"/>
+        </w:rPr>
+        <w:t>"name03"</w:t>
+      </w:r>
+      <w:r>
+        <w:rPr>
+          <w:rFonts w:hint="default" w:ascii="Consolas" w:hAnsi="Consolas" w:eastAsia="Consolas" w:cs="Consolas"/>
+          <w:b w:val="0"/>
+          <w:bCs w:val="0"/>
+          <w:color w:val="D4D4D4"/>
+          <w:kern w:val="0"/>
+          <w:sz w:val="21"/>
+          <w:szCs w:val="21"/>
+          <w:shd w:val="clear" w:fill="1E1E1E"/>
+          <w:lang w:val="en-US" w:eastAsia="zh-CN" w:bidi="ar"/>
+        </w:rPr>
+        <w:t xml:space="preserve">, </w:t>
+      </w:r>
+      <w:r>
+        <w:rPr>
+          <w:rFonts w:hint="default" w:ascii="Consolas" w:hAnsi="Consolas" w:eastAsia="Consolas" w:cs="Consolas"/>
+          <w:b w:val="0"/>
+          <w:bCs w:val="0"/>
+          <w:color w:val="CE9178"/>
+          <w:kern w:val="0"/>
+          <w:sz w:val="21"/>
+          <w:szCs w:val="21"/>
+          <w:shd w:val="clear" w:fill="1E1E1E"/>
+          <w:lang w:val="en-US" w:eastAsia="zh-CN" w:bidi="ar"/>
+        </w:rPr>
+        <w:t>"name04"</w:t>
+      </w:r>
+      <w:r>
+        <w:rPr>
+          <w:rFonts w:hint="default" w:ascii="Consolas" w:hAnsi="Consolas" w:eastAsia="Consolas" w:cs="Consolas"/>
+          <w:b w:val="0"/>
+          <w:bCs w:val="0"/>
+          <w:color w:val="D4D4D4"/>
+          <w:kern w:val="0"/>
+          <w:sz w:val="21"/>
+          <w:szCs w:val="21"/>
+          <w:shd w:val="clear" w:fill="1E1E1E"/>
+          <w:lang w:val="en-US" w:eastAsia="zh-CN" w:bidi="ar"/>
+        </w:rPr>
+        <w:t xml:space="preserve">, </w:t>
+      </w:r>
+      <w:r>
+        <w:rPr>
+          <w:rFonts w:hint="default" w:ascii="Consolas" w:hAnsi="Consolas" w:eastAsia="Consolas" w:cs="Consolas"/>
+          <w:b w:val="0"/>
+          <w:bCs w:val="0"/>
+          <w:color w:val="CE9178"/>
+          <w:kern w:val="0"/>
+          <w:sz w:val="21"/>
+          <w:szCs w:val="21"/>
+          <w:shd w:val="clear" w:fill="1E1E1E"/>
+          <w:lang w:val="en-US" w:eastAsia="zh-CN" w:bidi="ar"/>
+        </w:rPr>
+        <w:t>"name05"</w:t>
+      </w:r>
+      <w:r>
+        <w:rPr>
+          <w:rFonts w:hint="default" w:ascii="Consolas" w:hAnsi="Consolas" w:eastAsia="Consolas" w:cs="Consolas"/>
+          <w:b w:val="0"/>
+          <w:bCs w:val="0"/>
+          <w:color w:val="D4D4D4"/>
+          <w:kern w:val="0"/>
+          <w:sz w:val="21"/>
+          <w:szCs w:val="21"/>
+          <w:shd w:val="clear" w:fill="1E1E1E"/>
+          <w:lang w:val="en-US" w:eastAsia="zh-CN" w:bidi="ar"/>
+        </w:rPr>
+        <w:t xml:space="preserve">, </w:t>
+      </w:r>
+      <w:r>
+        <w:rPr>
+          <w:rFonts w:hint="default" w:ascii="Consolas" w:hAnsi="Consolas" w:eastAsia="Consolas" w:cs="Consolas"/>
+          <w:b w:val="0"/>
+          <w:bCs w:val="0"/>
+          <w:color w:val="CE9178"/>
+          <w:kern w:val="0"/>
+          <w:sz w:val="21"/>
+          <w:szCs w:val="21"/>
+          <w:shd w:val="clear" w:fill="1E1E1E"/>
+          <w:lang w:val="en-US" w:eastAsia="zh-CN" w:bidi="ar"/>
+        </w:rPr>
+        <w:t>"name06"</w:t>
+      </w:r>
+      <w:r>
+        <w:rPr>
+          <w:rFonts w:hint="default" w:ascii="Consolas" w:hAnsi="Consolas" w:eastAsia="Consolas" w:cs="Consolas"/>
+          <w:b w:val="0"/>
+          <w:bCs w:val="0"/>
+          <w:color w:val="D4D4D4"/>
+          <w:kern w:val="0"/>
+          <w:sz w:val="21"/>
+          <w:szCs w:val="21"/>
+          <w:shd w:val="clear" w:fill="1E1E1E"/>
+          <w:lang w:val="en-US" w:eastAsia="zh-CN" w:bidi="ar"/>
+        </w:rPr>
+        <w:t>];</w:t>
+      </w:r>
+    </w:p>
+    <w:p>
+      <w:pPr>
+        <w:keepNext w:val="0"/>
+        <w:keepLines w:val="0"/>
+        <w:widowControl/>
+        <w:suppressLineNumbers w:val="0"/>
+        <w:shd w:val="clear" w:fill="1E1E1E"/>
+        <w:spacing w:line="285" w:lineRule="atLeast"/>
+        <w:jc w:val="left"/>
+        <w:rPr>
+          <w:rFonts w:hint="default" w:ascii="Consolas" w:hAnsi="Consolas" w:eastAsia="Consolas" w:cs="Consolas"/>
+          <w:b w:val="0"/>
+          <w:bCs w:val="0"/>
+          <w:color w:val="D4D4D4"/>
+          <w:sz w:val="21"/>
+          <w:szCs w:val="21"/>
+        </w:rPr>
+      </w:pPr>
+    </w:p>
+    <w:p>
+      <w:pPr>
+        <w:keepNext w:val="0"/>
+        <w:keepLines w:val="0"/>
+        <w:widowControl/>
+        <w:suppressLineNumbers w:val="0"/>
+        <w:shd w:val="clear" w:fill="1E1E1E"/>
+        <w:spacing w:line="285" w:lineRule="atLeast"/>
+        <w:jc w:val="left"/>
+        <w:rPr>
+          <w:rFonts w:hint="default" w:ascii="Consolas" w:hAnsi="Consolas" w:eastAsia="Consolas" w:cs="Consolas"/>
+          <w:b w:val="0"/>
+          <w:bCs w:val="0"/>
+          <w:color w:val="D4D4D4"/>
+          <w:sz w:val="21"/>
+          <w:szCs w:val="21"/>
+        </w:rPr>
+      </w:pPr>
+      <w:r>
+        <w:rPr>
+          <w:rFonts w:hint="default" w:ascii="Consolas" w:hAnsi="Consolas" w:eastAsia="Consolas" w:cs="Consolas"/>
+          <w:b w:val="0"/>
+          <w:bCs w:val="0"/>
+          <w:color w:val="569CD6"/>
+          <w:kern w:val="0"/>
+          <w:sz w:val="21"/>
+          <w:szCs w:val="21"/>
+          <w:shd w:val="clear" w:fill="1E1E1E"/>
+          <w:lang w:val="en-US" w:eastAsia="zh-CN" w:bidi="ar"/>
+        </w:rPr>
+        <w:t>let</w:t>
+      </w:r>
+      <w:r>
+        <w:rPr>
+          <w:rFonts w:hint="default" w:ascii="Consolas" w:hAnsi="Consolas" w:eastAsia="Consolas" w:cs="Consolas"/>
+          <w:b w:val="0"/>
+          <w:bCs w:val="0"/>
+          <w:color w:val="D4D4D4"/>
+          <w:kern w:val="0"/>
+          <w:sz w:val="21"/>
+          <w:szCs w:val="21"/>
+          <w:shd w:val="clear" w:fill="1E1E1E"/>
+          <w:lang w:val="en-US" w:eastAsia="zh-CN" w:bidi="ar"/>
+        </w:rPr>
+        <w:t xml:space="preserve"> </w:t>
+      </w:r>
+      <w:r>
+        <w:rPr>
+          <w:rFonts w:hint="default" w:ascii="Consolas" w:hAnsi="Consolas" w:eastAsia="Consolas" w:cs="Consolas"/>
+          <w:b w:val="0"/>
+          <w:bCs w:val="0"/>
+          <w:color w:val="9CDCFE"/>
+          <w:kern w:val="0"/>
+          <w:sz w:val="21"/>
+          <w:szCs w:val="21"/>
+          <w:shd w:val="clear" w:fill="1E1E1E"/>
+          <w:lang w:val="en-US" w:eastAsia="zh-CN" w:bidi="ar"/>
+        </w:rPr>
+        <w:t>arySplice</w:t>
+      </w:r>
+      <w:r>
+        <w:rPr>
+          <w:rFonts w:hint="default" w:ascii="Consolas" w:hAnsi="Consolas" w:eastAsia="Consolas" w:cs="Consolas"/>
+          <w:b w:val="0"/>
+          <w:bCs w:val="0"/>
+          <w:color w:val="D4D4D4"/>
+          <w:kern w:val="0"/>
+          <w:sz w:val="21"/>
+          <w:szCs w:val="21"/>
+          <w:shd w:val="clear" w:fill="1E1E1E"/>
+          <w:lang w:val="en-US" w:eastAsia="zh-CN" w:bidi="ar"/>
+        </w:rPr>
+        <w:t xml:space="preserve"> = </w:t>
+      </w:r>
+      <w:r>
+        <w:rPr>
+          <w:rFonts w:hint="default" w:ascii="Consolas" w:hAnsi="Consolas" w:eastAsia="Consolas" w:cs="Consolas"/>
+          <w:b w:val="0"/>
+          <w:bCs w:val="0"/>
+          <w:color w:val="9CDCFE"/>
+          <w:kern w:val="0"/>
+          <w:sz w:val="21"/>
+          <w:szCs w:val="21"/>
+          <w:shd w:val="clear" w:fill="1E1E1E"/>
+          <w:lang w:val="en-US" w:eastAsia="zh-CN" w:bidi="ar"/>
+        </w:rPr>
+        <w:t>ary</w:t>
+      </w:r>
+      <w:r>
+        <w:rPr>
+          <w:rFonts w:hint="default" w:ascii="Consolas" w:hAnsi="Consolas" w:eastAsia="Consolas" w:cs="Consolas"/>
+          <w:b w:val="0"/>
+          <w:bCs w:val="0"/>
+          <w:color w:val="D4D4D4"/>
+          <w:kern w:val="0"/>
+          <w:sz w:val="21"/>
+          <w:szCs w:val="21"/>
+          <w:shd w:val="clear" w:fill="1E1E1E"/>
+          <w:lang w:val="en-US" w:eastAsia="zh-CN" w:bidi="ar"/>
+        </w:rPr>
+        <w:t>.</w:t>
+      </w:r>
+      <w:r>
+        <w:rPr>
+          <w:rFonts w:hint="default" w:ascii="Consolas" w:hAnsi="Consolas" w:eastAsia="Consolas" w:cs="Consolas"/>
+          <w:b w:val="0"/>
+          <w:bCs w:val="0"/>
+          <w:color w:val="DCDCAA"/>
+          <w:kern w:val="0"/>
+          <w:sz w:val="21"/>
+          <w:szCs w:val="21"/>
+          <w:shd w:val="clear" w:fill="1E1E1E"/>
+          <w:lang w:val="en-US" w:eastAsia="zh-CN" w:bidi="ar"/>
+        </w:rPr>
+        <w:t>splice</w:t>
+      </w:r>
+      <w:r>
+        <w:rPr>
+          <w:rFonts w:hint="default" w:ascii="Consolas" w:hAnsi="Consolas" w:eastAsia="Consolas" w:cs="Consolas"/>
+          <w:b w:val="0"/>
+          <w:bCs w:val="0"/>
+          <w:color w:val="D4D4D4"/>
+          <w:kern w:val="0"/>
+          <w:sz w:val="21"/>
+          <w:szCs w:val="21"/>
+          <w:shd w:val="clear" w:fill="1E1E1E"/>
+          <w:lang w:val="en-US" w:eastAsia="zh-CN" w:bidi="ar"/>
+        </w:rPr>
+        <w:t>(</w:t>
+      </w:r>
+      <w:r>
+        <w:rPr>
+          <w:rFonts w:hint="default" w:ascii="Consolas" w:hAnsi="Consolas" w:eastAsia="Consolas" w:cs="Consolas"/>
+          <w:b w:val="0"/>
+          <w:bCs w:val="0"/>
+          <w:color w:val="B5CEA8"/>
+          <w:kern w:val="0"/>
+          <w:sz w:val="21"/>
+          <w:szCs w:val="21"/>
+          <w:shd w:val="clear" w:fill="1E1E1E"/>
+          <w:lang w:val="en-US" w:eastAsia="zh-CN" w:bidi="ar"/>
+        </w:rPr>
+        <w:t>1</w:t>
+      </w:r>
+      <w:r>
+        <w:rPr>
+          <w:rFonts w:hint="default" w:ascii="Consolas" w:hAnsi="Consolas" w:eastAsia="Consolas" w:cs="Consolas"/>
+          <w:b w:val="0"/>
+          <w:bCs w:val="0"/>
+          <w:color w:val="D4D4D4"/>
+          <w:kern w:val="0"/>
+          <w:sz w:val="21"/>
+          <w:szCs w:val="21"/>
+          <w:shd w:val="clear" w:fill="1E1E1E"/>
+          <w:lang w:val="en-US" w:eastAsia="zh-CN" w:bidi="ar"/>
+        </w:rPr>
+        <w:t>,</w:t>
+      </w:r>
+      <w:r>
+        <w:rPr>
+          <w:rFonts w:hint="default" w:ascii="Consolas" w:hAnsi="Consolas" w:eastAsia="Consolas" w:cs="Consolas"/>
+          <w:b w:val="0"/>
+          <w:bCs w:val="0"/>
+          <w:color w:val="B5CEA8"/>
+          <w:kern w:val="0"/>
+          <w:sz w:val="21"/>
+          <w:szCs w:val="21"/>
+          <w:shd w:val="clear" w:fill="1E1E1E"/>
+          <w:lang w:val="en-US" w:eastAsia="zh-CN" w:bidi="ar"/>
+        </w:rPr>
+        <w:t>4</w:t>
+      </w:r>
+      <w:r>
+        <w:rPr>
+          <w:rFonts w:hint="default" w:ascii="Consolas" w:hAnsi="Consolas" w:eastAsia="Consolas" w:cs="Consolas"/>
+          <w:b w:val="0"/>
+          <w:bCs w:val="0"/>
+          <w:color w:val="D4D4D4"/>
+          <w:kern w:val="0"/>
+          <w:sz w:val="21"/>
+          <w:szCs w:val="21"/>
+          <w:shd w:val="clear" w:fill="1E1E1E"/>
+          <w:lang w:val="en-US" w:eastAsia="zh-CN" w:bidi="ar"/>
+        </w:rPr>
+        <w:t>);</w:t>
+      </w:r>
+    </w:p>
+    <w:p>
+      <w:pPr>
+        <w:keepNext w:val="0"/>
+        <w:keepLines w:val="0"/>
+        <w:widowControl/>
+        <w:suppressLineNumbers w:val="0"/>
+        <w:shd w:val="clear" w:fill="1E1E1E"/>
+        <w:spacing w:line="285" w:lineRule="atLeast"/>
+        <w:jc w:val="left"/>
+        <w:rPr>
+          <w:rFonts w:hint="default" w:ascii="Consolas" w:hAnsi="Consolas" w:eastAsia="Consolas" w:cs="Consolas"/>
+          <w:b w:val="0"/>
+          <w:bCs w:val="0"/>
+          <w:color w:val="D4D4D4"/>
+          <w:sz w:val="21"/>
+          <w:szCs w:val="21"/>
+        </w:rPr>
+      </w:pPr>
+      <w:r>
+        <w:rPr>
+          <w:rFonts w:hint="default" w:ascii="Consolas" w:hAnsi="Consolas" w:eastAsia="Consolas" w:cs="Consolas"/>
+          <w:b w:val="0"/>
+          <w:bCs w:val="0"/>
+          <w:color w:val="9CDCFE"/>
+          <w:kern w:val="0"/>
+          <w:sz w:val="21"/>
+          <w:szCs w:val="21"/>
+          <w:shd w:val="clear" w:fill="1E1E1E"/>
+          <w:lang w:val="en-US" w:eastAsia="zh-CN" w:bidi="ar"/>
+        </w:rPr>
+        <w:t>console</w:t>
+      </w:r>
+      <w:r>
+        <w:rPr>
+          <w:rFonts w:hint="default" w:ascii="Consolas" w:hAnsi="Consolas" w:eastAsia="Consolas" w:cs="Consolas"/>
+          <w:b w:val="0"/>
+          <w:bCs w:val="0"/>
+          <w:color w:val="D4D4D4"/>
+          <w:kern w:val="0"/>
+          <w:sz w:val="21"/>
+          <w:szCs w:val="21"/>
+          <w:shd w:val="clear" w:fill="1E1E1E"/>
+          <w:lang w:val="en-US" w:eastAsia="zh-CN" w:bidi="ar"/>
+        </w:rPr>
+        <w:t>.</w:t>
+      </w:r>
+      <w:r>
+        <w:rPr>
+          <w:rFonts w:hint="default" w:ascii="Consolas" w:hAnsi="Consolas" w:eastAsia="Consolas" w:cs="Consolas"/>
+          <w:b w:val="0"/>
+          <w:bCs w:val="0"/>
+          <w:color w:val="DCDCAA"/>
+          <w:kern w:val="0"/>
+          <w:sz w:val="21"/>
+          <w:szCs w:val="21"/>
+          <w:shd w:val="clear" w:fill="1E1E1E"/>
+          <w:lang w:val="en-US" w:eastAsia="zh-CN" w:bidi="ar"/>
+        </w:rPr>
+        <w:t>log</w:t>
+      </w:r>
+      <w:r>
+        <w:rPr>
+          <w:rFonts w:hint="default" w:ascii="Consolas" w:hAnsi="Consolas" w:eastAsia="Consolas" w:cs="Consolas"/>
+          <w:b w:val="0"/>
+          <w:bCs w:val="0"/>
+          <w:color w:val="D4D4D4"/>
+          <w:kern w:val="0"/>
+          <w:sz w:val="21"/>
+          <w:szCs w:val="21"/>
+          <w:shd w:val="clear" w:fill="1E1E1E"/>
+          <w:lang w:val="en-US" w:eastAsia="zh-CN" w:bidi="ar"/>
+        </w:rPr>
+        <w:t>(</w:t>
+      </w:r>
+      <w:r>
+        <w:rPr>
+          <w:rFonts w:hint="default" w:ascii="Consolas" w:hAnsi="Consolas" w:eastAsia="Consolas" w:cs="Consolas"/>
+          <w:b w:val="0"/>
+          <w:bCs w:val="0"/>
+          <w:color w:val="CE9178"/>
+          <w:kern w:val="0"/>
+          <w:sz w:val="21"/>
+          <w:szCs w:val="21"/>
+          <w:shd w:val="clear" w:fill="1E1E1E"/>
+          <w:lang w:val="en-US" w:eastAsia="zh-CN" w:bidi="ar"/>
+        </w:rPr>
+        <w:t>"Splice Array"</w:t>
+      </w:r>
+      <w:r>
+        <w:rPr>
+          <w:rFonts w:hint="default" w:ascii="Consolas" w:hAnsi="Consolas" w:eastAsia="Consolas" w:cs="Consolas"/>
+          <w:b w:val="0"/>
+          <w:bCs w:val="0"/>
+          <w:color w:val="D4D4D4"/>
+          <w:kern w:val="0"/>
+          <w:sz w:val="21"/>
+          <w:szCs w:val="21"/>
+          <w:shd w:val="clear" w:fill="1E1E1E"/>
+          <w:lang w:val="en-US" w:eastAsia="zh-CN" w:bidi="ar"/>
+        </w:rPr>
+        <w:t xml:space="preserve">, </w:t>
+      </w:r>
+      <w:r>
+        <w:rPr>
+          <w:rFonts w:hint="default" w:ascii="Consolas" w:hAnsi="Consolas" w:eastAsia="Consolas" w:cs="Consolas"/>
+          <w:b w:val="0"/>
+          <w:bCs w:val="0"/>
+          <w:color w:val="9CDCFE"/>
+          <w:kern w:val="0"/>
+          <w:sz w:val="21"/>
+          <w:szCs w:val="21"/>
+          <w:shd w:val="clear" w:fill="1E1E1E"/>
+          <w:lang w:val="en-US" w:eastAsia="zh-CN" w:bidi="ar"/>
+        </w:rPr>
+        <w:t>arySplice</w:t>
+      </w:r>
+      <w:r>
+        <w:rPr>
+          <w:rFonts w:hint="default" w:ascii="Consolas" w:hAnsi="Consolas" w:eastAsia="Consolas" w:cs="Consolas"/>
+          <w:b w:val="0"/>
+          <w:bCs w:val="0"/>
+          <w:color w:val="D4D4D4"/>
+          <w:kern w:val="0"/>
+          <w:sz w:val="21"/>
+          <w:szCs w:val="21"/>
+          <w:shd w:val="clear" w:fill="1E1E1E"/>
+          <w:lang w:val="en-US" w:eastAsia="zh-CN" w:bidi="ar"/>
+        </w:rPr>
+        <w:t xml:space="preserve">) </w:t>
+      </w:r>
+      <w:r>
+        <w:rPr>
+          <w:rFonts w:hint="default" w:ascii="Consolas" w:hAnsi="Consolas" w:eastAsia="Consolas" w:cs="Consolas"/>
+          <w:b w:val="0"/>
+          <w:bCs w:val="0"/>
+          <w:color w:val="6A9955"/>
+          <w:kern w:val="0"/>
+          <w:sz w:val="21"/>
+          <w:szCs w:val="21"/>
+          <w:shd w:val="clear" w:fill="1E1E1E"/>
+          <w:lang w:val="en-US" w:eastAsia="zh-CN" w:bidi="ar"/>
+        </w:rPr>
+        <w:t>// ["name02", "name03", "name04"]</w:t>
+      </w:r>
+    </w:p>
+    <w:p>
+      <w:pPr>
+        <w:keepNext w:val="0"/>
+        <w:keepLines w:val="0"/>
+        <w:widowControl/>
+        <w:suppressLineNumbers w:val="0"/>
+        <w:shd w:val="clear" w:fill="1E1E1E"/>
+        <w:spacing w:line="285" w:lineRule="atLeast"/>
+        <w:jc w:val="left"/>
+        <w:rPr>
+          <w:rFonts w:hint="default" w:ascii="Consolas" w:hAnsi="Consolas" w:eastAsia="Consolas" w:cs="Consolas"/>
+          <w:b w:val="0"/>
+          <w:bCs w:val="0"/>
+          <w:color w:val="D4D4D4"/>
+          <w:sz w:val="21"/>
+          <w:szCs w:val="21"/>
+        </w:rPr>
+      </w:pPr>
+      <w:r>
+        <w:rPr>
+          <w:rFonts w:hint="default" w:ascii="Consolas" w:hAnsi="Consolas" w:eastAsia="Consolas" w:cs="Consolas"/>
+          <w:b w:val="0"/>
+          <w:bCs w:val="0"/>
+          <w:color w:val="9CDCFE"/>
+          <w:kern w:val="0"/>
+          <w:sz w:val="21"/>
+          <w:szCs w:val="21"/>
+          <w:shd w:val="clear" w:fill="1E1E1E"/>
+          <w:lang w:val="en-US" w:eastAsia="zh-CN" w:bidi="ar"/>
+        </w:rPr>
+        <w:t>console</w:t>
+      </w:r>
+      <w:r>
+        <w:rPr>
+          <w:rFonts w:hint="default" w:ascii="Consolas" w:hAnsi="Consolas" w:eastAsia="Consolas" w:cs="Consolas"/>
+          <w:b w:val="0"/>
+          <w:bCs w:val="0"/>
+          <w:color w:val="D4D4D4"/>
+          <w:kern w:val="0"/>
+          <w:sz w:val="21"/>
+          <w:szCs w:val="21"/>
+          <w:shd w:val="clear" w:fill="1E1E1E"/>
+          <w:lang w:val="en-US" w:eastAsia="zh-CN" w:bidi="ar"/>
+        </w:rPr>
+        <w:t>.</w:t>
+      </w:r>
+      <w:r>
+        <w:rPr>
+          <w:rFonts w:hint="default" w:ascii="Consolas" w:hAnsi="Consolas" w:eastAsia="Consolas" w:cs="Consolas"/>
+          <w:b w:val="0"/>
+          <w:bCs w:val="0"/>
+          <w:color w:val="DCDCAA"/>
+          <w:kern w:val="0"/>
+          <w:sz w:val="21"/>
+          <w:szCs w:val="21"/>
+          <w:shd w:val="clear" w:fill="1E1E1E"/>
+          <w:lang w:val="en-US" w:eastAsia="zh-CN" w:bidi="ar"/>
+        </w:rPr>
+        <w:t>log</w:t>
+      </w:r>
+      <w:r>
+        <w:rPr>
+          <w:rFonts w:hint="default" w:ascii="Consolas" w:hAnsi="Consolas" w:eastAsia="Consolas" w:cs="Consolas"/>
+          <w:b w:val="0"/>
+          <w:bCs w:val="0"/>
+          <w:color w:val="D4D4D4"/>
+          <w:kern w:val="0"/>
+          <w:sz w:val="21"/>
+          <w:szCs w:val="21"/>
+          <w:shd w:val="clear" w:fill="1E1E1E"/>
+          <w:lang w:val="en-US" w:eastAsia="zh-CN" w:bidi="ar"/>
+        </w:rPr>
+        <w:t>(</w:t>
+      </w:r>
+      <w:r>
+        <w:rPr>
+          <w:rFonts w:hint="default" w:ascii="Consolas" w:hAnsi="Consolas" w:eastAsia="Consolas" w:cs="Consolas"/>
+          <w:b w:val="0"/>
+          <w:bCs w:val="0"/>
+          <w:color w:val="CE9178"/>
+          <w:kern w:val="0"/>
+          <w:sz w:val="21"/>
+          <w:szCs w:val="21"/>
+          <w:shd w:val="clear" w:fill="1E1E1E"/>
+          <w:lang w:val="en-US" w:eastAsia="zh-CN" w:bidi="ar"/>
+        </w:rPr>
+        <w:t>"Actual Array"</w:t>
+      </w:r>
+      <w:r>
+        <w:rPr>
+          <w:rFonts w:hint="default" w:ascii="Consolas" w:hAnsi="Consolas" w:eastAsia="Consolas" w:cs="Consolas"/>
+          <w:b w:val="0"/>
+          <w:bCs w:val="0"/>
+          <w:color w:val="D4D4D4"/>
+          <w:kern w:val="0"/>
+          <w:sz w:val="21"/>
+          <w:szCs w:val="21"/>
+          <w:shd w:val="clear" w:fill="1E1E1E"/>
+          <w:lang w:val="en-US" w:eastAsia="zh-CN" w:bidi="ar"/>
+        </w:rPr>
+        <w:t xml:space="preserve">, </w:t>
+      </w:r>
+      <w:r>
+        <w:rPr>
+          <w:rFonts w:hint="default" w:ascii="Consolas" w:hAnsi="Consolas" w:eastAsia="Consolas" w:cs="Consolas"/>
+          <w:b w:val="0"/>
+          <w:bCs w:val="0"/>
+          <w:color w:val="9CDCFE"/>
+          <w:kern w:val="0"/>
+          <w:sz w:val="21"/>
+          <w:szCs w:val="21"/>
+          <w:shd w:val="clear" w:fill="1E1E1E"/>
+          <w:lang w:val="en-US" w:eastAsia="zh-CN" w:bidi="ar"/>
+        </w:rPr>
+        <w:t>ary</w:t>
+      </w:r>
+      <w:r>
+        <w:rPr>
+          <w:rFonts w:hint="default" w:ascii="Consolas" w:hAnsi="Consolas" w:eastAsia="Consolas" w:cs="Consolas"/>
+          <w:b w:val="0"/>
+          <w:bCs w:val="0"/>
+          <w:color w:val="D4D4D4"/>
+          <w:kern w:val="0"/>
+          <w:sz w:val="21"/>
+          <w:szCs w:val="21"/>
+          <w:shd w:val="clear" w:fill="1E1E1E"/>
+          <w:lang w:val="en-US" w:eastAsia="zh-CN" w:bidi="ar"/>
+        </w:rPr>
+        <w:t xml:space="preserve">) </w:t>
+      </w:r>
+      <w:r>
+        <w:rPr>
+          <w:rFonts w:hint="default" w:ascii="Consolas" w:hAnsi="Consolas" w:eastAsia="Consolas" w:cs="Consolas"/>
+          <w:b w:val="0"/>
+          <w:bCs w:val="0"/>
+          <w:color w:val="6A9955"/>
+          <w:kern w:val="0"/>
+          <w:sz w:val="21"/>
+          <w:szCs w:val="21"/>
+          <w:shd w:val="clear" w:fill="1E1E1E"/>
+          <w:lang w:val="en-US" w:eastAsia="zh-CN" w:bidi="ar"/>
+        </w:rPr>
+        <w:t>// [ 'name01', 'name06' ]</w:t>
+      </w:r>
+    </w:p>
+    <w:p>
+      <w:pPr>
+        <w:rPr>
+          <w:rFonts w:hint="default"/>
+          <w:lang w:val="en-IN"/>
+        </w:rPr>
+      </w:pPr>
+    </w:p>
+    <w:p>
+      <w:pPr>
+        <w:rPr>
+          <w:rFonts w:hint="default"/>
+          <w:lang w:val="en-IN"/>
+        </w:rPr>
+      </w:pPr>
+    </w:p>
+    <w:p>
+      <w:pPr>
+        <w:rPr>
+          <w:rFonts w:ascii="SimSun" w:hAnsi="SimSun" w:eastAsia="SimSun" w:cs="SimSun"/>
+          <w:sz w:val="24"/>
+          <w:szCs w:val="24"/>
+        </w:rPr>
+      </w:pPr>
+      <w:r>
+        <w:rPr>
+          <w:rStyle w:val="4"/>
+          <w:rFonts w:ascii="SimSun" w:hAnsi="SimSun" w:eastAsia="SimSun" w:cs="SimSun"/>
+          <w:sz w:val="24"/>
+          <w:szCs w:val="24"/>
+        </w:rPr>
+        <w:t>.splice()</w:t>
+      </w:r>
+      <w:r>
+        <w:rPr>
+          <w:rFonts w:ascii="SimSun" w:hAnsi="SimSun" w:eastAsia="SimSun" w:cs="SimSun"/>
+          <w:sz w:val="24"/>
+          <w:szCs w:val="24"/>
+        </w:rPr>
+        <w:t xml:space="preserve"> Overview:</w:t>
+      </w:r>
+    </w:p>
+    <w:p>
+      <w:pPr>
+        <w:rPr>
+          <w:rFonts w:hint="default" w:ascii="SimSun" w:hAnsi="SimSun" w:eastAsia="SimSun"/>
+          <w:sz w:val="24"/>
+          <w:szCs w:val="24"/>
+          <w:lang w:val="en-IN"/>
+        </w:rPr>
+      </w:pPr>
+      <w:r>
+        <w:rPr>
+          <w:rFonts w:hint="default" w:ascii="SimSun" w:hAnsi="SimSun" w:eastAsia="SimSun"/>
+          <w:sz w:val="24"/>
+          <w:szCs w:val="24"/>
+          <w:lang w:val="en-IN"/>
+        </w:rPr>
+        <w:t>array.splice(start, deleteCount, item1, item2, ...)</w:t>
+      </w:r>
+    </w:p>
+    <w:p>
+      <w:pPr>
+        <w:rPr>
+          <w:rFonts w:ascii="SimSun" w:hAnsi="SimSun" w:eastAsia="SimSun" w:cs="SimSun"/>
+          <w:sz w:val="24"/>
+          <w:szCs w:val="24"/>
+        </w:rPr>
+      </w:pPr>
+      <w:r>
+        <w:rPr>
+          <w:rFonts w:ascii="SimSun" w:hAnsi="SimSun" w:eastAsia="SimSun" w:cs="SimSun"/>
+          <w:sz w:val="24"/>
+          <w:szCs w:val="24"/>
+        </w:rPr>
+        <w:t>Add</w:t>
+      </w:r>
+      <w:r>
+        <w:rPr>
+          <w:rFonts w:hint="default" w:ascii="SimSun" w:hAnsi="SimSun" w:eastAsia="SimSun" w:cs="SimSun"/>
+          <w:sz w:val="24"/>
+          <w:szCs w:val="24"/>
+          <w:lang w:val="en-IN"/>
+        </w:rPr>
+        <w:t xml:space="preserve"> Element: </w:t>
+      </w:r>
+      <w:r>
+        <w:rPr>
+          <w:rFonts w:ascii="SimSun" w:hAnsi="SimSun" w:eastAsia="SimSun" w:cs="SimSun"/>
+          <w:sz w:val="24"/>
+          <w:szCs w:val="24"/>
+        </w:rPr>
+        <w:t xml:space="preserve">Set </w:t>
+      </w:r>
+      <w:r>
+        <w:rPr>
+          <w:rStyle w:val="4"/>
+          <w:rFonts w:ascii="SimSun" w:hAnsi="SimSun" w:eastAsia="SimSun" w:cs="SimSun"/>
+          <w:b/>
+          <w:bCs/>
+          <w:sz w:val="24"/>
+          <w:szCs w:val="24"/>
+        </w:rPr>
+        <w:t>deleteCount = 0</w:t>
+      </w:r>
+      <w:r>
+        <w:rPr>
+          <w:rFonts w:ascii="SimSun" w:hAnsi="SimSun" w:eastAsia="SimSun" w:cs="SimSun"/>
+          <w:sz w:val="24"/>
+          <w:szCs w:val="24"/>
+        </w:rPr>
+        <w:t>, add items</w:t>
+      </w:r>
+    </w:p>
+    <w:p>
+      <w:pPr>
+        <w:keepNext w:val="0"/>
+        <w:keepLines w:val="0"/>
+        <w:widowControl/>
+        <w:suppressLineNumbers w:val="0"/>
+        <w:shd w:val="clear" w:fill="1E1E1E"/>
+        <w:spacing w:line="285" w:lineRule="atLeast"/>
+        <w:jc w:val="left"/>
+        <w:rPr>
+          <w:rFonts w:ascii="Consolas" w:hAnsi="Consolas" w:eastAsia="Consolas" w:cs="Consolas"/>
+          <w:b w:val="0"/>
+          <w:bCs w:val="0"/>
+          <w:color w:val="D4D4D4"/>
+          <w:sz w:val="21"/>
+          <w:szCs w:val="21"/>
+        </w:rPr>
+      </w:pPr>
+      <w:r>
+        <w:rPr>
+          <w:rFonts w:hint="default" w:ascii="Consolas" w:hAnsi="Consolas" w:eastAsia="Consolas" w:cs="Consolas"/>
+          <w:b w:val="0"/>
+          <w:bCs w:val="0"/>
+          <w:color w:val="569CD6"/>
+          <w:kern w:val="0"/>
+          <w:sz w:val="21"/>
+          <w:szCs w:val="21"/>
+          <w:shd w:val="clear" w:fill="1E1E1E"/>
+          <w:lang w:val="en-US" w:eastAsia="zh-CN" w:bidi="ar"/>
+        </w:rPr>
+        <w:t>let</w:t>
+      </w:r>
+      <w:r>
+        <w:rPr>
+          <w:rFonts w:hint="default" w:ascii="Consolas" w:hAnsi="Consolas" w:eastAsia="Consolas" w:cs="Consolas"/>
+          <w:b w:val="0"/>
+          <w:bCs w:val="0"/>
+          <w:color w:val="D4D4D4"/>
+          <w:kern w:val="0"/>
+          <w:sz w:val="21"/>
+          <w:szCs w:val="21"/>
+          <w:shd w:val="clear" w:fill="1E1E1E"/>
+          <w:lang w:val="en-US" w:eastAsia="zh-CN" w:bidi="ar"/>
+        </w:rPr>
+        <w:t xml:space="preserve"> </w:t>
+      </w:r>
+      <w:r>
+        <w:rPr>
+          <w:rFonts w:hint="default" w:ascii="Consolas" w:hAnsi="Consolas" w:eastAsia="Consolas" w:cs="Consolas"/>
+          <w:b w:val="0"/>
+          <w:bCs w:val="0"/>
+          <w:color w:val="9CDCFE"/>
+          <w:kern w:val="0"/>
+          <w:sz w:val="21"/>
+          <w:szCs w:val="21"/>
+          <w:shd w:val="clear" w:fill="1E1E1E"/>
+          <w:lang w:val="en-US" w:eastAsia="zh-CN" w:bidi="ar"/>
+        </w:rPr>
+        <w:t>fruits</w:t>
+      </w:r>
+      <w:r>
+        <w:rPr>
+          <w:rFonts w:hint="default" w:ascii="Consolas" w:hAnsi="Consolas" w:eastAsia="Consolas" w:cs="Consolas"/>
+          <w:b w:val="0"/>
+          <w:bCs w:val="0"/>
+          <w:color w:val="D4D4D4"/>
+          <w:kern w:val="0"/>
+          <w:sz w:val="21"/>
+          <w:szCs w:val="21"/>
+          <w:shd w:val="clear" w:fill="1E1E1E"/>
+          <w:lang w:val="en-US" w:eastAsia="zh-CN" w:bidi="ar"/>
+        </w:rPr>
+        <w:t xml:space="preserve"> = [</w:t>
+      </w:r>
+      <w:r>
+        <w:rPr>
+          <w:rFonts w:hint="default" w:ascii="Consolas" w:hAnsi="Consolas" w:eastAsia="Consolas" w:cs="Consolas"/>
+          <w:b w:val="0"/>
+          <w:bCs w:val="0"/>
+          <w:color w:val="CE9178"/>
+          <w:kern w:val="0"/>
+          <w:sz w:val="21"/>
+          <w:szCs w:val="21"/>
+          <w:shd w:val="clear" w:fill="1E1E1E"/>
+          <w:lang w:val="en-US" w:eastAsia="zh-CN" w:bidi="ar"/>
+        </w:rPr>
+        <w:t>"apple"</w:t>
+      </w:r>
+      <w:r>
+        <w:rPr>
+          <w:rFonts w:hint="default" w:ascii="Consolas" w:hAnsi="Consolas" w:eastAsia="Consolas" w:cs="Consolas"/>
+          <w:b w:val="0"/>
+          <w:bCs w:val="0"/>
+          <w:color w:val="D4D4D4"/>
+          <w:kern w:val="0"/>
+          <w:sz w:val="21"/>
+          <w:szCs w:val="21"/>
+          <w:shd w:val="clear" w:fill="1E1E1E"/>
+          <w:lang w:val="en-US" w:eastAsia="zh-CN" w:bidi="ar"/>
+        </w:rPr>
+        <w:t xml:space="preserve">, </w:t>
+      </w:r>
+      <w:r>
+        <w:rPr>
+          <w:rFonts w:hint="default" w:ascii="Consolas" w:hAnsi="Consolas" w:eastAsia="Consolas" w:cs="Consolas"/>
+          <w:b w:val="0"/>
+          <w:bCs w:val="0"/>
+          <w:color w:val="CE9178"/>
+          <w:kern w:val="0"/>
+          <w:sz w:val="21"/>
+          <w:szCs w:val="21"/>
+          <w:shd w:val="clear" w:fill="1E1E1E"/>
+          <w:lang w:val="en-US" w:eastAsia="zh-CN" w:bidi="ar"/>
+        </w:rPr>
+        <w:t>"banana"</w:t>
+      </w:r>
+      <w:r>
+        <w:rPr>
+          <w:rFonts w:hint="default" w:ascii="Consolas" w:hAnsi="Consolas" w:eastAsia="Consolas" w:cs="Consolas"/>
+          <w:b w:val="0"/>
+          <w:bCs w:val="0"/>
+          <w:color w:val="D4D4D4"/>
+          <w:kern w:val="0"/>
+          <w:sz w:val="21"/>
+          <w:szCs w:val="21"/>
+          <w:shd w:val="clear" w:fill="1E1E1E"/>
+          <w:lang w:val="en-US" w:eastAsia="zh-CN" w:bidi="ar"/>
+        </w:rPr>
+        <w:t xml:space="preserve">, </w:t>
+      </w:r>
+      <w:r>
+        <w:rPr>
+          <w:rFonts w:hint="default" w:ascii="Consolas" w:hAnsi="Consolas" w:eastAsia="Consolas" w:cs="Consolas"/>
+          <w:b w:val="0"/>
+          <w:bCs w:val="0"/>
+          <w:color w:val="CE9178"/>
+          <w:kern w:val="0"/>
+          <w:sz w:val="21"/>
+          <w:szCs w:val="21"/>
+          <w:shd w:val="clear" w:fill="1E1E1E"/>
+          <w:lang w:val="en-US" w:eastAsia="zh-CN" w:bidi="ar"/>
+        </w:rPr>
+        <w:t>"mango"</w:t>
+      </w:r>
+      <w:r>
+        <w:rPr>
+          <w:rFonts w:hint="default" w:ascii="Consolas" w:hAnsi="Consolas" w:eastAsia="Consolas" w:cs="Consolas"/>
+          <w:b w:val="0"/>
+          <w:bCs w:val="0"/>
+          <w:color w:val="D4D4D4"/>
+          <w:kern w:val="0"/>
+          <w:sz w:val="21"/>
+          <w:szCs w:val="21"/>
+          <w:shd w:val="clear" w:fill="1E1E1E"/>
+          <w:lang w:val="en-US" w:eastAsia="zh-CN" w:bidi="ar"/>
+        </w:rPr>
+        <w:t>];</w:t>
+      </w:r>
+    </w:p>
+    <w:p>
+      <w:pPr>
+        <w:keepNext w:val="0"/>
+        <w:keepLines w:val="0"/>
+        <w:widowControl/>
+        <w:suppressLineNumbers w:val="0"/>
+        <w:shd w:val="clear" w:fill="1E1E1E"/>
+        <w:spacing w:line="285" w:lineRule="atLeast"/>
+        <w:jc w:val="left"/>
+        <w:rPr>
+          <w:rFonts w:hint="default" w:ascii="Consolas" w:hAnsi="Consolas" w:eastAsia="Consolas" w:cs="Consolas"/>
+          <w:b w:val="0"/>
+          <w:bCs w:val="0"/>
+          <w:color w:val="D4D4D4"/>
+          <w:sz w:val="21"/>
+          <w:szCs w:val="21"/>
+        </w:rPr>
+      </w:pPr>
+      <w:r>
+        <w:rPr>
+          <w:rFonts w:hint="default" w:ascii="Consolas" w:hAnsi="Consolas" w:eastAsia="Consolas" w:cs="Consolas"/>
+          <w:b w:val="0"/>
+          <w:bCs w:val="0"/>
+          <w:color w:val="9CDCFE"/>
+          <w:kern w:val="0"/>
+          <w:sz w:val="21"/>
+          <w:szCs w:val="21"/>
+          <w:shd w:val="clear" w:fill="1E1E1E"/>
+          <w:lang w:val="en-US" w:eastAsia="zh-CN" w:bidi="ar"/>
+        </w:rPr>
+        <w:t>fruits</w:t>
+      </w:r>
+      <w:r>
+        <w:rPr>
+          <w:rFonts w:hint="default" w:ascii="Consolas" w:hAnsi="Consolas" w:eastAsia="Consolas" w:cs="Consolas"/>
+          <w:b w:val="0"/>
+          <w:bCs w:val="0"/>
+          <w:color w:val="D4D4D4"/>
+          <w:kern w:val="0"/>
+          <w:sz w:val="21"/>
+          <w:szCs w:val="21"/>
+          <w:shd w:val="clear" w:fill="1E1E1E"/>
+          <w:lang w:val="en-US" w:eastAsia="zh-CN" w:bidi="ar"/>
+        </w:rPr>
+        <w:t>.</w:t>
+      </w:r>
+      <w:r>
+        <w:rPr>
+          <w:rFonts w:hint="default" w:ascii="Consolas" w:hAnsi="Consolas" w:eastAsia="Consolas" w:cs="Consolas"/>
+          <w:b w:val="0"/>
+          <w:bCs w:val="0"/>
+          <w:color w:val="DCDCAA"/>
+          <w:kern w:val="0"/>
+          <w:sz w:val="21"/>
+          <w:szCs w:val="21"/>
+          <w:shd w:val="clear" w:fill="1E1E1E"/>
+          <w:lang w:val="en-US" w:eastAsia="zh-CN" w:bidi="ar"/>
+        </w:rPr>
+        <w:t>splice</w:t>
+      </w:r>
+      <w:r>
+        <w:rPr>
+          <w:rFonts w:hint="default" w:ascii="Consolas" w:hAnsi="Consolas" w:eastAsia="Consolas" w:cs="Consolas"/>
+          <w:b w:val="0"/>
+          <w:bCs w:val="0"/>
+          <w:color w:val="D4D4D4"/>
+          <w:kern w:val="0"/>
+          <w:sz w:val="21"/>
+          <w:szCs w:val="21"/>
+          <w:shd w:val="clear" w:fill="1E1E1E"/>
+          <w:lang w:val="en-US" w:eastAsia="zh-CN" w:bidi="ar"/>
+        </w:rPr>
+        <w:t>(</w:t>
+      </w:r>
+      <w:r>
+        <w:rPr>
+          <w:rFonts w:hint="default" w:ascii="Consolas" w:hAnsi="Consolas" w:eastAsia="Consolas" w:cs="Consolas"/>
+          <w:b w:val="0"/>
+          <w:bCs w:val="0"/>
+          <w:color w:val="B5CEA8"/>
+          <w:kern w:val="0"/>
+          <w:sz w:val="21"/>
+          <w:szCs w:val="21"/>
+          <w:shd w:val="clear" w:fill="1E1E1E"/>
+          <w:lang w:val="en-US" w:eastAsia="zh-CN" w:bidi="ar"/>
+        </w:rPr>
+        <w:t>1</w:t>
+      </w:r>
+      <w:r>
+        <w:rPr>
+          <w:rFonts w:hint="default" w:ascii="Consolas" w:hAnsi="Consolas" w:eastAsia="Consolas" w:cs="Consolas"/>
+          <w:b w:val="0"/>
+          <w:bCs w:val="0"/>
+          <w:color w:val="D4D4D4"/>
+          <w:kern w:val="0"/>
+          <w:sz w:val="21"/>
+          <w:szCs w:val="21"/>
+          <w:shd w:val="clear" w:fill="1E1E1E"/>
+          <w:lang w:val="en-US" w:eastAsia="zh-CN" w:bidi="ar"/>
+        </w:rPr>
+        <w:t xml:space="preserve">, </w:t>
+      </w:r>
+      <w:r>
+        <w:rPr>
+          <w:rFonts w:hint="default" w:ascii="Consolas" w:hAnsi="Consolas" w:eastAsia="Consolas" w:cs="Consolas"/>
+          <w:b w:val="0"/>
+          <w:bCs w:val="0"/>
+          <w:color w:val="B5CEA8"/>
+          <w:kern w:val="0"/>
+          <w:sz w:val="21"/>
+          <w:szCs w:val="21"/>
+          <w:shd w:val="clear" w:fill="1E1E1E"/>
+          <w:lang w:val="en-US" w:eastAsia="zh-CN" w:bidi="ar"/>
+        </w:rPr>
+        <w:t>0</w:t>
+      </w:r>
+      <w:r>
+        <w:rPr>
+          <w:rFonts w:hint="default" w:ascii="Consolas" w:hAnsi="Consolas" w:eastAsia="Consolas" w:cs="Consolas"/>
+          <w:b w:val="0"/>
+          <w:bCs w:val="0"/>
+          <w:color w:val="D4D4D4"/>
+          <w:kern w:val="0"/>
+          <w:sz w:val="21"/>
+          <w:szCs w:val="21"/>
+          <w:shd w:val="clear" w:fill="1E1E1E"/>
+          <w:lang w:val="en-US" w:eastAsia="zh-CN" w:bidi="ar"/>
+        </w:rPr>
+        <w:t xml:space="preserve">, </w:t>
+      </w:r>
+      <w:r>
+        <w:rPr>
+          <w:rFonts w:hint="default" w:ascii="Consolas" w:hAnsi="Consolas" w:eastAsia="Consolas" w:cs="Consolas"/>
+          <w:b w:val="0"/>
+          <w:bCs w:val="0"/>
+          <w:color w:val="CE9178"/>
+          <w:kern w:val="0"/>
+          <w:sz w:val="21"/>
+          <w:szCs w:val="21"/>
+          <w:shd w:val="clear" w:fill="1E1E1E"/>
+          <w:lang w:val="en-US" w:eastAsia="zh-CN" w:bidi="ar"/>
+        </w:rPr>
+        <w:t>"orange"</w:t>
+      </w:r>
+      <w:r>
+        <w:rPr>
+          <w:rFonts w:hint="default" w:ascii="Consolas" w:hAnsi="Consolas" w:eastAsia="Consolas" w:cs="Consolas"/>
+          <w:b w:val="0"/>
+          <w:bCs w:val="0"/>
+          <w:color w:val="D4D4D4"/>
+          <w:kern w:val="0"/>
+          <w:sz w:val="21"/>
+          <w:szCs w:val="21"/>
+          <w:shd w:val="clear" w:fill="1E1E1E"/>
+          <w:lang w:val="en-US" w:eastAsia="zh-CN" w:bidi="ar"/>
+        </w:rPr>
+        <w:t xml:space="preserve">, </w:t>
+      </w:r>
+      <w:r>
+        <w:rPr>
+          <w:rFonts w:hint="default" w:ascii="Consolas" w:hAnsi="Consolas" w:eastAsia="Consolas" w:cs="Consolas"/>
+          <w:b w:val="0"/>
+          <w:bCs w:val="0"/>
+          <w:color w:val="CE9178"/>
+          <w:kern w:val="0"/>
+          <w:sz w:val="21"/>
+          <w:szCs w:val="21"/>
+          <w:shd w:val="clear" w:fill="1E1E1E"/>
+          <w:lang w:val="en-US" w:eastAsia="zh-CN" w:bidi="ar"/>
+        </w:rPr>
+        <w:t>"kiwi"</w:t>
+      </w:r>
+      <w:r>
+        <w:rPr>
+          <w:rFonts w:hint="default" w:ascii="Consolas" w:hAnsi="Consolas" w:eastAsia="Consolas" w:cs="Consolas"/>
+          <w:b w:val="0"/>
+          <w:bCs w:val="0"/>
+          <w:color w:val="D4D4D4"/>
+          <w:kern w:val="0"/>
+          <w:sz w:val="21"/>
+          <w:szCs w:val="21"/>
+          <w:shd w:val="clear" w:fill="1E1E1E"/>
+          <w:lang w:val="en-US" w:eastAsia="zh-CN" w:bidi="ar"/>
+        </w:rPr>
+        <w:t>);</w:t>
+      </w:r>
+    </w:p>
+    <w:p>
+      <w:pPr>
+        <w:keepNext w:val="0"/>
+        <w:keepLines w:val="0"/>
+        <w:widowControl/>
+        <w:suppressLineNumbers w:val="0"/>
+        <w:shd w:val="clear" w:fill="1E1E1E"/>
+        <w:spacing w:line="285" w:lineRule="atLeast"/>
+        <w:jc w:val="left"/>
+        <w:rPr>
+          <w:rFonts w:hint="default" w:ascii="Consolas" w:hAnsi="Consolas" w:eastAsia="Consolas" w:cs="Consolas"/>
+          <w:b w:val="0"/>
+          <w:bCs w:val="0"/>
+          <w:color w:val="D4D4D4"/>
+          <w:sz w:val="21"/>
+          <w:szCs w:val="21"/>
+        </w:rPr>
+      </w:pPr>
+    </w:p>
+    <w:p>
+      <w:pPr>
+        <w:keepNext w:val="0"/>
+        <w:keepLines w:val="0"/>
+        <w:widowControl/>
+        <w:suppressLineNumbers w:val="0"/>
+        <w:shd w:val="clear" w:fill="1E1E1E"/>
+        <w:spacing w:line="285" w:lineRule="atLeast"/>
+        <w:jc w:val="left"/>
+        <w:rPr>
+          <w:rFonts w:hint="default" w:ascii="Consolas" w:hAnsi="Consolas" w:eastAsia="Consolas" w:cs="Consolas"/>
+          <w:b w:val="0"/>
+          <w:bCs w:val="0"/>
+          <w:color w:val="D4D4D4"/>
+          <w:sz w:val="21"/>
+          <w:szCs w:val="21"/>
+        </w:rPr>
+      </w:pPr>
+      <w:r>
+        <w:rPr>
+          <w:rFonts w:hint="default" w:ascii="Consolas" w:hAnsi="Consolas" w:eastAsia="Consolas" w:cs="Consolas"/>
+          <w:b w:val="0"/>
+          <w:bCs w:val="0"/>
+          <w:color w:val="9CDCFE"/>
+          <w:kern w:val="0"/>
+          <w:sz w:val="21"/>
+          <w:szCs w:val="21"/>
+          <w:shd w:val="clear" w:fill="1E1E1E"/>
+          <w:lang w:val="en-US" w:eastAsia="zh-CN" w:bidi="ar"/>
+        </w:rPr>
+        <w:t>console</w:t>
+      </w:r>
+      <w:r>
+        <w:rPr>
+          <w:rFonts w:hint="default" w:ascii="Consolas" w:hAnsi="Consolas" w:eastAsia="Consolas" w:cs="Consolas"/>
+          <w:b w:val="0"/>
+          <w:bCs w:val="0"/>
+          <w:color w:val="D4D4D4"/>
+          <w:kern w:val="0"/>
+          <w:sz w:val="21"/>
+          <w:szCs w:val="21"/>
+          <w:shd w:val="clear" w:fill="1E1E1E"/>
+          <w:lang w:val="en-US" w:eastAsia="zh-CN" w:bidi="ar"/>
+        </w:rPr>
+        <w:t>.</w:t>
+      </w:r>
+      <w:r>
+        <w:rPr>
+          <w:rFonts w:hint="default" w:ascii="Consolas" w:hAnsi="Consolas" w:eastAsia="Consolas" w:cs="Consolas"/>
+          <w:b w:val="0"/>
+          <w:bCs w:val="0"/>
+          <w:color w:val="DCDCAA"/>
+          <w:kern w:val="0"/>
+          <w:sz w:val="21"/>
+          <w:szCs w:val="21"/>
+          <w:shd w:val="clear" w:fill="1E1E1E"/>
+          <w:lang w:val="en-US" w:eastAsia="zh-CN" w:bidi="ar"/>
+        </w:rPr>
+        <w:t>log</w:t>
+      </w:r>
+      <w:r>
+        <w:rPr>
+          <w:rFonts w:hint="default" w:ascii="Consolas" w:hAnsi="Consolas" w:eastAsia="Consolas" w:cs="Consolas"/>
+          <w:b w:val="0"/>
+          <w:bCs w:val="0"/>
+          <w:color w:val="D4D4D4"/>
+          <w:kern w:val="0"/>
+          <w:sz w:val="21"/>
+          <w:szCs w:val="21"/>
+          <w:shd w:val="clear" w:fill="1E1E1E"/>
+          <w:lang w:val="en-US" w:eastAsia="zh-CN" w:bidi="ar"/>
+        </w:rPr>
+        <w:t>(</w:t>
+      </w:r>
+      <w:r>
+        <w:rPr>
+          <w:rFonts w:hint="default" w:ascii="Consolas" w:hAnsi="Consolas" w:eastAsia="Consolas" w:cs="Consolas"/>
+          <w:b w:val="0"/>
+          <w:bCs w:val="0"/>
+          <w:color w:val="9CDCFE"/>
+          <w:kern w:val="0"/>
+          <w:sz w:val="21"/>
+          <w:szCs w:val="21"/>
+          <w:shd w:val="clear" w:fill="1E1E1E"/>
+          <w:lang w:val="en-US" w:eastAsia="zh-CN" w:bidi="ar"/>
+        </w:rPr>
+        <w:t>fruits</w:t>
+      </w:r>
+      <w:r>
+        <w:rPr>
+          <w:rFonts w:hint="default" w:ascii="Consolas" w:hAnsi="Consolas" w:eastAsia="Consolas" w:cs="Consolas"/>
+          <w:b w:val="0"/>
+          <w:bCs w:val="0"/>
+          <w:color w:val="D4D4D4"/>
+          <w:kern w:val="0"/>
+          <w:sz w:val="21"/>
+          <w:szCs w:val="21"/>
+          <w:shd w:val="clear" w:fill="1E1E1E"/>
+          <w:lang w:val="en-US" w:eastAsia="zh-CN" w:bidi="ar"/>
+        </w:rPr>
+        <w:t xml:space="preserve">); </w:t>
+      </w:r>
+      <w:r>
+        <w:rPr>
+          <w:rFonts w:hint="default" w:ascii="Consolas" w:hAnsi="Consolas" w:eastAsia="Consolas" w:cs="Consolas"/>
+          <w:b w:val="0"/>
+          <w:bCs w:val="0"/>
+          <w:color w:val="6A9955"/>
+          <w:kern w:val="0"/>
+          <w:sz w:val="21"/>
+          <w:szCs w:val="21"/>
+          <w:shd w:val="clear" w:fill="1E1E1E"/>
+          <w:lang w:val="en-US" w:eastAsia="zh-CN" w:bidi="ar"/>
+        </w:rPr>
+        <w:t>// ["apple", "orange", "kiwi", "banana", "mango"]</w:t>
+      </w:r>
+    </w:p>
+    <w:p>
+      <w:pPr>
+        <w:rPr>
+          <w:rFonts w:ascii="SimSun" w:hAnsi="SimSun" w:eastAsia="SimSun" w:cs="SimSun"/>
+          <w:sz w:val="24"/>
+          <w:szCs w:val="24"/>
+        </w:rPr>
+      </w:pPr>
+    </w:p>
+    <w:p>
+      <w:pPr>
+        <w:rPr>
+          <w:rFonts w:ascii="SimSun" w:hAnsi="SimSun" w:eastAsia="SimSun" w:cs="SimSun"/>
+          <w:sz w:val="24"/>
+          <w:szCs w:val="24"/>
+        </w:rPr>
+      </w:pPr>
+      <w:r>
+        <w:rPr>
+          <w:rFonts w:hint="default" w:ascii="SimSun" w:hAnsi="SimSun" w:eastAsia="SimSun" w:cs="SimSun"/>
+          <w:sz w:val="24"/>
+          <w:szCs w:val="24"/>
+          <w:lang w:val="en-IN"/>
+        </w:rPr>
+        <w:t xml:space="preserve">Remove Element: </w:t>
+      </w:r>
+      <w:r>
+        <w:rPr>
+          <w:rFonts w:ascii="SimSun" w:hAnsi="SimSun" w:eastAsia="SimSun" w:cs="SimSun"/>
+          <w:sz w:val="24"/>
+          <w:szCs w:val="24"/>
+        </w:rPr>
+        <w:t xml:space="preserve">Set </w:t>
+      </w:r>
+      <w:r>
+        <w:rPr>
+          <w:rStyle w:val="4"/>
+          <w:rFonts w:ascii="SimSun" w:hAnsi="SimSun" w:eastAsia="SimSun" w:cs="SimSun"/>
+          <w:b/>
+          <w:bCs/>
+          <w:sz w:val="24"/>
+          <w:szCs w:val="24"/>
+        </w:rPr>
+        <w:t>deleteCount &gt; 0</w:t>
+      </w:r>
+      <w:r>
+        <w:rPr>
+          <w:rFonts w:ascii="SimSun" w:hAnsi="SimSun" w:eastAsia="SimSun" w:cs="SimSun"/>
+          <w:sz w:val="24"/>
+          <w:szCs w:val="24"/>
+        </w:rPr>
+        <w:t>, no items to add</w:t>
+      </w:r>
+    </w:p>
+    <w:p>
+      <w:pPr>
+        <w:keepNext w:val="0"/>
+        <w:keepLines w:val="0"/>
+        <w:widowControl/>
+        <w:suppressLineNumbers w:val="0"/>
+        <w:shd w:val="clear" w:fill="1E1E1E"/>
+        <w:spacing w:line="285" w:lineRule="atLeast"/>
+        <w:jc w:val="left"/>
+        <w:rPr>
+          <w:rFonts w:ascii="Consolas" w:hAnsi="Consolas" w:eastAsia="Consolas" w:cs="Consolas"/>
+          <w:b w:val="0"/>
+          <w:bCs w:val="0"/>
+          <w:color w:val="D4D4D4"/>
+          <w:sz w:val="21"/>
+          <w:szCs w:val="21"/>
+        </w:rPr>
+      </w:pPr>
+      <w:r>
+        <w:rPr>
+          <w:rFonts w:hint="default" w:ascii="Consolas" w:hAnsi="Consolas" w:eastAsia="Consolas" w:cs="Consolas"/>
+          <w:b w:val="0"/>
+          <w:bCs w:val="0"/>
+          <w:color w:val="569CD6"/>
+          <w:kern w:val="0"/>
+          <w:sz w:val="21"/>
+          <w:szCs w:val="21"/>
+          <w:shd w:val="clear" w:fill="1E1E1E"/>
+          <w:lang w:val="en-US" w:eastAsia="zh-CN" w:bidi="ar"/>
+        </w:rPr>
+        <w:t>let</w:t>
+      </w:r>
+      <w:r>
+        <w:rPr>
+          <w:rFonts w:hint="default" w:ascii="Consolas" w:hAnsi="Consolas" w:eastAsia="Consolas" w:cs="Consolas"/>
+          <w:b w:val="0"/>
+          <w:bCs w:val="0"/>
+          <w:color w:val="D4D4D4"/>
+          <w:kern w:val="0"/>
+          <w:sz w:val="21"/>
+          <w:szCs w:val="21"/>
+          <w:shd w:val="clear" w:fill="1E1E1E"/>
+          <w:lang w:val="en-US" w:eastAsia="zh-CN" w:bidi="ar"/>
+        </w:rPr>
+        <w:t xml:space="preserve"> </w:t>
+      </w:r>
+      <w:r>
+        <w:rPr>
+          <w:rFonts w:hint="default" w:ascii="Consolas" w:hAnsi="Consolas" w:eastAsia="Consolas" w:cs="Consolas"/>
+          <w:b w:val="0"/>
+          <w:bCs w:val="0"/>
+          <w:color w:val="9CDCFE"/>
+          <w:kern w:val="0"/>
+          <w:sz w:val="21"/>
+          <w:szCs w:val="21"/>
+          <w:shd w:val="clear" w:fill="1E1E1E"/>
+          <w:lang w:val="en-US" w:eastAsia="zh-CN" w:bidi="ar"/>
+        </w:rPr>
+        <w:t>fruits</w:t>
+      </w:r>
+      <w:r>
+        <w:rPr>
+          <w:rFonts w:hint="default" w:ascii="Consolas" w:hAnsi="Consolas" w:eastAsia="Consolas" w:cs="Consolas"/>
+          <w:b w:val="0"/>
+          <w:bCs w:val="0"/>
+          <w:color w:val="D4D4D4"/>
+          <w:kern w:val="0"/>
+          <w:sz w:val="21"/>
+          <w:szCs w:val="21"/>
+          <w:shd w:val="clear" w:fill="1E1E1E"/>
+          <w:lang w:val="en-US" w:eastAsia="zh-CN" w:bidi="ar"/>
+        </w:rPr>
+        <w:t xml:space="preserve"> = [</w:t>
+      </w:r>
+      <w:r>
+        <w:rPr>
+          <w:rFonts w:hint="default" w:ascii="Consolas" w:hAnsi="Consolas" w:eastAsia="Consolas" w:cs="Consolas"/>
+          <w:b w:val="0"/>
+          <w:bCs w:val="0"/>
+          <w:color w:val="CE9178"/>
+          <w:kern w:val="0"/>
+          <w:sz w:val="21"/>
+          <w:szCs w:val="21"/>
+          <w:shd w:val="clear" w:fill="1E1E1E"/>
+          <w:lang w:val="en-US" w:eastAsia="zh-CN" w:bidi="ar"/>
+        </w:rPr>
+        <w:t>"apple"</w:t>
+      </w:r>
+      <w:r>
+        <w:rPr>
+          <w:rFonts w:hint="default" w:ascii="Consolas" w:hAnsi="Consolas" w:eastAsia="Consolas" w:cs="Consolas"/>
+          <w:b w:val="0"/>
+          <w:bCs w:val="0"/>
+          <w:color w:val="D4D4D4"/>
+          <w:kern w:val="0"/>
+          <w:sz w:val="21"/>
+          <w:szCs w:val="21"/>
+          <w:shd w:val="clear" w:fill="1E1E1E"/>
+          <w:lang w:val="en-US" w:eastAsia="zh-CN" w:bidi="ar"/>
+        </w:rPr>
+        <w:t xml:space="preserve">, </w:t>
+      </w:r>
+      <w:r>
+        <w:rPr>
+          <w:rFonts w:hint="default" w:ascii="Consolas" w:hAnsi="Consolas" w:eastAsia="Consolas" w:cs="Consolas"/>
+          <w:b w:val="0"/>
+          <w:bCs w:val="0"/>
+          <w:color w:val="CE9178"/>
+          <w:kern w:val="0"/>
+          <w:sz w:val="21"/>
+          <w:szCs w:val="21"/>
+          <w:shd w:val="clear" w:fill="1E1E1E"/>
+          <w:lang w:val="en-US" w:eastAsia="zh-CN" w:bidi="ar"/>
+        </w:rPr>
+        <w:t>"banana"</w:t>
+      </w:r>
+      <w:r>
+        <w:rPr>
+          <w:rFonts w:hint="default" w:ascii="Consolas" w:hAnsi="Consolas" w:eastAsia="Consolas" w:cs="Consolas"/>
+          <w:b w:val="0"/>
+          <w:bCs w:val="0"/>
+          <w:color w:val="D4D4D4"/>
+          <w:kern w:val="0"/>
+          <w:sz w:val="21"/>
+          <w:szCs w:val="21"/>
+          <w:shd w:val="clear" w:fill="1E1E1E"/>
+          <w:lang w:val="en-US" w:eastAsia="zh-CN" w:bidi="ar"/>
+        </w:rPr>
+        <w:t xml:space="preserve">, </w:t>
+      </w:r>
+      <w:r>
+        <w:rPr>
+          <w:rFonts w:hint="default" w:ascii="Consolas" w:hAnsi="Consolas" w:eastAsia="Consolas" w:cs="Consolas"/>
+          <w:b w:val="0"/>
+          <w:bCs w:val="0"/>
+          <w:color w:val="CE9178"/>
+          <w:kern w:val="0"/>
+          <w:sz w:val="21"/>
+          <w:szCs w:val="21"/>
+          <w:shd w:val="clear" w:fill="1E1E1E"/>
+          <w:lang w:val="en-US" w:eastAsia="zh-CN" w:bidi="ar"/>
+        </w:rPr>
+        <w:t>"mango"</w:t>
+      </w:r>
+      <w:r>
+        <w:rPr>
+          <w:rFonts w:hint="default" w:ascii="Consolas" w:hAnsi="Consolas" w:eastAsia="Consolas" w:cs="Consolas"/>
+          <w:b w:val="0"/>
+          <w:bCs w:val="0"/>
+          <w:color w:val="D4D4D4"/>
+          <w:kern w:val="0"/>
+          <w:sz w:val="21"/>
+          <w:szCs w:val="21"/>
+          <w:shd w:val="clear" w:fill="1E1E1E"/>
+          <w:lang w:val="en-US" w:eastAsia="zh-CN" w:bidi="ar"/>
+        </w:rPr>
+        <w:t xml:space="preserve">, </w:t>
+      </w:r>
+      <w:r>
+        <w:rPr>
+          <w:rFonts w:hint="default" w:ascii="Consolas" w:hAnsi="Consolas" w:eastAsia="Consolas" w:cs="Consolas"/>
+          <w:b w:val="0"/>
+          <w:bCs w:val="0"/>
+          <w:color w:val="CE9178"/>
+          <w:kern w:val="0"/>
+          <w:sz w:val="21"/>
+          <w:szCs w:val="21"/>
+          <w:shd w:val="clear" w:fill="1E1E1E"/>
+          <w:lang w:val="en-US" w:eastAsia="zh-CN" w:bidi="ar"/>
+        </w:rPr>
+        <w:t>"kiwi"</w:t>
+      </w:r>
+      <w:r>
+        <w:rPr>
+          <w:rFonts w:hint="default" w:ascii="Consolas" w:hAnsi="Consolas" w:eastAsia="Consolas" w:cs="Consolas"/>
+          <w:b w:val="0"/>
+          <w:bCs w:val="0"/>
+          <w:color w:val="D4D4D4"/>
+          <w:kern w:val="0"/>
+          <w:sz w:val="21"/>
+          <w:szCs w:val="21"/>
+          <w:shd w:val="clear" w:fill="1E1E1E"/>
+          <w:lang w:val="en-US" w:eastAsia="zh-CN" w:bidi="ar"/>
+        </w:rPr>
+        <w:t>];</w:t>
+      </w:r>
+    </w:p>
+    <w:p>
+      <w:pPr>
+        <w:keepNext w:val="0"/>
+        <w:keepLines w:val="0"/>
+        <w:widowControl/>
+        <w:suppressLineNumbers w:val="0"/>
+        <w:shd w:val="clear" w:fill="1E1E1E"/>
+        <w:spacing w:line="285" w:lineRule="atLeast"/>
+        <w:jc w:val="left"/>
+        <w:rPr>
+          <w:rFonts w:hint="default" w:ascii="Consolas" w:hAnsi="Consolas" w:eastAsia="Consolas" w:cs="Consolas"/>
+          <w:b w:val="0"/>
+          <w:bCs w:val="0"/>
+          <w:color w:val="D4D4D4"/>
+          <w:sz w:val="21"/>
+          <w:szCs w:val="21"/>
+        </w:rPr>
+      </w:pPr>
+      <w:r>
+        <w:rPr>
+          <w:rFonts w:hint="default" w:ascii="Consolas" w:hAnsi="Consolas" w:eastAsia="Consolas" w:cs="Consolas"/>
+          <w:b w:val="0"/>
+          <w:bCs w:val="0"/>
+          <w:color w:val="569CD6"/>
+          <w:kern w:val="0"/>
+          <w:sz w:val="21"/>
+          <w:szCs w:val="21"/>
+          <w:shd w:val="clear" w:fill="1E1E1E"/>
+          <w:lang w:val="en-US" w:eastAsia="zh-CN" w:bidi="ar"/>
+        </w:rPr>
+        <w:t>let</w:t>
+      </w:r>
+      <w:r>
+        <w:rPr>
+          <w:rFonts w:hint="default" w:ascii="Consolas" w:hAnsi="Consolas" w:eastAsia="Consolas" w:cs="Consolas"/>
+          <w:b w:val="0"/>
+          <w:bCs w:val="0"/>
+          <w:color w:val="D4D4D4"/>
+          <w:kern w:val="0"/>
+          <w:sz w:val="21"/>
+          <w:szCs w:val="21"/>
+          <w:shd w:val="clear" w:fill="1E1E1E"/>
+          <w:lang w:val="en-US" w:eastAsia="zh-CN" w:bidi="ar"/>
+        </w:rPr>
+        <w:t xml:space="preserve"> </w:t>
+      </w:r>
+      <w:r>
+        <w:rPr>
+          <w:rFonts w:hint="default" w:ascii="Consolas" w:hAnsi="Consolas" w:eastAsia="Consolas" w:cs="Consolas"/>
+          <w:b w:val="0"/>
+          <w:bCs w:val="0"/>
+          <w:color w:val="9CDCFE"/>
+          <w:kern w:val="0"/>
+          <w:sz w:val="21"/>
+          <w:szCs w:val="21"/>
+          <w:shd w:val="clear" w:fill="1E1E1E"/>
+          <w:lang w:val="en-US" w:eastAsia="zh-CN" w:bidi="ar"/>
+        </w:rPr>
+        <w:t>removed</w:t>
+      </w:r>
+      <w:r>
+        <w:rPr>
+          <w:rFonts w:hint="default" w:ascii="Consolas" w:hAnsi="Consolas" w:eastAsia="Consolas" w:cs="Consolas"/>
+          <w:b w:val="0"/>
+          <w:bCs w:val="0"/>
+          <w:color w:val="D4D4D4"/>
+          <w:kern w:val="0"/>
+          <w:sz w:val="21"/>
+          <w:szCs w:val="21"/>
+          <w:shd w:val="clear" w:fill="1E1E1E"/>
+          <w:lang w:val="en-US" w:eastAsia="zh-CN" w:bidi="ar"/>
+        </w:rPr>
+        <w:t xml:space="preserve"> = </w:t>
+      </w:r>
+      <w:r>
+        <w:rPr>
+          <w:rFonts w:hint="default" w:ascii="Consolas" w:hAnsi="Consolas" w:eastAsia="Consolas" w:cs="Consolas"/>
+          <w:b w:val="0"/>
+          <w:bCs w:val="0"/>
+          <w:color w:val="9CDCFE"/>
+          <w:kern w:val="0"/>
+          <w:sz w:val="21"/>
+          <w:szCs w:val="21"/>
+          <w:shd w:val="clear" w:fill="1E1E1E"/>
+          <w:lang w:val="en-US" w:eastAsia="zh-CN" w:bidi="ar"/>
+        </w:rPr>
+        <w:t>fruits</w:t>
+      </w:r>
+      <w:r>
+        <w:rPr>
+          <w:rFonts w:hint="default" w:ascii="Consolas" w:hAnsi="Consolas" w:eastAsia="Consolas" w:cs="Consolas"/>
+          <w:b w:val="0"/>
+          <w:bCs w:val="0"/>
+          <w:color w:val="D4D4D4"/>
+          <w:kern w:val="0"/>
+          <w:sz w:val="21"/>
+          <w:szCs w:val="21"/>
+          <w:shd w:val="clear" w:fill="1E1E1E"/>
+          <w:lang w:val="en-US" w:eastAsia="zh-CN" w:bidi="ar"/>
+        </w:rPr>
+        <w:t>.</w:t>
+      </w:r>
+      <w:r>
+        <w:rPr>
+          <w:rFonts w:hint="default" w:ascii="Consolas" w:hAnsi="Consolas" w:eastAsia="Consolas" w:cs="Consolas"/>
+          <w:b w:val="0"/>
+          <w:bCs w:val="0"/>
+          <w:color w:val="DCDCAA"/>
+          <w:kern w:val="0"/>
+          <w:sz w:val="21"/>
+          <w:szCs w:val="21"/>
+          <w:shd w:val="clear" w:fill="1E1E1E"/>
+          <w:lang w:val="en-US" w:eastAsia="zh-CN" w:bidi="ar"/>
+        </w:rPr>
+        <w:t>splice</w:t>
+      </w:r>
+      <w:r>
+        <w:rPr>
+          <w:rFonts w:hint="default" w:ascii="Consolas" w:hAnsi="Consolas" w:eastAsia="Consolas" w:cs="Consolas"/>
+          <w:b w:val="0"/>
+          <w:bCs w:val="0"/>
+          <w:color w:val="D4D4D4"/>
+          <w:kern w:val="0"/>
+          <w:sz w:val="21"/>
+          <w:szCs w:val="21"/>
+          <w:shd w:val="clear" w:fill="1E1E1E"/>
+          <w:lang w:val="en-US" w:eastAsia="zh-CN" w:bidi="ar"/>
+        </w:rPr>
+        <w:t>(</w:t>
+      </w:r>
+      <w:r>
+        <w:rPr>
+          <w:rFonts w:hint="default" w:ascii="Consolas" w:hAnsi="Consolas" w:eastAsia="Consolas" w:cs="Consolas"/>
+          <w:b w:val="0"/>
+          <w:bCs w:val="0"/>
+          <w:color w:val="B5CEA8"/>
+          <w:kern w:val="0"/>
+          <w:sz w:val="21"/>
+          <w:szCs w:val="21"/>
+          <w:shd w:val="clear" w:fill="1E1E1E"/>
+          <w:lang w:val="en-US" w:eastAsia="zh-CN" w:bidi="ar"/>
+        </w:rPr>
+        <w:t>1</w:t>
+      </w:r>
+      <w:r>
+        <w:rPr>
+          <w:rFonts w:hint="default" w:ascii="Consolas" w:hAnsi="Consolas" w:eastAsia="Consolas" w:cs="Consolas"/>
+          <w:b w:val="0"/>
+          <w:bCs w:val="0"/>
+          <w:color w:val="D4D4D4"/>
+          <w:kern w:val="0"/>
+          <w:sz w:val="21"/>
+          <w:szCs w:val="21"/>
+          <w:shd w:val="clear" w:fill="1E1E1E"/>
+          <w:lang w:val="en-US" w:eastAsia="zh-CN" w:bidi="ar"/>
+        </w:rPr>
+        <w:t xml:space="preserve">, </w:t>
+      </w:r>
+      <w:r>
+        <w:rPr>
+          <w:rFonts w:hint="default" w:ascii="Consolas" w:hAnsi="Consolas" w:eastAsia="Consolas" w:cs="Consolas"/>
+          <w:b w:val="0"/>
+          <w:bCs w:val="0"/>
+          <w:color w:val="B5CEA8"/>
+          <w:kern w:val="0"/>
+          <w:sz w:val="21"/>
+          <w:szCs w:val="21"/>
+          <w:shd w:val="clear" w:fill="1E1E1E"/>
+          <w:lang w:val="en-US" w:eastAsia="zh-CN" w:bidi="ar"/>
+        </w:rPr>
+        <w:t>2</w:t>
+      </w:r>
+      <w:r>
+        <w:rPr>
+          <w:rFonts w:hint="default" w:ascii="Consolas" w:hAnsi="Consolas" w:eastAsia="Consolas" w:cs="Consolas"/>
+          <w:b w:val="0"/>
+          <w:bCs w:val="0"/>
+          <w:color w:val="D4D4D4"/>
+          <w:kern w:val="0"/>
+          <w:sz w:val="21"/>
+          <w:szCs w:val="21"/>
+          <w:shd w:val="clear" w:fill="1E1E1E"/>
+          <w:lang w:val="en-US" w:eastAsia="zh-CN" w:bidi="ar"/>
+        </w:rPr>
+        <w:t xml:space="preserve">); </w:t>
+      </w:r>
+      <w:r>
+        <w:rPr>
+          <w:rFonts w:hint="default" w:ascii="Consolas" w:hAnsi="Consolas" w:eastAsia="Consolas" w:cs="Consolas"/>
+          <w:b w:val="0"/>
+          <w:bCs w:val="0"/>
+          <w:color w:val="6A9955"/>
+          <w:kern w:val="0"/>
+          <w:sz w:val="21"/>
+          <w:szCs w:val="21"/>
+          <w:shd w:val="clear" w:fill="1E1E1E"/>
+          <w:lang w:val="en-US" w:eastAsia="zh-CN" w:bidi="ar"/>
+        </w:rPr>
+        <w:t>// remove 2 items from index 1</w:t>
+      </w:r>
+    </w:p>
+    <w:p>
+      <w:pPr>
+        <w:keepNext w:val="0"/>
+        <w:keepLines w:val="0"/>
+        <w:widowControl/>
+        <w:suppressLineNumbers w:val="0"/>
+        <w:shd w:val="clear" w:fill="1E1E1E"/>
+        <w:spacing w:line="285" w:lineRule="atLeast"/>
+        <w:jc w:val="left"/>
+        <w:rPr>
+          <w:rFonts w:hint="default" w:ascii="Consolas" w:hAnsi="Consolas" w:eastAsia="Consolas" w:cs="Consolas"/>
+          <w:b w:val="0"/>
+          <w:bCs w:val="0"/>
+          <w:color w:val="D4D4D4"/>
+          <w:sz w:val="21"/>
+          <w:szCs w:val="21"/>
+        </w:rPr>
+      </w:pPr>
+    </w:p>
+    <w:p>
+      <w:pPr>
+        <w:keepNext w:val="0"/>
+        <w:keepLines w:val="0"/>
+        <w:widowControl/>
+        <w:suppressLineNumbers w:val="0"/>
+        <w:shd w:val="clear" w:fill="1E1E1E"/>
+        <w:spacing w:line="285" w:lineRule="atLeast"/>
+        <w:jc w:val="left"/>
+        <w:rPr>
+          <w:rFonts w:hint="default" w:ascii="Consolas" w:hAnsi="Consolas" w:eastAsia="Consolas" w:cs="Consolas"/>
+          <w:b w:val="0"/>
+          <w:bCs w:val="0"/>
+          <w:color w:val="D4D4D4"/>
+          <w:sz w:val="21"/>
+          <w:szCs w:val="21"/>
+        </w:rPr>
+      </w:pPr>
+      <w:r>
+        <w:rPr>
+          <w:rFonts w:hint="default" w:ascii="Consolas" w:hAnsi="Consolas" w:eastAsia="Consolas" w:cs="Consolas"/>
+          <w:b w:val="0"/>
+          <w:bCs w:val="0"/>
+          <w:color w:val="9CDCFE"/>
+          <w:kern w:val="0"/>
+          <w:sz w:val="21"/>
+          <w:szCs w:val="21"/>
+          <w:shd w:val="clear" w:fill="1E1E1E"/>
+          <w:lang w:val="en-US" w:eastAsia="zh-CN" w:bidi="ar"/>
+        </w:rPr>
+        <w:t>console</w:t>
+      </w:r>
+      <w:r>
+        <w:rPr>
+          <w:rFonts w:hint="default" w:ascii="Consolas" w:hAnsi="Consolas" w:eastAsia="Consolas" w:cs="Consolas"/>
+          <w:b w:val="0"/>
+          <w:bCs w:val="0"/>
+          <w:color w:val="D4D4D4"/>
+          <w:kern w:val="0"/>
+          <w:sz w:val="21"/>
+          <w:szCs w:val="21"/>
+          <w:shd w:val="clear" w:fill="1E1E1E"/>
+          <w:lang w:val="en-US" w:eastAsia="zh-CN" w:bidi="ar"/>
+        </w:rPr>
+        <w:t>.</w:t>
+      </w:r>
+      <w:r>
+        <w:rPr>
+          <w:rFonts w:hint="default" w:ascii="Consolas" w:hAnsi="Consolas" w:eastAsia="Consolas" w:cs="Consolas"/>
+          <w:b w:val="0"/>
+          <w:bCs w:val="0"/>
+          <w:color w:val="DCDCAA"/>
+          <w:kern w:val="0"/>
+          <w:sz w:val="21"/>
+          <w:szCs w:val="21"/>
+          <w:shd w:val="clear" w:fill="1E1E1E"/>
+          <w:lang w:val="en-US" w:eastAsia="zh-CN" w:bidi="ar"/>
+        </w:rPr>
+        <w:t>log</w:t>
+      </w:r>
+      <w:r>
+        <w:rPr>
+          <w:rFonts w:hint="default" w:ascii="Consolas" w:hAnsi="Consolas" w:eastAsia="Consolas" w:cs="Consolas"/>
+          <w:b w:val="0"/>
+          <w:bCs w:val="0"/>
+          <w:color w:val="D4D4D4"/>
+          <w:kern w:val="0"/>
+          <w:sz w:val="21"/>
+          <w:szCs w:val="21"/>
+          <w:shd w:val="clear" w:fill="1E1E1E"/>
+          <w:lang w:val="en-US" w:eastAsia="zh-CN" w:bidi="ar"/>
+        </w:rPr>
+        <w:t>(</w:t>
+      </w:r>
+      <w:r>
+        <w:rPr>
+          <w:rFonts w:hint="default" w:ascii="Consolas" w:hAnsi="Consolas" w:eastAsia="Consolas" w:cs="Consolas"/>
+          <w:b w:val="0"/>
+          <w:bCs w:val="0"/>
+          <w:color w:val="9CDCFE"/>
+          <w:kern w:val="0"/>
+          <w:sz w:val="21"/>
+          <w:szCs w:val="21"/>
+          <w:shd w:val="clear" w:fill="1E1E1E"/>
+          <w:lang w:val="en-US" w:eastAsia="zh-CN" w:bidi="ar"/>
+        </w:rPr>
+        <w:t>fruits</w:t>
+      </w:r>
+      <w:r>
+        <w:rPr>
+          <w:rFonts w:hint="default" w:ascii="Consolas" w:hAnsi="Consolas" w:eastAsia="Consolas" w:cs="Consolas"/>
+          <w:b w:val="0"/>
+          <w:bCs w:val="0"/>
+          <w:color w:val="D4D4D4"/>
+          <w:kern w:val="0"/>
+          <w:sz w:val="21"/>
+          <w:szCs w:val="21"/>
+          <w:shd w:val="clear" w:fill="1E1E1E"/>
+          <w:lang w:val="en-US" w:eastAsia="zh-CN" w:bidi="ar"/>
+        </w:rPr>
+        <w:t xml:space="preserve">); </w:t>
+      </w:r>
+      <w:r>
+        <w:rPr>
+          <w:rFonts w:hint="default" w:ascii="Consolas" w:hAnsi="Consolas" w:eastAsia="Consolas" w:cs="Consolas"/>
+          <w:b w:val="0"/>
+          <w:bCs w:val="0"/>
+          <w:color w:val="6A9955"/>
+          <w:kern w:val="0"/>
+          <w:sz w:val="21"/>
+          <w:szCs w:val="21"/>
+          <w:shd w:val="clear" w:fill="1E1E1E"/>
+          <w:lang w:val="en-US" w:eastAsia="zh-CN" w:bidi="ar"/>
+        </w:rPr>
+        <w:t>// ["apple", "kiwi"]</w:t>
+      </w:r>
+    </w:p>
+    <w:p>
+      <w:pPr>
+        <w:keepNext w:val="0"/>
+        <w:keepLines w:val="0"/>
+        <w:widowControl/>
+        <w:suppressLineNumbers w:val="0"/>
+        <w:shd w:val="clear" w:fill="1E1E1E"/>
+        <w:spacing w:line="285" w:lineRule="atLeast"/>
+        <w:jc w:val="left"/>
+        <w:rPr>
+          <w:rFonts w:hint="default" w:ascii="Consolas" w:hAnsi="Consolas" w:eastAsia="Consolas" w:cs="Consolas"/>
+          <w:b w:val="0"/>
+          <w:bCs w:val="0"/>
+          <w:color w:val="D4D4D4"/>
+          <w:sz w:val="21"/>
+          <w:szCs w:val="21"/>
+        </w:rPr>
+      </w:pPr>
+      <w:r>
+        <w:rPr>
+          <w:rFonts w:hint="default" w:ascii="Consolas" w:hAnsi="Consolas" w:eastAsia="Consolas" w:cs="Consolas"/>
+          <w:b w:val="0"/>
+          <w:bCs w:val="0"/>
+          <w:color w:val="9CDCFE"/>
+          <w:kern w:val="0"/>
+          <w:sz w:val="21"/>
+          <w:szCs w:val="21"/>
+          <w:shd w:val="clear" w:fill="1E1E1E"/>
+          <w:lang w:val="en-US" w:eastAsia="zh-CN" w:bidi="ar"/>
+        </w:rPr>
+        <w:t>console</w:t>
+      </w:r>
+      <w:r>
+        <w:rPr>
+          <w:rFonts w:hint="default" w:ascii="Consolas" w:hAnsi="Consolas" w:eastAsia="Consolas" w:cs="Consolas"/>
+          <w:b w:val="0"/>
+          <w:bCs w:val="0"/>
+          <w:color w:val="D4D4D4"/>
+          <w:kern w:val="0"/>
+          <w:sz w:val="21"/>
+          <w:szCs w:val="21"/>
+          <w:shd w:val="clear" w:fill="1E1E1E"/>
+          <w:lang w:val="en-US" w:eastAsia="zh-CN" w:bidi="ar"/>
+        </w:rPr>
+        <w:t>.</w:t>
+      </w:r>
+      <w:r>
+        <w:rPr>
+          <w:rFonts w:hint="default" w:ascii="Consolas" w:hAnsi="Consolas" w:eastAsia="Consolas" w:cs="Consolas"/>
+          <w:b w:val="0"/>
+          <w:bCs w:val="0"/>
+          <w:color w:val="DCDCAA"/>
+          <w:kern w:val="0"/>
+          <w:sz w:val="21"/>
+          <w:szCs w:val="21"/>
+          <w:shd w:val="clear" w:fill="1E1E1E"/>
+          <w:lang w:val="en-US" w:eastAsia="zh-CN" w:bidi="ar"/>
+        </w:rPr>
+        <w:t>log</w:t>
+      </w:r>
+      <w:r>
+        <w:rPr>
+          <w:rFonts w:hint="default" w:ascii="Consolas" w:hAnsi="Consolas" w:eastAsia="Consolas" w:cs="Consolas"/>
+          <w:b w:val="0"/>
+          <w:bCs w:val="0"/>
+          <w:color w:val="D4D4D4"/>
+          <w:kern w:val="0"/>
+          <w:sz w:val="21"/>
+          <w:szCs w:val="21"/>
+          <w:shd w:val="clear" w:fill="1E1E1E"/>
+          <w:lang w:val="en-US" w:eastAsia="zh-CN" w:bidi="ar"/>
+        </w:rPr>
+        <w:t>(</w:t>
+      </w:r>
+      <w:r>
+        <w:rPr>
+          <w:rFonts w:hint="default" w:ascii="Consolas" w:hAnsi="Consolas" w:eastAsia="Consolas" w:cs="Consolas"/>
+          <w:b w:val="0"/>
+          <w:bCs w:val="0"/>
+          <w:color w:val="9CDCFE"/>
+          <w:kern w:val="0"/>
+          <w:sz w:val="21"/>
+          <w:szCs w:val="21"/>
+          <w:shd w:val="clear" w:fill="1E1E1E"/>
+          <w:lang w:val="en-US" w:eastAsia="zh-CN" w:bidi="ar"/>
+        </w:rPr>
+        <w:t>removed</w:t>
+      </w:r>
+      <w:r>
+        <w:rPr>
+          <w:rFonts w:hint="default" w:ascii="Consolas" w:hAnsi="Consolas" w:eastAsia="Consolas" w:cs="Consolas"/>
+          <w:b w:val="0"/>
+          <w:bCs w:val="0"/>
+          <w:color w:val="D4D4D4"/>
+          <w:kern w:val="0"/>
+          <w:sz w:val="21"/>
+          <w:szCs w:val="21"/>
+          <w:shd w:val="clear" w:fill="1E1E1E"/>
+          <w:lang w:val="en-US" w:eastAsia="zh-CN" w:bidi="ar"/>
+        </w:rPr>
+        <w:t xml:space="preserve">); </w:t>
+      </w:r>
+      <w:r>
+        <w:rPr>
+          <w:rFonts w:hint="default" w:ascii="Consolas" w:hAnsi="Consolas" w:eastAsia="Consolas" w:cs="Consolas"/>
+          <w:b w:val="0"/>
+          <w:bCs w:val="0"/>
+          <w:color w:val="6A9955"/>
+          <w:kern w:val="0"/>
+          <w:sz w:val="21"/>
+          <w:szCs w:val="21"/>
+          <w:shd w:val="clear" w:fill="1E1E1E"/>
+          <w:lang w:val="en-US" w:eastAsia="zh-CN" w:bidi="ar"/>
+        </w:rPr>
+        <w:t>// ["banana", "mango"]</w:t>
+      </w:r>
+    </w:p>
+    <w:p>
+      <w:pPr>
+        <w:rPr>
+          <w:rFonts w:ascii="SimSun" w:hAnsi="SimSun" w:eastAsia="SimSun" w:cs="SimSun"/>
+          <w:sz w:val="24"/>
+          <w:szCs w:val="24"/>
+        </w:rPr>
+      </w:pPr>
+    </w:p>
+    <w:p>
+      <w:pPr>
+        <w:rPr>
+          <w:rFonts w:ascii="SimSun" w:hAnsi="SimSun" w:eastAsia="SimSun" w:cs="SimSun"/>
+          <w:b/>
+          <w:bCs/>
+          <w:sz w:val="24"/>
+          <w:szCs w:val="24"/>
+        </w:rPr>
+      </w:pPr>
+      <w:r>
+        <w:rPr>
+          <w:rFonts w:ascii="SimSun" w:hAnsi="SimSun" w:eastAsia="SimSun" w:cs="SimSun"/>
+          <w:sz w:val="24"/>
+          <w:szCs w:val="24"/>
+        </w:rPr>
+        <w:t>Replace</w:t>
+      </w:r>
+      <w:r>
+        <w:rPr>
+          <w:rFonts w:hint="default" w:ascii="SimSun" w:hAnsi="SimSun" w:eastAsia="SimSun" w:cs="SimSun"/>
+          <w:sz w:val="24"/>
+          <w:szCs w:val="24"/>
+          <w:lang w:val="en-IN"/>
+        </w:rPr>
+        <w:t xml:space="preserve"> Element: </w:t>
+      </w:r>
+      <w:r>
+        <w:rPr>
+          <w:rFonts w:ascii="SimSun" w:hAnsi="SimSun" w:eastAsia="SimSun" w:cs="SimSun"/>
+          <w:sz w:val="24"/>
+          <w:szCs w:val="24"/>
+        </w:rPr>
+        <w:t xml:space="preserve">Set </w:t>
+      </w:r>
+      <w:r>
+        <w:rPr>
+          <w:rStyle w:val="4"/>
+          <w:rFonts w:ascii="SimSun" w:hAnsi="SimSun" w:eastAsia="SimSun" w:cs="SimSun"/>
+          <w:b/>
+          <w:bCs/>
+          <w:sz w:val="24"/>
+          <w:szCs w:val="24"/>
+        </w:rPr>
+        <w:t>deleteCount &gt; 0</w:t>
+      </w:r>
+      <w:r>
+        <w:rPr>
+          <w:rFonts w:ascii="SimSun" w:hAnsi="SimSun" w:eastAsia="SimSun" w:cs="SimSun"/>
+          <w:sz w:val="24"/>
+          <w:szCs w:val="24"/>
+        </w:rPr>
+        <w:t xml:space="preserve">, and </w:t>
+      </w:r>
+      <w:r>
+        <w:rPr>
+          <w:rFonts w:ascii="SimSun" w:hAnsi="SimSun" w:eastAsia="SimSun" w:cs="SimSun"/>
+          <w:b/>
+          <w:bCs/>
+          <w:sz w:val="24"/>
+          <w:szCs w:val="24"/>
+        </w:rPr>
+        <w:t>provide new items</w:t>
+      </w:r>
+    </w:p>
+    <w:p>
+      <w:pPr>
+        <w:keepNext w:val="0"/>
+        <w:keepLines w:val="0"/>
+        <w:widowControl/>
+        <w:suppressLineNumbers w:val="0"/>
+        <w:shd w:val="clear" w:fill="1E1E1E"/>
+        <w:spacing w:line="285" w:lineRule="atLeast"/>
+        <w:jc w:val="left"/>
+        <w:rPr>
+          <w:rFonts w:ascii="Consolas" w:hAnsi="Consolas" w:eastAsia="Consolas" w:cs="Consolas"/>
+          <w:b w:val="0"/>
+          <w:bCs w:val="0"/>
+          <w:color w:val="D4D4D4"/>
+          <w:sz w:val="21"/>
+          <w:szCs w:val="21"/>
+        </w:rPr>
+      </w:pPr>
+      <w:r>
+        <w:rPr>
+          <w:rFonts w:hint="default" w:ascii="Consolas" w:hAnsi="Consolas" w:eastAsia="Consolas" w:cs="Consolas"/>
+          <w:b w:val="0"/>
+          <w:bCs w:val="0"/>
+          <w:color w:val="569CD6"/>
+          <w:kern w:val="0"/>
+          <w:sz w:val="21"/>
+          <w:szCs w:val="21"/>
+          <w:shd w:val="clear" w:fill="1E1E1E"/>
+          <w:lang w:val="en-US" w:eastAsia="zh-CN" w:bidi="ar"/>
+        </w:rPr>
+        <w:t>let</w:t>
+      </w:r>
+      <w:r>
+        <w:rPr>
+          <w:rFonts w:hint="default" w:ascii="Consolas" w:hAnsi="Consolas" w:eastAsia="Consolas" w:cs="Consolas"/>
+          <w:b w:val="0"/>
+          <w:bCs w:val="0"/>
+          <w:color w:val="D4D4D4"/>
+          <w:kern w:val="0"/>
+          <w:sz w:val="21"/>
+          <w:szCs w:val="21"/>
+          <w:shd w:val="clear" w:fill="1E1E1E"/>
+          <w:lang w:val="en-US" w:eastAsia="zh-CN" w:bidi="ar"/>
+        </w:rPr>
+        <w:t xml:space="preserve"> </w:t>
+      </w:r>
+      <w:r>
+        <w:rPr>
+          <w:rFonts w:hint="default" w:ascii="Consolas" w:hAnsi="Consolas" w:eastAsia="Consolas" w:cs="Consolas"/>
+          <w:b w:val="0"/>
+          <w:bCs w:val="0"/>
+          <w:color w:val="9CDCFE"/>
+          <w:kern w:val="0"/>
+          <w:sz w:val="21"/>
+          <w:szCs w:val="21"/>
+          <w:shd w:val="clear" w:fill="1E1E1E"/>
+          <w:lang w:val="en-US" w:eastAsia="zh-CN" w:bidi="ar"/>
+        </w:rPr>
+        <w:t>fruits</w:t>
+      </w:r>
+      <w:r>
+        <w:rPr>
+          <w:rFonts w:hint="default" w:ascii="Consolas" w:hAnsi="Consolas" w:eastAsia="Consolas" w:cs="Consolas"/>
+          <w:b w:val="0"/>
+          <w:bCs w:val="0"/>
+          <w:color w:val="D4D4D4"/>
+          <w:kern w:val="0"/>
+          <w:sz w:val="21"/>
+          <w:szCs w:val="21"/>
+          <w:shd w:val="clear" w:fill="1E1E1E"/>
+          <w:lang w:val="en-US" w:eastAsia="zh-CN" w:bidi="ar"/>
+        </w:rPr>
+        <w:t xml:space="preserve"> = [</w:t>
+      </w:r>
+      <w:r>
+        <w:rPr>
+          <w:rFonts w:hint="default" w:ascii="Consolas" w:hAnsi="Consolas" w:eastAsia="Consolas" w:cs="Consolas"/>
+          <w:b w:val="0"/>
+          <w:bCs w:val="0"/>
+          <w:color w:val="CE9178"/>
+          <w:kern w:val="0"/>
+          <w:sz w:val="21"/>
+          <w:szCs w:val="21"/>
+          <w:shd w:val="clear" w:fill="1E1E1E"/>
+          <w:lang w:val="en-US" w:eastAsia="zh-CN" w:bidi="ar"/>
+        </w:rPr>
+        <w:t>"apple"</w:t>
+      </w:r>
+      <w:r>
+        <w:rPr>
+          <w:rFonts w:hint="default" w:ascii="Consolas" w:hAnsi="Consolas" w:eastAsia="Consolas" w:cs="Consolas"/>
+          <w:b w:val="0"/>
+          <w:bCs w:val="0"/>
+          <w:color w:val="D4D4D4"/>
+          <w:kern w:val="0"/>
+          <w:sz w:val="21"/>
+          <w:szCs w:val="21"/>
+          <w:shd w:val="clear" w:fill="1E1E1E"/>
+          <w:lang w:val="en-US" w:eastAsia="zh-CN" w:bidi="ar"/>
+        </w:rPr>
+        <w:t xml:space="preserve">, </w:t>
+      </w:r>
+      <w:r>
+        <w:rPr>
+          <w:rFonts w:hint="default" w:ascii="Consolas" w:hAnsi="Consolas" w:eastAsia="Consolas" w:cs="Consolas"/>
+          <w:b w:val="0"/>
+          <w:bCs w:val="0"/>
+          <w:color w:val="CE9178"/>
+          <w:kern w:val="0"/>
+          <w:sz w:val="21"/>
+          <w:szCs w:val="21"/>
+          <w:shd w:val="clear" w:fill="1E1E1E"/>
+          <w:lang w:val="en-US" w:eastAsia="zh-CN" w:bidi="ar"/>
+        </w:rPr>
+        <w:t>"banana"</w:t>
+      </w:r>
+      <w:r>
+        <w:rPr>
+          <w:rFonts w:hint="default" w:ascii="Consolas" w:hAnsi="Consolas" w:eastAsia="Consolas" w:cs="Consolas"/>
+          <w:b w:val="0"/>
+          <w:bCs w:val="0"/>
+          <w:color w:val="D4D4D4"/>
+          <w:kern w:val="0"/>
+          <w:sz w:val="21"/>
+          <w:szCs w:val="21"/>
+          <w:shd w:val="clear" w:fill="1E1E1E"/>
+          <w:lang w:val="en-US" w:eastAsia="zh-CN" w:bidi="ar"/>
+        </w:rPr>
+        <w:t xml:space="preserve">, </w:t>
+      </w:r>
+      <w:r>
+        <w:rPr>
+          <w:rFonts w:hint="default" w:ascii="Consolas" w:hAnsi="Consolas" w:eastAsia="Consolas" w:cs="Consolas"/>
+          <w:b w:val="0"/>
+          <w:bCs w:val="0"/>
+          <w:color w:val="CE9178"/>
+          <w:kern w:val="0"/>
+          <w:sz w:val="21"/>
+          <w:szCs w:val="21"/>
+          <w:shd w:val="clear" w:fill="1E1E1E"/>
+          <w:lang w:val="en-US" w:eastAsia="zh-CN" w:bidi="ar"/>
+        </w:rPr>
+        <w:t>"mango"</w:t>
+      </w:r>
+      <w:r>
+        <w:rPr>
+          <w:rFonts w:hint="default" w:ascii="Consolas" w:hAnsi="Consolas" w:eastAsia="Consolas" w:cs="Consolas"/>
+          <w:b w:val="0"/>
+          <w:bCs w:val="0"/>
+          <w:color w:val="D4D4D4"/>
+          <w:kern w:val="0"/>
+          <w:sz w:val="21"/>
+          <w:szCs w:val="21"/>
+          <w:shd w:val="clear" w:fill="1E1E1E"/>
+          <w:lang w:val="en-US" w:eastAsia="zh-CN" w:bidi="ar"/>
+        </w:rPr>
+        <w:t>];</w:t>
+      </w:r>
+    </w:p>
+    <w:p>
+      <w:pPr>
+        <w:keepNext w:val="0"/>
+        <w:keepLines w:val="0"/>
+        <w:widowControl/>
+        <w:suppressLineNumbers w:val="0"/>
+        <w:shd w:val="clear" w:fill="1E1E1E"/>
+        <w:spacing w:line="285" w:lineRule="atLeast"/>
+        <w:jc w:val="left"/>
+        <w:rPr>
+          <w:rFonts w:hint="default" w:ascii="Consolas" w:hAnsi="Consolas" w:eastAsia="Consolas" w:cs="Consolas"/>
+          <w:b w:val="0"/>
+          <w:bCs w:val="0"/>
+          <w:color w:val="D4D4D4"/>
+          <w:sz w:val="21"/>
+          <w:szCs w:val="21"/>
+        </w:rPr>
+      </w:pPr>
+      <w:r>
+        <w:rPr>
+          <w:rFonts w:hint="default" w:ascii="Consolas" w:hAnsi="Consolas" w:eastAsia="Consolas" w:cs="Consolas"/>
+          <w:b w:val="0"/>
+          <w:bCs w:val="0"/>
+          <w:color w:val="9CDCFE"/>
+          <w:kern w:val="0"/>
+          <w:sz w:val="21"/>
+          <w:szCs w:val="21"/>
+          <w:shd w:val="clear" w:fill="1E1E1E"/>
+          <w:lang w:val="en-US" w:eastAsia="zh-CN" w:bidi="ar"/>
+        </w:rPr>
+        <w:t>fruits</w:t>
+      </w:r>
+      <w:r>
+        <w:rPr>
+          <w:rFonts w:hint="default" w:ascii="Consolas" w:hAnsi="Consolas" w:eastAsia="Consolas" w:cs="Consolas"/>
+          <w:b w:val="0"/>
+          <w:bCs w:val="0"/>
+          <w:color w:val="D4D4D4"/>
+          <w:kern w:val="0"/>
+          <w:sz w:val="21"/>
+          <w:szCs w:val="21"/>
+          <w:shd w:val="clear" w:fill="1E1E1E"/>
+          <w:lang w:val="en-US" w:eastAsia="zh-CN" w:bidi="ar"/>
+        </w:rPr>
+        <w:t>.</w:t>
+      </w:r>
+      <w:r>
+        <w:rPr>
+          <w:rFonts w:hint="default" w:ascii="Consolas" w:hAnsi="Consolas" w:eastAsia="Consolas" w:cs="Consolas"/>
+          <w:b w:val="0"/>
+          <w:bCs w:val="0"/>
+          <w:color w:val="DCDCAA"/>
+          <w:kern w:val="0"/>
+          <w:sz w:val="21"/>
+          <w:szCs w:val="21"/>
+          <w:shd w:val="clear" w:fill="1E1E1E"/>
+          <w:lang w:val="en-US" w:eastAsia="zh-CN" w:bidi="ar"/>
+        </w:rPr>
+        <w:t>splice</w:t>
+      </w:r>
+      <w:r>
+        <w:rPr>
+          <w:rFonts w:hint="default" w:ascii="Consolas" w:hAnsi="Consolas" w:eastAsia="Consolas" w:cs="Consolas"/>
+          <w:b w:val="0"/>
+          <w:bCs w:val="0"/>
+          <w:color w:val="D4D4D4"/>
+          <w:kern w:val="0"/>
+          <w:sz w:val="21"/>
+          <w:szCs w:val="21"/>
+          <w:shd w:val="clear" w:fill="1E1E1E"/>
+          <w:lang w:val="en-US" w:eastAsia="zh-CN" w:bidi="ar"/>
+        </w:rPr>
+        <w:t>(</w:t>
+      </w:r>
+      <w:r>
+        <w:rPr>
+          <w:rFonts w:hint="default" w:ascii="Consolas" w:hAnsi="Consolas" w:eastAsia="Consolas" w:cs="Consolas"/>
+          <w:b w:val="0"/>
+          <w:bCs w:val="0"/>
+          <w:color w:val="B5CEA8"/>
+          <w:kern w:val="0"/>
+          <w:sz w:val="21"/>
+          <w:szCs w:val="21"/>
+          <w:shd w:val="clear" w:fill="1E1E1E"/>
+          <w:lang w:val="en-US" w:eastAsia="zh-CN" w:bidi="ar"/>
+        </w:rPr>
+        <w:t>1</w:t>
+      </w:r>
+      <w:r>
+        <w:rPr>
+          <w:rFonts w:hint="default" w:ascii="Consolas" w:hAnsi="Consolas" w:eastAsia="Consolas" w:cs="Consolas"/>
+          <w:b w:val="0"/>
+          <w:bCs w:val="0"/>
+          <w:color w:val="D4D4D4"/>
+          <w:kern w:val="0"/>
+          <w:sz w:val="21"/>
+          <w:szCs w:val="21"/>
+          <w:shd w:val="clear" w:fill="1E1E1E"/>
+          <w:lang w:val="en-US" w:eastAsia="zh-CN" w:bidi="ar"/>
+        </w:rPr>
+        <w:t xml:space="preserve">, </w:t>
+      </w:r>
+      <w:r>
+        <w:rPr>
+          <w:rFonts w:hint="default" w:ascii="Consolas" w:hAnsi="Consolas" w:eastAsia="Consolas" w:cs="Consolas"/>
+          <w:b w:val="0"/>
+          <w:bCs w:val="0"/>
+          <w:color w:val="B5CEA8"/>
+          <w:kern w:val="0"/>
+          <w:sz w:val="21"/>
+          <w:szCs w:val="21"/>
+          <w:shd w:val="clear" w:fill="1E1E1E"/>
+          <w:lang w:val="en-US" w:eastAsia="zh-CN" w:bidi="ar"/>
+        </w:rPr>
+        <w:t>2</w:t>
+      </w:r>
+      <w:r>
+        <w:rPr>
+          <w:rFonts w:hint="default" w:ascii="Consolas" w:hAnsi="Consolas" w:eastAsia="Consolas" w:cs="Consolas"/>
+          <w:b w:val="0"/>
+          <w:bCs w:val="0"/>
+          <w:color w:val="D4D4D4"/>
+          <w:kern w:val="0"/>
+          <w:sz w:val="21"/>
+          <w:szCs w:val="21"/>
+          <w:shd w:val="clear" w:fill="1E1E1E"/>
+          <w:lang w:val="en-US" w:eastAsia="zh-CN" w:bidi="ar"/>
+        </w:rPr>
+        <w:t xml:space="preserve">, </w:t>
+      </w:r>
+      <w:r>
+        <w:rPr>
+          <w:rFonts w:hint="default" w:ascii="Consolas" w:hAnsi="Consolas" w:eastAsia="Consolas" w:cs="Consolas"/>
+          <w:b w:val="0"/>
+          <w:bCs w:val="0"/>
+          <w:color w:val="CE9178"/>
+          <w:kern w:val="0"/>
+          <w:sz w:val="21"/>
+          <w:szCs w:val="21"/>
+          <w:shd w:val="clear" w:fill="1E1E1E"/>
+          <w:lang w:val="en-US" w:eastAsia="zh-CN" w:bidi="ar"/>
+        </w:rPr>
+        <w:t>"grape"</w:t>
+      </w:r>
+      <w:r>
+        <w:rPr>
+          <w:rFonts w:hint="default" w:ascii="Consolas" w:hAnsi="Consolas" w:eastAsia="Consolas" w:cs="Consolas"/>
+          <w:b w:val="0"/>
+          <w:bCs w:val="0"/>
+          <w:color w:val="D4D4D4"/>
+          <w:kern w:val="0"/>
+          <w:sz w:val="21"/>
+          <w:szCs w:val="21"/>
+          <w:shd w:val="clear" w:fill="1E1E1E"/>
+          <w:lang w:val="en-US" w:eastAsia="zh-CN" w:bidi="ar"/>
+        </w:rPr>
+        <w:t xml:space="preserve">, </w:t>
+      </w:r>
+      <w:r>
+        <w:rPr>
+          <w:rFonts w:hint="default" w:ascii="Consolas" w:hAnsi="Consolas" w:eastAsia="Consolas" w:cs="Consolas"/>
+          <w:b w:val="0"/>
+          <w:bCs w:val="0"/>
+          <w:color w:val="CE9178"/>
+          <w:kern w:val="0"/>
+          <w:sz w:val="21"/>
+          <w:szCs w:val="21"/>
+          <w:shd w:val="clear" w:fill="1E1E1E"/>
+          <w:lang w:val="en-US" w:eastAsia="zh-CN" w:bidi="ar"/>
+        </w:rPr>
+        <w:t>"peach"</w:t>
+      </w:r>
+      <w:r>
+        <w:rPr>
+          <w:rFonts w:hint="default" w:ascii="Consolas" w:hAnsi="Consolas" w:eastAsia="Consolas" w:cs="Consolas"/>
+          <w:b w:val="0"/>
+          <w:bCs w:val="0"/>
+          <w:color w:val="D4D4D4"/>
+          <w:kern w:val="0"/>
+          <w:sz w:val="21"/>
+          <w:szCs w:val="21"/>
+          <w:shd w:val="clear" w:fill="1E1E1E"/>
+          <w:lang w:val="en-US" w:eastAsia="zh-CN" w:bidi="ar"/>
+        </w:rPr>
+        <w:t xml:space="preserve">); </w:t>
+      </w:r>
+      <w:r>
+        <w:rPr>
+          <w:rFonts w:hint="default" w:ascii="Consolas" w:hAnsi="Consolas" w:eastAsia="Consolas" w:cs="Consolas"/>
+          <w:b w:val="0"/>
+          <w:bCs w:val="0"/>
+          <w:color w:val="6A9955"/>
+          <w:kern w:val="0"/>
+          <w:sz w:val="21"/>
+          <w:szCs w:val="21"/>
+          <w:shd w:val="clear" w:fill="1E1E1E"/>
+          <w:lang w:val="en-US" w:eastAsia="zh-CN" w:bidi="ar"/>
+        </w:rPr>
+        <w:t>// replace 2 items</w:t>
+      </w:r>
+    </w:p>
+    <w:p>
+      <w:pPr>
+        <w:keepNext w:val="0"/>
+        <w:keepLines w:val="0"/>
+        <w:widowControl/>
+        <w:suppressLineNumbers w:val="0"/>
+        <w:shd w:val="clear" w:fill="1E1E1E"/>
+        <w:spacing w:line="285" w:lineRule="atLeast"/>
+        <w:jc w:val="left"/>
+        <w:rPr>
+          <w:rFonts w:hint="default" w:ascii="Consolas" w:hAnsi="Consolas" w:eastAsia="Consolas" w:cs="Consolas"/>
+          <w:b w:val="0"/>
+          <w:bCs w:val="0"/>
+          <w:color w:val="D4D4D4"/>
+          <w:sz w:val="21"/>
+          <w:szCs w:val="21"/>
+        </w:rPr>
+      </w:pPr>
+    </w:p>
+    <w:p>
+      <w:pPr>
+        <w:keepNext w:val="0"/>
+        <w:keepLines w:val="0"/>
+        <w:widowControl/>
+        <w:suppressLineNumbers w:val="0"/>
+        <w:shd w:val="clear" w:fill="1E1E1E"/>
+        <w:spacing w:line="285" w:lineRule="atLeast"/>
+        <w:jc w:val="left"/>
+        <w:rPr>
+          <w:rFonts w:hint="default" w:ascii="Consolas" w:hAnsi="Consolas" w:eastAsia="Consolas" w:cs="Consolas"/>
+          <w:b w:val="0"/>
+          <w:bCs w:val="0"/>
+          <w:color w:val="D4D4D4"/>
+          <w:sz w:val="21"/>
+          <w:szCs w:val="21"/>
+        </w:rPr>
+      </w:pPr>
+      <w:r>
+        <w:rPr>
+          <w:rFonts w:hint="default" w:ascii="Consolas" w:hAnsi="Consolas" w:eastAsia="Consolas" w:cs="Consolas"/>
+          <w:b w:val="0"/>
+          <w:bCs w:val="0"/>
+          <w:color w:val="9CDCFE"/>
+          <w:kern w:val="0"/>
+          <w:sz w:val="21"/>
+          <w:szCs w:val="21"/>
+          <w:shd w:val="clear" w:fill="1E1E1E"/>
+          <w:lang w:val="en-US" w:eastAsia="zh-CN" w:bidi="ar"/>
+        </w:rPr>
+        <w:t>console</w:t>
+      </w:r>
+      <w:r>
+        <w:rPr>
+          <w:rFonts w:hint="default" w:ascii="Consolas" w:hAnsi="Consolas" w:eastAsia="Consolas" w:cs="Consolas"/>
+          <w:b w:val="0"/>
+          <w:bCs w:val="0"/>
+          <w:color w:val="D4D4D4"/>
+          <w:kern w:val="0"/>
+          <w:sz w:val="21"/>
+          <w:szCs w:val="21"/>
+          <w:shd w:val="clear" w:fill="1E1E1E"/>
+          <w:lang w:val="en-US" w:eastAsia="zh-CN" w:bidi="ar"/>
+        </w:rPr>
+        <w:t>.</w:t>
+      </w:r>
+      <w:r>
+        <w:rPr>
+          <w:rFonts w:hint="default" w:ascii="Consolas" w:hAnsi="Consolas" w:eastAsia="Consolas" w:cs="Consolas"/>
+          <w:b w:val="0"/>
+          <w:bCs w:val="0"/>
+          <w:color w:val="DCDCAA"/>
+          <w:kern w:val="0"/>
+          <w:sz w:val="21"/>
+          <w:szCs w:val="21"/>
+          <w:shd w:val="clear" w:fill="1E1E1E"/>
+          <w:lang w:val="en-US" w:eastAsia="zh-CN" w:bidi="ar"/>
+        </w:rPr>
+        <w:t>log</w:t>
+      </w:r>
+      <w:r>
+        <w:rPr>
+          <w:rFonts w:hint="default" w:ascii="Consolas" w:hAnsi="Consolas" w:eastAsia="Consolas" w:cs="Consolas"/>
+          <w:b w:val="0"/>
+          <w:bCs w:val="0"/>
+          <w:color w:val="D4D4D4"/>
+          <w:kern w:val="0"/>
+          <w:sz w:val="21"/>
+          <w:szCs w:val="21"/>
+          <w:shd w:val="clear" w:fill="1E1E1E"/>
+          <w:lang w:val="en-US" w:eastAsia="zh-CN" w:bidi="ar"/>
+        </w:rPr>
+        <w:t>(</w:t>
+      </w:r>
+      <w:r>
+        <w:rPr>
+          <w:rFonts w:hint="default" w:ascii="Consolas" w:hAnsi="Consolas" w:eastAsia="Consolas" w:cs="Consolas"/>
+          <w:b w:val="0"/>
+          <w:bCs w:val="0"/>
+          <w:color w:val="9CDCFE"/>
+          <w:kern w:val="0"/>
+          <w:sz w:val="21"/>
+          <w:szCs w:val="21"/>
+          <w:shd w:val="clear" w:fill="1E1E1E"/>
+          <w:lang w:val="en-US" w:eastAsia="zh-CN" w:bidi="ar"/>
+        </w:rPr>
+        <w:t>fruits</w:t>
+      </w:r>
+      <w:r>
+        <w:rPr>
+          <w:rFonts w:hint="default" w:ascii="Consolas" w:hAnsi="Consolas" w:eastAsia="Consolas" w:cs="Consolas"/>
+          <w:b w:val="0"/>
+          <w:bCs w:val="0"/>
+          <w:color w:val="D4D4D4"/>
+          <w:kern w:val="0"/>
+          <w:sz w:val="21"/>
+          <w:szCs w:val="21"/>
+          <w:shd w:val="clear" w:fill="1E1E1E"/>
+          <w:lang w:val="en-US" w:eastAsia="zh-CN" w:bidi="ar"/>
+        </w:rPr>
+        <w:t xml:space="preserve">); </w:t>
+      </w:r>
+      <w:r>
+        <w:rPr>
+          <w:rFonts w:hint="default" w:ascii="Consolas" w:hAnsi="Consolas" w:eastAsia="Consolas" w:cs="Consolas"/>
+          <w:b w:val="0"/>
+          <w:bCs w:val="0"/>
+          <w:color w:val="6A9955"/>
+          <w:kern w:val="0"/>
+          <w:sz w:val="21"/>
+          <w:szCs w:val="21"/>
+          <w:shd w:val="clear" w:fill="1E1E1E"/>
+          <w:lang w:val="en-US" w:eastAsia="zh-CN" w:bidi="ar"/>
+        </w:rPr>
+        <w:t>// ["apple", "grape", "peach"]</w:t>
+      </w:r>
+    </w:p>
+    <w:p>
+      <w:pPr>
+        <w:rPr>
+          <w:rFonts w:hint="default" w:ascii="SimSun" w:hAnsi="SimSun" w:eastAsia="SimSun" w:cs="SimSun"/>
+          <w:b/>
+          <w:bCs/>
+          <w:sz w:val="24"/>
+          <w:szCs w:val="24"/>
+          <w:lang w:val="en-IN"/>
+        </w:rPr>
+      </w:pPr>
     </w:p>
     <w:sectPr>
       <w:pgSz w:w="11906" w:h="16838"/>
@@ -21,7 +5422,7 @@
   <w:docDefaults>
     <w:rPrDefault>
       <w:rPr>
-        <w:rFonts w:asciiTheme="minorHAnsi" w:hAnsiTheme="minorHAnsi" w:eastAsiaTheme="minorEastAsia" w:cstheme="minorBidi"/>
+        <w:rFonts w:ascii="Times New Roman" w:hAnsi="Times New Roman" w:eastAsia="SimSun" w:cs="Times New Roman"/>
       </w:rPr>
     </w:rPrDefault>
     <w:pPrDefault/>
@@ -304,6 +5705,26 @@
       </w:tblCellMar>
     </w:tblPr>
   </w:style>
+  <w:style w:type="character" w:styleId="4">
+    <w:name w:val="HTML Code"/>
+    <w:basedOn w:val="2"/>
+    <w:uiPriority w:val="0"/>
+    <w:rPr>
+      <w:rFonts w:ascii="Courier New" w:hAnsi="Courier New" w:cs="Courier New"/>
+      <w:sz w:val="20"/>
+      <w:szCs w:val="20"/>
+    </w:rPr>
+  </w:style>
+  <w:style w:type="character" w:styleId="5">
+    <w:name w:val="Strong"/>
+    <w:basedOn w:val="2"/>
+    <w:qFormat/>
+    <w:uiPriority w:val="0"/>
+    <w:rPr>
+      <w:b/>
+      <w:bCs/>
+    </w:rPr>
+  </w:style>
 </w:styles>
 </file>
 

--- a/javascript/learn/Docs/09 - Array.docx
+++ b/javascript/learn/Docs/09 - Array.docx
@@ -2618,8 +2618,6 @@
           <w:lang w:val="en-IN"/>
         </w:rPr>
       </w:pPr>
-      <w:bookmarkStart w:id="0" w:name="_GoBack"/>
-      <w:bookmarkEnd w:id="0"/>
     </w:p>
     <w:p>
       <w:pPr>
@@ -5393,6 +5391,3735 @@
           <w:lang w:val="en-US" w:eastAsia="zh-CN" w:bidi="ar"/>
         </w:rPr>
         <w:t>// ["apple", "grape", "peach"]</w:t>
+      </w:r>
+    </w:p>
+    <w:p>
+      <w:pPr>
+        <w:rPr>
+          <w:rFonts w:hint="default" w:ascii="SimSun" w:hAnsi="SimSun" w:eastAsia="SimSun" w:cs="SimSun"/>
+          <w:b/>
+          <w:bCs/>
+          <w:sz w:val="24"/>
+          <w:szCs w:val="24"/>
+          <w:lang w:val="en-IN"/>
+        </w:rPr>
+      </w:pPr>
+    </w:p>
+    <w:p>
+      <w:pPr>
+        <w:rPr>
+          <w:rFonts w:hint="default" w:ascii="SimSun" w:hAnsi="SimSun" w:eastAsia="SimSun" w:cs="SimSun"/>
+          <w:b/>
+          <w:bCs/>
+          <w:sz w:val="24"/>
+          <w:szCs w:val="24"/>
+          <w:lang w:val="en-IN"/>
+        </w:rPr>
+      </w:pPr>
+    </w:p>
+    <w:p>
+      <w:pPr>
+        <w:rPr>
+          <w:rFonts w:hint="default" w:ascii="SimSun" w:hAnsi="SimSun" w:eastAsia="SimSun" w:cs="SimSun"/>
+          <w:b w:val="0"/>
+          <w:bCs w:val="0"/>
+          <w:sz w:val="24"/>
+          <w:szCs w:val="24"/>
+          <w:lang w:val="en-IN"/>
+        </w:rPr>
+      </w:pPr>
+      <w:r>
+        <w:rPr>
+          <w:rFonts w:hint="default" w:ascii="SimSun" w:hAnsi="SimSun" w:eastAsia="SimSun" w:cs="SimSun"/>
+          <w:b/>
+          <w:bCs/>
+          <w:sz w:val="24"/>
+          <w:szCs w:val="24"/>
+          <w:lang w:val="en-IN"/>
+        </w:rPr>
+        <w:t>Push:</w:t>
+      </w:r>
+    </w:p>
+    <w:p>
+      <w:pPr>
+        <w:rPr>
+          <w:rFonts w:hint="default" w:ascii="SimSun" w:hAnsi="SimSun" w:eastAsia="SimSun" w:cs="SimSun"/>
+          <w:b/>
+          <w:bCs/>
+          <w:sz w:val="24"/>
+          <w:szCs w:val="24"/>
+          <w:lang w:val="en-IN"/>
+        </w:rPr>
+      </w:pPr>
+    </w:p>
+    <w:p>
+      <w:pPr>
+        <w:keepNext w:val="0"/>
+        <w:keepLines w:val="0"/>
+        <w:widowControl/>
+        <w:suppressLineNumbers w:val="0"/>
+        <w:shd w:val="clear" w:fill="1E1E1E"/>
+        <w:spacing w:line="285" w:lineRule="atLeast"/>
+        <w:jc w:val="left"/>
+        <w:rPr>
+          <w:rFonts w:ascii="Consolas" w:hAnsi="Consolas" w:eastAsia="Consolas" w:cs="Consolas"/>
+          <w:b w:val="0"/>
+          <w:bCs w:val="0"/>
+          <w:color w:val="D4D4D4"/>
+          <w:sz w:val="21"/>
+          <w:szCs w:val="21"/>
+        </w:rPr>
+      </w:pPr>
+      <w:r>
+        <w:rPr>
+          <w:rFonts w:hint="default" w:ascii="Consolas" w:hAnsi="Consolas" w:eastAsia="Consolas" w:cs="Consolas"/>
+          <w:b w:val="0"/>
+          <w:bCs w:val="0"/>
+          <w:color w:val="569CD6"/>
+          <w:kern w:val="0"/>
+          <w:sz w:val="21"/>
+          <w:szCs w:val="21"/>
+          <w:shd w:val="clear" w:fill="1E1E1E"/>
+          <w:lang w:val="en-US" w:eastAsia="zh-CN" w:bidi="ar"/>
+        </w:rPr>
+        <w:t>const</w:t>
+      </w:r>
+      <w:r>
+        <w:rPr>
+          <w:rFonts w:hint="default" w:ascii="Consolas" w:hAnsi="Consolas" w:eastAsia="Consolas" w:cs="Consolas"/>
+          <w:b w:val="0"/>
+          <w:bCs w:val="0"/>
+          <w:color w:val="D4D4D4"/>
+          <w:kern w:val="0"/>
+          <w:sz w:val="21"/>
+          <w:szCs w:val="21"/>
+          <w:shd w:val="clear" w:fill="1E1E1E"/>
+          <w:lang w:val="en-US" w:eastAsia="zh-CN" w:bidi="ar"/>
+        </w:rPr>
+        <w:t xml:space="preserve"> </w:t>
+      </w:r>
+      <w:r>
+        <w:rPr>
+          <w:rFonts w:hint="default" w:ascii="Consolas" w:hAnsi="Consolas" w:eastAsia="Consolas" w:cs="Consolas"/>
+          <w:b w:val="0"/>
+          <w:bCs w:val="0"/>
+          <w:color w:val="4FC1FF"/>
+          <w:kern w:val="0"/>
+          <w:sz w:val="21"/>
+          <w:szCs w:val="21"/>
+          <w:shd w:val="clear" w:fill="1E1E1E"/>
+          <w:lang w:val="en-US" w:eastAsia="zh-CN" w:bidi="ar"/>
+        </w:rPr>
+        <w:t>arry01</w:t>
+      </w:r>
+      <w:r>
+        <w:rPr>
+          <w:rFonts w:hint="default" w:ascii="Consolas" w:hAnsi="Consolas" w:eastAsia="Consolas" w:cs="Consolas"/>
+          <w:b w:val="0"/>
+          <w:bCs w:val="0"/>
+          <w:color w:val="D4D4D4"/>
+          <w:kern w:val="0"/>
+          <w:sz w:val="21"/>
+          <w:szCs w:val="21"/>
+          <w:shd w:val="clear" w:fill="1E1E1E"/>
+          <w:lang w:val="en-US" w:eastAsia="zh-CN" w:bidi="ar"/>
+        </w:rPr>
+        <w:t xml:space="preserve"> = [</w:t>
+      </w:r>
+      <w:r>
+        <w:rPr>
+          <w:rFonts w:hint="default" w:ascii="Consolas" w:hAnsi="Consolas" w:eastAsia="Consolas" w:cs="Consolas"/>
+          <w:b w:val="0"/>
+          <w:bCs w:val="0"/>
+          <w:color w:val="CE9178"/>
+          <w:kern w:val="0"/>
+          <w:sz w:val="21"/>
+          <w:szCs w:val="21"/>
+          <w:shd w:val="clear" w:fill="1E1E1E"/>
+          <w:lang w:val="en-US" w:eastAsia="zh-CN" w:bidi="ar"/>
+        </w:rPr>
+        <w:t>"name01"</w:t>
+      </w:r>
+      <w:r>
+        <w:rPr>
+          <w:rFonts w:hint="default" w:ascii="Consolas" w:hAnsi="Consolas" w:eastAsia="Consolas" w:cs="Consolas"/>
+          <w:b w:val="0"/>
+          <w:bCs w:val="0"/>
+          <w:color w:val="D4D4D4"/>
+          <w:kern w:val="0"/>
+          <w:sz w:val="21"/>
+          <w:szCs w:val="21"/>
+          <w:shd w:val="clear" w:fill="1E1E1E"/>
+          <w:lang w:val="en-US" w:eastAsia="zh-CN" w:bidi="ar"/>
+        </w:rPr>
+        <w:t xml:space="preserve">, </w:t>
+      </w:r>
+      <w:r>
+        <w:rPr>
+          <w:rFonts w:hint="default" w:ascii="Consolas" w:hAnsi="Consolas" w:eastAsia="Consolas" w:cs="Consolas"/>
+          <w:b w:val="0"/>
+          <w:bCs w:val="0"/>
+          <w:color w:val="CE9178"/>
+          <w:kern w:val="0"/>
+          <w:sz w:val="21"/>
+          <w:szCs w:val="21"/>
+          <w:shd w:val="clear" w:fill="1E1E1E"/>
+          <w:lang w:val="en-US" w:eastAsia="zh-CN" w:bidi="ar"/>
+        </w:rPr>
+        <w:t>"name02"</w:t>
+      </w:r>
+      <w:r>
+        <w:rPr>
+          <w:rFonts w:hint="default" w:ascii="Consolas" w:hAnsi="Consolas" w:eastAsia="Consolas" w:cs="Consolas"/>
+          <w:b w:val="0"/>
+          <w:bCs w:val="0"/>
+          <w:color w:val="D4D4D4"/>
+          <w:kern w:val="0"/>
+          <w:sz w:val="21"/>
+          <w:szCs w:val="21"/>
+          <w:shd w:val="clear" w:fill="1E1E1E"/>
+          <w:lang w:val="en-US" w:eastAsia="zh-CN" w:bidi="ar"/>
+        </w:rPr>
+        <w:t xml:space="preserve">, </w:t>
+      </w:r>
+      <w:r>
+        <w:rPr>
+          <w:rFonts w:hint="default" w:ascii="Consolas" w:hAnsi="Consolas" w:eastAsia="Consolas" w:cs="Consolas"/>
+          <w:b w:val="0"/>
+          <w:bCs w:val="0"/>
+          <w:color w:val="CE9178"/>
+          <w:kern w:val="0"/>
+          <w:sz w:val="21"/>
+          <w:szCs w:val="21"/>
+          <w:shd w:val="clear" w:fill="1E1E1E"/>
+          <w:lang w:val="en-US" w:eastAsia="zh-CN" w:bidi="ar"/>
+        </w:rPr>
+        <w:t>"name03"</w:t>
+      </w:r>
+      <w:r>
+        <w:rPr>
+          <w:rFonts w:hint="default" w:ascii="Consolas" w:hAnsi="Consolas" w:eastAsia="Consolas" w:cs="Consolas"/>
+          <w:b w:val="0"/>
+          <w:bCs w:val="0"/>
+          <w:color w:val="D4D4D4"/>
+          <w:kern w:val="0"/>
+          <w:sz w:val="21"/>
+          <w:szCs w:val="21"/>
+          <w:shd w:val="clear" w:fill="1E1E1E"/>
+          <w:lang w:val="en-US" w:eastAsia="zh-CN" w:bidi="ar"/>
+        </w:rPr>
+        <w:t>,];</w:t>
+      </w:r>
+    </w:p>
+    <w:p>
+      <w:pPr>
+        <w:keepNext w:val="0"/>
+        <w:keepLines w:val="0"/>
+        <w:widowControl/>
+        <w:suppressLineNumbers w:val="0"/>
+        <w:shd w:val="clear" w:fill="1E1E1E"/>
+        <w:spacing w:line="285" w:lineRule="atLeast"/>
+        <w:jc w:val="left"/>
+        <w:rPr>
+          <w:rFonts w:hint="default" w:ascii="Consolas" w:hAnsi="Consolas" w:eastAsia="Consolas" w:cs="Consolas"/>
+          <w:b w:val="0"/>
+          <w:bCs w:val="0"/>
+          <w:color w:val="D4D4D4"/>
+          <w:sz w:val="21"/>
+          <w:szCs w:val="21"/>
+        </w:rPr>
+      </w:pPr>
+      <w:r>
+        <w:rPr>
+          <w:rFonts w:hint="default" w:ascii="Consolas" w:hAnsi="Consolas" w:eastAsia="Consolas" w:cs="Consolas"/>
+          <w:b w:val="0"/>
+          <w:bCs w:val="0"/>
+          <w:color w:val="569CD6"/>
+          <w:kern w:val="0"/>
+          <w:sz w:val="21"/>
+          <w:szCs w:val="21"/>
+          <w:shd w:val="clear" w:fill="1E1E1E"/>
+          <w:lang w:val="en-US" w:eastAsia="zh-CN" w:bidi="ar"/>
+        </w:rPr>
+        <w:t>const</w:t>
+      </w:r>
+      <w:r>
+        <w:rPr>
+          <w:rFonts w:hint="default" w:ascii="Consolas" w:hAnsi="Consolas" w:eastAsia="Consolas" w:cs="Consolas"/>
+          <w:b w:val="0"/>
+          <w:bCs w:val="0"/>
+          <w:color w:val="D4D4D4"/>
+          <w:kern w:val="0"/>
+          <w:sz w:val="21"/>
+          <w:szCs w:val="21"/>
+          <w:shd w:val="clear" w:fill="1E1E1E"/>
+          <w:lang w:val="en-US" w:eastAsia="zh-CN" w:bidi="ar"/>
+        </w:rPr>
+        <w:t xml:space="preserve"> </w:t>
+      </w:r>
+      <w:r>
+        <w:rPr>
+          <w:rFonts w:hint="default" w:ascii="Consolas" w:hAnsi="Consolas" w:eastAsia="Consolas" w:cs="Consolas"/>
+          <w:b w:val="0"/>
+          <w:bCs w:val="0"/>
+          <w:color w:val="4FC1FF"/>
+          <w:kern w:val="0"/>
+          <w:sz w:val="21"/>
+          <w:szCs w:val="21"/>
+          <w:shd w:val="clear" w:fill="1E1E1E"/>
+          <w:lang w:val="en-US" w:eastAsia="zh-CN" w:bidi="ar"/>
+        </w:rPr>
+        <w:t>arry02</w:t>
+      </w:r>
+      <w:r>
+        <w:rPr>
+          <w:rFonts w:hint="default" w:ascii="Consolas" w:hAnsi="Consolas" w:eastAsia="Consolas" w:cs="Consolas"/>
+          <w:b w:val="0"/>
+          <w:bCs w:val="0"/>
+          <w:color w:val="D4D4D4"/>
+          <w:kern w:val="0"/>
+          <w:sz w:val="21"/>
+          <w:szCs w:val="21"/>
+          <w:shd w:val="clear" w:fill="1E1E1E"/>
+          <w:lang w:val="en-US" w:eastAsia="zh-CN" w:bidi="ar"/>
+        </w:rPr>
+        <w:t xml:space="preserve"> = [</w:t>
+      </w:r>
+      <w:r>
+        <w:rPr>
+          <w:rFonts w:hint="default" w:ascii="Consolas" w:hAnsi="Consolas" w:eastAsia="Consolas" w:cs="Consolas"/>
+          <w:b w:val="0"/>
+          <w:bCs w:val="0"/>
+          <w:color w:val="CE9178"/>
+          <w:kern w:val="0"/>
+          <w:sz w:val="21"/>
+          <w:szCs w:val="21"/>
+          <w:shd w:val="clear" w:fill="1E1E1E"/>
+          <w:lang w:val="en-US" w:eastAsia="zh-CN" w:bidi="ar"/>
+        </w:rPr>
+        <w:t>"name04"</w:t>
+      </w:r>
+      <w:r>
+        <w:rPr>
+          <w:rFonts w:hint="default" w:ascii="Consolas" w:hAnsi="Consolas" w:eastAsia="Consolas" w:cs="Consolas"/>
+          <w:b w:val="0"/>
+          <w:bCs w:val="0"/>
+          <w:color w:val="D4D4D4"/>
+          <w:kern w:val="0"/>
+          <w:sz w:val="21"/>
+          <w:szCs w:val="21"/>
+          <w:shd w:val="clear" w:fill="1E1E1E"/>
+          <w:lang w:val="en-US" w:eastAsia="zh-CN" w:bidi="ar"/>
+        </w:rPr>
+        <w:t xml:space="preserve">, </w:t>
+      </w:r>
+      <w:r>
+        <w:rPr>
+          <w:rFonts w:hint="default" w:ascii="Consolas" w:hAnsi="Consolas" w:eastAsia="Consolas" w:cs="Consolas"/>
+          <w:b w:val="0"/>
+          <w:bCs w:val="0"/>
+          <w:color w:val="CE9178"/>
+          <w:kern w:val="0"/>
+          <w:sz w:val="21"/>
+          <w:szCs w:val="21"/>
+          <w:shd w:val="clear" w:fill="1E1E1E"/>
+          <w:lang w:val="en-US" w:eastAsia="zh-CN" w:bidi="ar"/>
+        </w:rPr>
+        <w:t>"name05"</w:t>
+      </w:r>
+      <w:r>
+        <w:rPr>
+          <w:rFonts w:hint="default" w:ascii="Consolas" w:hAnsi="Consolas" w:eastAsia="Consolas" w:cs="Consolas"/>
+          <w:b w:val="0"/>
+          <w:bCs w:val="0"/>
+          <w:color w:val="D4D4D4"/>
+          <w:kern w:val="0"/>
+          <w:sz w:val="21"/>
+          <w:szCs w:val="21"/>
+          <w:shd w:val="clear" w:fill="1E1E1E"/>
+          <w:lang w:val="en-US" w:eastAsia="zh-CN" w:bidi="ar"/>
+        </w:rPr>
+        <w:t xml:space="preserve">, </w:t>
+      </w:r>
+      <w:r>
+        <w:rPr>
+          <w:rFonts w:hint="default" w:ascii="Consolas" w:hAnsi="Consolas" w:eastAsia="Consolas" w:cs="Consolas"/>
+          <w:b w:val="0"/>
+          <w:bCs w:val="0"/>
+          <w:color w:val="CE9178"/>
+          <w:kern w:val="0"/>
+          <w:sz w:val="21"/>
+          <w:szCs w:val="21"/>
+          <w:shd w:val="clear" w:fill="1E1E1E"/>
+          <w:lang w:val="en-US" w:eastAsia="zh-CN" w:bidi="ar"/>
+        </w:rPr>
+        <w:t>"name06"</w:t>
+      </w:r>
+      <w:r>
+        <w:rPr>
+          <w:rFonts w:hint="default" w:ascii="Consolas" w:hAnsi="Consolas" w:eastAsia="Consolas" w:cs="Consolas"/>
+          <w:b w:val="0"/>
+          <w:bCs w:val="0"/>
+          <w:color w:val="D4D4D4"/>
+          <w:kern w:val="0"/>
+          <w:sz w:val="21"/>
+          <w:szCs w:val="21"/>
+          <w:shd w:val="clear" w:fill="1E1E1E"/>
+          <w:lang w:val="en-US" w:eastAsia="zh-CN" w:bidi="ar"/>
+        </w:rPr>
+        <w:t>];</w:t>
+      </w:r>
+    </w:p>
+    <w:p>
+      <w:pPr>
+        <w:keepNext w:val="0"/>
+        <w:keepLines w:val="0"/>
+        <w:widowControl/>
+        <w:suppressLineNumbers w:val="0"/>
+        <w:shd w:val="clear" w:fill="1E1E1E"/>
+        <w:spacing w:line="285" w:lineRule="atLeast"/>
+        <w:jc w:val="left"/>
+        <w:rPr>
+          <w:rFonts w:hint="default" w:ascii="Consolas" w:hAnsi="Consolas" w:eastAsia="Consolas" w:cs="Consolas"/>
+          <w:b w:val="0"/>
+          <w:bCs w:val="0"/>
+          <w:color w:val="D4D4D4"/>
+          <w:sz w:val="21"/>
+          <w:szCs w:val="21"/>
+        </w:rPr>
+      </w:pPr>
+    </w:p>
+    <w:p>
+      <w:pPr>
+        <w:keepNext w:val="0"/>
+        <w:keepLines w:val="0"/>
+        <w:widowControl/>
+        <w:suppressLineNumbers w:val="0"/>
+        <w:shd w:val="clear" w:fill="1E1E1E"/>
+        <w:spacing w:line="285" w:lineRule="atLeast"/>
+        <w:jc w:val="left"/>
+        <w:rPr>
+          <w:rFonts w:hint="default" w:ascii="Consolas" w:hAnsi="Consolas" w:eastAsia="Consolas" w:cs="Consolas"/>
+          <w:b w:val="0"/>
+          <w:bCs w:val="0"/>
+          <w:color w:val="D4D4D4"/>
+          <w:sz w:val="21"/>
+          <w:szCs w:val="21"/>
+        </w:rPr>
+      </w:pPr>
+      <w:r>
+        <w:rPr>
+          <w:rFonts w:hint="default" w:ascii="Consolas" w:hAnsi="Consolas" w:eastAsia="Consolas" w:cs="Consolas"/>
+          <w:b w:val="0"/>
+          <w:bCs w:val="0"/>
+          <w:color w:val="4FC1FF"/>
+          <w:kern w:val="0"/>
+          <w:sz w:val="21"/>
+          <w:szCs w:val="21"/>
+          <w:shd w:val="clear" w:fill="1E1E1E"/>
+          <w:lang w:val="en-US" w:eastAsia="zh-CN" w:bidi="ar"/>
+        </w:rPr>
+        <w:t>arry01</w:t>
+      </w:r>
+      <w:r>
+        <w:rPr>
+          <w:rFonts w:hint="default" w:ascii="Consolas" w:hAnsi="Consolas" w:eastAsia="Consolas" w:cs="Consolas"/>
+          <w:b w:val="0"/>
+          <w:bCs w:val="0"/>
+          <w:color w:val="D4D4D4"/>
+          <w:kern w:val="0"/>
+          <w:sz w:val="21"/>
+          <w:szCs w:val="21"/>
+          <w:shd w:val="clear" w:fill="1E1E1E"/>
+          <w:lang w:val="en-US" w:eastAsia="zh-CN" w:bidi="ar"/>
+        </w:rPr>
+        <w:t>.</w:t>
+      </w:r>
+      <w:r>
+        <w:rPr>
+          <w:rFonts w:hint="default" w:ascii="Consolas" w:hAnsi="Consolas" w:eastAsia="Consolas" w:cs="Consolas"/>
+          <w:b w:val="0"/>
+          <w:bCs w:val="0"/>
+          <w:color w:val="DCDCAA"/>
+          <w:kern w:val="0"/>
+          <w:sz w:val="21"/>
+          <w:szCs w:val="21"/>
+          <w:shd w:val="clear" w:fill="1E1E1E"/>
+          <w:lang w:val="en-US" w:eastAsia="zh-CN" w:bidi="ar"/>
+        </w:rPr>
+        <w:t>push</w:t>
+      </w:r>
+      <w:r>
+        <w:rPr>
+          <w:rFonts w:hint="default" w:ascii="Consolas" w:hAnsi="Consolas" w:eastAsia="Consolas" w:cs="Consolas"/>
+          <w:b w:val="0"/>
+          <w:bCs w:val="0"/>
+          <w:color w:val="D4D4D4"/>
+          <w:kern w:val="0"/>
+          <w:sz w:val="21"/>
+          <w:szCs w:val="21"/>
+          <w:shd w:val="clear" w:fill="1E1E1E"/>
+          <w:lang w:val="en-US" w:eastAsia="zh-CN" w:bidi="ar"/>
+        </w:rPr>
+        <w:t>(</w:t>
+      </w:r>
+      <w:r>
+        <w:rPr>
+          <w:rFonts w:hint="default" w:ascii="Consolas" w:hAnsi="Consolas" w:eastAsia="Consolas" w:cs="Consolas"/>
+          <w:b w:val="0"/>
+          <w:bCs w:val="0"/>
+          <w:color w:val="4FC1FF"/>
+          <w:kern w:val="0"/>
+          <w:sz w:val="21"/>
+          <w:szCs w:val="21"/>
+          <w:shd w:val="clear" w:fill="1E1E1E"/>
+          <w:lang w:val="en-US" w:eastAsia="zh-CN" w:bidi="ar"/>
+        </w:rPr>
+        <w:t>arry02</w:t>
+      </w:r>
+      <w:r>
+        <w:rPr>
+          <w:rFonts w:hint="default" w:ascii="Consolas" w:hAnsi="Consolas" w:eastAsia="Consolas" w:cs="Consolas"/>
+          <w:b w:val="0"/>
+          <w:bCs w:val="0"/>
+          <w:color w:val="D4D4D4"/>
+          <w:kern w:val="0"/>
+          <w:sz w:val="21"/>
+          <w:szCs w:val="21"/>
+          <w:shd w:val="clear" w:fill="1E1E1E"/>
+          <w:lang w:val="en-US" w:eastAsia="zh-CN" w:bidi="ar"/>
+        </w:rPr>
+        <w:t>)</w:t>
+      </w:r>
+    </w:p>
+    <w:p>
+      <w:pPr>
+        <w:keepNext w:val="0"/>
+        <w:keepLines w:val="0"/>
+        <w:widowControl/>
+        <w:suppressLineNumbers w:val="0"/>
+        <w:shd w:val="clear" w:fill="1E1E1E"/>
+        <w:spacing w:line="285" w:lineRule="atLeast"/>
+        <w:jc w:val="left"/>
+        <w:rPr>
+          <w:rFonts w:hint="default" w:ascii="Consolas" w:hAnsi="Consolas" w:eastAsia="Consolas" w:cs="Consolas"/>
+          <w:b w:val="0"/>
+          <w:bCs w:val="0"/>
+          <w:color w:val="D4D4D4"/>
+          <w:sz w:val="21"/>
+          <w:szCs w:val="21"/>
+        </w:rPr>
+      </w:pPr>
+      <w:r>
+        <w:rPr>
+          <w:rFonts w:hint="default" w:ascii="Consolas" w:hAnsi="Consolas" w:eastAsia="Consolas" w:cs="Consolas"/>
+          <w:b w:val="0"/>
+          <w:bCs w:val="0"/>
+          <w:color w:val="9CDCFE"/>
+          <w:kern w:val="0"/>
+          <w:sz w:val="21"/>
+          <w:szCs w:val="21"/>
+          <w:shd w:val="clear" w:fill="1E1E1E"/>
+          <w:lang w:val="en-US" w:eastAsia="zh-CN" w:bidi="ar"/>
+        </w:rPr>
+        <w:t>console</w:t>
+      </w:r>
+      <w:r>
+        <w:rPr>
+          <w:rFonts w:hint="default" w:ascii="Consolas" w:hAnsi="Consolas" w:eastAsia="Consolas" w:cs="Consolas"/>
+          <w:b w:val="0"/>
+          <w:bCs w:val="0"/>
+          <w:color w:val="D4D4D4"/>
+          <w:kern w:val="0"/>
+          <w:sz w:val="21"/>
+          <w:szCs w:val="21"/>
+          <w:shd w:val="clear" w:fill="1E1E1E"/>
+          <w:lang w:val="en-US" w:eastAsia="zh-CN" w:bidi="ar"/>
+        </w:rPr>
+        <w:t>.</w:t>
+      </w:r>
+      <w:r>
+        <w:rPr>
+          <w:rFonts w:hint="default" w:ascii="Consolas" w:hAnsi="Consolas" w:eastAsia="Consolas" w:cs="Consolas"/>
+          <w:b w:val="0"/>
+          <w:bCs w:val="0"/>
+          <w:color w:val="DCDCAA"/>
+          <w:kern w:val="0"/>
+          <w:sz w:val="21"/>
+          <w:szCs w:val="21"/>
+          <w:shd w:val="clear" w:fill="1E1E1E"/>
+          <w:lang w:val="en-US" w:eastAsia="zh-CN" w:bidi="ar"/>
+        </w:rPr>
+        <w:t>log</w:t>
+      </w:r>
+      <w:r>
+        <w:rPr>
+          <w:rFonts w:hint="default" w:ascii="Consolas" w:hAnsi="Consolas" w:eastAsia="Consolas" w:cs="Consolas"/>
+          <w:b w:val="0"/>
+          <w:bCs w:val="0"/>
+          <w:color w:val="D4D4D4"/>
+          <w:kern w:val="0"/>
+          <w:sz w:val="21"/>
+          <w:szCs w:val="21"/>
+          <w:shd w:val="clear" w:fill="1E1E1E"/>
+          <w:lang w:val="en-US" w:eastAsia="zh-CN" w:bidi="ar"/>
+        </w:rPr>
+        <w:t>(</w:t>
+      </w:r>
+      <w:r>
+        <w:rPr>
+          <w:rFonts w:hint="default" w:ascii="Consolas" w:hAnsi="Consolas" w:eastAsia="Consolas" w:cs="Consolas"/>
+          <w:b w:val="0"/>
+          <w:bCs w:val="0"/>
+          <w:color w:val="4FC1FF"/>
+          <w:kern w:val="0"/>
+          <w:sz w:val="21"/>
+          <w:szCs w:val="21"/>
+          <w:shd w:val="clear" w:fill="1E1E1E"/>
+          <w:lang w:val="en-US" w:eastAsia="zh-CN" w:bidi="ar"/>
+        </w:rPr>
+        <w:t>arry01</w:t>
+      </w:r>
+      <w:r>
+        <w:rPr>
+          <w:rFonts w:hint="default" w:ascii="Consolas" w:hAnsi="Consolas" w:eastAsia="Consolas" w:cs="Consolas"/>
+          <w:b w:val="0"/>
+          <w:bCs w:val="0"/>
+          <w:color w:val="D4D4D4"/>
+          <w:kern w:val="0"/>
+          <w:sz w:val="21"/>
+          <w:szCs w:val="21"/>
+          <w:shd w:val="clear" w:fill="1E1E1E"/>
+          <w:lang w:val="en-US" w:eastAsia="zh-CN" w:bidi="ar"/>
+        </w:rPr>
+        <w:t xml:space="preserve">) </w:t>
+      </w:r>
+      <w:r>
+        <w:rPr>
+          <w:rFonts w:hint="default" w:ascii="Consolas" w:hAnsi="Consolas" w:eastAsia="Consolas" w:cs="Consolas"/>
+          <w:b w:val="0"/>
+          <w:bCs w:val="0"/>
+          <w:color w:val="6A9955"/>
+          <w:kern w:val="0"/>
+          <w:sz w:val="21"/>
+          <w:szCs w:val="21"/>
+          <w:shd w:val="clear" w:fill="1E1E1E"/>
+          <w:lang w:val="en-US" w:eastAsia="zh-CN" w:bidi="ar"/>
+        </w:rPr>
+        <w:t>// [ 'name01', 'name02', 'name03', [ 'name04', 'name05', 'name06' ] ]</w:t>
+      </w:r>
+    </w:p>
+    <w:p>
+      <w:pPr>
+        <w:rPr>
+          <w:rFonts w:hint="default" w:ascii="SimSun" w:hAnsi="SimSun" w:eastAsia="SimSun" w:cs="SimSun"/>
+          <w:b/>
+          <w:bCs/>
+          <w:sz w:val="24"/>
+          <w:szCs w:val="24"/>
+          <w:lang w:val="en-IN"/>
+        </w:rPr>
+      </w:pPr>
+    </w:p>
+    <w:p>
+      <w:pPr>
+        <w:rPr>
+          <w:rFonts w:hint="default" w:ascii="SimSun" w:hAnsi="SimSun" w:eastAsia="SimSun" w:cs="SimSun"/>
+          <w:b/>
+          <w:bCs/>
+          <w:sz w:val="24"/>
+          <w:szCs w:val="24"/>
+          <w:lang w:val="en-IN"/>
+        </w:rPr>
+      </w:pPr>
+      <w:r>
+        <w:rPr>
+          <w:rFonts w:hint="default" w:ascii="SimSun" w:hAnsi="SimSun" w:eastAsia="SimSun" w:cs="SimSun"/>
+          <w:b/>
+          <w:bCs/>
+          <w:sz w:val="24"/>
+          <w:szCs w:val="24"/>
+          <w:lang w:val="en-IN"/>
+        </w:rPr>
+        <w:t>concat</w:t>
+      </w:r>
+    </w:p>
+    <w:p>
+      <w:pPr>
+        <w:rPr>
+          <w:rFonts w:hint="default" w:ascii="SimSun" w:hAnsi="SimSun" w:eastAsia="SimSun" w:cs="SimSun"/>
+          <w:b/>
+          <w:bCs/>
+          <w:sz w:val="24"/>
+          <w:szCs w:val="24"/>
+          <w:lang w:val="en-IN"/>
+        </w:rPr>
+      </w:pPr>
+    </w:p>
+    <w:p>
+      <w:pPr>
+        <w:keepNext w:val="0"/>
+        <w:keepLines w:val="0"/>
+        <w:widowControl/>
+        <w:suppressLineNumbers w:val="0"/>
+        <w:shd w:val="clear" w:fill="1E1E1E"/>
+        <w:spacing w:line="285" w:lineRule="atLeast"/>
+        <w:jc w:val="left"/>
+        <w:rPr>
+          <w:rFonts w:ascii="Consolas" w:hAnsi="Consolas" w:eastAsia="Consolas" w:cs="Consolas"/>
+          <w:b w:val="0"/>
+          <w:bCs w:val="0"/>
+          <w:color w:val="D4D4D4"/>
+          <w:sz w:val="21"/>
+          <w:szCs w:val="21"/>
+        </w:rPr>
+      </w:pPr>
+      <w:r>
+        <w:rPr>
+          <w:rFonts w:hint="default" w:ascii="Consolas" w:hAnsi="Consolas" w:eastAsia="Consolas" w:cs="Consolas"/>
+          <w:b w:val="0"/>
+          <w:bCs w:val="0"/>
+          <w:color w:val="569CD6"/>
+          <w:kern w:val="0"/>
+          <w:sz w:val="21"/>
+          <w:szCs w:val="21"/>
+          <w:shd w:val="clear" w:fill="1E1E1E"/>
+          <w:lang w:val="en-US" w:eastAsia="zh-CN" w:bidi="ar"/>
+        </w:rPr>
+        <w:t>const</w:t>
+      </w:r>
+      <w:r>
+        <w:rPr>
+          <w:rFonts w:hint="default" w:ascii="Consolas" w:hAnsi="Consolas" w:eastAsia="Consolas" w:cs="Consolas"/>
+          <w:b w:val="0"/>
+          <w:bCs w:val="0"/>
+          <w:color w:val="D4D4D4"/>
+          <w:kern w:val="0"/>
+          <w:sz w:val="21"/>
+          <w:szCs w:val="21"/>
+          <w:shd w:val="clear" w:fill="1E1E1E"/>
+          <w:lang w:val="en-US" w:eastAsia="zh-CN" w:bidi="ar"/>
+        </w:rPr>
+        <w:t xml:space="preserve"> </w:t>
+      </w:r>
+      <w:r>
+        <w:rPr>
+          <w:rFonts w:hint="default" w:ascii="Consolas" w:hAnsi="Consolas" w:eastAsia="Consolas" w:cs="Consolas"/>
+          <w:b w:val="0"/>
+          <w:bCs w:val="0"/>
+          <w:color w:val="4FC1FF"/>
+          <w:kern w:val="0"/>
+          <w:sz w:val="21"/>
+          <w:szCs w:val="21"/>
+          <w:shd w:val="clear" w:fill="1E1E1E"/>
+          <w:lang w:val="en-US" w:eastAsia="zh-CN" w:bidi="ar"/>
+        </w:rPr>
+        <w:t>arry01</w:t>
+      </w:r>
+      <w:r>
+        <w:rPr>
+          <w:rFonts w:hint="default" w:ascii="Consolas" w:hAnsi="Consolas" w:eastAsia="Consolas" w:cs="Consolas"/>
+          <w:b w:val="0"/>
+          <w:bCs w:val="0"/>
+          <w:color w:val="D4D4D4"/>
+          <w:kern w:val="0"/>
+          <w:sz w:val="21"/>
+          <w:szCs w:val="21"/>
+          <w:shd w:val="clear" w:fill="1E1E1E"/>
+          <w:lang w:val="en-US" w:eastAsia="zh-CN" w:bidi="ar"/>
+        </w:rPr>
+        <w:t xml:space="preserve"> = [</w:t>
+      </w:r>
+      <w:r>
+        <w:rPr>
+          <w:rFonts w:hint="default" w:ascii="Consolas" w:hAnsi="Consolas" w:eastAsia="Consolas" w:cs="Consolas"/>
+          <w:b w:val="0"/>
+          <w:bCs w:val="0"/>
+          <w:color w:val="CE9178"/>
+          <w:kern w:val="0"/>
+          <w:sz w:val="21"/>
+          <w:szCs w:val="21"/>
+          <w:shd w:val="clear" w:fill="1E1E1E"/>
+          <w:lang w:val="en-US" w:eastAsia="zh-CN" w:bidi="ar"/>
+        </w:rPr>
+        <w:t>"name01"</w:t>
+      </w:r>
+      <w:r>
+        <w:rPr>
+          <w:rFonts w:hint="default" w:ascii="Consolas" w:hAnsi="Consolas" w:eastAsia="Consolas" w:cs="Consolas"/>
+          <w:b w:val="0"/>
+          <w:bCs w:val="0"/>
+          <w:color w:val="D4D4D4"/>
+          <w:kern w:val="0"/>
+          <w:sz w:val="21"/>
+          <w:szCs w:val="21"/>
+          <w:shd w:val="clear" w:fill="1E1E1E"/>
+          <w:lang w:val="en-US" w:eastAsia="zh-CN" w:bidi="ar"/>
+        </w:rPr>
+        <w:t xml:space="preserve">, </w:t>
+      </w:r>
+      <w:r>
+        <w:rPr>
+          <w:rFonts w:hint="default" w:ascii="Consolas" w:hAnsi="Consolas" w:eastAsia="Consolas" w:cs="Consolas"/>
+          <w:b w:val="0"/>
+          <w:bCs w:val="0"/>
+          <w:color w:val="CE9178"/>
+          <w:kern w:val="0"/>
+          <w:sz w:val="21"/>
+          <w:szCs w:val="21"/>
+          <w:shd w:val="clear" w:fill="1E1E1E"/>
+          <w:lang w:val="en-US" w:eastAsia="zh-CN" w:bidi="ar"/>
+        </w:rPr>
+        <w:t>"name02"</w:t>
+      </w:r>
+      <w:r>
+        <w:rPr>
+          <w:rFonts w:hint="default" w:ascii="Consolas" w:hAnsi="Consolas" w:eastAsia="Consolas" w:cs="Consolas"/>
+          <w:b w:val="0"/>
+          <w:bCs w:val="0"/>
+          <w:color w:val="D4D4D4"/>
+          <w:kern w:val="0"/>
+          <w:sz w:val="21"/>
+          <w:szCs w:val="21"/>
+          <w:shd w:val="clear" w:fill="1E1E1E"/>
+          <w:lang w:val="en-US" w:eastAsia="zh-CN" w:bidi="ar"/>
+        </w:rPr>
+        <w:t xml:space="preserve">, </w:t>
+      </w:r>
+      <w:r>
+        <w:rPr>
+          <w:rFonts w:hint="default" w:ascii="Consolas" w:hAnsi="Consolas" w:eastAsia="Consolas" w:cs="Consolas"/>
+          <w:b w:val="0"/>
+          <w:bCs w:val="0"/>
+          <w:color w:val="CE9178"/>
+          <w:kern w:val="0"/>
+          <w:sz w:val="21"/>
+          <w:szCs w:val="21"/>
+          <w:shd w:val="clear" w:fill="1E1E1E"/>
+          <w:lang w:val="en-US" w:eastAsia="zh-CN" w:bidi="ar"/>
+        </w:rPr>
+        <w:t>"name03"</w:t>
+      </w:r>
+      <w:r>
+        <w:rPr>
+          <w:rFonts w:hint="default" w:ascii="Consolas" w:hAnsi="Consolas" w:eastAsia="Consolas" w:cs="Consolas"/>
+          <w:b w:val="0"/>
+          <w:bCs w:val="0"/>
+          <w:color w:val="D4D4D4"/>
+          <w:kern w:val="0"/>
+          <w:sz w:val="21"/>
+          <w:szCs w:val="21"/>
+          <w:shd w:val="clear" w:fill="1E1E1E"/>
+          <w:lang w:val="en-US" w:eastAsia="zh-CN" w:bidi="ar"/>
+        </w:rPr>
+        <w:t>,];</w:t>
+      </w:r>
+    </w:p>
+    <w:p>
+      <w:pPr>
+        <w:keepNext w:val="0"/>
+        <w:keepLines w:val="0"/>
+        <w:widowControl/>
+        <w:suppressLineNumbers w:val="0"/>
+        <w:shd w:val="clear" w:fill="1E1E1E"/>
+        <w:spacing w:line="285" w:lineRule="atLeast"/>
+        <w:jc w:val="left"/>
+        <w:rPr>
+          <w:rFonts w:hint="default" w:ascii="Consolas" w:hAnsi="Consolas" w:eastAsia="Consolas" w:cs="Consolas"/>
+          <w:b w:val="0"/>
+          <w:bCs w:val="0"/>
+          <w:color w:val="D4D4D4"/>
+          <w:sz w:val="21"/>
+          <w:szCs w:val="21"/>
+        </w:rPr>
+      </w:pPr>
+      <w:r>
+        <w:rPr>
+          <w:rFonts w:hint="default" w:ascii="Consolas" w:hAnsi="Consolas" w:eastAsia="Consolas" w:cs="Consolas"/>
+          <w:b w:val="0"/>
+          <w:bCs w:val="0"/>
+          <w:color w:val="569CD6"/>
+          <w:kern w:val="0"/>
+          <w:sz w:val="21"/>
+          <w:szCs w:val="21"/>
+          <w:shd w:val="clear" w:fill="1E1E1E"/>
+          <w:lang w:val="en-US" w:eastAsia="zh-CN" w:bidi="ar"/>
+        </w:rPr>
+        <w:t>const</w:t>
+      </w:r>
+      <w:r>
+        <w:rPr>
+          <w:rFonts w:hint="default" w:ascii="Consolas" w:hAnsi="Consolas" w:eastAsia="Consolas" w:cs="Consolas"/>
+          <w:b w:val="0"/>
+          <w:bCs w:val="0"/>
+          <w:color w:val="D4D4D4"/>
+          <w:kern w:val="0"/>
+          <w:sz w:val="21"/>
+          <w:szCs w:val="21"/>
+          <w:shd w:val="clear" w:fill="1E1E1E"/>
+          <w:lang w:val="en-US" w:eastAsia="zh-CN" w:bidi="ar"/>
+        </w:rPr>
+        <w:t xml:space="preserve"> </w:t>
+      </w:r>
+      <w:r>
+        <w:rPr>
+          <w:rFonts w:hint="default" w:ascii="Consolas" w:hAnsi="Consolas" w:eastAsia="Consolas" w:cs="Consolas"/>
+          <w:b w:val="0"/>
+          <w:bCs w:val="0"/>
+          <w:color w:val="4FC1FF"/>
+          <w:kern w:val="0"/>
+          <w:sz w:val="21"/>
+          <w:szCs w:val="21"/>
+          <w:shd w:val="clear" w:fill="1E1E1E"/>
+          <w:lang w:val="en-US" w:eastAsia="zh-CN" w:bidi="ar"/>
+        </w:rPr>
+        <w:t>arry02</w:t>
+      </w:r>
+      <w:r>
+        <w:rPr>
+          <w:rFonts w:hint="default" w:ascii="Consolas" w:hAnsi="Consolas" w:eastAsia="Consolas" w:cs="Consolas"/>
+          <w:b w:val="0"/>
+          <w:bCs w:val="0"/>
+          <w:color w:val="D4D4D4"/>
+          <w:kern w:val="0"/>
+          <w:sz w:val="21"/>
+          <w:szCs w:val="21"/>
+          <w:shd w:val="clear" w:fill="1E1E1E"/>
+          <w:lang w:val="en-US" w:eastAsia="zh-CN" w:bidi="ar"/>
+        </w:rPr>
+        <w:t xml:space="preserve"> = [</w:t>
+      </w:r>
+      <w:r>
+        <w:rPr>
+          <w:rFonts w:hint="default" w:ascii="Consolas" w:hAnsi="Consolas" w:eastAsia="Consolas" w:cs="Consolas"/>
+          <w:b w:val="0"/>
+          <w:bCs w:val="0"/>
+          <w:color w:val="CE9178"/>
+          <w:kern w:val="0"/>
+          <w:sz w:val="21"/>
+          <w:szCs w:val="21"/>
+          <w:shd w:val="clear" w:fill="1E1E1E"/>
+          <w:lang w:val="en-US" w:eastAsia="zh-CN" w:bidi="ar"/>
+        </w:rPr>
+        <w:t>"name04"</w:t>
+      </w:r>
+      <w:r>
+        <w:rPr>
+          <w:rFonts w:hint="default" w:ascii="Consolas" w:hAnsi="Consolas" w:eastAsia="Consolas" w:cs="Consolas"/>
+          <w:b w:val="0"/>
+          <w:bCs w:val="0"/>
+          <w:color w:val="D4D4D4"/>
+          <w:kern w:val="0"/>
+          <w:sz w:val="21"/>
+          <w:szCs w:val="21"/>
+          <w:shd w:val="clear" w:fill="1E1E1E"/>
+          <w:lang w:val="en-US" w:eastAsia="zh-CN" w:bidi="ar"/>
+        </w:rPr>
+        <w:t xml:space="preserve">, </w:t>
+      </w:r>
+      <w:r>
+        <w:rPr>
+          <w:rFonts w:hint="default" w:ascii="Consolas" w:hAnsi="Consolas" w:eastAsia="Consolas" w:cs="Consolas"/>
+          <w:b w:val="0"/>
+          <w:bCs w:val="0"/>
+          <w:color w:val="CE9178"/>
+          <w:kern w:val="0"/>
+          <w:sz w:val="21"/>
+          <w:szCs w:val="21"/>
+          <w:shd w:val="clear" w:fill="1E1E1E"/>
+          <w:lang w:val="en-US" w:eastAsia="zh-CN" w:bidi="ar"/>
+        </w:rPr>
+        <w:t>"name05"</w:t>
+      </w:r>
+      <w:r>
+        <w:rPr>
+          <w:rFonts w:hint="default" w:ascii="Consolas" w:hAnsi="Consolas" w:eastAsia="Consolas" w:cs="Consolas"/>
+          <w:b w:val="0"/>
+          <w:bCs w:val="0"/>
+          <w:color w:val="D4D4D4"/>
+          <w:kern w:val="0"/>
+          <w:sz w:val="21"/>
+          <w:szCs w:val="21"/>
+          <w:shd w:val="clear" w:fill="1E1E1E"/>
+          <w:lang w:val="en-US" w:eastAsia="zh-CN" w:bidi="ar"/>
+        </w:rPr>
+        <w:t xml:space="preserve">, </w:t>
+      </w:r>
+      <w:r>
+        <w:rPr>
+          <w:rFonts w:hint="default" w:ascii="Consolas" w:hAnsi="Consolas" w:eastAsia="Consolas" w:cs="Consolas"/>
+          <w:b w:val="0"/>
+          <w:bCs w:val="0"/>
+          <w:color w:val="CE9178"/>
+          <w:kern w:val="0"/>
+          <w:sz w:val="21"/>
+          <w:szCs w:val="21"/>
+          <w:shd w:val="clear" w:fill="1E1E1E"/>
+          <w:lang w:val="en-US" w:eastAsia="zh-CN" w:bidi="ar"/>
+        </w:rPr>
+        <w:t>"name06"</w:t>
+      </w:r>
+      <w:r>
+        <w:rPr>
+          <w:rFonts w:hint="default" w:ascii="Consolas" w:hAnsi="Consolas" w:eastAsia="Consolas" w:cs="Consolas"/>
+          <w:b w:val="0"/>
+          <w:bCs w:val="0"/>
+          <w:color w:val="D4D4D4"/>
+          <w:kern w:val="0"/>
+          <w:sz w:val="21"/>
+          <w:szCs w:val="21"/>
+          <w:shd w:val="clear" w:fill="1E1E1E"/>
+          <w:lang w:val="en-US" w:eastAsia="zh-CN" w:bidi="ar"/>
+        </w:rPr>
+        <w:t>];</w:t>
+      </w:r>
+    </w:p>
+    <w:p>
+      <w:pPr>
+        <w:keepNext w:val="0"/>
+        <w:keepLines w:val="0"/>
+        <w:widowControl/>
+        <w:suppressLineNumbers w:val="0"/>
+        <w:shd w:val="clear" w:fill="1E1E1E"/>
+        <w:spacing w:line="285" w:lineRule="atLeast"/>
+        <w:jc w:val="left"/>
+        <w:rPr>
+          <w:rFonts w:hint="default" w:ascii="Consolas" w:hAnsi="Consolas" w:eastAsia="Consolas" w:cs="Consolas"/>
+          <w:b w:val="0"/>
+          <w:bCs w:val="0"/>
+          <w:color w:val="D4D4D4"/>
+          <w:sz w:val="21"/>
+          <w:szCs w:val="21"/>
+        </w:rPr>
+      </w:pPr>
+      <w:r>
+        <w:rPr>
+          <w:rFonts w:hint="default" w:ascii="Consolas" w:hAnsi="Consolas" w:eastAsia="Consolas" w:cs="Consolas"/>
+          <w:b w:val="0"/>
+          <w:bCs w:val="0"/>
+          <w:color w:val="569CD6"/>
+          <w:kern w:val="0"/>
+          <w:sz w:val="21"/>
+          <w:szCs w:val="21"/>
+          <w:shd w:val="clear" w:fill="1E1E1E"/>
+          <w:lang w:val="en-US" w:eastAsia="zh-CN" w:bidi="ar"/>
+        </w:rPr>
+        <w:t>const</w:t>
+      </w:r>
+      <w:r>
+        <w:rPr>
+          <w:rFonts w:hint="default" w:ascii="Consolas" w:hAnsi="Consolas" w:eastAsia="Consolas" w:cs="Consolas"/>
+          <w:b w:val="0"/>
+          <w:bCs w:val="0"/>
+          <w:color w:val="D4D4D4"/>
+          <w:kern w:val="0"/>
+          <w:sz w:val="21"/>
+          <w:szCs w:val="21"/>
+          <w:shd w:val="clear" w:fill="1E1E1E"/>
+          <w:lang w:val="en-US" w:eastAsia="zh-CN" w:bidi="ar"/>
+        </w:rPr>
+        <w:t xml:space="preserve"> </w:t>
+      </w:r>
+      <w:r>
+        <w:rPr>
+          <w:rFonts w:hint="default" w:ascii="Consolas" w:hAnsi="Consolas" w:eastAsia="Consolas" w:cs="Consolas"/>
+          <w:b w:val="0"/>
+          <w:bCs w:val="0"/>
+          <w:color w:val="4FC1FF"/>
+          <w:kern w:val="0"/>
+          <w:sz w:val="21"/>
+          <w:szCs w:val="21"/>
+          <w:shd w:val="clear" w:fill="1E1E1E"/>
+          <w:lang w:val="en-US" w:eastAsia="zh-CN" w:bidi="ar"/>
+        </w:rPr>
+        <w:t>arry03</w:t>
+      </w:r>
+      <w:r>
+        <w:rPr>
+          <w:rFonts w:hint="default" w:ascii="Consolas" w:hAnsi="Consolas" w:eastAsia="Consolas" w:cs="Consolas"/>
+          <w:b w:val="0"/>
+          <w:bCs w:val="0"/>
+          <w:color w:val="D4D4D4"/>
+          <w:kern w:val="0"/>
+          <w:sz w:val="21"/>
+          <w:szCs w:val="21"/>
+          <w:shd w:val="clear" w:fill="1E1E1E"/>
+          <w:lang w:val="en-US" w:eastAsia="zh-CN" w:bidi="ar"/>
+        </w:rPr>
+        <w:t xml:space="preserve"> = [</w:t>
+      </w:r>
+      <w:r>
+        <w:rPr>
+          <w:rFonts w:hint="default" w:ascii="Consolas" w:hAnsi="Consolas" w:eastAsia="Consolas" w:cs="Consolas"/>
+          <w:b w:val="0"/>
+          <w:bCs w:val="0"/>
+          <w:color w:val="CE9178"/>
+          <w:kern w:val="0"/>
+          <w:sz w:val="21"/>
+          <w:szCs w:val="21"/>
+          <w:shd w:val="clear" w:fill="1E1E1E"/>
+          <w:lang w:val="en-US" w:eastAsia="zh-CN" w:bidi="ar"/>
+        </w:rPr>
+        <w:t>"name07"</w:t>
+      </w:r>
+      <w:r>
+        <w:rPr>
+          <w:rFonts w:hint="default" w:ascii="Consolas" w:hAnsi="Consolas" w:eastAsia="Consolas" w:cs="Consolas"/>
+          <w:b w:val="0"/>
+          <w:bCs w:val="0"/>
+          <w:color w:val="D4D4D4"/>
+          <w:kern w:val="0"/>
+          <w:sz w:val="21"/>
+          <w:szCs w:val="21"/>
+          <w:shd w:val="clear" w:fill="1E1E1E"/>
+          <w:lang w:val="en-US" w:eastAsia="zh-CN" w:bidi="ar"/>
+        </w:rPr>
+        <w:t xml:space="preserve">, </w:t>
+      </w:r>
+      <w:r>
+        <w:rPr>
+          <w:rFonts w:hint="default" w:ascii="Consolas" w:hAnsi="Consolas" w:eastAsia="Consolas" w:cs="Consolas"/>
+          <w:b w:val="0"/>
+          <w:bCs w:val="0"/>
+          <w:color w:val="CE9178"/>
+          <w:kern w:val="0"/>
+          <w:sz w:val="21"/>
+          <w:szCs w:val="21"/>
+          <w:shd w:val="clear" w:fill="1E1E1E"/>
+          <w:lang w:val="en-US" w:eastAsia="zh-CN" w:bidi="ar"/>
+        </w:rPr>
+        <w:t>"name08"</w:t>
+      </w:r>
+      <w:r>
+        <w:rPr>
+          <w:rFonts w:hint="default" w:ascii="Consolas" w:hAnsi="Consolas" w:eastAsia="Consolas" w:cs="Consolas"/>
+          <w:b w:val="0"/>
+          <w:bCs w:val="0"/>
+          <w:color w:val="D4D4D4"/>
+          <w:kern w:val="0"/>
+          <w:sz w:val="21"/>
+          <w:szCs w:val="21"/>
+          <w:shd w:val="clear" w:fill="1E1E1E"/>
+          <w:lang w:val="en-US" w:eastAsia="zh-CN" w:bidi="ar"/>
+        </w:rPr>
+        <w:t xml:space="preserve">, </w:t>
+      </w:r>
+      <w:r>
+        <w:rPr>
+          <w:rFonts w:hint="default" w:ascii="Consolas" w:hAnsi="Consolas" w:eastAsia="Consolas" w:cs="Consolas"/>
+          <w:b w:val="0"/>
+          <w:bCs w:val="0"/>
+          <w:color w:val="CE9178"/>
+          <w:kern w:val="0"/>
+          <w:sz w:val="21"/>
+          <w:szCs w:val="21"/>
+          <w:shd w:val="clear" w:fill="1E1E1E"/>
+          <w:lang w:val="en-US" w:eastAsia="zh-CN" w:bidi="ar"/>
+        </w:rPr>
+        <w:t>"name09"</w:t>
+      </w:r>
+      <w:r>
+        <w:rPr>
+          <w:rFonts w:hint="default" w:ascii="Consolas" w:hAnsi="Consolas" w:eastAsia="Consolas" w:cs="Consolas"/>
+          <w:b w:val="0"/>
+          <w:bCs w:val="0"/>
+          <w:color w:val="D4D4D4"/>
+          <w:kern w:val="0"/>
+          <w:sz w:val="21"/>
+          <w:szCs w:val="21"/>
+          <w:shd w:val="clear" w:fill="1E1E1E"/>
+          <w:lang w:val="en-US" w:eastAsia="zh-CN" w:bidi="ar"/>
+        </w:rPr>
+        <w:t>];</w:t>
+      </w:r>
+    </w:p>
+    <w:p>
+      <w:pPr>
+        <w:keepNext w:val="0"/>
+        <w:keepLines w:val="0"/>
+        <w:widowControl/>
+        <w:suppressLineNumbers w:val="0"/>
+        <w:shd w:val="clear" w:fill="1E1E1E"/>
+        <w:spacing w:line="285" w:lineRule="atLeast"/>
+        <w:jc w:val="left"/>
+        <w:rPr>
+          <w:rFonts w:hint="default" w:ascii="Consolas" w:hAnsi="Consolas" w:eastAsia="Consolas" w:cs="Consolas"/>
+          <w:b w:val="0"/>
+          <w:bCs w:val="0"/>
+          <w:color w:val="569CD6"/>
+          <w:kern w:val="0"/>
+          <w:sz w:val="21"/>
+          <w:szCs w:val="21"/>
+          <w:shd w:val="clear" w:fill="1E1E1E"/>
+          <w:lang w:val="en-US" w:eastAsia="zh-CN" w:bidi="ar"/>
+        </w:rPr>
+      </w:pPr>
+    </w:p>
+    <w:p>
+      <w:pPr>
+        <w:keepNext w:val="0"/>
+        <w:keepLines w:val="0"/>
+        <w:widowControl/>
+        <w:suppressLineNumbers w:val="0"/>
+        <w:shd w:val="clear" w:fill="1E1E1E"/>
+        <w:spacing w:line="285" w:lineRule="atLeast"/>
+        <w:jc w:val="left"/>
+        <w:rPr>
+          <w:rFonts w:ascii="Consolas" w:hAnsi="Consolas" w:eastAsia="Consolas" w:cs="Consolas"/>
+          <w:b w:val="0"/>
+          <w:bCs w:val="0"/>
+          <w:color w:val="D4D4D4"/>
+          <w:sz w:val="21"/>
+          <w:szCs w:val="21"/>
+        </w:rPr>
+      </w:pPr>
+      <w:r>
+        <w:rPr>
+          <w:rFonts w:hint="default" w:ascii="Consolas" w:hAnsi="Consolas" w:eastAsia="Consolas" w:cs="Consolas"/>
+          <w:b w:val="0"/>
+          <w:bCs w:val="0"/>
+          <w:color w:val="569CD6"/>
+          <w:kern w:val="0"/>
+          <w:sz w:val="21"/>
+          <w:szCs w:val="21"/>
+          <w:shd w:val="clear" w:fill="1E1E1E"/>
+          <w:lang w:val="en-US" w:eastAsia="zh-CN" w:bidi="ar"/>
+        </w:rPr>
+        <w:t>const</w:t>
+      </w:r>
+      <w:r>
+        <w:rPr>
+          <w:rFonts w:hint="default" w:ascii="Consolas" w:hAnsi="Consolas" w:eastAsia="Consolas" w:cs="Consolas"/>
+          <w:b w:val="0"/>
+          <w:bCs w:val="0"/>
+          <w:color w:val="D4D4D4"/>
+          <w:kern w:val="0"/>
+          <w:sz w:val="21"/>
+          <w:szCs w:val="21"/>
+          <w:shd w:val="clear" w:fill="1E1E1E"/>
+          <w:lang w:val="en-US" w:eastAsia="zh-CN" w:bidi="ar"/>
+        </w:rPr>
+        <w:t xml:space="preserve"> </w:t>
+      </w:r>
+      <w:r>
+        <w:rPr>
+          <w:rFonts w:hint="default" w:ascii="Consolas" w:hAnsi="Consolas" w:eastAsia="Consolas" w:cs="Consolas"/>
+          <w:b w:val="0"/>
+          <w:bCs w:val="0"/>
+          <w:color w:val="4FC1FF"/>
+          <w:kern w:val="0"/>
+          <w:sz w:val="21"/>
+          <w:szCs w:val="21"/>
+          <w:shd w:val="clear" w:fill="1E1E1E"/>
+          <w:lang w:val="en-US" w:eastAsia="zh-CN" w:bidi="ar"/>
+        </w:rPr>
+        <w:t>ary4</w:t>
+      </w:r>
+      <w:r>
+        <w:rPr>
+          <w:rFonts w:hint="default" w:ascii="Consolas" w:hAnsi="Consolas" w:eastAsia="Consolas" w:cs="Consolas"/>
+          <w:b w:val="0"/>
+          <w:bCs w:val="0"/>
+          <w:color w:val="D4D4D4"/>
+          <w:kern w:val="0"/>
+          <w:sz w:val="21"/>
+          <w:szCs w:val="21"/>
+          <w:shd w:val="clear" w:fill="1E1E1E"/>
+          <w:lang w:val="en-US" w:eastAsia="zh-CN" w:bidi="ar"/>
+        </w:rPr>
+        <w:t xml:space="preserve"> = </w:t>
+      </w:r>
+      <w:r>
+        <w:rPr>
+          <w:rFonts w:hint="default" w:ascii="Consolas" w:hAnsi="Consolas" w:eastAsia="Consolas" w:cs="Consolas"/>
+          <w:b w:val="0"/>
+          <w:bCs w:val="0"/>
+          <w:color w:val="4FC1FF"/>
+          <w:kern w:val="0"/>
+          <w:sz w:val="21"/>
+          <w:szCs w:val="21"/>
+          <w:shd w:val="clear" w:fill="1E1E1E"/>
+          <w:lang w:val="en-US" w:eastAsia="zh-CN" w:bidi="ar"/>
+        </w:rPr>
+        <w:t>arry01</w:t>
+      </w:r>
+      <w:r>
+        <w:rPr>
+          <w:rFonts w:hint="default" w:ascii="Consolas" w:hAnsi="Consolas" w:eastAsia="Consolas" w:cs="Consolas"/>
+          <w:b w:val="0"/>
+          <w:bCs w:val="0"/>
+          <w:color w:val="D4D4D4"/>
+          <w:kern w:val="0"/>
+          <w:sz w:val="21"/>
+          <w:szCs w:val="21"/>
+          <w:shd w:val="clear" w:fill="1E1E1E"/>
+          <w:lang w:val="en-US" w:eastAsia="zh-CN" w:bidi="ar"/>
+        </w:rPr>
+        <w:t>.</w:t>
+      </w:r>
+      <w:r>
+        <w:rPr>
+          <w:rFonts w:hint="default" w:ascii="Consolas" w:hAnsi="Consolas" w:eastAsia="Consolas" w:cs="Consolas"/>
+          <w:b w:val="0"/>
+          <w:bCs w:val="0"/>
+          <w:color w:val="DCDCAA"/>
+          <w:kern w:val="0"/>
+          <w:sz w:val="21"/>
+          <w:szCs w:val="21"/>
+          <w:shd w:val="clear" w:fill="1E1E1E"/>
+          <w:lang w:val="en-US" w:eastAsia="zh-CN" w:bidi="ar"/>
+        </w:rPr>
+        <w:t>concat</w:t>
+      </w:r>
+      <w:r>
+        <w:rPr>
+          <w:rFonts w:hint="default" w:ascii="Consolas" w:hAnsi="Consolas" w:eastAsia="Consolas" w:cs="Consolas"/>
+          <w:b w:val="0"/>
+          <w:bCs w:val="0"/>
+          <w:color w:val="D4D4D4"/>
+          <w:kern w:val="0"/>
+          <w:sz w:val="21"/>
+          <w:szCs w:val="21"/>
+          <w:shd w:val="clear" w:fill="1E1E1E"/>
+          <w:lang w:val="en-US" w:eastAsia="zh-CN" w:bidi="ar"/>
+        </w:rPr>
+        <w:t>(</w:t>
+      </w:r>
+      <w:r>
+        <w:rPr>
+          <w:rFonts w:hint="default" w:ascii="Consolas" w:hAnsi="Consolas" w:eastAsia="Consolas" w:cs="Consolas"/>
+          <w:b w:val="0"/>
+          <w:bCs w:val="0"/>
+          <w:color w:val="4FC1FF"/>
+          <w:kern w:val="0"/>
+          <w:sz w:val="21"/>
+          <w:szCs w:val="21"/>
+          <w:shd w:val="clear" w:fill="1E1E1E"/>
+          <w:lang w:val="en-US" w:eastAsia="zh-CN" w:bidi="ar"/>
+        </w:rPr>
+        <w:t>arry02</w:t>
+      </w:r>
+      <w:r>
+        <w:rPr>
+          <w:rFonts w:hint="default" w:ascii="Consolas" w:hAnsi="Consolas" w:eastAsia="Consolas" w:cs="Consolas"/>
+          <w:b w:val="0"/>
+          <w:bCs w:val="0"/>
+          <w:color w:val="D4D4D4"/>
+          <w:kern w:val="0"/>
+          <w:sz w:val="21"/>
+          <w:szCs w:val="21"/>
+          <w:shd w:val="clear" w:fill="1E1E1E"/>
+          <w:lang w:val="en-US" w:eastAsia="zh-CN" w:bidi="ar"/>
+        </w:rPr>
+        <w:t>)</w:t>
+      </w:r>
+    </w:p>
+    <w:p>
+      <w:pPr>
+        <w:keepNext w:val="0"/>
+        <w:keepLines w:val="0"/>
+        <w:widowControl/>
+        <w:suppressLineNumbers w:val="0"/>
+        <w:shd w:val="clear" w:fill="1E1E1E"/>
+        <w:spacing w:line="285" w:lineRule="atLeast"/>
+        <w:jc w:val="left"/>
+        <w:rPr>
+          <w:rFonts w:hint="default" w:ascii="Consolas" w:hAnsi="Consolas" w:eastAsia="Consolas" w:cs="Consolas"/>
+          <w:b w:val="0"/>
+          <w:bCs w:val="0"/>
+          <w:color w:val="6A9955"/>
+          <w:kern w:val="0"/>
+          <w:sz w:val="21"/>
+          <w:szCs w:val="21"/>
+          <w:shd w:val="clear" w:fill="1E1E1E"/>
+          <w:lang w:val="en-US" w:eastAsia="zh-CN" w:bidi="ar"/>
+        </w:rPr>
+      </w:pPr>
+      <w:r>
+        <w:rPr>
+          <w:rFonts w:hint="default" w:ascii="Consolas" w:hAnsi="Consolas" w:eastAsia="Consolas" w:cs="Consolas"/>
+          <w:b w:val="0"/>
+          <w:bCs w:val="0"/>
+          <w:color w:val="9CDCFE"/>
+          <w:kern w:val="0"/>
+          <w:sz w:val="21"/>
+          <w:szCs w:val="21"/>
+          <w:shd w:val="clear" w:fill="1E1E1E"/>
+          <w:lang w:val="en-US" w:eastAsia="zh-CN" w:bidi="ar"/>
+        </w:rPr>
+        <w:t>console</w:t>
+      </w:r>
+      <w:r>
+        <w:rPr>
+          <w:rFonts w:hint="default" w:ascii="Consolas" w:hAnsi="Consolas" w:eastAsia="Consolas" w:cs="Consolas"/>
+          <w:b w:val="0"/>
+          <w:bCs w:val="0"/>
+          <w:color w:val="D4D4D4"/>
+          <w:kern w:val="0"/>
+          <w:sz w:val="21"/>
+          <w:szCs w:val="21"/>
+          <w:shd w:val="clear" w:fill="1E1E1E"/>
+          <w:lang w:val="en-US" w:eastAsia="zh-CN" w:bidi="ar"/>
+        </w:rPr>
+        <w:t>.</w:t>
+      </w:r>
+      <w:r>
+        <w:rPr>
+          <w:rFonts w:hint="default" w:ascii="Consolas" w:hAnsi="Consolas" w:eastAsia="Consolas" w:cs="Consolas"/>
+          <w:b w:val="0"/>
+          <w:bCs w:val="0"/>
+          <w:color w:val="DCDCAA"/>
+          <w:kern w:val="0"/>
+          <w:sz w:val="21"/>
+          <w:szCs w:val="21"/>
+          <w:shd w:val="clear" w:fill="1E1E1E"/>
+          <w:lang w:val="en-US" w:eastAsia="zh-CN" w:bidi="ar"/>
+        </w:rPr>
+        <w:t>log</w:t>
+      </w:r>
+      <w:r>
+        <w:rPr>
+          <w:rFonts w:hint="default" w:ascii="Consolas" w:hAnsi="Consolas" w:eastAsia="Consolas" w:cs="Consolas"/>
+          <w:b w:val="0"/>
+          <w:bCs w:val="0"/>
+          <w:color w:val="D4D4D4"/>
+          <w:kern w:val="0"/>
+          <w:sz w:val="21"/>
+          <w:szCs w:val="21"/>
+          <w:shd w:val="clear" w:fill="1E1E1E"/>
+          <w:lang w:val="en-US" w:eastAsia="zh-CN" w:bidi="ar"/>
+        </w:rPr>
+        <w:t>(</w:t>
+      </w:r>
+      <w:r>
+        <w:rPr>
+          <w:rFonts w:hint="default" w:ascii="Consolas" w:hAnsi="Consolas" w:eastAsia="Consolas" w:cs="Consolas"/>
+          <w:b w:val="0"/>
+          <w:bCs w:val="0"/>
+          <w:color w:val="4FC1FF"/>
+          <w:kern w:val="0"/>
+          <w:sz w:val="21"/>
+          <w:szCs w:val="21"/>
+          <w:shd w:val="clear" w:fill="1E1E1E"/>
+          <w:lang w:val="en-US" w:eastAsia="zh-CN" w:bidi="ar"/>
+        </w:rPr>
+        <w:t>ary4</w:t>
+      </w:r>
+      <w:r>
+        <w:rPr>
+          <w:rFonts w:hint="default" w:ascii="Consolas" w:hAnsi="Consolas" w:eastAsia="Consolas" w:cs="Consolas"/>
+          <w:b w:val="0"/>
+          <w:bCs w:val="0"/>
+          <w:color w:val="D4D4D4"/>
+          <w:kern w:val="0"/>
+          <w:sz w:val="21"/>
+          <w:szCs w:val="21"/>
+          <w:shd w:val="clear" w:fill="1E1E1E"/>
+          <w:lang w:val="en-US" w:eastAsia="zh-CN" w:bidi="ar"/>
+        </w:rPr>
+        <w:t xml:space="preserve">) </w:t>
+      </w:r>
+      <w:r>
+        <w:rPr>
+          <w:rFonts w:hint="default" w:ascii="Consolas" w:hAnsi="Consolas" w:eastAsia="Consolas" w:cs="Consolas"/>
+          <w:b w:val="0"/>
+          <w:bCs w:val="0"/>
+          <w:color w:val="6A9955"/>
+          <w:kern w:val="0"/>
+          <w:sz w:val="21"/>
+          <w:szCs w:val="21"/>
+          <w:shd w:val="clear" w:fill="1E1E1E"/>
+          <w:lang w:val="en-US" w:eastAsia="zh-CN" w:bidi="ar"/>
+        </w:rPr>
+        <w:t>// [ 'name01', 'name02', 'name03', 'name04', 'name05', 'name06' ]</w:t>
+      </w:r>
+    </w:p>
+    <w:p>
+      <w:pPr>
+        <w:keepNext w:val="0"/>
+        <w:keepLines w:val="0"/>
+        <w:widowControl/>
+        <w:suppressLineNumbers w:val="0"/>
+        <w:shd w:val="clear" w:fill="1E1E1E"/>
+        <w:spacing w:line="285" w:lineRule="atLeast"/>
+        <w:jc w:val="left"/>
+        <w:rPr>
+          <w:rFonts w:hint="default" w:ascii="Consolas" w:hAnsi="Consolas" w:eastAsia="Consolas" w:cs="Consolas"/>
+          <w:b w:val="0"/>
+          <w:bCs w:val="0"/>
+          <w:color w:val="6A9955"/>
+          <w:kern w:val="0"/>
+          <w:sz w:val="21"/>
+          <w:szCs w:val="21"/>
+          <w:shd w:val="clear" w:fill="1E1E1E"/>
+          <w:lang w:val="en-US" w:eastAsia="zh-CN" w:bidi="ar"/>
+        </w:rPr>
+      </w:pPr>
+    </w:p>
+    <w:p>
+      <w:pPr>
+        <w:keepNext w:val="0"/>
+        <w:keepLines w:val="0"/>
+        <w:widowControl/>
+        <w:suppressLineNumbers w:val="0"/>
+        <w:shd w:val="clear" w:fill="1E1E1E"/>
+        <w:spacing w:line="285" w:lineRule="atLeast"/>
+        <w:jc w:val="left"/>
+        <w:rPr>
+          <w:rFonts w:ascii="Consolas" w:hAnsi="Consolas" w:eastAsia="Consolas" w:cs="Consolas"/>
+          <w:b w:val="0"/>
+          <w:bCs w:val="0"/>
+          <w:color w:val="D4D4D4"/>
+          <w:sz w:val="21"/>
+          <w:szCs w:val="21"/>
+        </w:rPr>
+      </w:pPr>
+      <w:r>
+        <w:rPr>
+          <w:rFonts w:hint="default" w:ascii="Consolas" w:hAnsi="Consolas" w:eastAsia="Consolas" w:cs="Consolas"/>
+          <w:b w:val="0"/>
+          <w:bCs w:val="0"/>
+          <w:color w:val="569CD6"/>
+          <w:kern w:val="0"/>
+          <w:sz w:val="21"/>
+          <w:szCs w:val="21"/>
+          <w:shd w:val="clear" w:fill="1E1E1E"/>
+          <w:lang w:val="en-US" w:eastAsia="zh-CN" w:bidi="ar"/>
+        </w:rPr>
+        <w:t>const</w:t>
+      </w:r>
+      <w:r>
+        <w:rPr>
+          <w:rFonts w:hint="default" w:ascii="Consolas" w:hAnsi="Consolas" w:eastAsia="Consolas" w:cs="Consolas"/>
+          <w:b w:val="0"/>
+          <w:bCs w:val="0"/>
+          <w:color w:val="D4D4D4"/>
+          <w:kern w:val="0"/>
+          <w:sz w:val="21"/>
+          <w:szCs w:val="21"/>
+          <w:shd w:val="clear" w:fill="1E1E1E"/>
+          <w:lang w:val="en-US" w:eastAsia="zh-CN" w:bidi="ar"/>
+        </w:rPr>
+        <w:t xml:space="preserve"> </w:t>
+      </w:r>
+      <w:r>
+        <w:rPr>
+          <w:rFonts w:hint="default" w:ascii="Consolas" w:hAnsi="Consolas" w:eastAsia="Consolas" w:cs="Consolas"/>
+          <w:b w:val="0"/>
+          <w:bCs w:val="0"/>
+          <w:color w:val="4FC1FF"/>
+          <w:kern w:val="0"/>
+          <w:sz w:val="21"/>
+          <w:szCs w:val="21"/>
+          <w:shd w:val="clear" w:fill="1E1E1E"/>
+          <w:lang w:val="en-US" w:eastAsia="zh-CN" w:bidi="ar"/>
+        </w:rPr>
+        <w:t>ary4</w:t>
+      </w:r>
+      <w:r>
+        <w:rPr>
+          <w:rFonts w:hint="default" w:ascii="Consolas" w:hAnsi="Consolas" w:eastAsia="Consolas" w:cs="Consolas"/>
+          <w:b w:val="0"/>
+          <w:bCs w:val="0"/>
+          <w:color w:val="D4D4D4"/>
+          <w:kern w:val="0"/>
+          <w:sz w:val="21"/>
+          <w:szCs w:val="21"/>
+          <w:shd w:val="clear" w:fill="1E1E1E"/>
+          <w:lang w:val="en-US" w:eastAsia="zh-CN" w:bidi="ar"/>
+        </w:rPr>
+        <w:t xml:space="preserve"> = </w:t>
+      </w:r>
+      <w:r>
+        <w:rPr>
+          <w:rFonts w:hint="default" w:ascii="Consolas" w:hAnsi="Consolas" w:eastAsia="Consolas" w:cs="Consolas"/>
+          <w:b w:val="0"/>
+          <w:bCs w:val="0"/>
+          <w:color w:val="4FC1FF"/>
+          <w:kern w:val="0"/>
+          <w:sz w:val="21"/>
+          <w:szCs w:val="21"/>
+          <w:shd w:val="clear" w:fill="1E1E1E"/>
+          <w:lang w:val="en-US" w:eastAsia="zh-CN" w:bidi="ar"/>
+        </w:rPr>
+        <w:t>arry01</w:t>
+      </w:r>
+      <w:r>
+        <w:rPr>
+          <w:rFonts w:hint="default" w:ascii="Consolas" w:hAnsi="Consolas" w:eastAsia="Consolas" w:cs="Consolas"/>
+          <w:b w:val="0"/>
+          <w:bCs w:val="0"/>
+          <w:color w:val="D4D4D4"/>
+          <w:kern w:val="0"/>
+          <w:sz w:val="21"/>
+          <w:szCs w:val="21"/>
+          <w:shd w:val="clear" w:fill="1E1E1E"/>
+          <w:lang w:val="en-US" w:eastAsia="zh-CN" w:bidi="ar"/>
+        </w:rPr>
+        <w:t>.</w:t>
+      </w:r>
+      <w:r>
+        <w:rPr>
+          <w:rFonts w:hint="default" w:ascii="Consolas" w:hAnsi="Consolas" w:eastAsia="Consolas" w:cs="Consolas"/>
+          <w:b w:val="0"/>
+          <w:bCs w:val="0"/>
+          <w:color w:val="DCDCAA"/>
+          <w:kern w:val="0"/>
+          <w:sz w:val="21"/>
+          <w:szCs w:val="21"/>
+          <w:shd w:val="clear" w:fill="1E1E1E"/>
+          <w:lang w:val="en-US" w:eastAsia="zh-CN" w:bidi="ar"/>
+        </w:rPr>
+        <w:t>concat</w:t>
+      </w:r>
+      <w:r>
+        <w:rPr>
+          <w:rFonts w:hint="default" w:ascii="Consolas" w:hAnsi="Consolas" w:eastAsia="Consolas" w:cs="Consolas"/>
+          <w:b w:val="0"/>
+          <w:bCs w:val="0"/>
+          <w:color w:val="D4D4D4"/>
+          <w:kern w:val="0"/>
+          <w:sz w:val="21"/>
+          <w:szCs w:val="21"/>
+          <w:shd w:val="clear" w:fill="1E1E1E"/>
+          <w:lang w:val="en-US" w:eastAsia="zh-CN" w:bidi="ar"/>
+        </w:rPr>
+        <w:t>(</w:t>
+      </w:r>
+      <w:r>
+        <w:rPr>
+          <w:rFonts w:hint="default" w:ascii="Consolas" w:hAnsi="Consolas" w:eastAsia="Consolas" w:cs="Consolas"/>
+          <w:b w:val="0"/>
+          <w:bCs w:val="0"/>
+          <w:color w:val="4FC1FF"/>
+          <w:kern w:val="0"/>
+          <w:sz w:val="21"/>
+          <w:szCs w:val="21"/>
+          <w:shd w:val="clear" w:fill="1E1E1E"/>
+          <w:lang w:val="en-US" w:eastAsia="zh-CN" w:bidi="ar"/>
+        </w:rPr>
+        <w:t>arry02</w:t>
+      </w:r>
+      <w:r>
+        <w:rPr>
+          <w:rFonts w:hint="default" w:ascii="Consolas" w:hAnsi="Consolas" w:eastAsia="Consolas" w:cs="Consolas"/>
+          <w:b w:val="0"/>
+          <w:bCs w:val="0"/>
+          <w:color w:val="D4D4D4"/>
+          <w:kern w:val="0"/>
+          <w:sz w:val="21"/>
+          <w:szCs w:val="21"/>
+          <w:shd w:val="clear" w:fill="1E1E1E"/>
+          <w:lang w:val="en-US" w:eastAsia="zh-CN" w:bidi="ar"/>
+        </w:rPr>
+        <w:t xml:space="preserve">, </w:t>
+      </w:r>
+      <w:r>
+        <w:rPr>
+          <w:rFonts w:hint="default" w:ascii="Consolas" w:hAnsi="Consolas" w:eastAsia="Consolas" w:cs="Consolas"/>
+          <w:b w:val="0"/>
+          <w:bCs w:val="0"/>
+          <w:color w:val="4FC1FF"/>
+          <w:kern w:val="0"/>
+          <w:sz w:val="21"/>
+          <w:szCs w:val="21"/>
+          <w:shd w:val="clear" w:fill="1E1E1E"/>
+          <w:lang w:val="en-US" w:eastAsia="zh-CN" w:bidi="ar"/>
+        </w:rPr>
+        <w:t>arry03</w:t>
+      </w:r>
+      <w:r>
+        <w:rPr>
+          <w:rFonts w:hint="default" w:ascii="Consolas" w:hAnsi="Consolas" w:eastAsia="Consolas" w:cs="Consolas"/>
+          <w:b w:val="0"/>
+          <w:bCs w:val="0"/>
+          <w:color w:val="D4D4D4"/>
+          <w:kern w:val="0"/>
+          <w:sz w:val="21"/>
+          <w:szCs w:val="21"/>
+          <w:shd w:val="clear" w:fill="1E1E1E"/>
+          <w:lang w:val="en-US" w:eastAsia="zh-CN" w:bidi="ar"/>
+        </w:rPr>
+        <w:t>)</w:t>
+      </w:r>
+    </w:p>
+    <w:p>
+      <w:pPr>
+        <w:keepNext w:val="0"/>
+        <w:keepLines w:val="0"/>
+        <w:widowControl/>
+        <w:suppressLineNumbers w:val="0"/>
+        <w:shd w:val="clear" w:fill="1E1E1E"/>
+        <w:spacing w:line="285" w:lineRule="atLeast"/>
+        <w:jc w:val="left"/>
+        <w:rPr>
+          <w:rFonts w:hint="default" w:ascii="Consolas" w:hAnsi="Consolas" w:eastAsia="Consolas" w:cs="Consolas"/>
+          <w:b w:val="0"/>
+          <w:bCs w:val="0"/>
+          <w:color w:val="D4D4D4"/>
+          <w:sz w:val="21"/>
+          <w:szCs w:val="21"/>
+        </w:rPr>
+      </w:pPr>
+      <w:r>
+        <w:rPr>
+          <w:rFonts w:hint="default" w:ascii="Consolas" w:hAnsi="Consolas" w:eastAsia="Consolas" w:cs="Consolas"/>
+          <w:b w:val="0"/>
+          <w:bCs w:val="0"/>
+          <w:color w:val="9CDCFE"/>
+          <w:kern w:val="0"/>
+          <w:sz w:val="21"/>
+          <w:szCs w:val="21"/>
+          <w:shd w:val="clear" w:fill="1E1E1E"/>
+          <w:lang w:val="en-US" w:eastAsia="zh-CN" w:bidi="ar"/>
+        </w:rPr>
+        <w:t>console</w:t>
+      </w:r>
+      <w:r>
+        <w:rPr>
+          <w:rFonts w:hint="default" w:ascii="Consolas" w:hAnsi="Consolas" w:eastAsia="Consolas" w:cs="Consolas"/>
+          <w:b w:val="0"/>
+          <w:bCs w:val="0"/>
+          <w:color w:val="D4D4D4"/>
+          <w:kern w:val="0"/>
+          <w:sz w:val="21"/>
+          <w:szCs w:val="21"/>
+          <w:shd w:val="clear" w:fill="1E1E1E"/>
+          <w:lang w:val="en-US" w:eastAsia="zh-CN" w:bidi="ar"/>
+        </w:rPr>
+        <w:t>.</w:t>
+      </w:r>
+      <w:r>
+        <w:rPr>
+          <w:rFonts w:hint="default" w:ascii="Consolas" w:hAnsi="Consolas" w:eastAsia="Consolas" w:cs="Consolas"/>
+          <w:b w:val="0"/>
+          <w:bCs w:val="0"/>
+          <w:color w:val="DCDCAA"/>
+          <w:kern w:val="0"/>
+          <w:sz w:val="21"/>
+          <w:szCs w:val="21"/>
+          <w:shd w:val="clear" w:fill="1E1E1E"/>
+          <w:lang w:val="en-US" w:eastAsia="zh-CN" w:bidi="ar"/>
+        </w:rPr>
+        <w:t>log</w:t>
+      </w:r>
+      <w:r>
+        <w:rPr>
+          <w:rFonts w:hint="default" w:ascii="Consolas" w:hAnsi="Consolas" w:eastAsia="Consolas" w:cs="Consolas"/>
+          <w:b w:val="0"/>
+          <w:bCs w:val="0"/>
+          <w:color w:val="D4D4D4"/>
+          <w:kern w:val="0"/>
+          <w:sz w:val="21"/>
+          <w:szCs w:val="21"/>
+          <w:shd w:val="clear" w:fill="1E1E1E"/>
+          <w:lang w:val="en-US" w:eastAsia="zh-CN" w:bidi="ar"/>
+        </w:rPr>
+        <w:t>(</w:t>
+      </w:r>
+      <w:r>
+        <w:rPr>
+          <w:rFonts w:hint="default" w:ascii="Consolas" w:hAnsi="Consolas" w:eastAsia="Consolas" w:cs="Consolas"/>
+          <w:b w:val="0"/>
+          <w:bCs w:val="0"/>
+          <w:color w:val="4FC1FF"/>
+          <w:kern w:val="0"/>
+          <w:sz w:val="21"/>
+          <w:szCs w:val="21"/>
+          <w:shd w:val="clear" w:fill="1E1E1E"/>
+          <w:lang w:val="en-US" w:eastAsia="zh-CN" w:bidi="ar"/>
+        </w:rPr>
+        <w:t>ary4</w:t>
+      </w:r>
+      <w:r>
+        <w:rPr>
+          <w:rFonts w:hint="default" w:ascii="Consolas" w:hAnsi="Consolas" w:eastAsia="Consolas" w:cs="Consolas"/>
+          <w:b w:val="0"/>
+          <w:bCs w:val="0"/>
+          <w:color w:val="D4D4D4"/>
+          <w:kern w:val="0"/>
+          <w:sz w:val="21"/>
+          <w:szCs w:val="21"/>
+          <w:shd w:val="clear" w:fill="1E1E1E"/>
+          <w:lang w:val="en-US" w:eastAsia="zh-CN" w:bidi="ar"/>
+        </w:rPr>
+        <w:t xml:space="preserve">) </w:t>
+      </w:r>
+      <w:r>
+        <w:rPr>
+          <w:rFonts w:hint="default" w:ascii="Consolas" w:hAnsi="Consolas" w:eastAsia="Consolas" w:cs="Consolas"/>
+          <w:b w:val="0"/>
+          <w:bCs w:val="0"/>
+          <w:color w:val="6A9955"/>
+          <w:kern w:val="0"/>
+          <w:sz w:val="21"/>
+          <w:szCs w:val="21"/>
+          <w:shd w:val="clear" w:fill="1E1E1E"/>
+          <w:lang w:val="en-US" w:eastAsia="zh-CN" w:bidi="ar"/>
+        </w:rPr>
+        <w:t>// [ 'name01', 'name02', 'name03', 'name04', 'name05', 'name06', 'name07', 'name08','name09' ]</w:t>
+      </w:r>
+    </w:p>
+    <w:p>
+      <w:pPr>
+        <w:keepNext w:val="0"/>
+        <w:keepLines w:val="0"/>
+        <w:widowControl/>
+        <w:suppressLineNumbers w:val="0"/>
+        <w:shd w:val="clear" w:fill="1E1E1E"/>
+        <w:spacing w:line="285" w:lineRule="atLeast"/>
+        <w:jc w:val="left"/>
+        <w:rPr>
+          <w:rFonts w:hint="default" w:ascii="Consolas" w:hAnsi="Consolas" w:eastAsia="Consolas" w:cs="Consolas"/>
+          <w:b w:val="0"/>
+          <w:bCs w:val="0"/>
+          <w:color w:val="6A9955"/>
+          <w:kern w:val="0"/>
+          <w:sz w:val="21"/>
+          <w:szCs w:val="21"/>
+          <w:shd w:val="clear" w:fill="1E1E1E"/>
+          <w:lang w:val="en-US" w:eastAsia="zh-CN" w:bidi="ar"/>
+        </w:rPr>
+      </w:pPr>
+    </w:p>
+    <w:p>
+      <w:pPr>
+        <w:keepNext w:val="0"/>
+        <w:keepLines w:val="0"/>
+        <w:widowControl/>
+        <w:suppressLineNumbers w:val="0"/>
+        <w:shd w:val="clear" w:fill="1E1E1E"/>
+        <w:spacing w:line="285" w:lineRule="atLeast"/>
+        <w:jc w:val="left"/>
+        <w:rPr>
+          <w:rFonts w:ascii="Consolas" w:hAnsi="Consolas" w:eastAsia="Consolas" w:cs="Consolas"/>
+          <w:b w:val="0"/>
+          <w:bCs w:val="0"/>
+          <w:color w:val="D4D4D4"/>
+          <w:sz w:val="21"/>
+          <w:szCs w:val="21"/>
+        </w:rPr>
+      </w:pPr>
+      <w:r>
+        <w:rPr>
+          <w:rFonts w:hint="default" w:ascii="Consolas" w:hAnsi="Consolas" w:eastAsia="Consolas" w:cs="Consolas"/>
+          <w:b w:val="0"/>
+          <w:bCs w:val="0"/>
+          <w:color w:val="6A9955"/>
+          <w:kern w:val="0"/>
+          <w:sz w:val="21"/>
+          <w:szCs w:val="21"/>
+          <w:shd w:val="clear" w:fill="1E1E1E"/>
+          <w:lang w:val="en-US" w:eastAsia="zh-CN" w:bidi="ar"/>
+        </w:rPr>
+        <w:t>// option 2</w:t>
+      </w:r>
+    </w:p>
+    <w:p>
+      <w:pPr>
+        <w:keepNext w:val="0"/>
+        <w:keepLines w:val="0"/>
+        <w:widowControl/>
+        <w:suppressLineNumbers w:val="0"/>
+        <w:shd w:val="clear" w:fill="1E1E1E"/>
+        <w:spacing w:line="285" w:lineRule="atLeast"/>
+        <w:jc w:val="left"/>
+        <w:rPr>
+          <w:rFonts w:hint="default" w:ascii="Consolas" w:hAnsi="Consolas" w:eastAsia="Consolas" w:cs="Consolas"/>
+          <w:b w:val="0"/>
+          <w:bCs w:val="0"/>
+          <w:color w:val="D4D4D4"/>
+          <w:sz w:val="21"/>
+          <w:szCs w:val="21"/>
+        </w:rPr>
+      </w:pPr>
+      <w:r>
+        <w:rPr>
+          <w:rFonts w:hint="default" w:ascii="Consolas" w:hAnsi="Consolas" w:eastAsia="Consolas" w:cs="Consolas"/>
+          <w:b w:val="0"/>
+          <w:bCs w:val="0"/>
+          <w:color w:val="569CD6"/>
+          <w:kern w:val="0"/>
+          <w:sz w:val="21"/>
+          <w:szCs w:val="21"/>
+          <w:shd w:val="clear" w:fill="1E1E1E"/>
+          <w:lang w:val="en-US" w:eastAsia="zh-CN" w:bidi="ar"/>
+        </w:rPr>
+        <w:t>const</w:t>
+      </w:r>
+      <w:r>
+        <w:rPr>
+          <w:rFonts w:hint="default" w:ascii="Consolas" w:hAnsi="Consolas" w:eastAsia="Consolas" w:cs="Consolas"/>
+          <w:b w:val="0"/>
+          <w:bCs w:val="0"/>
+          <w:color w:val="D4D4D4"/>
+          <w:kern w:val="0"/>
+          <w:sz w:val="21"/>
+          <w:szCs w:val="21"/>
+          <w:shd w:val="clear" w:fill="1E1E1E"/>
+          <w:lang w:val="en-US" w:eastAsia="zh-CN" w:bidi="ar"/>
+        </w:rPr>
+        <w:t xml:space="preserve"> </w:t>
+      </w:r>
+      <w:r>
+        <w:rPr>
+          <w:rFonts w:hint="default" w:ascii="Consolas" w:hAnsi="Consolas" w:eastAsia="Consolas" w:cs="Consolas"/>
+          <w:b w:val="0"/>
+          <w:bCs w:val="0"/>
+          <w:color w:val="4FC1FF"/>
+          <w:kern w:val="0"/>
+          <w:sz w:val="21"/>
+          <w:szCs w:val="21"/>
+          <w:shd w:val="clear" w:fill="1E1E1E"/>
+          <w:lang w:val="en-US" w:eastAsia="zh-CN" w:bidi="ar"/>
+        </w:rPr>
+        <w:t>ary5</w:t>
+      </w:r>
+      <w:r>
+        <w:rPr>
+          <w:rFonts w:hint="default" w:ascii="Consolas" w:hAnsi="Consolas" w:eastAsia="Consolas" w:cs="Consolas"/>
+          <w:b w:val="0"/>
+          <w:bCs w:val="0"/>
+          <w:color w:val="D4D4D4"/>
+          <w:kern w:val="0"/>
+          <w:sz w:val="21"/>
+          <w:szCs w:val="21"/>
+          <w:shd w:val="clear" w:fill="1E1E1E"/>
+          <w:lang w:val="en-US" w:eastAsia="zh-CN" w:bidi="ar"/>
+        </w:rPr>
+        <w:t xml:space="preserve"> = [...</w:t>
+      </w:r>
+      <w:r>
+        <w:rPr>
+          <w:rFonts w:hint="default" w:ascii="Consolas" w:hAnsi="Consolas" w:eastAsia="Consolas" w:cs="Consolas"/>
+          <w:b w:val="0"/>
+          <w:bCs w:val="0"/>
+          <w:color w:val="4FC1FF"/>
+          <w:kern w:val="0"/>
+          <w:sz w:val="21"/>
+          <w:szCs w:val="21"/>
+          <w:shd w:val="clear" w:fill="1E1E1E"/>
+          <w:lang w:val="en-US" w:eastAsia="zh-CN" w:bidi="ar"/>
+        </w:rPr>
+        <w:t>arry01</w:t>
+      </w:r>
+      <w:r>
+        <w:rPr>
+          <w:rFonts w:hint="default" w:ascii="Consolas" w:hAnsi="Consolas" w:eastAsia="Consolas" w:cs="Consolas"/>
+          <w:b w:val="0"/>
+          <w:bCs w:val="0"/>
+          <w:color w:val="D4D4D4"/>
+          <w:kern w:val="0"/>
+          <w:sz w:val="21"/>
+          <w:szCs w:val="21"/>
+          <w:shd w:val="clear" w:fill="1E1E1E"/>
+          <w:lang w:val="en-US" w:eastAsia="zh-CN" w:bidi="ar"/>
+        </w:rPr>
+        <w:t>, ...</w:t>
+      </w:r>
+      <w:r>
+        <w:rPr>
+          <w:rFonts w:hint="default" w:ascii="Consolas" w:hAnsi="Consolas" w:eastAsia="Consolas" w:cs="Consolas"/>
+          <w:b w:val="0"/>
+          <w:bCs w:val="0"/>
+          <w:color w:val="4FC1FF"/>
+          <w:kern w:val="0"/>
+          <w:sz w:val="21"/>
+          <w:szCs w:val="21"/>
+          <w:shd w:val="clear" w:fill="1E1E1E"/>
+          <w:lang w:val="en-US" w:eastAsia="zh-CN" w:bidi="ar"/>
+        </w:rPr>
+        <w:t>arry02</w:t>
+      </w:r>
+      <w:r>
+        <w:rPr>
+          <w:rFonts w:hint="default" w:ascii="Consolas" w:hAnsi="Consolas" w:eastAsia="Consolas" w:cs="Consolas"/>
+          <w:b w:val="0"/>
+          <w:bCs w:val="0"/>
+          <w:color w:val="D4D4D4"/>
+          <w:kern w:val="0"/>
+          <w:sz w:val="21"/>
+          <w:szCs w:val="21"/>
+          <w:shd w:val="clear" w:fill="1E1E1E"/>
+          <w:lang w:val="en-US" w:eastAsia="zh-CN" w:bidi="ar"/>
+        </w:rPr>
+        <w:t>, ...</w:t>
+      </w:r>
+      <w:r>
+        <w:rPr>
+          <w:rFonts w:hint="default" w:ascii="Consolas" w:hAnsi="Consolas" w:eastAsia="Consolas" w:cs="Consolas"/>
+          <w:b w:val="0"/>
+          <w:bCs w:val="0"/>
+          <w:color w:val="4FC1FF"/>
+          <w:kern w:val="0"/>
+          <w:sz w:val="21"/>
+          <w:szCs w:val="21"/>
+          <w:shd w:val="clear" w:fill="1E1E1E"/>
+          <w:lang w:val="en-US" w:eastAsia="zh-CN" w:bidi="ar"/>
+        </w:rPr>
+        <w:t>arry03</w:t>
+      </w:r>
+      <w:r>
+        <w:rPr>
+          <w:rFonts w:hint="default" w:ascii="Consolas" w:hAnsi="Consolas" w:eastAsia="Consolas" w:cs="Consolas"/>
+          <w:b w:val="0"/>
+          <w:bCs w:val="0"/>
+          <w:color w:val="D4D4D4"/>
+          <w:kern w:val="0"/>
+          <w:sz w:val="21"/>
+          <w:szCs w:val="21"/>
+          <w:shd w:val="clear" w:fill="1E1E1E"/>
+          <w:lang w:val="en-US" w:eastAsia="zh-CN" w:bidi="ar"/>
+        </w:rPr>
+        <w:t>];</w:t>
+      </w:r>
+    </w:p>
+    <w:p>
+      <w:pPr>
+        <w:keepNext w:val="0"/>
+        <w:keepLines w:val="0"/>
+        <w:widowControl/>
+        <w:suppressLineNumbers w:val="0"/>
+        <w:shd w:val="clear" w:fill="1E1E1E"/>
+        <w:spacing w:line="285" w:lineRule="atLeast"/>
+        <w:jc w:val="left"/>
+        <w:rPr>
+          <w:rFonts w:hint="default" w:ascii="Consolas" w:hAnsi="Consolas" w:eastAsia="Consolas" w:cs="Consolas"/>
+          <w:b w:val="0"/>
+          <w:bCs w:val="0"/>
+          <w:color w:val="D4D4D4"/>
+          <w:sz w:val="21"/>
+          <w:szCs w:val="21"/>
+        </w:rPr>
+      </w:pPr>
+      <w:r>
+        <w:rPr>
+          <w:rFonts w:hint="default" w:ascii="Consolas" w:hAnsi="Consolas" w:eastAsia="Consolas" w:cs="Consolas"/>
+          <w:b w:val="0"/>
+          <w:bCs w:val="0"/>
+          <w:color w:val="9CDCFE"/>
+          <w:kern w:val="0"/>
+          <w:sz w:val="21"/>
+          <w:szCs w:val="21"/>
+          <w:shd w:val="clear" w:fill="1E1E1E"/>
+          <w:lang w:val="en-US" w:eastAsia="zh-CN" w:bidi="ar"/>
+        </w:rPr>
+        <w:t>console</w:t>
+      </w:r>
+      <w:r>
+        <w:rPr>
+          <w:rFonts w:hint="default" w:ascii="Consolas" w:hAnsi="Consolas" w:eastAsia="Consolas" w:cs="Consolas"/>
+          <w:b w:val="0"/>
+          <w:bCs w:val="0"/>
+          <w:color w:val="D4D4D4"/>
+          <w:kern w:val="0"/>
+          <w:sz w:val="21"/>
+          <w:szCs w:val="21"/>
+          <w:shd w:val="clear" w:fill="1E1E1E"/>
+          <w:lang w:val="en-US" w:eastAsia="zh-CN" w:bidi="ar"/>
+        </w:rPr>
+        <w:t>.</w:t>
+      </w:r>
+      <w:r>
+        <w:rPr>
+          <w:rFonts w:hint="default" w:ascii="Consolas" w:hAnsi="Consolas" w:eastAsia="Consolas" w:cs="Consolas"/>
+          <w:b w:val="0"/>
+          <w:bCs w:val="0"/>
+          <w:color w:val="DCDCAA"/>
+          <w:kern w:val="0"/>
+          <w:sz w:val="21"/>
+          <w:szCs w:val="21"/>
+          <w:shd w:val="clear" w:fill="1E1E1E"/>
+          <w:lang w:val="en-US" w:eastAsia="zh-CN" w:bidi="ar"/>
+        </w:rPr>
+        <w:t>log</w:t>
+      </w:r>
+      <w:r>
+        <w:rPr>
+          <w:rFonts w:hint="default" w:ascii="Consolas" w:hAnsi="Consolas" w:eastAsia="Consolas" w:cs="Consolas"/>
+          <w:b w:val="0"/>
+          <w:bCs w:val="0"/>
+          <w:color w:val="D4D4D4"/>
+          <w:kern w:val="0"/>
+          <w:sz w:val="21"/>
+          <w:szCs w:val="21"/>
+          <w:shd w:val="clear" w:fill="1E1E1E"/>
+          <w:lang w:val="en-US" w:eastAsia="zh-CN" w:bidi="ar"/>
+        </w:rPr>
+        <w:t>(</w:t>
+      </w:r>
+      <w:r>
+        <w:rPr>
+          <w:rFonts w:hint="default" w:ascii="Consolas" w:hAnsi="Consolas" w:eastAsia="Consolas" w:cs="Consolas"/>
+          <w:b w:val="0"/>
+          <w:bCs w:val="0"/>
+          <w:color w:val="4FC1FF"/>
+          <w:kern w:val="0"/>
+          <w:sz w:val="21"/>
+          <w:szCs w:val="21"/>
+          <w:shd w:val="clear" w:fill="1E1E1E"/>
+          <w:lang w:val="en-US" w:eastAsia="zh-CN" w:bidi="ar"/>
+        </w:rPr>
+        <w:t>ary5</w:t>
+      </w:r>
+      <w:r>
+        <w:rPr>
+          <w:rFonts w:hint="default" w:ascii="Consolas" w:hAnsi="Consolas" w:eastAsia="Consolas" w:cs="Consolas"/>
+          <w:b w:val="0"/>
+          <w:bCs w:val="0"/>
+          <w:color w:val="D4D4D4"/>
+          <w:kern w:val="0"/>
+          <w:sz w:val="21"/>
+          <w:szCs w:val="21"/>
+          <w:shd w:val="clear" w:fill="1E1E1E"/>
+          <w:lang w:val="en-US" w:eastAsia="zh-CN" w:bidi="ar"/>
+        </w:rPr>
+        <w:t xml:space="preserve">) </w:t>
+      </w:r>
+      <w:r>
+        <w:rPr>
+          <w:rFonts w:hint="default" w:ascii="Consolas" w:hAnsi="Consolas" w:eastAsia="Consolas" w:cs="Consolas"/>
+          <w:b w:val="0"/>
+          <w:bCs w:val="0"/>
+          <w:color w:val="6A9955"/>
+          <w:kern w:val="0"/>
+          <w:sz w:val="21"/>
+          <w:szCs w:val="21"/>
+          <w:shd w:val="clear" w:fill="1E1E1E"/>
+          <w:lang w:val="en-US" w:eastAsia="zh-CN" w:bidi="ar"/>
+        </w:rPr>
+        <w:t>// [ 'name01', 'name02', 'name03', 'name04', 'name05', 'name06', 'name07', 'name08','name09' ]</w:t>
+      </w:r>
+    </w:p>
+    <w:p>
+      <w:pPr>
+        <w:keepNext w:val="0"/>
+        <w:keepLines w:val="0"/>
+        <w:widowControl/>
+        <w:suppressLineNumbers w:val="0"/>
+        <w:shd w:val="clear" w:fill="1E1E1E"/>
+        <w:spacing w:line="285" w:lineRule="atLeast"/>
+        <w:jc w:val="left"/>
+        <w:rPr>
+          <w:rFonts w:hint="default" w:ascii="Consolas" w:hAnsi="Consolas" w:eastAsia="Consolas" w:cs="Consolas"/>
+          <w:b w:val="0"/>
+          <w:bCs w:val="0"/>
+          <w:color w:val="6A9955"/>
+          <w:kern w:val="0"/>
+          <w:sz w:val="21"/>
+          <w:szCs w:val="21"/>
+          <w:shd w:val="clear" w:fill="1E1E1E"/>
+          <w:lang w:val="en-US" w:eastAsia="zh-CN" w:bidi="ar"/>
+        </w:rPr>
+      </w:pPr>
+    </w:p>
+    <w:p>
+      <w:pPr>
+        <w:rPr>
+          <w:rFonts w:hint="default" w:ascii="SimSun" w:hAnsi="SimSun" w:eastAsia="SimSun" w:cs="SimSun"/>
+          <w:b/>
+          <w:bCs/>
+          <w:sz w:val="24"/>
+          <w:szCs w:val="24"/>
+          <w:lang w:val="en-IN"/>
+        </w:rPr>
+      </w:pPr>
+    </w:p>
+    <w:p>
+      <w:pPr>
+        <w:rPr>
+          <w:rFonts w:hint="default" w:ascii="SimSun" w:hAnsi="SimSun" w:eastAsia="SimSun" w:cs="SimSun"/>
+          <w:b/>
+          <w:bCs/>
+          <w:sz w:val="24"/>
+          <w:szCs w:val="24"/>
+          <w:lang w:val="en-IN"/>
+        </w:rPr>
+      </w:pPr>
+    </w:p>
+    <w:p>
+      <w:pPr>
+        <w:keepNext w:val="0"/>
+        <w:keepLines w:val="0"/>
+        <w:widowControl/>
+        <w:suppressLineNumbers w:val="0"/>
+        <w:shd w:val="clear" w:fill="1E1E1E"/>
+        <w:spacing w:line="285" w:lineRule="atLeast"/>
+        <w:jc w:val="left"/>
+        <w:rPr>
+          <w:rFonts w:ascii="Consolas" w:hAnsi="Consolas" w:eastAsia="Consolas" w:cs="Consolas"/>
+          <w:b w:val="0"/>
+          <w:bCs w:val="0"/>
+          <w:color w:val="D4D4D4"/>
+          <w:sz w:val="21"/>
+          <w:szCs w:val="21"/>
+        </w:rPr>
+      </w:pPr>
+      <w:r>
+        <w:rPr>
+          <w:rFonts w:hint="default" w:ascii="Consolas" w:hAnsi="Consolas" w:eastAsia="Consolas" w:cs="Consolas"/>
+          <w:b w:val="0"/>
+          <w:bCs w:val="0"/>
+          <w:color w:val="569CD6"/>
+          <w:kern w:val="0"/>
+          <w:sz w:val="21"/>
+          <w:szCs w:val="21"/>
+          <w:shd w:val="clear" w:fill="1E1E1E"/>
+          <w:lang w:val="en-US" w:eastAsia="zh-CN" w:bidi="ar"/>
+        </w:rPr>
+        <w:t>const</w:t>
+      </w:r>
+      <w:r>
+        <w:rPr>
+          <w:rFonts w:hint="default" w:ascii="Consolas" w:hAnsi="Consolas" w:eastAsia="Consolas" w:cs="Consolas"/>
+          <w:b w:val="0"/>
+          <w:bCs w:val="0"/>
+          <w:color w:val="D4D4D4"/>
+          <w:kern w:val="0"/>
+          <w:sz w:val="21"/>
+          <w:szCs w:val="21"/>
+          <w:shd w:val="clear" w:fill="1E1E1E"/>
+          <w:lang w:val="en-US" w:eastAsia="zh-CN" w:bidi="ar"/>
+        </w:rPr>
+        <w:t xml:space="preserve"> </w:t>
+      </w:r>
+      <w:r>
+        <w:rPr>
+          <w:rFonts w:hint="default" w:ascii="Consolas" w:hAnsi="Consolas" w:eastAsia="Consolas" w:cs="Consolas"/>
+          <w:b w:val="0"/>
+          <w:bCs w:val="0"/>
+          <w:color w:val="4FC1FF"/>
+          <w:kern w:val="0"/>
+          <w:sz w:val="21"/>
+          <w:szCs w:val="21"/>
+          <w:shd w:val="clear" w:fill="1E1E1E"/>
+          <w:lang w:val="en-US" w:eastAsia="zh-CN" w:bidi="ar"/>
+        </w:rPr>
+        <w:t>arry01</w:t>
+      </w:r>
+      <w:r>
+        <w:rPr>
+          <w:rFonts w:hint="default" w:ascii="Consolas" w:hAnsi="Consolas" w:eastAsia="Consolas" w:cs="Consolas"/>
+          <w:b w:val="0"/>
+          <w:bCs w:val="0"/>
+          <w:color w:val="D4D4D4"/>
+          <w:kern w:val="0"/>
+          <w:sz w:val="21"/>
+          <w:szCs w:val="21"/>
+          <w:shd w:val="clear" w:fill="1E1E1E"/>
+          <w:lang w:val="en-US" w:eastAsia="zh-CN" w:bidi="ar"/>
+        </w:rPr>
+        <w:t xml:space="preserve"> = [</w:t>
+      </w:r>
+      <w:r>
+        <w:rPr>
+          <w:rFonts w:hint="default" w:ascii="Consolas" w:hAnsi="Consolas" w:eastAsia="Consolas" w:cs="Consolas"/>
+          <w:b w:val="0"/>
+          <w:bCs w:val="0"/>
+          <w:color w:val="CE9178"/>
+          <w:kern w:val="0"/>
+          <w:sz w:val="21"/>
+          <w:szCs w:val="21"/>
+          <w:shd w:val="clear" w:fill="1E1E1E"/>
+          <w:lang w:val="en-US" w:eastAsia="zh-CN" w:bidi="ar"/>
+        </w:rPr>
+        <w:t>"name01"</w:t>
+      </w:r>
+      <w:r>
+        <w:rPr>
+          <w:rFonts w:hint="default" w:ascii="Consolas" w:hAnsi="Consolas" w:eastAsia="Consolas" w:cs="Consolas"/>
+          <w:b w:val="0"/>
+          <w:bCs w:val="0"/>
+          <w:color w:val="D4D4D4"/>
+          <w:kern w:val="0"/>
+          <w:sz w:val="21"/>
+          <w:szCs w:val="21"/>
+          <w:shd w:val="clear" w:fill="1E1E1E"/>
+          <w:lang w:val="en-US" w:eastAsia="zh-CN" w:bidi="ar"/>
+        </w:rPr>
+        <w:t xml:space="preserve">, </w:t>
+      </w:r>
+      <w:r>
+        <w:rPr>
+          <w:rFonts w:hint="default" w:ascii="Consolas" w:hAnsi="Consolas" w:eastAsia="Consolas" w:cs="Consolas"/>
+          <w:b w:val="0"/>
+          <w:bCs w:val="0"/>
+          <w:color w:val="CE9178"/>
+          <w:kern w:val="0"/>
+          <w:sz w:val="21"/>
+          <w:szCs w:val="21"/>
+          <w:shd w:val="clear" w:fill="1E1E1E"/>
+          <w:lang w:val="en-US" w:eastAsia="zh-CN" w:bidi="ar"/>
+        </w:rPr>
+        <w:t>"name02"</w:t>
+      </w:r>
+      <w:r>
+        <w:rPr>
+          <w:rFonts w:hint="default" w:ascii="Consolas" w:hAnsi="Consolas" w:eastAsia="Consolas" w:cs="Consolas"/>
+          <w:b w:val="0"/>
+          <w:bCs w:val="0"/>
+          <w:color w:val="D4D4D4"/>
+          <w:kern w:val="0"/>
+          <w:sz w:val="21"/>
+          <w:szCs w:val="21"/>
+          <w:shd w:val="clear" w:fill="1E1E1E"/>
+          <w:lang w:val="en-US" w:eastAsia="zh-CN" w:bidi="ar"/>
+        </w:rPr>
+        <w:t xml:space="preserve">, </w:t>
+      </w:r>
+      <w:r>
+        <w:rPr>
+          <w:rFonts w:hint="default" w:ascii="Consolas" w:hAnsi="Consolas" w:eastAsia="Consolas" w:cs="Consolas"/>
+          <w:b w:val="0"/>
+          <w:bCs w:val="0"/>
+          <w:color w:val="CE9178"/>
+          <w:kern w:val="0"/>
+          <w:sz w:val="21"/>
+          <w:szCs w:val="21"/>
+          <w:shd w:val="clear" w:fill="1E1E1E"/>
+          <w:lang w:val="en-US" w:eastAsia="zh-CN" w:bidi="ar"/>
+        </w:rPr>
+        <w:t>"name03"</w:t>
+      </w:r>
+      <w:r>
+        <w:rPr>
+          <w:rFonts w:hint="default" w:ascii="Consolas" w:hAnsi="Consolas" w:eastAsia="Consolas" w:cs="Consolas"/>
+          <w:b w:val="0"/>
+          <w:bCs w:val="0"/>
+          <w:color w:val="D4D4D4"/>
+          <w:kern w:val="0"/>
+          <w:sz w:val="21"/>
+          <w:szCs w:val="21"/>
+          <w:shd w:val="clear" w:fill="1E1E1E"/>
+          <w:lang w:val="en-US" w:eastAsia="zh-CN" w:bidi="ar"/>
+        </w:rPr>
+        <w:t>,];</w:t>
+      </w:r>
+    </w:p>
+    <w:p>
+      <w:pPr>
+        <w:keepNext w:val="0"/>
+        <w:keepLines w:val="0"/>
+        <w:widowControl/>
+        <w:suppressLineNumbers w:val="0"/>
+        <w:shd w:val="clear" w:fill="1E1E1E"/>
+        <w:spacing w:line="285" w:lineRule="atLeast"/>
+        <w:jc w:val="left"/>
+        <w:rPr>
+          <w:rFonts w:hint="default" w:ascii="Consolas" w:hAnsi="Consolas" w:eastAsia="Consolas" w:cs="Consolas"/>
+          <w:b w:val="0"/>
+          <w:bCs w:val="0"/>
+          <w:color w:val="D4D4D4"/>
+          <w:sz w:val="21"/>
+          <w:szCs w:val="21"/>
+        </w:rPr>
+      </w:pPr>
+    </w:p>
+    <w:p>
+      <w:pPr>
+        <w:keepNext w:val="0"/>
+        <w:keepLines w:val="0"/>
+        <w:widowControl/>
+        <w:suppressLineNumbers w:val="0"/>
+        <w:shd w:val="clear" w:fill="1E1E1E"/>
+        <w:spacing w:line="285" w:lineRule="atLeast"/>
+        <w:jc w:val="left"/>
+        <w:rPr>
+          <w:rFonts w:hint="default" w:ascii="Consolas" w:hAnsi="Consolas" w:eastAsia="Consolas" w:cs="Consolas"/>
+          <w:b w:val="0"/>
+          <w:bCs w:val="0"/>
+          <w:color w:val="D4D4D4"/>
+          <w:sz w:val="21"/>
+          <w:szCs w:val="21"/>
+          <w:lang w:val="en-IN"/>
+        </w:rPr>
+      </w:pPr>
+      <w:r>
+        <w:rPr>
+          <w:rFonts w:hint="default" w:ascii="Consolas" w:hAnsi="Consolas" w:eastAsia="Consolas" w:cs="Consolas"/>
+          <w:b w:val="0"/>
+          <w:bCs w:val="0"/>
+          <w:color w:val="6A9955"/>
+          <w:kern w:val="0"/>
+          <w:sz w:val="21"/>
+          <w:szCs w:val="21"/>
+          <w:shd w:val="clear" w:fill="1E1E1E"/>
+          <w:lang w:val="en-US" w:eastAsia="zh-CN" w:bidi="ar"/>
+        </w:rPr>
+        <w:t>//check is array or not</w:t>
+      </w:r>
+      <w:r>
+        <w:rPr>
+          <w:rFonts w:hint="default" w:ascii="Consolas" w:hAnsi="Consolas" w:eastAsia="Consolas" w:cs="Consolas"/>
+          <w:b w:val="0"/>
+          <w:bCs w:val="0"/>
+          <w:color w:val="6A9955"/>
+          <w:kern w:val="0"/>
+          <w:sz w:val="21"/>
+          <w:szCs w:val="21"/>
+          <w:shd w:val="clear" w:fill="1E1E1E"/>
+          <w:lang w:val="en-IN" w:eastAsia="zh-CN" w:bidi="ar"/>
+        </w:rPr>
+        <w:t xml:space="preserve"> --------------------------------------------</w:t>
+      </w:r>
+    </w:p>
+    <w:p>
+      <w:pPr>
+        <w:keepNext w:val="0"/>
+        <w:keepLines w:val="0"/>
+        <w:widowControl/>
+        <w:suppressLineNumbers w:val="0"/>
+        <w:shd w:val="clear" w:fill="1E1E1E"/>
+        <w:spacing w:line="285" w:lineRule="atLeast"/>
+        <w:jc w:val="left"/>
+        <w:rPr>
+          <w:rFonts w:hint="default" w:ascii="Consolas" w:hAnsi="Consolas" w:eastAsia="Consolas" w:cs="Consolas"/>
+          <w:b w:val="0"/>
+          <w:bCs w:val="0"/>
+          <w:color w:val="D4D4D4"/>
+          <w:sz w:val="21"/>
+          <w:szCs w:val="21"/>
+        </w:rPr>
+      </w:pPr>
+      <w:r>
+        <w:rPr>
+          <w:rFonts w:hint="default" w:ascii="Consolas" w:hAnsi="Consolas" w:eastAsia="Consolas" w:cs="Consolas"/>
+          <w:b w:val="0"/>
+          <w:bCs w:val="0"/>
+          <w:color w:val="9CDCFE"/>
+          <w:kern w:val="0"/>
+          <w:sz w:val="21"/>
+          <w:szCs w:val="21"/>
+          <w:shd w:val="clear" w:fill="1E1E1E"/>
+          <w:lang w:val="en-US" w:eastAsia="zh-CN" w:bidi="ar"/>
+        </w:rPr>
+        <w:t>console</w:t>
+      </w:r>
+      <w:r>
+        <w:rPr>
+          <w:rFonts w:hint="default" w:ascii="Consolas" w:hAnsi="Consolas" w:eastAsia="Consolas" w:cs="Consolas"/>
+          <w:b w:val="0"/>
+          <w:bCs w:val="0"/>
+          <w:color w:val="D4D4D4"/>
+          <w:kern w:val="0"/>
+          <w:sz w:val="21"/>
+          <w:szCs w:val="21"/>
+          <w:shd w:val="clear" w:fill="1E1E1E"/>
+          <w:lang w:val="en-US" w:eastAsia="zh-CN" w:bidi="ar"/>
+        </w:rPr>
+        <w:t>.</w:t>
+      </w:r>
+      <w:r>
+        <w:rPr>
+          <w:rFonts w:hint="default" w:ascii="Consolas" w:hAnsi="Consolas" w:eastAsia="Consolas" w:cs="Consolas"/>
+          <w:b w:val="0"/>
+          <w:bCs w:val="0"/>
+          <w:color w:val="DCDCAA"/>
+          <w:kern w:val="0"/>
+          <w:sz w:val="21"/>
+          <w:szCs w:val="21"/>
+          <w:shd w:val="clear" w:fill="1E1E1E"/>
+          <w:lang w:val="en-US" w:eastAsia="zh-CN" w:bidi="ar"/>
+        </w:rPr>
+        <w:t>log</w:t>
+      </w:r>
+      <w:r>
+        <w:rPr>
+          <w:rFonts w:hint="default" w:ascii="Consolas" w:hAnsi="Consolas" w:eastAsia="Consolas" w:cs="Consolas"/>
+          <w:b w:val="0"/>
+          <w:bCs w:val="0"/>
+          <w:color w:val="D4D4D4"/>
+          <w:kern w:val="0"/>
+          <w:sz w:val="21"/>
+          <w:szCs w:val="21"/>
+          <w:shd w:val="clear" w:fill="1E1E1E"/>
+          <w:lang w:val="en-US" w:eastAsia="zh-CN" w:bidi="ar"/>
+        </w:rPr>
+        <w:t>(</w:t>
+      </w:r>
+      <w:r>
+        <w:rPr>
+          <w:rFonts w:hint="default" w:ascii="Consolas" w:hAnsi="Consolas" w:eastAsia="Consolas" w:cs="Consolas"/>
+          <w:b w:val="0"/>
+          <w:bCs w:val="0"/>
+          <w:color w:val="4EC9B0"/>
+          <w:kern w:val="0"/>
+          <w:sz w:val="21"/>
+          <w:szCs w:val="21"/>
+          <w:shd w:val="clear" w:fill="1E1E1E"/>
+          <w:lang w:val="en-US" w:eastAsia="zh-CN" w:bidi="ar"/>
+        </w:rPr>
+        <w:t>Array</w:t>
+      </w:r>
+      <w:r>
+        <w:rPr>
+          <w:rFonts w:hint="default" w:ascii="Consolas" w:hAnsi="Consolas" w:eastAsia="Consolas" w:cs="Consolas"/>
+          <w:b w:val="0"/>
+          <w:bCs w:val="0"/>
+          <w:color w:val="D4D4D4"/>
+          <w:kern w:val="0"/>
+          <w:sz w:val="21"/>
+          <w:szCs w:val="21"/>
+          <w:shd w:val="clear" w:fill="1E1E1E"/>
+          <w:lang w:val="en-US" w:eastAsia="zh-CN" w:bidi="ar"/>
+        </w:rPr>
+        <w:t>.</w:t>
+      </w:r>
+      <w:r>
+        <w:rPr>
+          <w:rFonts w:hint="default" w:ascii="Consolas" w:hAnsi="Consolas" w:eastAsia="Consolas" w:cs="Consolas"/>
+          <w:b w:val="0"/>
+          <w:bCs w:val="0"/>
+          <w:color w:val="DCDCAA"/>
+          <w:kern w:val="0"/>
+          <w:sz w:val="21"/>
+          <w:szCs w:val="21"/>
+          <w:shd w:val="clear" w:fill="1E1E1E"/>
+          <w:lang w:val="en-US" w:eastAsia="zh-CN" w:bidi="ar"/>
+        </w:rPr>
+        <w:t>isArray</w:t>
+      </w:r>
+      <w:r>
+        <w:rPr>
+          <w:rFonts w:hint="default" w:ascii="Consolas" w:hAnsi="Consolas" w:eastAsia="Consolas" w:cs="Consolas"/>
+          <w:b w:val="0"/>
+          <w:bCs w:val="0"/>
+          <w:color w:val="D4D4D4"/>
+          <w:kern w:val="0"/>
+          <w:sz w:val="21"/>
+          <w:szCs w:val="21"/>
+          <w:shd w:val="clear" w:fill="1E1E1E"/>
+          <w:lang w:val="en-US" w:eastAsia="zh-CN" w:bidi="ar"/>
+        </w:rPr>
+        <w:t>(</w:t>
+      </w:r>
+      <w:r>
+        <w:rPr>
+          <w:rFonts w:hint="default" w:ascii="Consolas" w:hAnsi="Consolas" w:eastAsia="Consolas" w:cs="Consolas"/>
+          <w:b w:val="0"/>
+          <w:bCs w:val="0"/>
+          <w:color w:val="4FC1FF"/>
+          <w:kern w:val="0"/>
+          <w:sz w:val="21"/>
+          <w:szCs w:val="21"/>
+          <w:shd w:val="clear" w:fill="1E1E1E"/>
+          <w:lang w:val="en-US" w:eastAsia="zh-CN" w:bidi="ar"/>
+        </w:rPr>
+        <w:t>arry01</w:t>
+      </w:r>
+      <w:r>
+        <w:rPr>
+          <w:rFonts w:hint="default" w:ascii="Consolas" w:hAnsi="Consolas" w:eastAsia="Consolas" w:cs="Consolas"/>
+          <w:b w:val="0"/>
+          <w:bCs w:val="0"/>
+          <w:color w:val="D4D4D4"/>
+          <w:kern w:val="0"/>
+          <w:sz w:val="21"/>
+          <w:szCs w:val="21"/>
+          <w:shd w:val="clear" w:fill="1E1E1E"/>
+          <w:lang w:val="en-US" w:eastAsia="zh-CN" w:bidi="ar"/>
+        </w:rPr>
+        <w:t xml:space="preserve">)); </w:t>
+      </w:r>
+      <w:r>
+        <w:rPr>
+          <w:rFonts w:hint="default" w:ascii="Consolas" w:hAnsi="Consolas" w:eastAsia="Consolas" w:cs="Consolas"/>
+          <w:b w:val="0"/>
+          <w:bCs w:val="0"/>
+          <w:color w:val="6A9955"/>
+          <w:kern w:val="0"/>
+          <w:sz w:val="21"/>
+          <w:szCs w:val="21"/>
+          <w:shd w:val="clear" w:fill="1E1E1E"/>
+          <w:lang w:val="en-US" w:eastAsia="zh-CN" w:bidi="ar"/>
+        </w:rPr>
+        <w:t>// true</w:t>
+      </w:r>
+    </w:p>
+    <w:p>
+      <w:pPr>
+        <w:keepNext w:val="0"/>
+        <w:keepLines w:val="0"/>
+        <w:widowControl/>
+        <w:suppressLineNumbers w:val="0"/>
+        <w:shd w:val="clear" w:fill="1E1E1E"/>
+        <w:spacing w:line="285" w:lineRule="atLeast"/>
+        <w:jc w:val="left"/>
+        <w:rPr>
+          <w:rFonts w:hint="default" w:ascii="Consolas" w:hAnsi="Consolas" w:eastAsia="Consolas" w:cs="Consolas"/>
+          <w:b w:val="0"/>
+          <w:bCs w:val="0"/>
+          <w:color w:val="6A9955"/>
+          <w:kern w:val="0"/>
+          <w:sz w:val="21"/>
+          <w:szCs w:val="21"/>
+          <w:shd w:val="clear" w:fill="1E1E1E"/>
+          <w:lang w:val="en-US" w:eastAsia="zh-CN" w:bidi="ar"/>
+        </w:rPr>
+      </w:pPr>
+      <w:r>
+        <w:rPr>
+          <w:rFonts w:hint="default" w:ascii="Consolas" w:hAnsi="Consolas" w:eastAsia="Consolas" w:cs="Consolas"/>
+          <w:b w:val="0"/>
+          <w:bCs w:val="0"/>
+          <w:color w:val="9CDCFE"/>
+          <w:kern w:val="0"/>
+          <w:sz w:val="21"/>
+          <w:szCs w:val="21"/>
+          <w:shd w:val="clear" w:fill="1E1E1E"/>
+          <w:lang w:val="en-US" w:eastAsia="zh-CN" w:bidi="ar"/>
+        </w:rPr>
+        <w:t>console</w:t>
+      </w:r>
+      <w:r>
+        <w:rPr>
+          <w:rFonts w:hint="default" w:ascii="Consolas" w:hAnsi="Consolas" w:eastAsia="Consolas" w:cs="Consolas"/>
+          <w:b w:val="0"/>
+          <w:bCs w:val="0"/>
+          <w:color w:val="D4D4D4"/>
+          <w:kern w:val="0"/>
+          <w:sz w:val="21"/>
+          <w:szCs w:val="21"/>
+          <w:shd w:val="clear" w:fill="1E1E1E"/>
+          <w:lang w:val="en-US" w:eastAsia="zh-CN" w:bidi="ar"/>
+        </w:rPr>
+        <w:t>.</w:t>
+      </w:r>
+      <w:r>
+        <w:rPr>
+          <w:rFonts w:hint="default" w:ascii="Consolas" w:hAnsi="Consolas" w:eastAsia="Consolas" w:cs="Consolas"/>
+          <w:b w:val="0"/>
+          <w:bCs w:val="0"/>
+          <w:color w:val="DCDCAA"/>
+          <w:kern w:val="0"/>
+          <w:sz w:val="21"/>
+          <w:szCs w:val="21"/>
+          <w:shd w:val="clear" w:fill="1E1E1E"/>
+          <w:lang w:val="en-US" w:eastAsia="zh-CN" w:bidi="ar"/>
+        </w:rPr>
+        <w:t>log</w:t>
+      </w:r>
+      <w:r>
+        <w:rPr>
+          <w:rFonts w:hint="default" w:ascii="Consolas" w:hAnsi="Consolas" w:eastAsia="Consolas" w:cs="Consolas"/>
+          <w:b w:val="0"/>
+          <w:bCs w:val="0"/>
+          <w:color w:val="D4D4D4"/>
+          <w:kern w:val="0"/>
+          <w:sz w:val="21"/>
+          <w:szCs w:val="21"/>
+          <w:shd w:val="clear" w:fill="1E1E1E"/>
+          <w:lang w:val="en-US" w:eastAsia="zh-CN" w:bidi="ar"/>
+        </w:rPr>
+        <w:t>(</w:t>
+      </w:r>
+      <w:r>
+        <w:rPr>
+          <w:rFonts w:hint="default" w:ascii="Consolas" w:hAnsi="Consolas" w:eastAsia="Consolas" w:cs="Consolas"/>
+          <w:b w:val="0"/>
+          <w:bCs w:val="0"/>
+          <w:color w:val="4EC9B0"/>
+          <w:kern w:val="0"/>
+          <w:sz w:val="21"/>
+          <w:szCs w:val="21"/>
+          <w:shd w:val="clear" w:fill="1E1E1E"/>
+          <w:lang w:val="en-US" w:eastAsia="zh-CN" w:bidi="ar"/>
+        </w:rPr>
+        <w:t>Array</w:t>
+      </w:r>
+      <w:r>
+        <w:rPr>
+          <w:rFonts w:hint="default" w:ascii="Consolas" w:hAnsi="Consolas" w:eastAsia="Consolas" w:cs="Consolas"/>
+          <w:b w:val="0"/>
+          <w:bCs w:val="0"/>
+          <w:color w:val="D4D4D4"/>
+          <w:kern w:val="0"/>
+          <w:sz w:val="21"/>
+          <w:szCs w:val="21"/>
+          <w:shd w:val="clear" w:fill="1E1E1E"/>
+          <w:lang w:val="en-US" w:eastAsia="zh-CN" w:bidi="ar"/>
+        </w:rPr>
+        <w:t>.</w:t>
+      </w:r>
+      <w:r>
+        <w:rPr>
+          <w:rFonts w:hint="default" w:ascii="Consolas" w:hAnsi="Consolas" w:eastAsia="Consolas" w:cs="Consolas"/>
+          <w:b w:val="0"/>
+          <w:bCs w:val="0"/>
+          <w:color w:val="DCDCAA"/>
+          <w:kern w:val="0"/>
+          <w:sz w:val="21"/>
+          <w:szCs w:val="21"/>
+          <w:shd w:val="clear" w:fill="1E1E1E"/>
+          <w:lang w:val="en-US" w:eastAsia="zh-CN" w:bidi="ar"/>
+        </w:rPr>
+        <w:t>isArray</w:t>
+      </w:r>
+      <w:r>
+        <w:rPr>
+          <w:rFonts w:hint="default" w:ascii="Consolas" w:hAnsi="Consolas" w:eastAsia="Consolas" w:cs="Consolas"/>
+          <w:b w:val="0"/>
+          <w:bCs w:val="0"/>
+          <w:color w:val="D4D4D4"/>
+          <w:kern w:val="0"/>
+          <w:sz w:val="21"/>
+          <w:szCs w:val="21"/>
+          <w:shd w:val="clear" w:fill="1E1E1E"/>
+          <w:lang w:val="en-US" w:eastAsia="zh-CN" w:bidi="ar"/>
+        </w:rPr>
+        <w:t>(</w:t>
+      </w:r>
+      <w:r>
+        <w:rPr>
+          <w:rFonts w:hint="default" w:ascii="Consolas" w:hAnsi="Consolas" w:eastAsia="Consolas" w:cs="Consolas"/>
+          <w:b w:val="0"/>
+          <w:bCs w:val="0"/>
+          <w:color w:val="CE9178"/>
+          <w:kern w:val="0"/>
+          <w:sz w:val="21"/>
+          <w:szCs w:val="21"/>
+          <w:shd w:val="clear" w:fill="1E1E1E"/>
+          <w:lang w:val="en-US" w:eastAsia="zh-CN" w:bidi="ar"/>
+        </w:rPr>
+        <w:t>"javascript"</w:t>
+      </w:r>
+      <w:r>
+        <w:rPr>
+          <w:rFonts w:hint="default" w:ascii="Consolas" w:hAnsi="Consolas" w:eastAsia="Consolas" w:cs="Consolas"/>
+          <w:b w:val="0"/>
+          <w:bCs w:val="0"/>
+          <w:color w:val="D4D4D4"/>
+          <w:kern w:val="0"/>
+          <w:sz w:val="21"/>
+          <w:szCs w:val="21"/>
+          <w:shd w:val="clear" w:fill="1E1E1E"/>
+          <w:lang w:val="en-US" w:eastAsia="zh-CN" w:bidi="ar"/>
+        </w:rPr>
+        <w:t xml:space="preserve">)); </w:t>
+      </w:r>
+      <w:r>
+        <w:rPr>
+          <w:rFonts w:hint="default" w:ascii="Consolas" w:hAnsi="Consolas" w:eastAsia="Consolas" w:cs="Consolas"/>
+          <w:b w:val="0"/>
+          <w:bCs w:val="0"/>
+          <w:color w:val="6A9955"/>
+          <w:kern w:val="0"/>
+          <w:sz w:val="21"/>
+          <w:szCs w:val="21"/>
+          <w:shd w:val="clear" w:fill="1E1E1E"/>
+          <w:lang w:val="en-US" w:eastAsia="zh-CN" w:bidi="ar"/>
+        </w:rPr>
+        <w:t>// false</w:t>
+      </w:r>
+    </w:p>
+    <w:p>
+      <w:pPr>
+        <w:keepNext w:val="0"/>
+        <w:keepLines w:val="0"/>
+        <w:widowControl/>
+        <w:suppressLineNumbers w:val="0"/>
+        <w:shd w:val="clear" w:fill="1E1E1E"/>
+        <w:spacing w:line="285" w:lineRule="atLeast"/>
+        <w:jc w:val="left"/>
+        <w:rPr>
+          <w:rFonts w:hint="default" w:ascii="Consolas" w:hAnsi="Consolas" w:eastAsia="Consolas" w:cs="Consolas"/>
+          <w:b w:val="0"/>
+          <w:bCs w:val="0"/>
+          <w:color w:val="6A9955"/>
+          <w:kern w:val="0"/>
+          <w:sz w:val="21"/>
+          <w:szCs w:val="21"/>
+          <w:shd w:val="clear" w:fill="1E1E1E"/>
+          <w:lang w:val="en-US" w:eastAsia="zh-CN" w:bidi="ar"/>
+        </w:rPr>
+      </w:pPr>
+    </w:p>
+    <w:p>
+      <w:pPr>
+        <w:keepNext w:val="0"/>
+        <w:keepLines w:val="0"/>
+        <w:widowControl/>
+        <w:suppressLineNumbers w:val="0"/>
+        <w:shd w:val="clear" w:fill="1E1E1E"/>
+        <w:spacing w:line="285" w:lineRule="atLeast"/>
+        <w:jc w:val="left"/>
+        <w:rPr>
+          <w:rFonts w:hint="default" w:ascii="Consolas" w:hAnsi="Consolas" w:eastAsia="Consolas" w:cs="Consolas"/>
+          <w:b w:val="0"/>
+          <w:bCs w:val="0"/>
+          <w:color w:val="D4D4D4"/>
+          <w:sz w:val="21"/>
+          <w:szCs w:val="21"/>
+          <w:lang w:val="en-IN"/>
+        </w:rPr>
+      </w:pPr>
+      <w:r>
+        <w:rPr>
+          <w:rFonts w:hint="default" w:ascii="Consolas" w:hAnsi="Consolas" w:eastAsia="Consolas" w:cs="Consolas"/>
+          <w:b w:val="0"/>
+          <w:bCs w:val="0"/>
+          <w:color w:val="6A9955"/>
+          <w:kern w:val="0"/>
+          <w:sz w:val="21"/>
+          <w:szCs w:val="21"/>
+          <w:shd w:val="clear" w:fill="1E1E1E"/>
+          <w:lang w:val="en-US" w:eastAsia="zh-CN" w:bidi="ar"/>
+        </w:rPr>
+        <w:t>// convert to array</w:t>
+      </w:r>
+      <w:r>
+        <w:rPr>
+          <w:rFonts w:hint="default" w:ascii="Consolas" w:hAnsi="Consolas" w:eastAsia="Consolas" w:cs="Consolas"/>
+          <w:b w:val="0"/>
+          <w:bCs w:val="0"/>
+          <w:color w:val="6A9955"/>
+          <w:kern w:val="0"/>
+          <w:sz w:val="21"/>
+          <w:szCs w:val="21"/>
+          <w:shd w:val="clear" w:fill="1E1E1E"/>
+          <w:lang w:val="en-IN" w:eastAsia="zh-CN" w:bidi="ar"/>
+        </w:rPr>
+        <w:t xml:space="preserve"> </w:t>
+      </w:r>
+      <w:r>
+        <w:rPr>
+          <w:rFonts w:hint="default" w:ascii="Consolas" w:hAnsi="Consolas" w:eastAsia="Consolas" w:cs="Consolas"/>
+          <w:b w:val="0"/>
+          <w:bCs w:val="0"/>
+          <w:color w:val="6A9955"/>
+          <w:kern w:val="0"/>
+          <w:sz w:val="21"/>
+          <w:szCs w:val="21"/>
+          <w:shd w:val="clear" w:fill="1E1E1E"/>
+          <w:lang w:val="en-IN" w:eastAsia="zh-CN" w:bidi="ar"/>
+        </w:rPr>
+        <w:t>--------------------------------------------</w:t>
+      </w:r>
+    </w:p>
+    <w:p>
+      <w:pPr>
+        <w:keepNext w:val="0"/>
+        <w:keepLines w:val="0"/>
+        <w:widowControl/>
+        <w:suppressLineNumbers w:val="0"/>
+        <w:shd w:val="clear" w:fill="1E1E1E"/>
+        <w:spacing w:line="285" w:lineRule="atLeast"/>
+        <w:jc w:val="left"/>
+        <w:rPr>
+          <w:rFonts w:hint="default" w:ascii="Consolas" w:hAnsi="Consolas" w:eastAsia="Consolas" w:cs="Consolas"/>
+          <w:b w:val="0"/>
+          <w:bCs w:val="0"/>
+          <w:color w:val="D4D4D4"/>
+          <w:sz w:val="21"/>
+          <w:szCs w:val="21"/>
+        </w:rPr>
+      </w:pPr>
+      <w:r>
+        <w:rPr>
+          <w:rFonts w:hint="default" w:ascii="Consolas" w:hAnsi="Consolas" w:eastAsia="Consolas" w:cs="Consolas"/>
+          <w:b w:val="0"/>
+          <w:bCs w:val="0"/>
+          <w:color w:val="9CDCFE"/>
+          <w:kern w:val="0"/>
+          <w:sz w:val="21"/>
+          <w:szCs w:val="21"/>
+          <w:shd w:val="clear" w:fill="1E1E1E"/>
+          <w:lang w:val="en-US" w:eastAsia="zh-CN" w:bidi="ar"/>
+        </w:rPr>
+        <w:t>console</w:t>
+      </w:r>
+      <w:r>
+        <w:rPr>
+          <w:rFonts w:hint="default" w:ascii="Consolas" w:hAnsi="Consolas" w:eastAsia="Consolas" w:cs="Consolas"/>
+          <w:b w:val="0"/>
+          <w:bCs w:val="0"/>
+          <w:color w:val="D4D4D4"/>
+          <w:kern w:val="0"/>
+          <w:sz w:val="21"/>
+          <w:szCs w:val="21"/>
+          <w:shd w:val="clear" w:fill="1E1E1E"/>
+          <w:lang w:val="en-US" w:eastAsia="zh-CN" w:bidi="ar"/>
+        </w:rPr>
+        <w:t>.</w:t>
+      </w:r>
+      <w:r>
+        <w:rPr>
+          <w:rFonts w:hint="default" w:ascii="Consolas" w:hAnsi="Consolas" w:eastAsia="Consolas" w:cs="Consolas"/>
+          <w:b w:val="0"/>
+          <w:bCs w:val="0"/>
+          <w:color w:val="DCDCAA"/>
+          <w:kern w:val="0"/>
+          <w:sz w:val="21"/>
+          <w:szCs w:val="21"/>
+          <w:shd w:val="clear" w:fill="1E1E1E"/>
+          <w:lang w:val="en-US" w:eastAsia="zh-CN" w:bidi="ar"/>
+        </w:rPr>
+        <w:t>log</w:t>
+      </w:r>
+      <w:r>
+        <w:rPr>
+          <w:rFonts w:hint="default" w:ascii="Consolas" w:hAnsi="Consolas" w:eastAsia="Consolas" w:cs="Consolas"/>
+          <w:b w:val="0"/>
+          <w:bCs w:val="0"/>
+          <w:color w:val="D4D4D4"/>
+          <w:kern w:val="0"/>
+          <w:sz w:val="21"/>
+          <w:szCs w:val="21"/>
+          <w:shd w:val="clear" w:fill="1E1E1E"/>
+          <w:lang w:val="en-US" w:eastAsia="zh-CN" w:bidi="ar"/>
+        </w:rPr>
+        <w:t>(</w:t>
+      </w:r>
+      <w:r>
+        <w:rPr>
+          <w:rFonts w:hint="default" w:ascii="Consolas" w:hAnsi="Consolas" w:eastAsia="Consolas" w:cs="Consolas"/>
+          <w:b w:val="0"/>
+          <w:bCs w:val="0"/>
+          <w:color w:val="4EC9B0"/>
+          <w:kern w:val="0"/>
+          <w:sz w:val="21"/>
+          <w:szCs w:val="21"/>
+          <w:shd w:val="clear" w:fill="1E1E1E"/>
+          <w:lang w:val="en-US" w:eastAsia="zh-CN" w:bidi="ar"/>
+        </w:rPr>
+        <w:t>Array</w:t>
+      </w:r>
+      <w:r>
+        <w:rPr>
+          <w:rFonts w:hint="default" w:ascii="Consolas" w:hAnsi="Consolas" w:eastAsia="Consolas" w:cs="Consolas"/>
+          <w:b w:val="0"/>
+          <w:bCs w:val="0"/>
+          <w:color w:val="D4D4D4"/>
+          <w:kern w:val="0"/>
+          <w:sz w:val="21"/>
+          <w:szCs w:val="21"/>
+          <w:shd w:val="clear" w:fill="1E1E1E"/>
+          <w:lang w:val="en-US" w:eastAsia="zh-CN" w:bidi="ar"/>
+        </w:rPr>
+        <w:t>.</w:t>
+      </w:r>
+      <w:r>
+        <w:rPr>
+          <w:rFonts w:hint="default" w:ascii="Consolas" w:hAnsi="Consolas" w:eastAsia="Consolas" w:cs="Consolas"/>
+          <w:b w:val="0"/>
+          <w:bCs w:val="0"/>
+          <w:color w:val="DCDCAA"/>
+          <w:kern w:val="0"/>
+          <w:sz w:val="21"/>
+          <w:szCs w:val="21"/>
+          <w:shd w:val="clear" w:fill="1E1E1E"/>
+          <w:lang w:val="en-US" w:eastAsia="zh-CN" w:bidi="ar"/>
+        </w:rPr>
+        <w:t>from</w:t>
+      </w:r>
+      <w:r>
+        <w:rPr>
+          <w:rFonts w:hint="default" w:ascii="Consolas" w:hAnsi="Consolas" w:eastAsia="Consolas" w:cs="Consolas"/>
+          <w:b w:val="0"/>
+          <w:bCs w:val="0"/>
+          <w:color w:val="D4D4D4"/>
+          <w:kern w:val="0"/>
+          <w:sz w:val="21"/>
+          <w:szCs w:val="21"/>
+          <w:shd w:val="clear" w:fill="1E1E1E"/>
+          <w:lang w:val="en-US" w:eastAsia="zh-CN" w:bidi="ar"/>
+        </w:rPr>
+        <w:t>(</w:t>
+      </w:r>
+      <w:r>
+        <w:rPr>
+          <w:rFonts w:hint="default" w:ascii="Consolas" w:hAnsi="Consolas" w:eastAsia="Consolas" w:cs="Consolas"/>
+          <w:b w:val="0"/>
+          <w:bCs w:val="0"/>
+          <w:color w:val="CE9178"/>
+          <w:kern w:val="0"/>
+          <w:sz w:val="21"/>
+          <w:szCs w:val="21"/>
+          <w:shd w:val="clear" w:fill="1E1E1E"/>
+          <w:lang w:val="en-US" w:eastAsia="zh-CN" w:bidi="ar"/>
+        </w:rPr>
+        <w:t>"javascript"</w:t>
+      </w:r>
+      <w:r>
+        <w:rPr>
+          <w:rFonts w:hint="default" w:ascii="Consolas" w:hAnsi="Consolas" w:eastAsia="Consolas" w:cs="Consolas"/>
+          <w:b w:val="0"/>
+          <w:bCs w:val="0"/>
+          <w:color w:val="D4D4D4"/>
+          <w:kern w:val="0"/>
+          <w:sz w:val="21"/>
+          <w:szCs w:val="21"/>
+          <w:shd w:val="clear" w:fill="1E1E1E"/>
+          <w:lang w:val="en-US" w:eastAsia="zh-CN" w:bidi="ar"/>
+        </w:rPr>
+        <w:t xml:space="preserve">)); </w:t>
+      </w:r>
+      <w:r>
+        <w:rPr>
+          <w:rFonts w:hint="default" w:ascii="Consolas" w:hAnsi="Consolas" w:eastAsia="Consolas" w:cs="Consolas"/>
+          <w:b w:val="0"/>
+          <w:bCs w:val="0"/>
+          <w:color w:val="6A9955"/>
+          <w:kern w:val="0"/>
+          <w:sz w:val="21"/>
+          <w:szCs w:val="21"/>
+          <w:shd w:val="clear" w:fill="1E1E1E"/>
+          <w:lang w:val="en-US" w:eastAsia="zh-CN" w:bidi="ar"/>
+        </w:rPr>
+        <w:t>// [ 'j', 'a', 'v', 'a','s', 'c', 'r', 'i','p', 't' ]</w:t>
+      </w:r>
+    </w:p>
+    <w:p>
+      <w:pPr>
+        <w:keepNext w:val="0"/>
+        <w:keepLines w:val="0"/>
+        <w:widowControl/>
+        <w:suppressLineNumbers w:val="0"/>
+        <w:shd w:val="clear" w:fill="1E1E1E"/>
+        <w:spacing w:line="285" w:lineRule="atLeast"/>
+        <w:jc w:val="left"/>
+        <w:rPr>
+          <w:rFonts w:ascii="Consolas" w:hAnsi="Consolas" w:eastAsia="Consolas" w:cs="Consolas"/>
+          <w:b w:val="0"/>
+          <w:bCs w:val="0"/>
+          <w:color w:val="D4D4D4"/>
+          <w:sz w:val="21"/>
+          <w:szCs w:val="21"/>
+        </w:rPr>
+      </w:pPr>
+      <w:r>
+        <w:rPr>
+          <w:rFonts w:hint="default" w:ascii="Consolas" w:hAnsi="Consolas" w:eastAsia="Consolas" w:cs="Consolas"/>
+          <w:b w:val="0"/>
+          <w:bCs w:val="0"/>
+          <w:color w:val="9CDCFE"/>
+          <w:kern w:val="0"/>
+          <w:sz w:val="21"/>
+          <w:szCs w:val="21"/>
+          <w:shd w:val="clear" w:fill="1E1E1E"/>
+          <w:lang w:val="en-US" w:eastAsia="zh-CN" w:bidi="ar"/>
+        </w:rPr>
+        <w:t>console</w:t>
+      </w:r>
+      <w:r>
+        <w:rPr>
+          <w:rFonts w:hint="default" w:ascii="Consolas" w:hAnsi="Consolas" w:eastAsia="Consolas" w:cs="Consolas"/>
+          <w:b w:val="0"/>
+          <w:bCs w:val="0"/>
+          <w:color w:val="D4D4D4"/>
+          <w:kern w:val="0"/>
+          <w:sz w:val="21"/>
+          <w:szCs w:val="21"/>
+          <w:shd w:val="clear" w:fill="1E1E1E"/>
+          <w:lang w:val="en-US" w:eastAsia="zh-CN" w:bidi="ar"/>
+        </w:rPr>
+        <w:t>.</w:t>
+      </w:r>
+      <w:r>
+        <w:rPr>
+          <w:rFonts w:hint="default" w:ascii="Consolas" w:hAnsi="Consolas" w:eastAsia="Consolas" w:cs="Consolas"/>
+          <w:b w:val="0"/>
+          <w:bCs w:val="0"/>
+          <w:color w:val="DCDCAA"/>
+          <w:kern w:val="0"/>
+          <w:sz w:val="21"/>
+          <w:szCs w:val="21"/>
+          <w:shd w:val="clear" w:fill="1E1E1E"/>
+          <w:lang w:val="en-US" w:eastAsia="zh-CN" w:bidi="ar"/>
+        </w:rPr>
+        <w:t>log</w:t>
+      </w:r>
+      <w:r>
+        <w:rPr>
+          <w:rFonts w:hint="default" w:ascii="Consolas" w:hAnsi="Consolas" w:eastAsia="Consolas" w:cs="Consolas"/>
+          <w:b w:val="0"/>
+          <w:bCs w:val="0"/>
+          <w:color w:val="D4D4D4"/>
+          <w:kern w:val="0"/>
+          <w:sz w:val="21"/>
+          <w:szCs w:val="21"/>
+          <w:shd w:val="clear" w:fill="1E1E1E"/>
+          <w:lang w:val="en-US" w:eastAsia="zh-CN" w:bidi="ar"/>
+        </w:rPr>
+        <w:t>(</w:t>
+      </w:r>
+      <w:r>
+        <w:rPr>
+          <w:rFonts w:hint="default" w:ascii="Consolas" w:hAnsi="Consolas" w:eastAsia="Consolas" w:cs="Consolas"/>
+          <w:b w:val="0"/>
+          <w:bCs w:val="0"/>
+          <w:color w:val="4EC9B0"/>
+          <w:kern w:val="0"/>
+          <w:sz w:val="21"/>
+          <w:szCs w:val="21"/>
+          <w:shd w:val="clear" w:fill="1E1E1E"/>
+          <w:lang w:val="en-US" w:eastAsia="zh-CN" w:bidi="ar"/>
+        </w:rPr>
+        <w:t>Array</w:t>
+      </w:r>
+      <w:r>
+        <w:rPr>
+          <w:rFonts w:hint="default" w:ascii="Consolas" w:hAnsi="Consolas" w:eastAsia="Consolas" w:cs="Consolas"/>
+          <w:b w:val="0"/>
+          <w:bCs w:val="0"/>
+          <w:color w:val="D4D4D4"/>
+          <w:kern w:val="0"/>
+          <w:sz w:val="21"/>
+          <w:szCs w:val="21"/>
+          <w:shd w:val="clear" w:fill="1E1E1E"/>
+          <w:lang w:val="en-US" w:eastAsia="zh-CN" w:bidi="ar"/>
+        </w:rPr>
+        <w:t>.</w:t>
+      </w:r>
+      <w:r>
+        <w:rPr>
+          <w:rFonts w:hint="default" w:ascii="Consolas" w:hAnsi="Consolas" w:eastAsia="Consolas" w:cs="Consolas"/>
+          <w:b w:val="0"/>
+          <w:bCs w:val="0"/>
+          <w:color w:val="DCDCAA"/>
+          <w:kern w:val="0"/>
+          <w:sz w:val="21"/>
+          <w:szCs w:val="21"/>
+          <w:shd w:val="clear" w:fill="1E1E1E"/>
+          <w:lang w:val="en-US" w:eastAsia="zh-CN" w:bidi="ar"/>
+        </w:rPr>
+        <w:t>from</w:t>
+      </w:r>
+      <w:r>
+        <w:rPr>
+          <w:rFonts w:hint="default" w:ascii="Consolas" w:hAnsi="Consolas" w:eastAsia="Consolas" w:cs="Consolas"/>
+          <w:b w:val="0"/>
+          <w:bCs w:val="0"/>
+          <w:color w:val="D4D4D4"/>
+          <w:kern w:val="0"/>
+          <w:sz w:val="21"/>
+          <w:szCs w:val="21"/>
+          <w:shd w:val="clear" w:fill="1E1E1E"/>
+          <w:lang w:val="en-US" w:eastAsia="zh-CN" w:bidi="ar"/>
+        </w:rPr>
+        <w:t xml:space="preserve">({ </w:t>
+      </w:r>
+      <w:r>
+        <w:rPr>
+          <w:rFonts w:hint="default" w:ascii="Consolas" w:hAnsi="Consolas" w:eastAsia="Consolas" w:cs="Consolas"/>
+          <w:b w:val="0"/>
+          <w:bCs w:val="0"/>
+          <w:color w:val="9CDCFE"/>
+          <w:kern w:val="0"/>
+          <w:sz w:val="21"/>
+          <w:szCs w:val="21"/>
+          <w:shd w:val="clear" w:fill="1E1E1E"/>
+          <w:lang w:val="en-US" w:eastAsia="zh-CN" w:bidi="ar"/>
+        </w:rPr>
+        <w:t>name:</w:t>
+      </w:r>
+      <w:r>
+        <w:rPr>
+          <w:rFonts w:hint="default" w:ascii="Consolas" w:hAnsi="Consolas" w:eastAsia="Consolas" w:cs="Consolas"/>
+          <w:b w:val="0"/>
+          <w:bCs w:val="0"/>
+          <w:color w:val="D4D4D4"/>
+          <w:kern w:val="0"/>
+          <w:sz w:val="21"/>
+          <w:szCs w:val="21"/>
+          <w:shd w:val="clear" w:fill="1E1E1E"/>
+          <w:lang w:val="en-US" w:eastAsia="zh-CN" w:bidi="ar"/>
+        </w:rPr>
+        <w:t xml:space="preserve"> </w:t>
+      </w:r>
+      <w:r>
+        <w:rPr>
+          <w:rFonts w:hint="default" w:ascii="Consolas" w:hAnsi="Consolas" w:eastAsia="Consolas" w:cs="Consolas"/>
+          <w:b w:val="0"/>
+          <w:bCs w:val="0"/>
+          <w:color w:val="CE9178"/>
+          <w:kern w:val="0"/>
+          <w:sz w:val="21"/>
+          <w:szCs w:val="21"/>
+          <w:shd w:val="clear" w:fill="1E1E1E"/>
+          <w:lang w:val="en-US" w:eastAsia="zh-CN" w:bidi="ar"/>
+        </w:rPr>
+        <w:t>"java"</w:t>
+      </w:r>
+      <w:r>
+        <w:rPr>
+          <w:rFonts w:hint="default" w:ascii="Consolas" w:hAnsi="Consolas" w:eastAsia="Consolas" w:cs="Consolas"/>
+          <w:b w:val="0"/>
+          <w:bCs w:val="0"/>
+          <w:color w:val="D4D4D4"/>
+          <w:kern w:val="0"/>
+          <w:sz w:val="21"/>
+          <w:szCs w:val="21"/>
+          <w:shd w:val="clear" w:fill="1E1E1E"/>
+          <w:lang w:val="en-US" w:eastAsia="zh-CN" w:bidi="ar"/>
+        </w:rPr>
+        <w:t xml:space="preserve"> })); </w:t>
+      </w:r>
+      <w:r>
+        <w:rPr>
+          <w:rFonts w:hint="default" w:ascii="Consolas" w:hAnsi="Consolas" w:eastAsia="Consolas" w:cs="Consolas"/>
+          <w:b w:val="0"/>
+          <w:bCs w:val="0"/>
+          <w:color w:val="6A9955"/>
+          <w:kern w:val="0"/>
+          <w:sz w:val="21"/>
+          <w:szCs w:val="21"/>
+          <w:shd w:val="clear" w:fill="1E1E1E"/>
+          <w:lang w:val="en-US" w:eastAsia="zh-CN" w:bidi="ar"/>
+        </w:rPr>
+        <w:t>// []</w:t>
+      </w:r>
+    </w:p>
+    <w:p>
+      <w:pPr>
+        <w:rPr>
+          <w:rFonts w:hint="default" w:ascii="SimSun" w:hAnsi="SimSun" w:eastAsia="SimSun" w:cs="SimSun"/>
+          <w:b/>
+          <w:bCs/>
+          <w:sz w:val="24"/>
+          <w:szCs w:val="24"/>
+          <w:lang w:val="en-IN"/>
+        </w:rPr>
+      </w:pPr>
+    </w:p>
+    <w:p>
+      <w:pPr>
+        <w:keepNext w:val="0"/>
+        <w:keepLines w:val="0"/>
+        <w:widowControl/>
+        <w:suppressLineNumbers w:val="0"/>
+        <w:shd w:val="clear" w:fill="1E1E1E"/>
+        <w:spacing w:line="285" w:lineRule="atLeast"/>
+        <w:jc w:val="left"/>
+        <w:rPr>
+          <w:rFonts w:ascii="Consolas" w:hAnsi="Consolas" w:eastAsia="Consolas" w:cs="Consolas"/>
+          <w:b w:val="0"/>
+          <w:bCs w:val="0"/>
+          <w:color w:val="D4D4D4"/>
+          <w:sz w:val="21"/>
+          <w:szCs w:val="21"/>
+        </w:rPr>
+      </w:pPr>
+      <w:r>
+        <w:rPr>
+          <w:rFonts w:hint="default" w:ascii="Consolas" w:hAnsi="Consolas" w:eastAsia="Consolas" w:cs="Consolas"/>
+          <w:b w:val="0"/>
+          <w:bCs w:val="0"/>
+          <w:color w:val="569CD6"/>
+          <w:kern w:val="0"/>
+          <w:sz w:val="21"/>
+          <w:szCs w:val="21"/>
+          <w:shd w:val="clear" w:fill="1E1E1E"/>
+          <w:lang w:val="en-US" w:eastAsia="zh-CN" w:bidi="ar"/>
+        </w:rPr>
+        <w:t>const</w:t>
+      </w:r>
+      <w:r>
+        <w:rPr>
+          <w:rFonts w:hint="default" w:ascii="Consolas" w:hAnsi="Consolas" w:eastAsia="Consolas" w:cs="Consolas"/>
+          <w:b w:val="0"/>
+          <w:bCs w:val="0"/>
+          <w:color w:val="D4D4D4"/>
+          <w:kern w:val="0"/>
+          <w:sz w:val="21"/>
+          <w:szCs w:val="21"/>
+          <w:shd w:val="clear" w:fill="1E1E1E"/>
+          <w:lang w:val="en-US" w:eastAsia="zh-CN" w:bidi="ar"/>
+        </w:rPr>
+        <w:t xml:space="preserve"> </w:t>
+      </w:r>
+      <w:r>
+        <w:rPr>
+          <w:rFonts w:hint="default" w:ascii="Consolas" w:hAnsi="Consolas" w:eastAsia="Consolas" w:cs="Consolas"/>
+          <w:b w:val="0"/>
+          <w:bCs w:val="0"/>
+          <w:color w:val="4FC1FF"/>
+          <w:kern w:val="0"/>
+          <w:sz w:val="21"/>
+          <w:szCs w:val="21"/>
+          <w:shd w:val="clear" w:fill="1E1E1E"/>
+          <w:lang w:val="en-US" w:eastAsia="zh-CN" w:bidi="ar"/>
+        </w:rPr>
+        <w:t>score1</w:t>
+      </w:r>
+      <w:r>
+        <w:rPr>
+          <w:rFonts w:hint="default" w:ascii="Consolas" w:hAnsi="Consolas" w:eastAsia="Consolas" w:cs="Consolas"/>
+          <w:b w:val="0"/>
+          <w:bCs w:val="0"/>
+          <w:color w:val="D4D4D4"/>
+          <w:kern w:val="0"/>
+          <w:sz w:val="21"/>
+          <w:szCs w:val="21"/>
+          <w:shd w:val="clear" w:fill="1E1E1E"/>
+          <w:lang w:val="en-US" w:eastAsia="zh-CN" w:bidi="ar"/>
+        </w:rPr>
+        <w:t xml:space="preserve"> = </w:t>
+      </w:r>
+      <w:r>
+        <w:rPr>
+          <w:rFonts w:hint="default" w:ascii="Consolas" w:hAnsi="Consolas" w:eastAsia="Consolas" w:cs="Consolas"/>
+          <w:b w:val="0"/>
+          <w:bCs w:val="0"/>
+          <w:color w:val="B5CEA8"/>
+          <w:kern w:val="0"/>
+          <w:sz w:val="21"/>
+          <w:szCs w:val="21"/>
+          <w:shd w:val="clear" w:fill="1E1E1E"/>
+          <w:lang w:val="en-US" w:eastAsia="zh-CN" w:bidi="ar"/>
+        </w:rPr>
+        <w:t>100</w:t>
+      </w:r>
+      <w:r>
+        <w:rPr>
+          <w:rFonts w:hint="default" w:ascii="Consolas" w:hAnsi="Consolas" w:eastAsia="Consolas" w:cs="Consolas"/>
+          <w:b w:val="0"/>
+          <w:bCs w:val="0"/>
+          <w:color w:val="D4D4D4"/>
+          <w:kern w:val="0"/>
+          <w:sz w:val="21"/>
+          <w:szCs w:val="21"/>
+          <w:shd w:val="clear" w:fill="1E1E1E"/>
+          <w:lang w:val="en-US" w:eastAsia="zh-CN" w:bidi="ar"/>
+        </w:rPr>
+        <w:t>;</w:t>
+      </w:r>
+    </w:p>
+    <w:p>
+      <w:pPr>
+        <w:keepNext w:val="0"/>
+        <w:keepLines w:val="0"/>
+        <w:widowControl/>
+        <w:suppressLineNumbers w:val="0"/>
+        <w:shd w:val="clear" w:fill="1E1E1E"/>
+        <w:spacing w:line="285" w:lineRule="atLeast"/>
+        <w:jc w:val="left"/>
+        <w:rPr>
+          <w:rFonts w:hint="default" w:ascii="Consolas" w:hAnsi="Consolas" w:eastAsia="Consolas" w:cs="Consolas"/>
+          <w:b w:val="0"/>
+          <w:bCs w:val="0"/>
+          <w:color w:val="D4D4D4"/>
+          <w:sz w:val="21"/>
+          <w:szCs w:val="21"/>
+        </w:rPr>
+      </w:pPr>
+      <w:r>
+        <w:rPr>
+          <w:rFonts w:hint="default" w:ascii="Consolas" w:hAnsi="Consolas" w:eastAsia="Consolas" w:cs="Consolas"/>
+          <w:b w:val="0"/>
+          <w:bCs w:val="0"/>
+          <w:color w:val="569CD6"/>
+          <w:kern w:val="0"/>
+          <w:sz w:val="21"/>
+          <w:szCs w:val="21"/>
+          <w:shd w:val="clear" w:fill="1E1E1E"/>
+          <w:lang w:val="en-US" w:eastAsia="zh-CN" w:bidi="ar"/>
+        </w:rPr>
+        <w:t>const</w:t>
+      </w:r>
+      <w:r>
+        <w:rPr>
+          <w:rFonts w:hint="default" w:ascii="Consolas" w:hAnsi="Consolas" w:eastAsia="Consolas" w:cs="Consolas"/>
+          <w:b w:val="0"/>
+          <w:bCs w:val="0"/>
+          <w:color w:val="D4D4D4"/>
+          <w:kern w:val="0"/>
+          <w:sz w:val="21"/>
+          <w:szCs w:val="21"/>
+          <w:shd w:val="clear" w:fill="1E1E1E"/>
+          <w:lang w:val="en-US" w:eastAsia="zh-CN" w:bidi="ar"/>
+        </w:rPr>
+        <w:t xml:space="preserve"> </w:t>
+      </w:r>
+      <w:r>
+        <w:rPr>
+          <w:rFonts w:hint="default" w:ascii="Consolas" w:hAnsi="Consolas" w:eastAsia="Consolas" w:cs="Consolas"/>
+          <w:b w:val="0"/>
+          <w:bCs w:val="0"/>
+          <w:color w:val="4FC1FF"/>
+          <w:kern w:val="0"/>
+          <w:sz w:val="21"/>
+          <w:szCs w:val="21"/>
+          <w:shd w:val="clear" w:fill="1E1E1E"/>
+          <w:lang w:val="en-US" w:eastAsia="zh-CN" w:bidi="ar"/>
+        </w:rPr>
+        <w:t>score2</w:t>
+      </w:r>
+      <w:r>
+        <w:rPr>
+          <w:rFonts w:hint="default" w:ascii="Consolas" w:hAnsi="Consolas" w:eastAsia="Consolas" w:cs="Consolas"/>
+          <w:b w:val="0"/>
+          <w:bCs w:val="0"/>
+          <w:color w:val="D4D4D4"/>
+          <w:kern w:val="0"/>
+          <w:sz w:val="21"/>
+          <w:szCs w:val="21"/>
+          <w:shd w:val="clear" w:fill="1E1E1E"/>
+          <w:lang w:val="en-US" w:eastAsia="zh-CN" w:bidi="ar"/>
+        </w:rPr>
+        <w:t xml:space="preserve"> = </w:t>
+      </w:r>
+      <w:r>
+        <w:rPr>
+          <w:rFonts w:hint="default" w:ascii="Consolas" w:hAnsi="Consolas" w:eastAsia="Consolas" w:cs="Consolas"/>
+          <w:b w:val="0"/>
+          <w:bCs w:val="0"/>
+          <w:color w:val="B5CEA8"/>
+          <w:kern w:val="0"/>
+          <w:sz w:val="21"/>
+          <w:szCs w:val="21"/>
+          <w:shd w:val="clear" w:fill="1E1E1E"/>
+          <w:lang w:val="en-US" w:eastAsia="zh-CN" w:bidi="ar"/>
+        </w:rPr>
+        <w:t>200</w:t>
+      </w:r>
+      <w:r>
+        <w:rPr>
+          <w:rFonts w:hint="default" w:ascii="Consolas" w:hAnsi="Consolas" w:eastAsia="Consolas" w:cs="Consolas"/>
+          <w:b w:val="0"/>
+          <w:bCs w:val="0"/>
+          <w:color w:val="D4D4D4"/>
+          <w:kern w:val="0"/>
+          <w:sz w:val="21"/>
+          <w:szCs w:val="21"/>
+          <w:shd w:val="clear" w:fill="1E1E1E"/>
+          <w:lang w:val="en-US" w:eastAsia="zh-CN" w:bidi="ar"/>
+        </w:rPr>
+        <w:t>;</w:t>
+      </w:r>
+    </w:p>
+    <w:p>
+      <w:pPr>
+        <w:keepNext w:val="0"/>
+        <w:keepLines w:val="0"/>
+        <w:widowControl/>
+        <w:suppressLineNumbers w:val="0"/>
+        <w:shd w:val="clear" w:fill="1E1E1E"/>
+        <w:spacing w:line="285" w:lineRule="atLeast"/>
+        <w:jc w:val="left"/>
+        <w:rPr>
+          <w:rFonts w:hint="default" w:ascii="Consolas" w:hAnsi="Consolas" w:eastAsia="Consolas" w:cs="Consolas"/>
+          <w:b w:val="0"/>
+          <w:bCs w:val="0"/>
+          <w:color w:val="D4D4D4"/>
+          <w:sz w:val="21"/>
+          <w:szCs w:val="21"/>
+        </w:rPr>
+      </w:pPr>
+      <w:r>
+        <w:rPr>
+          <w:rFonts w:hint="default" w:ascii="Consolas" w:hAnsi="Consolas" w:eastAsia="Consolas" w:cs="Consolas"/>
+          <w:b w:val="0"/>
+          <w:bCs w:val="0"/>
+          <w:color w:val="569CD6"/>
+          <w:kern w:val="0"/>
+          <w:sz w:val="21"/>
+          <w:szCs w:val="21"/>
+          <w:shd w:val="clear" w:fill="1E1E1E"/>
+          <w:lang w:val="en-US" w:eastAsia="zh-CN" w:bidi="ar"/>
+        </w:rPr>
+        <w:t>const</w:t>
+      </w:r>
+      <w:r>
+        <w:rPr>
+          <w:rFonts w:hint="default" w:ascii="Consolas" w:hAnsi="Consolas" w:eastAsia="Consolas" w:cs="Consolas"/>
+          <w:b w:val="0"/>
+          <w:bCs w:val="0"/>
+          <w:color w:val="D4D4D4"/>
+          <w:kern w:val="0"/>
+          <w:sz w:val="21"/>
+          <w:szCs w:val="21"/>
+          <w:shd w:val="clear" w:fill="1E1E1E"/>
+          <w:lang w:val="en-US" w:eastAsia="zh-CN" w:bidi="ar"/>
+        </w:rPr>
+        <w:t xml:space="preserve"> </w:t>
+      </w:r>
+      <w:r>
+        <w:rPr>
+          <w:rFonts w:hint="default" w:ascii="Consolas" w:hAnsi="Consolas" w:eastAsia="Consolas" w:cs="Consolas"/>
+          <w:b w:val="0"/>
+          <w:bCs w:val="0"/>
+          <w:color w:val="4FC1FF"/>
+          <w:kern w:val="0"/>
+          <w:sz w:val="21"/>
+          <w:szCs w:val="21"/>
+          <w:shd w:val="clear" w:fill="1E1E1E"/>
+          <w:lang w:val="en-US" w:eastAsia="zh-CN" w:bidi="ar"/>
+        </w:rPr>
+        <w:t>score3</w:t>
+      </w:r>
+      <w:r>
+        <w:rPr>
+          <w:rFonts w:hint="default" w:ascii="Consolas" w:hAnsi="Consolas" w:eastAsia="Consolas" w:cs="Consolas"/>
+          <w:b w:val="0"/>
+          <w:bCs w:val="0"/>
+          <w:color w:val="D4D4D4"/>
+          <w:kern w:val="0"/>
+          <w:sz w:val="21"/>
+          <w:szCs w:val="21"/>
+          <w:shd w:val="clear" w:fill="1E1E1E"/>
+          <w:lang w:val="en-US" w:eastAsia="zh-CN" w:bidi="ar"/>
+        </w:rPr>
+        <w:t xml:space="preserve"> = </w:t>
+      </w:r>
+      <w:r>
+        <w:rPr>
+          <w:rFonts w:hint="default" w:ascii="Consolas" w:hAnsi="Consolas" w:eastAsia="Consolas" w:cs="Consolas"/>
+          <w:b w:val="0"/>
+          <w:bCs w:val="0"/>
+          <w:color w:val="B5CEA8"/>
+          <w:kern w:val="0"/>
+          <w:sz w:val="21"/>
+          <w:szCs w:val="21"/>
+          <w:shd w:val="clear" w:fill="1E1E1E"/>
+          <w:lang w:val="en-US" w:eastAsia="zh-CN" w:bidi="ar"/>
+        </w:rPr>
+        <w:t>300</w:t>
+      </w:r>
+      <w:r>
+        <w:rPr>
+          <w:rFonts w:hint="default" w:ascii="Consolas" w:hAnsi="Consolas" w:eastAsia="Consolas" w:cs="Consolas"/>
+          <w:b w:val="0"/>
+          <w:bCs w:val="0"/>
+          <w:color w:val="D4D4D4"/>
+          <w:kern w:val="0"/>
+          <w:sz w:val="21"/>
+          <w:szCs w:val="21"/>
+          <w:shd w:val="clear" w:fill="1E1E1E"/>
+          <w:lang w:val="en-US" w:eastAsia="zh-CN" w:bidi="ar"/>
+        </w:rPr>
+        <w:t>;</w:t>
+      </w:r>
+      <w:bookmarkStart w:id="0" w:name="_GoBack"/>
+      <w:bookmarkEnd w:id="0"/>
+    </w:p>
+    <w:p>
+      <w:pPr>
+        <w:keepNext w:val="0"/>
+        <w:keepLines w:val="0"/>
+        <w:widowControl/>
+        <w:suppressLineNumbers w:val="0"/>
+        <w:shd w:val="clear" w:fill="1E1E1E"/>
+        <w:spacing w:line="285" w:lineRule="atLeast"/>
+        <w:jc w:val="left"/>
+        <w:rPr>
+          <w:rFonts w:hint="default" w:ascii="Consolas" w:hAnsi="Consolas" w:eastAsia="Consolas" w:cs="Consolas"/>
+          <w:b w:val="0"/>
+          <w:bCs w:val="0"/>
+          <w:color w:val="D4D4D4"/>
+          <w:sz w:val="21"/>
+          <w:szCs w:val="21"/>
+        </w:rPr>
+      </w:pPr>
+      <w:r>
+        <w:rPr>
+          <w:rFonts w:hint="default" w:ascii="Consolas" w:hAnsi="Consolas" w:eastAsia="Consolas" w:cs="Consolas"/>
+          <w:b w:val="0"/>
+          <w:bCs w:val="0"/>
+          <w:color w:val="9CDCFE"/>
+          <w:kern w:val="0"/>
+          <w:sz w:val="21"/>
+          <w:szCs w:val="21"/>
+          <w:shd w:val="clear" w:fill="1E1E1E"/>
+          <w:lang w:val="en-US" w:eastAsia="zh-CN" w:bidi="ar"/>
+        </w:rPr>
+        <w:t>console</w:t>
+      </w:r>
+      <w:r>
+        <w:rPr>
+          <w:rFonts w:hint="default" w:ascii="Consolas" w:hAnsi="Consolas" w:eastAsia="Consolas" w:cs="Consolas"/>
+          <w:b w:val="0"/>
+          <w:bCs w:val="0"/>
+          <w:color w:val="D4D4D4"/>
+          <w:kern w:val="0"/>
+          <w:sz w:val="21"/>
+          <w:szCs w:val="21"/>
+          <w:shd w:val="clear" w:fill="1E1E1E"/>
+          <w:lang w:val="en-US" w:eastAsia="zh-CN" w:bidi="ar"/>
+        </w:rPr>
+        <w:t>.</w:t>
+      </w:r>
+      <w:r>
+        <w:rPr>
+          <w:rFonts w:hint="default" w:ascii="Consolas" w:hAnsi="Consolas" w:eastAsia="Consolas" w:cs="Consolas"/>
+          <w:b w:val="0"/>
+          <w:bCs w:val="0"/>
+          <w:color w:val="DCDCAA"/>
+          <w:kern w:val="0"/>
+          <w:sz w:val="21"/>
+          <w:szCs w:val="21"/>
+          <w:shd w:val="clear" w:fill="1E1E1E"/>
+          <w:lang w:val="en-US" w:eastAsia="zh-CN" w:bidi="ar"/>
+        </w:rPr>
+        <w:t>log</w:t>
+      </w:r>
+      <w:r>
+        <w:rPr>
+          <w:rFonts w:hint="default" w:ascii="Consolas" w:hAnsi="Consolas" w:eastAsia="Consolas" w:cs="Consolas"/>
+          <w:b w:val="0"/>
+          <w:bCs w:val="0"/>
+          <w:color w:val="D4D4D4"/>
+          <w:kern w:val="0"/>
+          <w:sz w:val="21"/>
+          <w:szCs w:val="21"/>
+          <w:shd w:val="clear" w:fill="1E1E1E"/>
+          <w:lang w:val="en-US" w:eastAsia="zh-CN" w:bidi="ar"/>
+        </w:rPr>
+        <w:t>(</w:t>
+      </w:r>
+      <w:r>
+        <w:rPr>
+          <w:rFonts w:hint="default" w:ascii="Consolas" w:hAnsi="Consolas" w:eastAsia="Consolas" w:cs="Consolas"/>
+          <w:b w:val="0"/>
+          <w:bCs w:val="0"/>
+          <w:color w:val="4EC9B0"/>
+          <w:kern w:val="0"/>
+          <w:sz w:val="21"/>
+          <w:szCs w:val="21"/>
+          <w:shd w:val="clear" w:fill="1E1E1E"/>
+          <w:lang w:val="en-US" w:eastAsia="zh-CN" w:bidi="ar"/>
+        </w:rPr>
+        <w:t>Array</w:t>
+      </w:r>
+      <w:r>
+        <w:rPr>
+          <w:rFonts w:hint="default" w:ascii="Consolas" w:hAnsi="Consolas" w:eastAsia="Consolas" w:cs="Consolas"/>
+          <w:b w:val="0"/>
+          <w:bCs w:val="0"/>
+          <w:color w:val="D4D4D4"/>
+          <w:kern w:val="0"/>
+          <w:sz w:val="21"/>
+          <w:szCs w:val="21"/>
+          <w:shd w:val="clear" w:fill="1E1E1E"/>
+          <w:lang w:val="en-US" w:eastAsia="zh-CN" w:bidi="ar"/>
+        </w:rPr>
+        <w:t>.</w:t>
+      </w:r>
+      <w:r>
+        <w:rPr>
+          <w:rFonts w:hint="default" w:ascii="Consolas" w:hAnsi="Consolas" w:eastAsia="Consolas" w:cs="Consolas"/>
+          <w:b w:val="0"/>
+          <w:bCs w:val="0"/>
+          <w:color w:val="DCDCAA"/>
+          <w:kern w:val="0"/>
+          <w:sz w:val="21"/>
+          <w:szCs w:val="21"/>
+          <w:shd w:val="clear" w:fill="1E1E1E"/>
+          <w:lang w:val="en-US" w:eastAsia="zh-CN" w:bidi="ar"/>
+        </w:rPr>
+        <w:t>of</w:t>
+      </w:r>
+      <w:r>
+        <w:rPr>
+          <w:rFonts w:hint="default" w:ascii="Consolas" w:hAnsi="Consolas" w:eastAsia="Consolas" w:cs="Consolas"/>
+          <w:b w:val="0"/>
+          <w:bCs w:val="0"/>
+          <w:color w:val="D4D4D4"/>
+          <w:kern w:val="0"/>
+          <w:sz w:val="21"/>
+          <w:szCs w:val="21"/>
+          <w:shd w:val="clear" w:fill="1E1E1E"/>
+          <w:lang w:val="en-US" w:eastAsia="zh-CN" w:bidi="ar"/>
+        </w:rPr>
+        <w:t>(</w:t>
+      </w:r>
+      <w:r>
+        <w:rPr>
+          <w:rFonts w:hint="default" w:ascii="Consolas" w:hAnsi="Consolas" w:eastAsia="Consolas" w:cs="Consolas"/>
+          <w:b w:val="0"/>
+          <w:bCs w:val="0"/>
+          <w:color w:val="4FC1FF"/>
+          <w:kern w:val="0"/>
+          <w:sz w:val="21"/>
+          <w:szCs w:val="21"/>
+          <w:shd w:val="clear" w:fill="1E1E1E"/>
+          <w:lang w:val="en-US" w:eastAsia="zh-CN" w:bidi="ar"/>
+        </w:rPr>
+        <w:t>score1</w:t>
+      </w:r>
+      <w:r>
+        <w:rPr>
+          <w:rFonts w:hint="default" w:ascii="Consolas" w:hAnsi="Consolas" w:eastAsia="Consolas" w:cs="Consolas"/>
+          <w:b w:val="0"/>
+          <w:bCs w:val="0"/>
+          <w:color w:val="D4D4D4"/>
+          <w:kern w:val="0"/>
+          <w:sz w:val="21"/>
+          <w:szCs w:val="21"/>
+          <w:shd w:val="clear" w:fill="1E1E1E"/>
+          <w:lang w:val="en-US" w:eastAsia="zh-CN" w:bidi="ar"/>
+        </w:rPr>
+        <w:t xml:space="preserve">, </w:t>
+      </w:r>
+      <w:r>
+        <w:rPr>
+          <w:rFonts w:hint="default" w:ascii="Consolas" w:hAnsi="Consolas" w:eastAsia="Consolas" w:cs="Consolas"/>
+          <w:b w:val="0"/>
+          <w:bCs w:val="0"/>
+          <w:color w:val="4FC1FF"/>
+          <w:kern w:val="0"/>
+          <w:sz w:val="21"/>
+          <w:szCs w:val="21"/>
+          <w:shd w:val="clear" w:fill="1E1E1E"/>
+          <w:lang w:val="en-US" w:eastAsia="zh-CN" w:bidi="ar"/>
+        </w:rPr>
+        <w:t>score2</w:t>
+      </w:r>
+      <w:r>
+        <w:rPr>
+          <w:rFonts w:hint="default" w:ascii="Consolas" w:hAnsi="Consolas" w:eastAsia="Consolas" w:cs="Consolas"/>
+          <w:b w:val="0"/>
+          <w:bCs w:val="0"/>
+          <w:color w:val="D4D4D4"/>
+          <w:kern w:val="0"/>
+          <w:sz w:val="21"/>
+          <w:szCs w:val="21"/>
+          <w:shd w:val="clear" w:fill="1E1E1E"/>
+          <w:lang w:val="en-US" w:eastAsia="zh-CN" w:bidi="ar"/>
+        </w:rPr>
+        <w:t xml:space="preserve">, </w:t>
+      </w:r>
+      <w:r>
+        <w:rPr>
+          <w:rFonts w:hint="default" w:ascii="Consolas" w:hAnsi="Consolas" w:eastAsia="Consolas" w:cs="Consolas"/>
+          <w:b w:val="0"/>
+          <w:bCs w:val="0"/>
+          <w:color w:val="4FC1FF"/>
+          <w:kern w:val="0"/>
+          <w:sz w:val="21"/>
+          <w:szCs w:val="21"/>
+          <w:shd w:val="clear" w:fill="1E1E1E"/>
+          <w:lang w:val="en-US" w:eastAsia="zh-CN" w:bidi="ar"/>
+        </w:rPr>
+        <w:t>score3</w:t>
+      </w:r>
+      <w:r>
+        <w:rPr>
+          <w:rFonts w:hint="default" w:ascii="Consolas" w:hAnsi="Consolas" w:eastAsia="Consolas" w:cs="Consolas"/>
+          <w:b w:val="0"/>
+          <w:bCs w:val="0"/>
+          <w:color w:val="D4D4D4"/>
+          <w:kern w:val="0"/>
+          <w:sz w:val="21"/>
+          <w:szCs w:val="21"/>
+          <w:shd w:val="clear" w:fill="1E1E1E"/>
+          <w:lang w:val="en-US" w:eastAsia="zh-CN" w:bidi="ar"/>
+        </w:rPr>
+        <w:t xml:space="preserve">)); </w:t>
+      </w:r>
+      <w:r>
+        <w:rPr>
+          <w:rFonts w:hint="default" w:ascii="Consolas" w:hAnsi="Consolas" w:eastAsia="Consolas" w:cs="Consolas"/>
+          <w:b w:val="0"/>
+          <w:bCs w:val="0"/>
+          <w:color w:val="6A9955"/>
+          <w:kern w:val="0"/>
+          <w:sz w:val="21"/>
+          <w:szCs w:val="21"/>
+          <w:shd w:val="clear" w:fill="1E1E1E"/>
+          <w:lang w:val="en-US" w:eastAsia="zh-CN" w:bidi="ar"/>
+        </w:rPr>
+        <w:t>// [ 100, 200, 300 ]</w:t>
       </w:r>
     </w:p>
     <w:p>
